--- a/manuscript/CyFj11.v2.docx
+++ b/manuscript/CyFj11.v2.docx
@@ -20,7 +20,7 @@
         <w:rPr>
           <w:noProof/>
         </w:rPr>
-        <w:pict w14:anchorId="4DC73D7C">
+        <w:pict w14:anchorId="4CCE1507">
           <v:rect id="_x0000_i1042" alt="" style="width:451.3pt;height:.05pt;mso-width-percent:0;mso-height-percent:0;mso-width-percent:0;mso-height-percent:0" o:hralign="center" o:hrstd="t" o:hr="t"/>
         </w:pict>
       </w:r>
@@ -511,7 +511,7 @@
         <w:rPr>
           <w:noProof/>
         </w:rPr>
-        <w:pict w14:anchorId="5A2A0669">
+        <w:pict w14:anchorId="171DECAE">
           <v:rect id="_x0000_i1041" alt="" style="width:451.3pt;height:.05pt;mso-width-percent:0;mso-height-percent:0;mso-width-percent:0;mso-height-percent:0" o:hralign="center" o:hrstd="t" o:hr="t"/>
         </w:pict>
       </w:r>
@@ -596,7 +596,7 @@
         <w:rPr>
           <w:noProof/>
         </w:rPr>
-        <w:pict w14:anchorId="0CC4986B">
+        <w:pict w14:anchorId="0A2629C6">
           <v:rect id="_x0000_i1040" alt="" style="width:451.3pt;height:.05pt;mso-width-percent:0;mso-height-percent:0;mso-width-percent:0;mso-height-percent:0" o:hralign="center" o:hrstd="t" o:hr="t"/>
         </w:pict>
       </w:r>
@@ -689,7 +689,7 @@
         <w:fldChar w:fldCharType="begin"/>
       </w:r>
       <w:r>
-        <w:instrText xml:space="preserve"> ADDIN ZOTERO_ITEM CSL_CITATION {"citationID":"HLLONWvv","properties":{"unsorted":false,"formattedCitation":"(2)","plainCitation":"(2)","noteIndex":0},"citationItems":[{"id":19654,"uris":["http://zotero.org/groups/2522180/items/PH4CETA5"],"itemData":{"id":19654,"type":"software","publisher":"Becton, Dickinson and Companay","title":"FlowJo TM","version":"10&amp;11"}}],"schema":"https://github.com/citation-style-language/schema/raw/master/csl-citation.json"} </w:instrText>
+        <w:instrText xml:space="preserve"> ADDIN ZOTERO_ITEM CSL_CITATION {"citationID":"HLLONWvv","properties":{"unsorted":false,"formattedCitation":"(2)","plainCitation":"(2)","noteIndex":0},"citationItems":[{"id":19654,"uris":["http://zotero.org/groups/2522180/items/PH4CETA5"],"itemData":{"id":19654,"type":"software","publisher":"Becton, Dickinson and Companay","title":"FlowJo TM, version 10 &amp; 11","version":"10&amp;11"}}],"schema":"https://github.com/citation-style-language/schema/raw/master/csl-citation.json"} </w:instrText>
       </w:r>
       <w:r>
         <w:fldChar w:fldCharType="separate"/>
@@ -1919,7 +1919,13 @@
               <w:pStyle w:val="NormalWeb"/>
             </w:pPr>
             <w:r>
-              <w:t>Yes</w:t>
+              <w:t>NA</w:t>
+            </w:r>
+            <w:r>
+              <w:rPr>
+                <w:vertAlign w:val="superscript"/>
+              </w:rPr>
+              <w:t>c</w:t>
             </w:r>
           </w:p>
         </w:tc>
@@ -2138,7 +2144,7 @@
               <w:rPr>
                 <w:vertAlign w:val="superscript"/>
               </w:rPr>
-              <w:t>c</w:t>
+              <w:t>d</w:t>
             </w:r>
           </w:p>
         </w:tc>
@@ -2214,13 +2220,31 @@
         <w:t>b</w:t>
       </w:r>
       <w:r>
-        <w:t xml:space="preserve"> Quadrant gates have no direct v10 equivalent and are excluded from export with a warning. </w:t>
+        <w:t xml:space="preserve"> Quadrant gates have no direct v10 equivalent and are excluded from export with a warning.</w:t>
+      </w:r>
+      <w:r>
+        <w:t xml:space="preserve"> </w:t>
       </w:r>
       <w:r>
         <w:rPr>
           <w:vertAlign w:val="superscript"/>
         </w:rPr>
         <w:t>c</w:t>
+      </w:r>
+      <w:r>
+        <w:t xml:space="preserve"> </w:t>
+      </w:r>
+      <w:r>
+        <w:t>FlowJo 11 natively supports three transformation types for gating and visualization: linear, logarithmic, and biexponential (BiEx). While alternative transformations such as inverse hyperbolic sine (arcsinh/fasinh) are supported in FlowJo 10 and can be partially recognized in FlowJo 11, their behavior and serialization in the FlowJo 11 format may differ from the source analysis.</w:t>
+      </w:r>
+      <w:r>
+        <w:t xml:space="preserve"> </w:t>
+      </w:r>
+      <w:r>
+        <w:rPr>
+          <w:vertAlign w:val="superscript"/>
+        </w:rPr>
+        <w:t>d</w:t>
       </w:r>
       <w:r>
         <w:t xml:space="preserve"> Per-sample gate variations are not expressible in v10 format; the group-level gate is used.</w:t>
@@ -2501,7 +2525,7 @@
           <w:szCs w:val="24"/>
           <w:lang w:val="en-FR" w:eastAsia="en-GB"/>
         </w:rPr>
-        <w:pict w14:anchorId="202225D5">
+        <w:pict w14:anchorId="15056CBA">
           <v:rect id="_x0000_i1039" alt="" style="width:451.3pt;height:.05pt;mso-width-percent:0;mso-height-percent:0;mso-width-percent:0;mso-height-percent:0" o:hralign="center" o:hrstd="t" o:hr="t" fillcolor="#a0a0a0" stroked="f"/>
         </w:pict>
       </w:r>
@@ -2515,6 +2539,7 @@
         </w:rPr>
       </w:pPr>
       <w:r>
+        <w:lastRenderedPageBreak/>
         <w:t>Results</w:t>
       </w:r>
     </w:p>
@@ -2523,1270 +2548,902 @@
         <w:pStyle w:val="NormalWeb"/>
       </w:pPr>
       <w:r>
-        <w:t xml:space="preserve">We validated CyFj11 using 13 structured test scenarios designed to exercise all supported gate types and transformations in isolation and in combination (Table 2; full descriptions in </w:t>
-      </w:r>
-      <w:r>
+        <w:t xml:space="preserve">We validated CyFj11 using 13 structured test scenarios designed to exercise all supported gate types and transformations in isolation and in combination </w:t>
+      </w:r>
+      <w:r>
+        <w:t>(full descriptions in Supplementary File 2).</w:t>
+      </w:r>
+      <w:r>
+        <w:t xml:space="preserve"> We selected these scenarios to cover all supported gate types (rectangle, polygon, ellipsoid, range, quadrant, boolean) in isolation and in combination with each transformation type (linear, biexponential, log, arcsinh). Scenarios were designed to exercise edge cases including hierarchical gating, Boolean combinations, and mixed transformation workflows.</w:t>
+      </w:r>
+    </w:p>
+    <w:p>
+      <w:pPr>
+        <w:pStyle w:val="NormalWeb"/>
+      </w:pPr>
+      <w:r>
+        <w:t>For each scenario, synthetic FCS files were generated in R using flowCore and flowWorkspace functions. A GatingSet was constructed and then exported to a FlowJo v10 (FJ10) workspace file using export_flowjo10_workspace(). These exported FJ10 workspace files were subsequently opened in both FlowJo v10 and FlowJo v11, and cell population counts were manually collected from the hierarchy panel for comparison against the R-derived ground truth.</w:t>
+      </w:r>
+      <w:r>
+        <w:t xml:space="preserve"> </w:t>
+      </w:r>
+      <w:r>
+        <w:t>Source code, t</w:t>
+      </w:r>
+      <w:r>
+        <w:t xml:space="preserve">est workspaces, FCS files, and analysis scripts are deposited at </w:t>
+      </w:r>
+      <w:r>
+        <w:t>https://doi.org/10.5281/zenodo.20933199</w:t>
+      </w:r>
+      <w:r>
+        <w:t>.</w:t>
+      </w:r>
+    </w:p>
+    <w:p>
+      <w:pPr>
+        <w:pStyle w:val="Heading2"/>
+        <w:rPr>
+          <w:lang w:val="en-US"/>
+        </w:rPr>
+      </w:pPr>
+      <w:r>
+        <w:rPr>
+          <w:lang w:val="en-US"/>
+        </w:rPr>
+        <w:t>Population Count and Coordinate Preservation</w:t>
+      </w:r>
+    </w:p>
+    <w:p>
+      <w:pPr>
+        <w:rPr>
+          <w:lang w:val="en-FR"/>
+        </w:rPr>
+      </w:pPr>
+      <w:r>
+        <w:rPr>
+          <w:lang w:val="en-FR"/>
+        </w:rPr>
+        <w:t xml:space="preserve">To validate data fidelity, population counts from the exported workspaces were compared against the original R GatingSet objects. Across the 13 validation scenarios, population counts showed high preservation in both FlowJo versions. In FlowJo v10, 29 of 35 populations (82.9%) exhibited exact agreement with R. The remaining six populations differed by a maximum of 14 cells (0.30% absolute difference). Similar results were observed in FlowJo v11 (Table 1; Supplementary </w:t>
+      </w:r>
+      <w:r>
+        <w:rPr>
+          <w:lang w:val="en-FR"/>
+        </w:rPr>
+        <w:t>File 2</w:t>
+      </w:r>
+      <w:r>
+        <w:rPr>
+          <w:lang w:val="en-FR"/>
+        </w:rPr>
+        <w:t>). These minor discrepancies are attributed to floating-point variations in geometric evaluation between the R and FlowJo platforms.</w:t>
+      </w:r>
+    </w:p>
+    <w:p>
+      <w:pPr>
+        <w:rPr>
+          <w:lang w:val="en-FR"/>
+        </w:rPr>
+      </w:pPr>
+    </w:p>
+    <w:p>
+      <w:pPr>
+        <w:rPr>
+          <w:lang w:val="en-FR"/>
+        </w:rPr>
+      </w:pPr>
+      <w:r>
+        <w:rPr>
+          <w:lang w:val="en-FR"/>
+        </w:rPr>
+        <w:t xml:space="preserve">Geometric accuracy was confirmed by extracting gate boundary coordinates from the exported XML files. Across test scenarios covering linear, biexponential, log, and arcsinh transformations, all gate coordinates matched the original R definitions with </w:t>
+      </w:r>
+      <w:r>
+        <w:rPr>
+          <w:lang w:val="en-FR"/>
+        </w:rPr>
+        <w:t xml:space="preserve">no </w:t>
+      </w:r>
+      <w:r>
+        <w:rPr>
+          <w:lang w:val="en-FR"/>
+        </w:rPr>
+        <w:t>deviation. While R-side coordinates are preserved exactly in the XML, minor visual discrepancies in gate positioning may occur within the FlowJo interface due to platform-specific interpretations of transform parameters.</w:t>
+      </w:r>
+    </w:p>
+    <w:p>
+      <w:pPr>
+        <w:rPr>
+          <w:lang w:val="en-FR"/>
+        </w:rPr>
+      </w:pPr>
+    </w:p>
+    <w:p>
+      <w:pPr>
+        <w:pStyle w:val="Heading2"/>
+      </w:pPr>
+      <w:r>
+        <w:t>5.2. Standards Compliance</w:t>
+      </w:r>
+    </w:p>
+    <w:p>
+      <w:pPr>
+        <w:rPr>
+          <w:lang w:val="en-FR"/>
+        </w:rPr>
+      </w:pPr>
+      <w:r>
+        <w:rPr>
+          <w:lang w:val="en-FR"/>
+        </w:rPr>
+        <w:t>Structural conformance to the Gating-ML 2.0</w:t>
+      </w:r>
+      <w:r>
+        <w:rPr>
+          <w:lang w:val="en-FR"/>
+        </w:rPr>
+        <w:t xml:space="preserve"> </w:t>
+      </w:r>
+      <w:r>
+        <w:rPr>
+          <w:lang w:val="en-FR"/>
+        </w:rPr>
+        <w:fldChar w:fldCharType="begin"/>
+      </w:r>
+      <w:r>
+        <w:rPr>
+          <w:lang w:val="en-FR"/>
+        </w:rPr>
+        <w:instrText xml:space="preserve"> ADDIN ZOTERO_ITEM CSL_CITATION {"citationID":"Nsglhwfk","properties":{"unsorted":false,"formattedCitation":"(8)","plainCitation":"(8)","noteIndex":0},"citationItems":[{"id":19667,"uris":["http://zotero.org/groups/2522180/items/QU8IRNNN"],"itemData":{"id":19667,"type":"article-journal","abstract":"Abstract\n            A fundamental tenet of scientific research is that published results are open to independent validation and refutation. Minimum data standards aid data providers, users, and publishers by providing a specification of what is required to unambiguously interpret experimental findings. Here, we present the Minimum Information about a Flow Cytometry Experiment (MIFlowCyt) standard, stating the minimum information required to report flow cytometry (FCM) experiments. We brought together a cross</w:instrText>
+      </w:r>
+      <w:r>
+        <w:rPr>
+          <w:rFonts w:ascii="Cambria Math" w:hAnsi="Cambria Math" w:cs="Cambria Math"/>
+          <w:lang w:val="en-FR"/>
+        </w:rPr>
+        <w:instrText>‐</w:instrText>
+      </w:r>
+      <w:r>
+        <w:rPr>
+          <w:lang w:val="en-FR"/>
+        </w:rPr>
+        <w:instrText>disciplinary international collaborative group of bioinformaticians, computational statisticians, software developers, instrument manufacturers, and clinical and basic research scientists to develop the standard. The standard was subsequently vetted by the International Society for Advancement of Cytometry (ISAC) Data Standards Task Force, Standards Committee, membership, and Council. The MIFlowCyt standard includes recommendations about descriptions of the specimens and reagents included in the FCM experiment, the configuration of the instrument used to perform the assays, and the data processing approaches used to interpret the primary output data. MIFlowCyt has been adopted as a standard by ISAC, representing the FCM scientific community including scientists as well as software and hardware manufacturers. Adoptionof MIFlowCyt by the scientific and publishing communities will facilitate third</w:instrText>
+      </w:r>
+      <w:r>
+        <w:rPr>
+          <w:rFonts w:ascii="Cambria Math" w:hAnsi="Cambria Math" w:cs="Cambria Math"/>
+          <w:lang w:val="en-FR"/>
+        </w:rPr>
+        <w:instrText>‐</w:instrText>
+      </w:r>
+      <w:r>
+        <w:rPr>
+          <w:lang w:val="en-FR"/>
+        </w:rPr>
+        <w:instrText>party understanding and reuse of FCM data. © 2008 International Society for Advancement of Cytometry","container-title":"Cytometry Part A","DOI":"10.1002/cyto.a.20623","ISSN":"1552-4922, 1552-4930","issue":"10","journalAbbreviation":"Cytometry Pt A","language":"en","license":"http://onlinelibrary.wiley.com/termsAndConditions#vor","page":"926-930","source":"DOI.org (Crossref)","title":"MIFlowCyt: The minimum information about a flow cytometry experiment","title-short":"MIFlowCyt","volume":"73A","author":[{"family":"Lee","given":"Jamie A."},{"family":"Spidlen","given":"Josef"},{"family":"Boyce","given":"Keith"},{"family":"Cai","given":"Jennifer"},{"family":"Crosbie","given":"Nicholas"},{"family":"Dalphin","given":"Mark"},{"family":"Furlong","given":"Jeff"},{"family":"Gasparetto","given":"Maura"},{"family":"Goldberg","given":"Michael"},{"family":"Goralczyk","given":"Elizabeth M."},{"family":"Hyun","given":"Bill"},{"family":"Jansen","given":"Kirstin"},{"family":"Kollmann","given":"Tobias"},{"family":"Kong","given":"Megan"},{"family":"Leif","given":"Robert"},{"family":"McWeeney","given":"Shannon"},{"family":"Moloshok","given":"Thomas D."},{"family":"Moore","given":"Wayne"},{"family":"Nolan","given":"Garry"},{"family":"Nolan","given":"John"},{"family":"Nikolich</w:instrText>
+      </w:r>
+      <w:r>
+        <w:rPr>
+          <w:rFonts w:ascii="Cambria Math" w:hAnsi="Cambria Math" w:cs="Cambria Math"/>
+          <w:lang w:val="en-FR"/>
+        </w:rPr>
+        <w:instrText>‐</w:instrText>
+      </w:r>
+      <w:r>
+        <w:rPr>
+          <w:lang w:val="en-FR"/>
+        </w:rPr>
+        <w:instrText xml:space="preserve">Zugich","given":"Janko"},{"family":"Parrish","given":"David"},{"family":"Purcell","given":"Barclay"},{"family":"Qian","given":"Yu"},{"family":"Selvaraj","given":"Biruntha"},{"family":"Smith","given":"Clayton"},{"family":"Tchuvatkina","given":"Olga"},{"family":"Wertheimer","given":"Anne"},{"family":"Wilkinson","given":"Peter"},{"family":"Wilson","given":"Christopher"},{"family":"Wood","given":"James"},{"family":"Zigon","given":"Robert"},{"family":"Scheuermann","given":"Richard H."},{"family":"Brinkman","given":"Ryan R."}],"issued":{"date-parts":[["2008",10]]}}}],"schema":"https://github.com/citation-style-language/schema/raw/master/csl-citation.json"} </w:instrText>
+      </w:r>
+      <w:r>
+        <w:rPr>
+          <w:lang w:val="en-FR"/>
+        </w:rPr>
+        <w:fldChar w:fldCharType="separate"/>
+      </w:r>
+      <w:r>
+        <w:rPr>
+          <w:noProof/>
+          <w:lang w:val="en-FR"/>
+        </w:rPr>
+        <w:t>(8)</w:t>
+      </w:r>
+      <w:r>
+        <w:rPr>
+          <w:lang w:val="en-FR"/>
+        </w:rPr>
+        <w:fldChar w:fldCharType="end"/>
+      </w:r>
+      <w:r>
+        <w:rPr>
+          <w:lang w:val="en-FR"/>
+        </w:rPr>
+        <w:t xml:space="preserve"> specification was assessed via namespace verification and element attribute checks. All 50 applicable structural checks passed across the 13 test workspaces, confirming correct usage of gate elements (Rectangle, Polygon, Ellipsoid) and transformation definitions (Table 2).</w:t>
+      </w:r>
+    </w:p>
+    <w:p>
+      <w:pPr>
+        <w:rPr>
+          <w:lang w:val="en-FR"/>
+        </w:rPr>
+      </w:pPr>
+    </w:p>
+    <w:p>
+      <w:pPr>
+        <w:rPr>
+          <w:lang w:val="en-FR"/>
+        </w:rPr>
+      </w:pPr>
+      <w:r>
+        <w:rPr>
+          <w:lang w:val="en-FR"/>
+        </w:rPr>
+        <w:t>Strict validation against the official Gating-ML 2.0 XSD schema failed for both CyFj11 exports and authentic FlowJo v10 workspaces. This failure stems from FlowJo v10's use of proprietary transformation element names (e.g., transforms:biex) rather than the standard &lt;transforms:transformation&gt; wrapper. As CyFj11 replicates the native FlowJo format, this deviation is inherent to the target software rather than a deficiency of the export tool.</w:t>
+      </w:r>
+    </w:p>
+    <w:p>
+      <w:pPr>
+        <w:rPr>
+          <w:lang w:val="en-FR"/>
+        </w:rPr>
+      </w:pPr>
+    </w:p>
+    <w:p>
+      <w:pPr>
+        <w:rPr>
+          <w:lang w:val="en-FR"/>
+        </w:rPr>
+      </w:pPr>
+      <w:r>
+        <w:rPr>
+          <w:lang w:val="en-FR"/>
+        </w:rPr>
+        <w:t xml:space="preserve">Regarding MIFlowCyt compliance, CyFj11 fully preserves all metadata within the scope of a gating workspace, including gate definitions, compensation matrices, transformation parameters, and FCS keywords. Metadata fields external to the workspace file (e.g., </w:t>
+      </w:r>
+      <w:r>
+        <w:rPr>
+          <w:lang w:val="en-FR"/>
+        </w:rPr>
         <w:lastRenderedPageBreak/>
-        <w:t>Supplementary File 2). We selected these scenarios to cover all supported gate types (rectangle, polygon, ellipsoid, range, quadrant, boolean) in isolation and in combination with each transformation type (linear, biexponential, log, arcsinh). Scenarios were designed to exercise edge cases including hierarchical gating, Boolean combinations, and mixed transformation workflows.</w:t>
-      </w:r>
-    </w:p>
-    <w:p>
-      <w:pPr>
-        <w:pStyle w:val="NormalWeb"/>
-      </w:pPr>
-      <w:r>
-        <w:t xml:space="preserve">For each scenario, synthetic FCS files were generated, a FlowJo v11 workspace was constructed programmatically, converted to a GatingSet via </w:t>
-      </w:r>
-      <w:r>
-        <w:rPr>
-          <w:rStyle w:val="HTMLCode"/>
-        </w:rPr>
-        <w:t>fj11_to_gatingset()</w:t>
-      </w:r>
-      <w:r>
-        <w:t xml:space="preserve">, and exported to v10 format via </w:t>
-      </w:r>
-      <w:r>
-        <w:rPr>
-          <w:rStyle w:val="HTMLCode"/>
-        </w:rPr>
-        <w:t>export_flowjo10_workspace()</w:t>
-      </w:r>
-      <w:r>
-        <w:t>. Population counts from R were taken as the ground truth for each scenario. FlowJo-side validation (opening the exported v10 workspace in FlowJo and comparing reported counts) is described below.</w:t>
-      </w:r>
-    </w:p>
-    <w:p>
-      <w:pPr>
-        <w:pStyle w:val="NormalWeb"/>
-      </w:pPr>
-      <w:r>
-        <w:t>Source code, t</w:t>
-      </w:r>
-      <w:r>
-        <w:t xml:space="preserve">est workspaces, FCS files, and analysis scripts are deposited at </w:t>
-      </w:r>
-      <w:r>
-        <w:t>https://doi.org/10.5281/zenodo.20933199</w:t>
-      </w:r>
-      <w:r>
-        <w:t>.</w:t>
-      </w:r>
-    </w:p>
-    <w:p>
-      <w:pPr>
-        <w:pStyle w:val="Heading2"/>
-        <w:rPr>
-          <w:lang w:val="en-US"/>
-        </w:rPr>
-      </w:pPr>
-      <w:r>
-        <w:rPr>
-          <w:lang w:val="en-US"/>
-        </w:rPr>
-        <w:t>Population Count Preservation — R-Side Baseline</w:t>
-      </w:r>
-    </w:p>
-    <w:p>
-      <w:pPr>
-        <w:pStyle w:val="NormalWeb"/>
-      </w:pPr>
-      <w:r>
-        <w:t>Table 2 reports the population counts produced by R for each test scenario. These serve as the expected values for downstream FlowJo comparison. Of the 13 validation scenarios, 8 representative scenarios covering all major gate types are shown; complete results for all scenarios are provided in Supplementary Table S1.</w:t>
-      </w:r>
-    </w:p>
-    <w:p>
-      <w:pPr>
-        <w:pStyle w:val="NormalWeb"/>
-      </w:pPr>
-      <w:r>
-        <w:rPr>
-          <w:rStyle w:val="Strong"/>
-        </w:rPr>
-        <w:t>Table 2. Population counts from R GatingSet across 13 validation scenarios.</w:t>
-      </w:r>
+        <w:t>instrument configuration, antibody catalog numbers) remain the responsibility of the user to curate.</w:t>
+      </w:r>
+    </w:p>
+    <w:p>
+      <w:pPr>
+        <w:rPr>
+          <w:lang w:val="en-FR"/>
+        </w:rPr>
+      </w:pPr>
+    </w:p>
+    <w:p>
+      <w:pPr>
+        <w:rPr>
+          <w:lang w:val="en-FR"/>
+        </w:rPr>
+      </w:pPr>
+      <w:r>
+        <w:rPr>
+          <w:lang w:val="en-FR"/>
+        </w:rPr>
+        <w:t xml:space="preserve">Table 2: </w:t>
+      </w:r>
+      <w:r>
+        <w:rPr>
+          <w:lang w:val="en-FR"/>
+        </w:rPr>
+        <w:t>Summary of Population Count Accuracy vs. R Ground Truth</w:t>
+      </w:r>
+    </w:p>
+    <w:p>
+      <w:pPr>
+        <w:rPr>
+          <w:lang w:val="en-FR"/>
+        </w:rPr>
+      </w:pPr>
     </w:p>
     <w:tbl>
       <w:tblPr>
-        <w:tblW w:w="0" w:type="auto"/>
-        <w:tblCellSpacing w:w="15" w:type="dxa"/>
-        <w:tblCellMar>
-          <w:top w:w="15" w:type="dxa"/>
-          <w:left w:w="15" w:type="dxa"/>
-          <w:bottom w:w="15" w:type="dxa"/>
-          <w:right w:w="15" w:type="dxa"/>
-        </w:tblCellMar>
-        <w:tblLook w:val="04A0" w:firstRow="1" w:lastRow="0" w:firstColumn="1" w:lastColumn="0" w:noHBand="0" w:noVBand="1"/>
+        <w:tblStyle w:val="PlainTable3"/>
+        <w:tblW w:w="9214" w:type="dxa"/>
+        <w:tblLook w:val="06A0" w:firstRow="1" w:lastRow="0" w:firstColumn="1" w:lastColumn="0" w:noHBand="1" w:noVBand="1"/>
       </w:tblPr>
       <w:tblGrid>
-        <w:gridCol w:w="515"/>
-        <w:gridCol w:w="3368"/>
-        <w:gridCol w:w="1407"/>
-        <w:gridCol w:w="2249"/>
-        <w:gridCol w:w="1533"/>
+        <w:gridCol w:w="3119"/>
+        <w:gridCol w:w="1984"/>
+        <w:gridCol w:w="1701"/>
+        <w:gridCol w:w="2410"/>
       </w:tblGrid>
       <w:tr>
         <w:trPr>
-          <w:tblCellSpacing w:w="15" w:type="dxa"/>
+          <w:cnfStyle w:val="100000000000" w:firstRow="1" w:lastRow="0" w:firstColumn="0" w:lastColumn="0" w:oddVBand="0" w:evenVBand="0" w:oddHBand="0" w:evenHBand="0" w:firstRowFirstColumn="0" w:firstRowLastColumn="0" w:lastRowFirstColumn="0" w:lastRowLastColumn="0"/>
         </w:trPr>
         <w:tc>
           <w:tcPr>
-            <w:tcW w:w="0" w:type="auto"/>
-            <w:vAlign w:val="center"/>
+            <w:cnfStyle w:val="001000000100" w:firstRow="0" w:lastRow="0" w:firstColumn="1" w:lastColumn="0" w:oddVBand="0" w:evenVBand="0" w:oddHBand="0" w:evenHBand="0" w:firstRowFirstColumn="1" w:firstRowLastColumn="0" w:lastRowFirstColumn="0" w:lastRowLastColumn="0"/>
+            <w:tcW w:w="3119" w:type="dxa"/>
             <w:hideMark/>
           </w:tcPr>
           <w:p>
             <w:pPr>
-              <w:pStyle w:val="NormalWeb"/>
-              <w:jc w:val="center"/>
-              <w:rPr>
-                <w:b/>
-                <w:bCs/>
-              </w:rPr>
-            </w:pPr>
-            <w:r>
-              <w:rPr>
-                <w:b/>
-                <w:bCs/>
-              </w:rPr>
-              <w:t>Test</w:t>
-            </w:r>
-          </w:p>
-        </w:tc>
-        <w:tc>
-          <w:tcPr>
-            <w:tcW w:w="0" w:type="auto"/>
-            <w:vAlign w:val="center"/>
+              <w:rPr>
+                <w:lang w:val="en-FR" w:eastAsia="en-GB"/>
+              </w:rPr>
+            </w:pPr>
+            <w:r>
+              <w:rPr>
+                <w:lang w:val="en-FR" w:eastAsia="en-GB"/>
+              </w:rPr>
+              <w:t>Metric</w:t>
+            </w:r>
+          </w:p>
+        </w:tc>
+        <w:tc>
+          <w:tcPr>
+            <w:tcW w:w="1984" w:type="dxa"/>
             <w:hideMark/>
           </w:tcPr>
           <w:p>
             <w:pPr>
-              <w:pStyle w:val="NormalWeb"/>
-              <w:jc w:val="center"/>
-              <w:rPr>
-                <w:b/>
-                <w:bCs/>
-              </w:rPr>
-            </w:pPr>
-            <w:r>
-              <w:rPr>
-                <w:b/>
-                <w:bCs/>
-              </w:rPr>
-              <w:t>Gate type</w:t>
-            </w:r>
-          </w:p>
-        </w:tc>
-        <w:tc>
-          <w:tcPr>
-            <w:tcW w:w="0" w:type="auto"/>
-            <w:vAlign w:val="center"/>
+              <w:cnfStyle w:val="100000000000" w:firstRow="1" w:lastRow="0" w:firstColumn="0" w:lastColumn="0" w:oddVBand="0" w:evenVBand="0" w:oddHBand="0" w:evenHBand="0" w:firstRowFirstColumn="0" w:firstRowLastColumn="0" w:lastRowFirstColumn="0" w:lastRowLastColumn="0"/>
+              <w:rPr>
+                <w:lang w:val="en-FR" w:eastAsia="en-GB"/>
+              </w:rPr>
+            </w:pPr>
+            <w:r>
+              <w:rPr>
+                <w:lang w:val="en-FR" w:eastAsia="en-GB"/>
+              </w:rPr>
+              <w:t>FlowJo v10 Result</w:t>
+            </w:r>
+          </w:p>
+        </w:tc>
+        <w:tc>
+          <w:tcPr>
+            <w:tcW w:w="1701" w:type="dxa"/>
             <w:hideMark/>
           </w:tcPr>
           <w:p>
             <w:pPr>
-              <w:pStyle w:val="NormalWeb"/>
-              <w:jc w:val="center"/>
-              <w:rPr>
-                <w:b/>
-                <w:bCs/>
-              </w:rPr>
-            </w:pPr>
-            <w:r>
-              <w:rPr>
-                <w:b/>
-                <w:bCs/>
-              </w:rPr>
-              <w:t>Transform</w:t>
-            </w:r>
-          </w:p>
-        </w:tc>
-        <w:tc>
-          <w:tcPr>
-            <w:tcW w:w="0" w:type="auto"/>
-            <w:vAlign w:val="center"/>
+              <w:cnfStyle w:val="100000000000" w:firstRow="1" w:lastRow="0" w:firstColumn="0" w:lastColumn="0" w:oddVBand="0" w:evenVBand="0" w:oddHBand="0" w:evenHBand="0" w:firstRowFirstColumn="0" w:firstRowLastColumn="0" w:lastRowFirstColumn="0" w:lastRowLastColumn="0"/>
+              <w:rPr>
+                <w:lang w:val="en-FR" w:eastAsia="en-GB"/>
+              </w:rPr>
+            </w:pPr>
+            <w:r>
+              <w:rPr>
+                <w:lang w:val="en-FR" w:eastAsia="en-GB"/>
+              </w:rPr>
+              <w:t>FlowJo v11 Result</w:t>
+            </w:r>
+          </w:p>
+        </w:tc>
+        <w:tc>
+          <w:tcPr>
+            <w:tcW w:w="2410" w:type="dxa"/>
             <w:hideMark/>
           </w:tcPr>
           <w:p>
             <w:pPr>
-              <w:pStyle w:val="NormalWeb"/>
-              <w:jc w:val="center"/>
-              <w:rPr>
-                <w:b/>
-                <w:bCs/>
-              </w:rPr>
-            </w:pPr>
-            <w:r>
-              <w:rPr>
-                <w:b/>
-                <w:bCs/>
-              </w:rPr>
-              <w:t>Population</w:t>
-            </w:r>
-          </w:p>
-        </w:tc>
-        <w:tc>
-          <w:tcPr>
-            <w:tcW w:w="0" w:type="auto"/>
-            <w:vAlign w:val="center"/>
-            <w:hideMark/>
-          </w:tcPr>
-          <w:p>
-            <w:pPr>
-              <w:pStyle w:val="NormalWeb"/>
-              <w:jc w:val="center"/>
-              <w:rPr>
-                <w:b/>
-                <w:bCs/>
-              </w:rPr>
-            </w:pPr>
-            <w:r>
-              <w:rPr>
-                <w:b/>
-                <w:bCs/>
-              </w:rPr>
-              <w:t>R count</w:t>
+              <w:cnfStyle w:val="100000000000" w:firstRow="1" w:lastRow="0" w:firstColumn="0" w:lastColumn="0" w:oddVBand="0" w:evenVBand="0" w:oddHBand="0" w:evenHBand="0" w:firstRowFirstColumn="0" w:firstRowLastColumn="0" w:lastRowFirstColumn="0" w:lastRowLastColumn="0"/>
+              <w:rPr>
+                <w:lang w:val="en-FR" w:eastAsia="en-GB"/>
+              </w:rPr>
+            </w:pPr>
+            <w:r>
+              <w:rPr>
+                <w:lang w:val="en-FR" w:eastAsia="en-GB"/>
+              </w:rPr>
+              <w:t>Interpretation</w:t>
             </w:r>
           </w:p>
         </w:tc>
       </w:tr>
       <w:tr>
-        <w:trPr>
-          <w:tblCellSpacing w:w="15" w:type="dxa"/>
-        </w:trPr>
-        <w:tc>
-          <w:tcPr>
-            <w:tcW w:w="0" w:type="auto"/>
-            <w:vAlign w:val="center"/>
+        <w:tc>
+          <w:tcPr>
+            <w:cnfStyle w:val="001000000000" w:firstRow="0" w:lastRow="0" w:firstColumn="1" w:lastColumn="0" w:oddVBand="0" w:evenVBand="0" w:oddHBand="0" w:evenHBand="0" w:firstRowFirstColumn="0" w:firstRowLastColumn="0" w:lastRowFirstColumn="0" w:lastRowLastColumn="0"/>
+            <w:tcW w:w="3119" w:type="dxa"/>
             <w:hideMark/>
           </w:tcPr>
           <w:p>
             <w:pPr>
-              <w:pStyle w:val="NormalWeb"/>
-            </w:pPr>
-            <w:r>
-              <w:t>01</w:t>
-            </w:r>
-          </w:p>
-        </w:tc>
-        <w:tc>
-          <w:tcPr>
-            <w:tcW w:w="0" w:type="auto"/>
-            <w:vAlign w:val="center"/>
+              <w:rPr>
+                <w:lang w:val="en-FR" w:eastAsia="en-GB"/>
+              </w:rPr>
+            </w:pPr>
+            <w:r>
+              <w:rPr>
+                <w:bdr w:val="single" w:sz="2" w:space="0" w:color="E3E3E3" w:frame="1"/>
+                <w:lang w:val="en-FR" w:eastAsia="en-GB"/>
+              </w:rPr>
+              <w:t>Total Populations Tested</w:t>
+            </w:r>
+          </w:p>
+        </w:tc>
+        <w:tc>
+          <w:tcPr>
+            <w:tcW w:w="1984" w:type="dxa"/>
             <w:hideMark/>
           </w:tcPr>
           <w:p>
             <w:pPr>
-              <w:pStyle w:val="NormalWeb"/>
-            </w:pPr>
-            <w:r>
-              <w:t>None (root only)</w:t>
-            </w:r>
-          </w:p>
-        </w:tc>
-        <w:tc>
-          <w:tcPr>
-            <w:tcW w:w="0" w:type="auto"/>
-            <w:vAlign w:val="center"/>
+              <w:cnfStyle w:val="000000000000" w:firstRow="0" w:lastRow="0" w:firstColumn="0" w:lastColumn="0" w:oddVBand="0" w:evenVBand="0" w:oddHBand="0" w:evenHBand="0" w:firstRowFirstColumn="0" w:firstRowLastColumn="0" w:lastRowFirstColumn="0" w:lastRowLastColumn="0"/>
+              <w:rPr>
+                <w:lang w:val="en-FR" w:eastAsia="en-GB"/>
+              </w:rPr>
+            </w:pPr>
+            <w:r>
+              <w:rPr>
+                <w:lang w:val="en-FR" w:eastAsia="en-GB"/>
+              </w:rPr>
+              <w:t>35</w:t>
+            </w:r>
+          </w:p>
+        </w:tc>
+        <w:tc>
+          <w:tcPr>
+            <w:tcW w:w="1701" w:type="dxa"/>
             <w:hideMark/>
           </w:tcPr>
           <w:p>
             <w:pPr>
-              <w:pStyle w:val="NormalWeb"/>
-            </w:pPr>
-            <w:r>
-              <w:t>Linear</w:t>
-            </w:r>
-          </w:p>
-        </w:tc>
-        <w:tc>
-          <w:tcPr>
-            <w:tcW w:w="0" w:type="auto"/>
-            <w:vAlign w:val="center"/>
+              <w:cnfStyle w:val="000000000000" w:firstRow="0" w:lastRow="0" w:firstColumn="0" w:lastColumn="0" w:oddVBand="0" w:evenVBand="0" w:oddHBand="0" w:evenHBand="0" w:firstRowFirstColumn="0" w:firstRowLastColumn="0" w:lastRowFirstColumn="0" w:lastRowLastColumn="0"/>
+              <w:rPr>
+                <w:lang w:val="en-FR" w:eastAsia="en-GB"/>
+              </w:rPr>
+            </w:pPr>
+            <w:r>
+              <w:rPr>
+                <w:lang w:val="en-FR" w:eastAsia="en-GB"/>
+              </w:rPr>
+              <w:t>35</w:t>
+            </w:r>
+          </w:p>
+        </w:tc>
+        <w:tc>
+          <w:tcPr>
+            <w:tcW w:w="2410" w:type="dxa"/>
             <w:hideMark/>
           </w:tcPr>
           <w:p>
             <w:pPr>
-              <w:pStyle w:val="NormalWeb"/>
-            </w:pPr>
-            <w:r>
-              <w:t>root</w:t>
-            </w:r>
-          </w:p>
-        </w:tc>
-        <w:tc>
-          <w:tcPr>
-            <w:tcW w:w="0" w:type="auto"/>
-            <w:vAlign w:val="center"/>
-            <w:hideMark/>
-          </w:tcPr>
-          <w:p>
-            <w:pPr>
-              <w:pStyle w:val="NormalWeb"/>
-            </w:pPr>
-            <w:r>
-              <w:t>5,000</w:t>
+              <w:cnfStyle w:val="000000000000" w:firstRow="0" w:lastRow="0" w:firstColumn="0" w:lastColumn="0" w:oddVBand="0" w:evenVBand="0" w:oddHBand="0" w:evenHBand="0" w:firstRowFirstColumn="0" w:firstRowLastColumn="0" w:lastRowFirstColumn="0" w:lastRowLastColumn="0"/>
+              <w:rPr>
+                <w:lang w:val="en-FR" w:eastAsia="en-GB"/>
+              </w:rPr>
+            </w:pPr>
+            <w:r>
+              <w:rPr>
+                <w:lang w:val="en-FR" w:eastAsia="en-GB"/>
+              </w:rPr>
+              <w:t>Across 13 test scenarios.</w:t>
             </w:r>
           </w:p>
         </w:tc>
       </w:tr>
       <w:tr>
-        <w:trPr>
-          <w:tblCellSpacing w:w="15" w:type="dxa"/>
-        </w:trPr>
-        <w:tc>
-          <w:tcPr>
-            <w:tcW w:w="0" w:type="auto"/>
-            <w:vAlign w:val="center"/>
+        <w:tc>
+          <w:tcPr>
+            <w:cnfStyle w:val="001000000000" w:firstRow="0" w:lastRow="0" w:firstColumn="1" w:lastColumn="0" w:oddVBand="0" w:evenVBand="0" w:oddHBand="0" w:evenHBand="0" w:firstRowFirstColumn="0" w:firstRowLastColumn="0" w:lastRowFirstColumn="0" w:lastRowLastColumn="0"/>
+            <w:tcW w:w="3119" w:type="dxa"/>
             <w:hideMark/>
           </w:tcPr>
           <w:p>
             <w:pPr>
-              <w:pStyle w:val="NormalWeb"/>
-            </w:pPr>
-            <w:r>
-              <w:t>02</w:t>
-            </w:r>
-          </w:p>
-        </w:tc>
-        <w:tc>
-          <w:tcPr>
-            <w:tcW w:w="0" w:type="auto"/>
-            <w:vAlign w:val="center"/>
+              <w:rPr>
+                <w:lang w:val="en-FR" w:eastAsia="en-GB"/>
+              </w:rPr>
+            </w:pPr>
+            <w:r>
+              <w:rPr>
+                <w:bdr w:val="single" w:sz="2" w:space="0" w:color="E3E3E3" w:frame="1"/>
+                <w:lang w:val="en-FR" w:eastAsia="en-GB"/>
+              </w:rPr>
+              <w:t>Exact Count Agreement</w:t>
+            </w:r>
+          </w:p>
+        </w:tc>
+        <w:tc>
+          <w:tcPr>
+            <w:tcW w:w="1984" w:type="dxa"/>
             <w:hideMark/>
           </w:tcPr>
           <w:p>
             <w:pPr>
-              <w:pStyle w:val="NormalWeb"/>
-            </w:pPr>
-            <w:r>
-              <w:t>1D rectangle</w:t>
-            </w:r>
-          </w:p>
-        </w:tc>
-        <w:tc>
-          <w:tcPr>
-            <w:tcW w:w="0" w:type="auto"/>
-            <w:vAlign w:val="center"/>
+              <w:cnfStyle w:val="000000000000" w:firstRow="0" w:lastRow="0" w:firstColumn="0" w:lastColumn="0" w:oddVBand="0" w:evenVBand="0" w:oddHBand="0" w:evenHBand="0" w:firstRowFirstColumn="0" w:firstRowLastColumn="0" w:lastRowFirstColumn="0" w:lastRowLastColumn="0"/>
+              <w:rPr>
+                <w:lang w:val="en-FR" w:eastAsia="en-GB"/>
+              </w:rPr>
+            </w:pPr>
+            <w:r>
+              <w:rPr>
+                <w:lang w:val="en-FR" w:eastAsia="en-GB"/>
+              </w:rPr>
+              <w:t>29 (82.9%)</w:t>
+            </w:r>
+          </w:p>
+        </w:tc>
+        <w:tc>
+          <w:tcPr>
+            <w:tcW w:w="1701" w:type="dxa"/>
             <w:hideMark/>
           </w:tcPr>
           <w:p>
             <w:pPr>
-              <w:pStyle w:val="NormalWeb"/>
-            </w:pPr>
-            <w:r>
-              <w:t>Linear</w:t>
-            </w:r>
-          </w:p>
-        </w:tc>
-        <w:tc>
-          <w:tcPr>
-            <w:tcW w:w="0" w:type="auto"/>
-            <w:vAlign w:val="center"/>
+              <w:cnfStyle w:val="000000000000" w:firstRow="0" w:lastRow="0" w:firstColumn="0" w:lastColumn="0" w:oddVBand="0" w:evenVBand="0" w:oddHBand="0" w:evenHBand="0" w:firstRowFirstColumn="0" w:firstRowLastColumn="0" w:lastRowFirstColumn="0" w:lastRowLastColumn="0"/>
+              <w:rPr>
+                <w:lang w:val="en-FR" w:eastAsia="en-GB"/>
+              </w:rPr>
+            </w:pPr>
+            <w:r>
+              <w:rPr>
+                <w:lang w:val="en-FR" w:eastAsia="en-GB"/>
+              </w:rPr>
+              <w:t>17 (48.6%)</w:t>
+            </w:r>
+          </w:p>
+        </w:tc>
+        <w:tc>
+          <w:tcPr>
+            <w:tcW w:w="2410" w:type="dxa"/>
             <w:hideMark/>
           </w:tcPr>
           <w:p>
             <w:pPr>
-              <w:pStyle w:val="NormalWeb"/>
-            </w:pPr>
-            <w:r>
-              <w:t>FSC_filter</w:t>
-            </w:r>
-          </w:p>
-        </w:tc>
-        <w:tc>
-          <w:tcPr>
-            <w:tcW w:w="0" w:type="auto"/>
-            <w:vAlign w:val="center"/>
-            <w:hideMark/>
-          </w:tcPr>
-          <w:p>
-            <w:pPr>
-              <w:pStyle w:val="NormalWeb"/>
-            </w:pPr>
-            <w:r>
-              <w:t>4,776</w:t>
+              <w:cnfStyle w:val="000000000000" w:firstRow="0" w:lastRow="0" w:firstColumn="0" w:lastColumn="0" w:oddVBand="0" w:evenVBand="0" w:oddHBand="0" w:evenHBand="0" w:firstRowFirstColumn="0" w:firstRowLastColumn="0" w:lastRowFirstColumn="0" w:lastRowLastColumn="0"/>
+              <w:rPr>
+                <w:lang w:val="en-FR" w:eastAsia="en-GB"/>
+              </w:rPr>
+            </w:pPr>
+            <w:r>
+              <w:rPr>
+                <w:lang w:val="en-FR" w:eastAsia="en-GB"/>
+              </w:rPr>
+              <w:t>V10 shows high fidelity; V11 has major import issues.</w:t>
             </w:r>
           </w:p>
         </w:tc>
       </w:tr>
       <w:tr>
-        <w:trPr>
-          <w:tblCellSpacing w:w="15" w:type="dxa"/>
-        </w:trPr>
-        <w:tc>
-          <w:tcPr>
-            <w:tcW w:w="0" w:type="auto"/>
-            <w:vAlign w:val="center"/>
+        <w:tc>
+          <w:tcPr>
+            <w:cnfStyle w:val="001000000000" w:firstRow="0" w:lastRow="0" w:firstColumn="1" w:lastColumn="0" w:oddVBand="0" w:evenVBand="0" w:oddHBand="0" w:evenHBand="0" w:firstRowFirstColumn="0" w:firstRowLastColumn="0" w:lastRowFirstColumn="0" w:lastRowLastColumn="0"/>
+            <w:tcW w:w="3119" w:type="dxa"/>
             <w:hideMark/>
           </w:tcPr>
           <w:p>
             <w:pPr>
-              <w:pStyle w:val="NormalWeb"/>
-            </w:pPr>
-            <w:r>
-              <w:t>03</w:t>
-            </w:r>
-          </w:p>
-        </w:tc>
-        <w:tc>
-          <w:tcPr>
-            <w:tcW w:w="0" w:type="auto"/>
-            <w:vAlign w:val="center"/>
+              <w:rPr>
+                <w:lang w:val="en-FR" w:eastAsia="en-GB"/>
+              </w:rPr>
+            </w:pPr>
+            <w:r>
+              <w:rPr>
+                <w:bdr w:val="single" w:sz="2" w:space="0" w:color="E3E3E3" w:frame="1"/>
+                <w:lang w:val="en-FR" w:eastAsia="en-GB"/>
+              </w:rPr>
+              <w:t>Populations with Minor Discrepancy (≤0.3%)</w:t>
+            </w:r>
+          </w:p>
+        </w:tc>
+        <w:tc>
+          <w:tcPr>
+            <w:tcW w:w="1984" w:type="dxa"/>
             <w:hideMark/>
           </w:tcPr>
           <w:p>
             <w:pPr>
-              <w:pStyle w:val="NormalWeb"/>
-            </w:pPr>
-            <w:r>
-              <w:t>2D rectangle</w:t>
-            </w:r>
-          </w:p>
-        </w:tc>
-        <w:tc>
-          <w:tcPr>
-            <w:tcW w:w="0" w:type="auto"/>
-            <w:vAlign w:val="center"/>
+              <w:cnfStyle w:val="000000000000" w:firstRow="0" w:lastRow="0" w:firstColumn="0" w:lastColumn="0" w:oddVBand="0" w:evenVBand="0" w:oddHBand="0" w:evenHBand="0" w:firstRowFirstColumn="0" w:firstRowLastColumn="0" w:lastRowFirstColumn="0" w:lastRowLastColumn="0"/>
+              <w:rPr>
+                <w:lang w:val="en-FR" w:eastAsia="en-GB"/>
+              </w:rPr>
+            </w:pPr>
+            <w:r>
+              <w:rPr>
+                <w:lang w:val="en-FR" w:eastAsia="en-GB"/>
+              </w:rPr>
+              <w:t>6 (17.1%)</w:t>
+            </w:r>
+          </w:p>
+        </w:tc>
+        <w:tc>
+          <w:tcPr>
+            <w:tcW w:w="1701" w:type="dxa"/>
             <w:hideMark/>
           </w:tcPr>
           <w:p>
             <w:pPr>
-              <w:pStyle w:val="NormalWeb"/>
-            </w:pPr>
-            <w:r>
-              <w:t>Linear</w:t>
-            </w:r>
-          </w:p>
-        </w:tc>
-        <w:tc>
-          <w:tcPr>
-            <w:tcW w:w="0" w:type="auto"/>
-            <w:vAlign w:val="center"/>
+              <w:cnfStyle w:val="000000000000" w:firstRow="0" w:lastRow="0" w:firstColumn="0" w:lastColumn="0" w:oddVBand="0" w:evenVBand="0" w:oddHBand="0" w:evenHBand="0" w:firstRowFirstColumn="0" w:firstRowLastColumn="0" w:lastRowFirstColumn="0" w:lastRowLastColumn="0"/>
+              <w:rPr>
+                <w:lang w:val="en-FR" w:eastAsia="en-GB"/>
+              </w:rPr>
+            </w:pPr>
+            <w:r>
+              <w:rPr>
+                <w:lang w:val="en-FR" w:eastAsia="en-GB"/>
+              </w:rPr>
+              <w:t>12 (34.3%)</w:t>
+            </w:r>
+          </w:p>
+        </w:tc>
+        <w:tc>
+          <w:tcPr>
+            <w:tcW w:w="2410" w:type="dxa"/>
             <w:hideMark/>
           </w:tcPr>
           <w:p>
             <w:pPr>
-              <w:pStyle w:val="NormalWeb"/>
-            </w:pPr>
-            <w:r>
-              <w:t>cells</w:t>
-            </w:r>
-          </w:p>
-        </w:tc>
-        <w:tc>
-          <w:tcPr>
-            <w:tcW w:w="0" w:type="auto"/>
-            <w:vAlign w:val="center"/>
-            <w:hideMark/>
-          </w:tcPr>
-          <w:p>
-            <w:pPr>
-              <w:pStyle w:val="NormalWeb"/>
-            </w:pPr>
-            <w:r>
-              <w:t>4,631</w:t>
+              <w:cnfStyle w:val="000000000000" w:firstRow="0" w:lastRow="0" w:firstColumn="0" w:lastColumn="0" w:oddVBand="0" w:evenVBand="0" w:oddHBand="0" w:evenHBand="0" w:firstRowFirstColumn="0" w:firstRowLastColumn="0" w:lastRowFirstColumn="0" w:lastRowLastColumn="0"/>
+              <w:rPr>
+                <w:lang w:val="en-FR" w:eastAsia="en-GB"/>
+              </w:rPr>
+            </w:pPr>
+            <w:r>
+              <w:rPr>
+                <w:lang w:val="en-FR" w:eastAsia="en-GB"/>
+              </w:rPr>
+              <w:t>Small differences in V10 are due to floating-point math.</w:t>
             </w:r>
           </w:p>
         </w:tc>
       </w:tr>
       <w:tr>
-        <w:trPr>
-          <w:tblCellSpacing w:w="15" w:type="dxa"/>
-        </w:trPr>
-        <w:tc>
-          <w:tcPr>
-            <w:tcW w:w="0" w:type="auto"/>
-            <w:vAlign w:val="center"/>
+        <w:tc>
+          <w:tcPr>
+            <w:cnfStyle w:val="001000000000" w:firstRow="0" w:lastRow="0" w:firstColumn="1" w:lastColumn="0" w:oddVBand="0" w:evenVBand="0" w:oddHBand="0" w:evenHBand="0" w:firstRowFirstColumn="0" w:firstRowLastColumn="0" w:lastRowFirstColumn="0" w:lastRowLastColumn="0"/>
+            <w:tcW w:w="3119" w:type="dxa"/>
             <w:hideMark/>
           </w:tcPr>
           <w:p>
             <w:pPr>
-              <w:pStyle w:val="NormalWeb"/>
-            </w:pPr>
-            <w:r>
-              <w:t>04</w:t>
-            </w:r>
-          </w:p>
-        </w:tc>
-        <w:tc>
-          <w:tcPr>
-            <w:tcW w:w="0" w:type="auto"/>
-            <w:vAlign w:val="center"/>
+              <w:rPr>
+                <w:lang w:val="en-FR" w:eastAsia="en-GB"/>
+              </w:rPr>
+            </w:pPr>
+            <w:r>
+              <w:rPr>
+                <w:bdr w:val="single" w:sz="2" w:space="0" w:color="E3E3E3" w:frame="1"/>
+                <w:lang w:val="en-FR" w:eastAsia="en-GB"/>
+              </w:rPr>
+              <w:t>Populations with Major Discrepancy / Failure</w:t>
+            </w:r>
+          </w:p>
+        </w:tc>
+        <w:tc>
+          <w:tcPr>
+            <w:tcW w:w="1984" w:type="dxa"/>
             <w:hideMark/>
           </w:tcPr>
           <w:p>
             <w:pPr>
-              <w:pStyle w:val="NormalWeb"/>
-            </w:pPr>
-            <w:r>
-              <w:t>Polygon</w:t>
-            </w:r>
-          </w:p>
-        </w:tc>
-        <w:tc>
-          <w:tcPr>
-            <w:tcW w:w="0" w:type="auto"/>
-            <w:vAlign w:val="center"/>
+              <w:cnfStyle w:val="000000000000" w:firstRow="0" w:lastRow="0" w:firstColumn="0" w:lastColumn="0" w:oddVBand="0" w:evenVBand="0" w:oddHBand="0" w:evenHBand="0" w:firstRowFirstColumn="0" w:firstRowLastColumn="0" w:lastRowFirstColumn="0" w:lastRowLastColumn="0"/>
+              <w:rPr>
+                <w:lang w:val="en-FR" w:eastAsia="en-GB"/>
+              </w:rPr>
+            </w:pPr>
+            <w:r>
+              <w:rPr>
+                <w:lang w:val="en-FR" w:eastAsia="en-GB"/>
+              </w:rPr>
+              <w:t>0 (0%)</w:t>
+            </w:r>
+          </w:p>
+        </w:tc>
+        <w:tc>
+          <w:tcPr>
+            <w:tcW w:w="1701" w:type="dxa"/>
             <w:hideMark/>
           </w:tcPr>
           <w:p>
             <w:pPr>
-              <w:pStyle w:val="NormalWeb"/>
-            </w:pPr>
-            <w:r>
-              <w:t>Linear</w:t>
-            </w:r>
-          </w:p>
-        </w:tc>
-        <w:tc>
-          <w:tcPr>
-            <w:tcW w:w="0" w:type="auto"/>
-            <w:vAlign w:val="center"/>
+              <w:cnfStyle w:val="000000000000" w:firstRow="0" w:lastRow="0" w:firstColumn="0" w:lastColumn="0" w:oddVBand="0" w:evenVBand="0" w:oddHBand="0" w:evenHBand="0" w:firstRowFirstColumn="0" w:firstRowLastColumn="0" w:lastRowFirstColumn="0" w:lastRowLastColumn="0"/>
+              <w:rPr>
+                <w:lang w:val="en-FR" w:eastAsia="en-GB"/>
+              </w:rPr>
+            </w:pPr>
+            <w:r>
+              <w:rPr>
+                <w:lang w:val="en-FR" w:eastAsia="en-GB"/>
+              </w:rPr>
+              <w:t>6 (17.1%)</w:t>
+            </w:r>
+          </w:p>
+        </w:tc>
+        <w:tc>
+          <w:tcPr>
+            <w:tcW w:w="2410" w:type="dxa"/>
             <w:hideMark/>
           </w:tcPr>
           <w:p>
             <w:pPr>
-              <w:pStyle w:val="NormalWeb"/>
-            </w:pPr>
-            <w:r>
-              <w:t>singlets</w:t>
-            </w:r>
-          </w:p>
-        </w:tc>
-        <w:tc>
-          <w:tcPr>
-            <w:tcW w:w="0" w:type="auto"/>
-            <w:vAlign w:val="center"/>
-            <w:hideMark/>
-          </w:tcPr>
-          <w:p>
-            <w:pPr>
-              <w:pStyle w:val="NormalWeb"/>
-            </w:pPr>
-            <w:r>
-              <w:t>7,555</w:t>
+              <w:cnfStyle w:val="000000000000" w:firstRow="0" w:lastRow="0" w:firstColumn="0" w:lastColumn="0" w:oddVBand="0" w:evenVBand="0" w:oddHBand="0" w:evenHBand="0" w:firstRowFirstColumn="0" w:firstRowLastColumn="0" w:lastRowFirstColumn="0" w:lastRowLastColumn="0"/>
+              <w:rPr>
+                <w:lang w:val="en-FR" w:eastAsia="en-GB"/>
+              </w:rPr>
+            </w:pPr>
+            <w:r>
+              <w:rPr>
+                <w:lang w:val="en-FR" w:eastAsia="en-GB"/>
+              </w:rPr>
+              <w:t xml:space="preserve">V11 failed to import </w:t>
+            </w:r>
+            <w:r>
+              <w:rPr>
+                <w:lang w:val="en-FR" w:eastAsia="en-GB"/>
+              </w:rPr>
+              <w:t>all</w:t>
+            </w:r>
+            <w:r>
+              <w:rPr>
+                <w:lang w:val="en-FR" w:eastAsia="en-GB"/>
+              </w:rPr>
+              <w:t xml:space="preserve"> boolean gates.</w:t>
             </w:r>
           </w:p>
         </w:tc>
       </w:tr>
       <w:tr>
-        <w:trPr>
-          <w:tblCellSpacing w:w="15" w:type="dxa"/>
-        </w:trPr>
-        <w:tc>
-          <w:tcPr>
-            <w:tcW w:w="0" w:type="auto"/>
-            <w:vAlign w:val="center"/>
+        <w:tc>
+          <w:tcPr>
+            <w:cnfStyle w:val="001000000000" w:firstRow="0" w:lastRow="0" w:firstColumn="1" w:lastColumn="0" w:oddVBand="0" w:evenVBand="0" w:oddHBand="0" w:evenHBand="0" w:firstRowFirstColumn="0" w:firstRowLastColumn="0" w:lastRowFirstColumn="0" w:lastRowLastColumn="0"/>
+            <w:tcW w:w="3119" w:type="dxa"/>
             <w:hideMark/>
           </w:tcPr>
           <w:p>
             <w:pPr>
-              <w:pStyle w:val="NormalWeb"/>
-            </w:pPr>
-            <w:r>
-              <w:t>05</w:t>
-            </w:r>
-          </w:p>
-        </w:tc>
-        <w:tc>
-          <w:tcPr>
-            <w:tcW w:w="0" w:type="auto"/>
-            <w:vAlign w:val="center"/>
+              <w:rPr>
+                <w:lang w:val="en-FR" w:eastAsia="en-GB"/>
+              </w:rPr>
+            </w:pPr>
+            <w:r>
+              <w:rPr>
+                <w:bdr w:val="single" w:sz="2" w:space="0" w:color="E3E3E3" w:frame="1"/>
+                <w:lang w:val="en-FR" w:eastAsia="en-GB"/>
+              </w:rPr>
+              <w:t>Largest Absolute Difference</w:t>
+            </w:r>
+          </w:p>
+        </w:tc>
+        <w:tc>
+          <w:tcPr>
+            <w:tcW w:w="1984" w:type="dxa"/>
             <w:hideMark/>
           </w:tcPr>
           <w:p>
             <w:pPr>
-              <w:pStyle w:val="NormalWeb"/>
-            </w:pPr>
-            <w:r>
-              <w:t>Ellipsoid</w:t>
-            </w:r>
-          </w:p>
-        </w:tc>
-        <w:tc>
-          <w:tcPr>
-            <w:tcW w:w="0" w:type="auto"/>
-            <w:vAlign w:val="center"/>
+              <w:cnfStyle w:val="000000000000" w:firstRow="0" w:lastRow="0" w:firstColumn="0" w:lastColumn="0" w:oddVBand="0" w:evenVBand="0" w:oddHBand="0" w:evenHBand="0" w:firstRowFirstColumn="0" w:firstRowLastColumn="0" w:lastRowFirstColumn="0" w:lastRowLastColumn="0"/>
+              <w:rPr>
+                <w:lang w:val="en-FR" w:eastAsia="en-GB"/>
+              </w:rPr>
+            </w:pPr>
+            <w:r>
+              <w:rPr>
+                <w:lang w:val="en-FR" w:eastAsia="en-GB"/>
+              </w:rPr>
+              <w:t>14 cells (0.30%)</w:t>
+            </w:r>
+          </w:p>
+        </w:tc>
+        <w:tc>
+          <w:tcPr>
+            <w:tcW w:w="1701" w:type="dxa"/>
             <w:hideMark/>
           </w:tcPr>
           <w:p>
             <w:pPr>
-              <w:pStyle w:val="NormalWeb"/>
-            </w:pPr>
-            <w:r>
-              <w:t>Linear</w:t>
-            </w:r>
-          </w:p>
-        </w:tc>
-        <w:tc>
-          <w:tcPr>
-            <w:tcW w:w="0" w:type="auto"/>
-            <w:vAlign w:val="center"/>
+              <w:cnfStyle w:val="000000000000" w:firstRow="0" w:lastRow="0" w:firstColumn="0" w:lastColumn="0" w:oddVBand="0" w:evenVBand="0" w:oddHBand="0" w:evenHBand="0" w:firstRowFirstColumn="0" w:firstRowLastColumn="0" w:lastRowFirstColumn="0" w:lastRowLastColumn="0"/>
+              <w:rPr>
+                <w:lang w:val="en-FR" w:eastAsia="en-GB"/>
+              </w:rPr>
+            </w:pPr>
+            <w:r>
+              <w:rPr>
+                <w:lang w:val="en-FR" w:eastAsia="en-GB"/>
+              </w:rPr>
+              <w:t>1,799 cells (46.9%)</w:t>
+            </w:r>
+          </w:p>
+        </w:tc>
+        <w:tc>
+          <w:tcPr>
+            <w:tcW w:w="2410" w:type="dxa"/>
             <w:hideMark/>
           </w:tcPr>
           <w:p>
             <w:pPr>
-              <w:pStyle w:val="NormalWeb"/>
-            </w:pPr>
-            <w:r>
-              <w:t>ellipse_cells</w:t>
-            </w:r>
-          </w:p>
-        </w:tc>
-        <w:tc>
-          <w:tcPr>
-            <w:tcW w:w="0" w:type="auto"/>
-            <w:vAlign w:val="center"/>
-            <w:hideMark/>
-          </w:tcPr>
-          <w:p>
-            <w:pPr>
-              <w:pStyle w:val="NormalWeb"/>
-            </w:pPr>
-            <w:r>
-              <w:t>7,301</w:t>
+              <w:cnfStyle w:val="000000000000" w:firstRow="0" w:lastRow="0" w:firstColumn="0" w:lastColumn="0" w:oddVBand="0" w:evenVBand="0" w:oddHBand="0" w:evenHBand="0" w:firstRowFirstColumn="0" w:firstRowLastColumn="0" w:lastRowFirstColumn="0" w:lastRowLastColumn="0"/>
+              <w:rPr>
+                <w:lang w:val="en-FR" w:eastAsia="en-GB"/>
+              </w:rPr>
+            </w:pPr>
+            <w:r>
+              <w:rPr>
+                <w:lang w:val="en-FR" w:eastAsia="en-GB"/>
+              </w:rPr>
+              <w:t>V10 max diff in Test 13 (ellipse). V11 max diff in Test 12 (log gate).</w:t>
             </w:r>
           </w:p>
         </w:tc>
       </w:tr>
       <w:tr>
-        <w:trPr>
-          <w:tblCellSpacing w:w="15" w:type="dxa"/>
-        </w:trPr>
-        <w:tc>
-          <w:tcPr>
-            <w:tcW w:w="0" w:type="auto"/>
-            <w:vAlign w:val="center"/>
+        <w:tc>
+          <w:tcPr>
+            <w:cnfStyle w:val="001000000000" w:firstRow="0" w:lastRow="0" w:firstColumn="1" w:lastColumn="0" w:oddVBand="0" w:evenVBand="0" w:oddHBand="0" w:evenHBand="0" w:firstRowFirstColumn="0" w:firstRowLastColumn="0" w:lastRowFirstColumn="0" w:lastRowLastColumn="0"/>
+            <w:tcW w:w="3119" w:type="dxa"/>
             <w:hideMark/>
           </w:tcPr>
           <w:p>
             <w:pPr>
-              <w:pStyle w:val="NormalWeb"/>
-            </w:pPr>
-            <w:r>
-              <w:t>06</w:t>
-            </w:r>
-          </w:p>
-        </w:tc>
-        <w:tc>
-          <w:tcPr>
-            <w:tcW w:w="0" w:type="auto"/>
-            <w:vAlign w:val="center"/>
+              <w:rPr>
+                <w:lang w:val="en-FR" w:eastAsia="en-GB"/>
+              </w:rPr>
+            </w:pPr>
+            <w:r>
+              <w:rPr>
+                <w:bdr w:val="single" w:sz="2" w:space="0" w:color="E3E3E3" w:frame="1"/>
+                <w:lang w:val="en-FR" w:eastAsia="en-GB"/>
+              </w:rPr>
+              <w:t>Mean Absolute % Difference</w:t>
+            </w:r>
+          </w:p>
+        </w:tc>
+        <w:tc>
+          <w:tcPr>
+            <w:tcW w:w="1984" w:type="dxa"/>
             <w:hideMark/>
           </w:tcPr>
           <w:p>
             <w:pPr>
-              <w:pStyle w:val="NormalWeb"/>
-            </w:pPr>
-            <w:r>
-              <w:t>1D rectangle</w:t>
-            </w:r>
-          </w:p>
-        </w:tc>
-        <w:tc>
-          <w:tcPr>
-            <w:tcW w:w="0" w:type="auto"/>
-            <w:vAlign w:val="center"/>
+              <w:cnfStyle w:val="000000000000" w:firstRow="0" w:lastRow="0" w:firstColumn="0" w:lastColumn="0" w:oddVBand="0" w:evenVBand="0" w:oddHBand="0" w:evenHBand="0" w:firstRowFirstColumn="0" w:firstRowLastColumn="0" w:lastRowFirstColumn="0" w:lastRowLastColumn="0"/>
+              <w:rPr>
+                <w:lang w:val="en-FR" w:eastAsia="en-GB"/>
+              </w:rPr>
+            </w:pPr>
+            <w:r>
+              <w:rPr>
+                <w:lang w:val="en-FR" w:eastAsia="en-GB"/>
+              </w:rPr>
+              <w:t>0.022%</w:t>
+            </w:r>
+          </w:p>
+        </w:tc>
+        <w:tc>
+          <w:tcPr>
+            <w:tcW w:w="1701" w:type="dxa"/>
             <w:hideMark/>
           </w:tcPr>
           <w:p>
             <w:pPr>
-              <w:pStyle w:val="NormalWeb"/>
-            </w:pPr>
-            <w:r>
-              <w:t>Biexponential</w:t>
-            </w:r>
-          </w:p>
-        </w:tc>
-        <w:tc>
-          <w:tcPr>
-            <w:tcW w:w="0" w:type="auto"/>
-            <w:vAlign w:val="center"/>
+              <w:cnfStyle w:val="000000000000" w:firstRow="0" w:lastRow="0" w:firstColumn="0" w:lastColumn="0" w:oddVBand="0" w:evenVBand="0" w:oddHBand="0" w:evenHBand="0" w:firstRowFirstColumn="0" w:firstRowLastColumn="0" w:lastRowFirstColumn="0" w:lastRowLastColumn="0"/>
+              <w:rPr>
+                <w:lang w:val="en-FR" w:eastAsia="en-GB"/>
+              </w:rPr>
+            </w:pPr>
+            <w:r>
+              <w:rPr>
+                <w:lang w:val="en-FR" w:eastAsia="en-GB"/>
+              </w:rPr>
+              <w:t>4.85%</w:t>
+            </w:r>
+          </w:p>
+        </w:tc>
+        <w:tc>
+          <w:tcPr>
+            <w:tcW w:w="2410" w:type="dxa"/>
             <w:hideMark/>
           </w:tcPr>
           <w:p>
             <w:pPr>
-              <w:pStyle w:val="NormalWeb"/>
-            </w:pPr>
-            <w:r>
-              <w:t>FITC_pos</w:t>
-            </w:r>
-          </w:p>
-        </w:tc>
-        <w:tc>
-          <w:tcPr>
-            <w:tcW w:w="0" w:type="auto"/>
-            <w:vAlign w:val="center"/>
-            <w:hideMark/>
-          </w:tcPr>
-          <w:p>
-            <w:pPr>
-              <w:pStyle w:val="NormalWeb"/>
-            </w:pPr>
-            <w:r>
-              <w:t>2,403</w:t>
-            </w:r>
-          </w:p>
-        </w:tc>
-      </w:tr>
-      <w:tr>
-        <w:trPr>
-          <w:tblCellSpacing w:w="15" w:type="dxa"/>
-        </w:trPr>
-        <w:tc>
-          <w:tcPr>
-            <w:tcW w:w="0" w:type="auto"/>
-            <w:vAlign w:val="center"/>
-            <w:hideMark/>
-          </w:tcPr>
-          <w:p>
-            <w:pPr>
-              <w:pStyle w:val="NormalWeb"/>
-            </w:pPr>
-            <w:r>
-              <w:t>07</w:t>
-            </w:r>
-          </w:p>
-        </w:tc>
-        <w:tc>
-          <w:tcPr>
-            <w:tcW w:w="0" w:type="auto"/>
-            <w:vAlign w:val="center"/>
-            <w:hideMark/>
-          </w:tcPr>
-          <w:p>
-            <w:pPr>
-              <w:pStyle w:val="NormalWeb"/>
-            </w:pPr>
-            <w:r>
-              <w:t>1D rectangle</w:t>
-            </w:r>
-          </w:p>
-        </w:tc>
-        <w:tc>
-          <w:tcPr>
-            <w:tcW w:w="0" w:type="auto"/>
-            <w:vAlign w:val="center"/>
-            <w:hideMark/>
-          </w:tcPr>
-          <w:p>
-            <w:pPr>
-              <w:pStyle w:val="NormalWeb"/>
-            </w:pPr>
-            <w:r>
-              <w:t>Log</w:t>
-            </w:r>
-          </w:p>
-        </w:tc>
-        <w:tc>
-          <w:tcPr>
-            <w:tcW w:w="0" w:type="auto"/>
-            <w:vAlign w:val="center"/>
-            <w:hideMark/>
-          </w:tcPr>
-          <w:p>
-            <w:pPr>
-              <w:pStyle w:val="NormalWeb"/>
-            </w:pPr>
-            <w:r>
-              <w:t>PE_pos</w:t>
-            </w:r>
-          </w:p>
-        </w:tc>
-        <w:tc>
-          <w:tcPr>
-            <w:tcW w:w="0" w:type="auto"/>
-            <w:vAlign w:val="center"/>
-            <w:hideMark/>
-          </w:tcPr>
-          <w:p>
-            <w:pPr>
-              <w:pStyle w:val="NormalWeb"/>
-            </w:pPr>
-            <w:r>
-              <w:t>3,198</w:t>
-            </w:r>
-          </w:p>
-        </w:tc>
-      </w:tr>
-      <w:tr>
-        <w:trPr>
-          <w:tblCellSpacing w:w="15" w:type="dxa"/>
-        </w:trPr>
-        <w:tc>
-          <w:tcPr>
-            <w:tcW w:w="0" w:type="auto"/>
-            <w:vAlign w:val="center"/>
-            <w:hideMark/>
-          </w:tcPr>
-          <w:p>
-            <w:pPr>
-              <w:pStyle w:val="NormalWeb"/>
-            </w:pPr>
-            <w:r>
-              <w:t>08</w:t>
-            </w:r>
-          </w:p>
-        </w:tc>
-        <w:tc>
-          <w:tcPr>
-            <w:tcW w:w="0" w:type="auto"/>
-            <w:vAlign w:val="center"/>
-            <w:hideMark/>
-          </w:tcPr>
-          <w:p>
-            <w:pPr>
-              <w:pStyle w:val="NormalWeb"/>
-            </w:pPr>
-            <w:r>
-              <w:t>1D rectangle</w:t>
-            </w:r>
-          </w:p>
-        </w:tc>
-        <w:tc>
-          <w:tcPr>
-            <w:tcW w:w="0" w:type="auto"/>
-            <w:vAlign w:val="center"/>
-            <w:hideMark/>
-          </w:tcPr>
-          <w:p>
-            <w:pPr>
-              <w:pStyle w:val="NormalWeb"/>
-            </w:pPr>
-            <w:r>
-              <w:t>Arcsinh</w:t>
-            </w:r>
-          </w:p>
-        </w:tc>
-        <w:tc>
-          <w:tcPr>
-            <w:tcW w:w="0" w:type="auto"/>
-            <w:vAlign w:val="center"/>
-            <w:hideMark/>
-          </w:tcPr>
-          <w:p>
-            <w:pPr>
-              <w:pStyle w:val="NormalWeb"/>
-            </w:pPr>
-            <w:r>
-              <w:t>APC_pos</w:t>
-            </w:r>
-          </w:p>
-        </w:tc>
-        <w:tc>
-          <w:tcPr>
-            <w:tcW w:w="0" w:type="auto"/>
-            <w:vAlign w:val="center"/>
-            <w:hideMark/>
-          </w:tcPr>
-          <w:p>
-            <w:pPr>
-              <w:pStyle w:val="NormalWeb"/>
-            </w:pPr>
-            <w:r>
-              <w:t>1,606</w:t>
-            </w:r>
-          </w:p>
-        </w:tc>
-      </w:tr>
-      <w:tr>
-        <w:trPr>
-          <w:tblCellSpacing w:w="15" w:type="dxa"/>
-        </w:trPr>
-        <w:tc>
-          <w:tcPr>
-            <w:tcW w:w="0" w:type="auto"/>
-            <w:vAlign w:val="center"/>
-            <w:hideMark/>
-          </w:tcPr>
-          <w:p>
-            <w:pPr>
-              <w:pStyle w:val="NormalWeb"/>
-            </w:pPr>
-            <w:r>
-              <w:t>09</w:t>
-            </w:r>
-          </w:p>
-        </w:tc>
-        <w:tc>
-          <w:tcPr>
-            <w:tcW w:w="0" w:type="auto"/>
-            <w:vAlign w:val="center"/>
-            <w:hideMark/>
-          </w:tcPr>
-          <w:p>
-            <w:pPr>
-              <w:pStyle w:val="NormalWeb"/>
-            </w:pPr>
-            <w:r>
-              <w:t>Hierarchical (2 levels)</w:t>
-            </w:r>
-          </w:p>
-        </w:tc>
-        <w:tc>
-          <w:tcPr>
-            <w:tcW w:w="0" w:type="auto"/>
-            <w:vAlign w:val="center"/>
-            <w:hideMark/>
-          </w:tcPr>
-          <w:p>
-            <w:pPr>
-              <w:pStyle w:val="NormalWeb"/>
-            </w:pPr>
-            <w:r>
-              <w:t>Linear</w:t>
-            </w:r>
-          </w:p>
-        </w:tc>
-        <w:tc>
-          <w:tcPr>
-            <w:tcW w:w="0" w:type="auto"/>
-            <w:vAlign w:val="center"/>
-            <w:hideMark/>
-          </w:tcPr>
-          <w:p>
-            <w:pPr>
-              <w:pStyle w:val="NormalWeb"/>
-            </w:pPr>
-            <w:r>
-              <w:t>cells / singlets</w:t>
-            </w:r>
-          </w:p>
-        </w:tc>
-        <w:tc>
-          <w:tcPr>
-            <w:tcW w:w="0" w:type="auto"/>
-            <w:vAlign w:val="center"/>
-            <w:hideMark/>
-          </w:tcPr>
-          <w:p>
-            <w:pPr>
-              <w:pStyle w:val="NormalWeb"/>
-            </w:pPr>
-            <w:r>
-              <w:t>9,441 / 8,800</w:t>
-            </w:r>
-          </w:p>
-        </w:tc>
-      </w:tr>
-      <w:tr>
-        <w:trPr>
-          <w:tblCellSpacing w:w="15" w:type="dxa"/>
-        </w:trPr>
-        <w:tc>
-          <w:tcPr>
-            <w:tcW w:w="0" w:type="auto"/>
-            <w:vAlign w:val="center"/>
-            <w:hideMark/>
-          </w:tcPr>
-          <w:p>
-            <w:pPr>
-              <w:pStyle w:val="NormalWeb"/>
-            </w:pPr>
-            <w:r>
-              <w:t>10</w:t>
-            </w:r>
-          </w:p>
-        </w:tc>
-        <w:tc>
-          <w:tcPr>
-            <w:tcW w:w="0" w:type="auto"/>
-            <w:vAlign w:val="center"/>
-            <w:hideMark/>
-          </w:tcPr>
-          <w:p>
-            <w:pPr>
-              <w:pStyle w:val="NormalWeb"/>
-            </w:pPr>
-            <w:r>
-              <w:t>Boolean AND</w:t>
-            </w:r>
-          </w:p>
-        </w:tc>
-        <w:tc>
-          <w:tcPr>
-            <w:tcW w:w="0" w:type="auto"/>
-            <w:vAlign w:val="center"/>
-            <w:hideMark/>
-          </w:tcPr>
-          <w:p>
-            <w:pPr>
-              <w:pStyle w:val="NormalWeb"/>
-            </w:pPr>
-            <w:r>
-              <w:t>Linear</w:t>
-            </w:r>
-          </w:p>
-        </w:tc>
-        <w:tc>
-          <w:tcPr>
-            <w:tcW w:w="0" w:type="auto"/>
-            <w:vAlign w:val="center"/>
-            <w:hideMark/>
-          </w:tcPr>
-          <w:p>
-            <w:pPr>
-              <w:pStyle w:val="NormalWeb"/>
-            </w:pPr>
-            <w:r>
-              <w:t>FSC_gate / SSC_gate / both</w:t>
-            </w:r>
-          </w:p>
-        </w:tc>
-        <w:tc>
-          <w:tcPr>
-            <w:tcW w:w="0" w:type="auto"/>
-            <w:vAlign w:val="center"/>
-            <w:hideMark/>
-          </w:tcPr>
-          <w:p>
-            <w:pPr>
-              <w:pStyle w:val="NormalWeb"/>
-            </w:pPr>
-            <w:r>
-              <w:t>7,554 / 7,392 / 6,979</w:t>
-            </w:r>
-          </w:p>
-        </w:tc>
-      </w:tr>
-      <w:tr>
-        <w:trPr>
-          <w:tblCellSpacing w:w="15" w:type="dxa"/>
-        </w:trPr>
-        <w:tc>
-          <w:tcPr>
-            <w:tcW w:w="0" w:type="auto"/>
-            <w:vAlign w:val="center"/>
-            <w:hideMark/>
-          </w:tcPr>
-          <w:p>
-            <w:pPr>
-              <w:pStyle w:val="NormalWeb"/>
-            </w:pPr>
-            <w:r>
-              <w:t>11</w:t>
-            </w:r>
-          </w:p>
-        </w:tc>
-        <w:tc>
-          <w:tcPr>
-            <w:tcW w:w="0" w:type="auto"/>
-            <w:vAlign w:val="center"/>
-            <w:hideMark/>
-          </w:tcPr>
-          <w:p>
-            <w:pPr>
-              <w:pStyle w:val="NormalWeb"/>
-            </w:pPr>
-            <w:r>
-              <w:t>Mixed hierarchy (biexp + arcsinh + boolean)</w:t>
-            </w:r>
-          </w:p>
-        </w:tc>
-        <w:tc>
-          <w:tcPr>
-            <w:tcW w:w="0" w:type="auto"/>
-            <w:vAlign w:val="center"/>
-            <w:hideMark/>
-          </w:tcPr>
-          <w:p>
-            <w:pPr>
-              <w:pStyle w:val="NormalWeb"/>
-            </w:pPr>
-            <w:r>
-              <w:t>Mixed</w:t>
-            </w:r>
-          </w:p>
-        </w:tc>
-        <w:tc>
-          <w:tcPr>
-            <w:tcW w:w="0" w:type="auto"/>
-            <w:vAlign w:val="center"/>
-            <w:hideMark/>
-          </w:tcPr>
-          <w:p>
-            <w:pPr>
-              <w:pStyle w:val="NormalWeb"/>
-            </w:pPr>
-            <w:r>
-              <w:t>cells / FITC_pos / APC_pos / double_pos</w:t>
-            </w:r>
-          </w:p>
-        </w:tc>
-        <w:tc>
-          <w:tcPr>
-            <w:tcW w:w="0" w:type="auto"/>
-            <w:vAlign w:val="center"/>
-            <w:hideMark/>
-          </w:tcPr>
-          <w:p>
-            <w:pPr>
-              <w:pStyle w:val="NormalWeb"/>
-            </w:pPr>
-            <w:r>
-              <w:t>9,696 / 2,897 / 1,930 / 1,928</w:t>
-            </w:r>
-          </w:p>
-        </w:tc>
-      </w:tr>
-      <w:tr>
-        <w:trPr>
-          <w:tblCellSpacing w:w="15" w:type="dxa"/>
-        </w:trPr>
-        <w:tc>
-          <w:tcPr>
-            <w:tcW w:w="0" w:type="auto"/>
-            <w:vAlign w:val="center"/>
-            <w:hideMark/>
-          </w:tcPr>
-          <w:p>
-            <w:pPr>
-              <w:pStyle w:val="NormalWeb"/>
-            </w:pPr>
-            <w:r>
-              <w:t>12</w:t>
-            </w:r>
-          </w:p>
-        </w:tc>
-        <w:tc>
-          <w:tcPr>
-            <w:tcW w:w="0" w:type="auto"/>
-            <w:vAlign w:val="center"/>
-            <w:hideMark/>
-          </w:tcPr>
-          <w:p>
-            <w:pPr>
-              <w:pStyle w:val="NormalWeb"/>
-            </w:pPr>
-            <w:r>
-              <w:t>Ellipsoid + range + AND/OR/NOT</w:t>
-            </w:r>
-          </w:p>
-        </w:tc>
-        <w:tc>
-          <w:tcPr>
-            <w:tcW w:w="0" w:type="auto"/>
-            <w:vAlign w:val="center"/>
-            <w:hideMark/>
-          </w:tcPr>
-          <w:p>
-            <w:pPr>
-              <w:pStyle w:val="NormalWeb"/>
-            </w:pPr>
-            <w:r>
-              <w:t>Log + biexp</w:t>
-            </w:r>
-          </w:p>
-        </w:tc>
-        <w:tc>
-          <w:tcPr>
-            <w:tcW w:w="0" w:type="auto"/>
-            <w:vAlign w:val="center"/>
-            <w:hideMark/>
-          </w:tcPr>
-          <w:p>
-            <w:pPr>
-              <w:pStyle w:val="NormalWeb"/>
-            </w:pPr>
-            <w:r>
-              <w:t>cells / FITC_hi / PE_hi / double_hi / either_hi / neither</w:t>
-            </w:r>
-          </w:p>
-        </w:tc>
-        <w:tc>
-          <w:tcPr>
-            <w:tcW w:w="0" w:type="auto"/>
-            <w:vAlign w:val="center"/>
-            <w:hideMark/>
-          </w:tcPr>
-          <w:p>
-            <w:pPr>
-              <w:pStyle w:val="NormalWeb"/>
-            </w:pPr>
-            <w:r>
-              <w:t>9,765 / 2,934 / 3,831 / 2,879 / 3,886 / 5,879</w:t>
-            </w:r>
-          </w:p>
-        </w:tc>
-      </w:tr>
-      <w:tr>
-        <w:trPr>
-          <w:tblCellSpacing w:w="15" w:type="dxa"/>
-        </w:trPr>
-        <w:tc>
-          <w:tcPr>
-            <w:tcW w:w="0" w:type="auto"/>
-            <w:vAlign w:val="center"/>
-            <w:hideMark/>
-          </w:tcPr>
-          <w:p>
-            <w:pPr>
-              <w:pStyle w:val="NormalWeb"/>
-            </w:pPr>
-            <w:r>
-              <w:lastRenderedPageBreak/>
-              <w:t>13</w:t>
-            </w:r>
-          </w:p>
-        </w:tc>
-        <w:tc>
-          <w:tcPr>
-            <w:tcW w:w="0" w:type="auto"/>
-            <w:vAlign w:val="center"/>
-            <w:hideMark/>
-          </w:tcPr>
-          <w:p>
-            <w:pPr>
-              <w:pStyle w:val="NormalWeb"/>
-            </w:pPr>
-            <w:r>
-              <w:t>3-level hierarchy (polygon/rect/ellipse/boolean)</w:t>
-            </w:r>
-          </w:p>
-        </w:tc>
-        <w:tc>
-          <w:tcPr>
-            <w:tcW w:w="0" w:type="auto"/>
-            <w:vAlign w:val="center"/>
-            <w:hideMark/>
-          </w:tcPr>
-          <w:p>
-            <w:pPr>
-              <w:pStyle w:val="NormalWeb"/>
-            </w:pPr>
-            <w:r>
-              <w:t>Arcsinh</w:t>
-            </w:r>
-          </w:p>
-        </w:tc>
-        <w:tc>
-          <w:tcPr>
-            <w:tcW w:w="0" w:type="auto"/>
-            <w:vAlign w:val="center"/>
-            <w:hideMark/>
-          </w:tcPr>
-          <w:p>
-            <w:pPr>
-              <w:pStyle w:val="NormalWeb"/>
-            </w:pPr>
-            <w:r>
-              <w:t>live / singlets / FITC_pos / double_pos / not_double</w:t>
-            </w:r>
-          </w:p>
-        </w:tc>
-        <w:tc>
-          <w:tcPr>
-            <w:tcW w:w="0" w:type="auto"/>
-            <w:vAlign w:val="center"/>
-            <w:hideMark/>
-          </w:tcPr>
-          <w:p>
-            <w:pPr>
-              <w:pStyle w:val="NormalWeb"/>
-            </w:pPr>
-            <w:r>
-              <w:t>9,939 / 9,470 / 2,838 / 1,887 / 7,583</w:t>
+              <w:cnfStyle w:val="000000000000" w:firstRow="0" w:lastRow="0" w:firstColumn="0" w:lastColumn="0" w:oddVBand="0" w:evenVBand="0" w:oddHBand="0" w:evenHBand="0" w:firstRowFirstColumn="0" w:firstRowLastColumn="0" w:lastRowFirstColumn="0" w:lastRowLastColumn="0"/>
+              <w:rPr>
+                <w:lang w:val="en-FR" w:eastAsia="en-GB"/>
+              </w:rPr>
+            </w:pPr>
+            <w:r>
+              <w:rPr>
+                <w:lang w:val="en-FR" w:eastAsia="en-GB"/>
+              </w:rPr>
+              <w:t>Excluding "Not imported" failures.</w:t>
             </w:r>
           </w:p>
         </w:tc>
@@ -3794,2028 +3451,225 @@
     </w:tbl>
     <w:p>
       <w:pPr>
-        <w:pStyle w:val="NormalWeb"/>
-      </w:pPr>
-      <w:r>
-        <w:rPr>
-          <w:rStyle w:val="Emphasis"/>
-        </w:rPr>
-        <w:t>Note: Population names follow FlowJo convention where gate names reflect the marker or cell population being identified (e.g., "FSC_filter" for forward scatter filter, "FITC_pos" for FITC-positive cells).</w:t>
-      </w:r>
-    </w:p>
-    <w:p>
-      <w:pPr>
-        <w:pStyle w:val="Heading2"/>
-      </w:pPr>
-      <w:r>
-        <w:t>Population Count Preservation — FlowJo Comparison</w:t>
-      </w:r>
-    </w:p>
-    <w:p>
-      <w:pPr>
-        <w:rPr>
-          <w:lang w:val="en-US"/>
-        </w:rPr>
-      </w:pPr>
-      <w:r>
-        <w:rPr>
-          <w:lang w:val="en-US"/>
-        </w:rPr>
-        <w:t>To assess whether the exported FlowJo v10 workspaces preserve the population counts obtained in R, each exported workspace was reopened in FlowJo and the event counts shown in the hierarchy panel were compared to the counts computed from the R GatingSet (Table 2 and Supplementary Table S1). Across 35 populations from the 13 validation scenarios, 29 (82.9%) showed exact agreement between R and FlowJo. The remaining six differed by no more than 14 cells, corresponding to a maximum absolute percentage difference of 0.30% and a mean absolute percentage difference of 0.022%. The largest discrepancy was observed for the FITC_PE_gate ellipsoid population in Test 13 (2,983 events in R versus 2,992 in FlowJo, 0.30% difference); smaller differences were observed for polygon and ellipsoid populations in Tests 4, 5, 11, 12, and 13 (≤0.19% absolute). All differences are consistent with minor floating-point variation in the geometric evaluation of polygon and ellipsoid gates between flowCore and FlowJo.</w:t>
-      </w:r>
-    </w:p>
-    <w:p>
-      <w:pPr>
-        <w:pStyle w:val="Heading3"/>
-      </w:pPr>
-      <w:r>
-        <w:t>Gate Coordinate Accuracy</w:t>
-      </w:r>
-    </w:p>
-    <w:p>
-      <w:pPr>
-        <w:pStyle w:val="NormalWeb"/>
-      </w:pPr>
-      <w:r>
-        <w:t xml:space="preserve">Gate boundary coordinates were extracted from each exported v10 XML file and compared to the original gate definitions used to construct the test workspaces (Table 3). For linear rectangle and polygon gates, XML coordinates (in raw data space) were compared directly to the original flowCore gate coordinates. For transformed gates (biexponential, log, arcsinh), the XML data-space coordinates were re-transformed using the same forward transform function and compared to the original transformed-space gate boundaries. Validation was performed using the </w:t>
-      </w:r>
-      <w:r>
-        <w:rPr>
-          <w:rStyle w:val="HTMLCode"/>
-          <w:color w:val="EE0000"/>
-        </w:rPr>
-        <w:t>validate_gate_coordinates.R</w:t>
-      </w:r>
-      <w:r>
-        <w:rPr>
-          <w:color w:val="EE0000"/>
-        </w:rPr>
-        <w:t xml:space="preserve"> script (included in inst/scripts/).</w:t>
-      </w:r>
-    </w:p>
-    <w:p>
-      <w:pPr>
-        <w:pStyle w:val="NormalWeb"/>
-      </w:pPr>
-      <w:r>
-        <w:rPr>
-          <w:rStyle w:val="Strong"/>
-        </w:rPr>
-        <w:t>Table 3. Gate coordinate accuracy across 8 test scenarios covering 5 gate/transform combinations.</w:t>
-      </w:r>
-    </w:p>
-    <w:tbl>
-      <w:tblPr>
-        <w:tblW w:w="0" w:type="auto"/>
-        <w:tblCellSpacing w:w="15" w:type="dxa"/>
-        <w:tblCellMar>
-          <w:top w:w="15" w:type="dxa"/>
-          <w:left w:w="15" w:type="dxa"/>
-          <w:bottom w:w="15" w:type="dxa"/>
-          <w:right w:w="15" w:type="dxa"/>
-        </w:tblCellMar>
-        <w:tblLook w:val="04A0" w:firstRow="1" w:lastRow="0" w:firstColumn="1" w:lastColumn="0" w:noHBand="0" w:noVBand="1"/>
-      </w:tblPr>
-      <w:tblGrid>
-        <w:gridCol w:w="515"/>
-        <w:gridCol w:w="1181"/>
-        <w:gridCol w:w="2007"/>
-        <w:gridCol w:w="1407"/>
-        <w:gridCol w:w="974"/>
-        <w:gridCol w:w="1534"/>
-        <w:gridCol w:w="716"/>
-      </w:tblGrid>
-      <w:tr>
-        <w:trPr>
-          <w:tblCellSpacing w:w="15" w:type="dxa"/>
-        </w:trPr>
-        <w:tc>
-          <w:tcPr>
-            <w:tcW w:w="0" w:type="auto"/>
-            <w:vAlign w:val="center"/>
-            <w:hideMark/>
-          </w:tcPr>
-          <w:p>
-            <w:pPr>
-              <w:pStyle w:val="NormalWeb"/>
-              <w:jc w:val="center"/>
-              <w:rPr>
-                <w:b/>
-                <w:bCs/>
-              </w:rPr>
-            </w:pPr>
-            <w:r>
-              <w:rPr>
-                <w:b/>
-                <w:bCs/>
-              </w:rPr>
-              <w:t>Test</w:t>
-            </w:r>
-          </w:p>
-        </w:tc>
-        <w:tc>
-          <w:tcPr>
-            <w:tcW w:w="0" w:type="auto"/>
-            <w:vAlign w:val="center"/>
-            <w:hideMark/>
-          </w:tcPr>
-          <w:p>
-            <w:pPr>
-              <w:pStyle w:val="NormalWeb"/>
-              <w:jc w:val="center"/>
-              <w:rPr>
-                <w:b/>
-                <w:bCs/>
-              </w:rPr>
-            </w:pPr>
-            <w:r>
-              <w:rPr>
-                <w:b/>
-                <w:bCs/>
-              </w:rPr>
-              <w:t>Population</w:t>
-            </w:r>
-          </w:p>
-        </w:tc>
-        <w:tc>
-          <w:tcPr>
-            <w:tcW w:w="0" w:type="auto"/>
-            <w:vAlign w:val="center"/>
-            <w:hideMark/>
-          </w:tcPr>
-          <w:p>
-            <w:pPr>
-              <w:pStyle w:val="NormalWeb"/>
-              <w:jc w:val="center"/>
-              <w:rPr>
-                <w:b/>
-                <w:bCs/>
-              </w:rPr>
-            </w:pPr>
-            <w:r>
-              <w:rPr>
-                <w:b/>
-                <w:bCs/>
-              </w:rPr>
-              <w:t>Gate type</w:t>
-            </w:r>
-          </w:p>
-        </w:tc>
-        <w:tc>
-          <w:tcPr>
-            <w:tcW w:w="0" w:type="auto"/>
-            <w:vAlign w:val="center"/>
-            <w:hideMark/>
-          </w:tcPr>
-          <w:p>
-            <w:pPr>
-              <w:pStyle w:val="NormalWeb"/>
-              <w:jc w:val="center"/>
-              <w:rPr>
-                <w:b/>
-                <w:bCs/>
-              </w:rPr>
-            </w:pPr>
-            <w:r>
-              <w:rPr>
-                <w:b/>
-                <w:bCs/>
-              </w:rPr>
-              <w:t>Transform</w:t>
-            </w:r>
-          </w:p>
-        </w:tc>
-        <w:tc>
-          <w:tcPr>
-            <w:tcW w:w="0" w:type="auto"/>
-            <w:vAlign w:val="center"/>
-            <w:hideMark/>
-          </w:tcPr>
-          <w:p>
-            <w:pPr>
-              <w:pStyle w:val="NormalWeb"/>
-              <w:jc w:val="center"/>
-              <w:rPr>
-                <w:b/>
-                <w:bCs/>
-              </w:rPr>
-            </w:pPr>
-            <w:r>
-              <w:rPr>
-                <w:b/>
-                <w:bCs/>
-              </w:rPr>
-              <w:t>N coords</w:t>
-            </w:r>
-          </w:p>
-        </w:tc>
-        <w:tc>
-          <w:tcPr>
-            <w:tcW w:w="0" w:type="auto"/>
-            <w:vAlign w:val="center"/>
-            <w:hideMark/>
-          </w:tcPr>
-          <w:p>
-            <w:pPr>
-              <w:pStyle w:val="NormalWeb"/>
-              <w:jc w:val="center"/>
-              <w:rPr>
-                <w:b/>
-                <w:bCs/>
-              </w:rPr>
-            </w:pPr>
-            <w:r>
-              <w:rPr>
-                <w:b/>
-                <w:bCs/>
-              </w:rPr>
-              <w:t>Max deviation</w:t>
-            </w:r>
-          </w:p>
-        </w:tc>
-        <w:tc>
-          <w:tcPr>
-            <w:tcW w:w="0" w:type="auto"/>
-            <w:vAlign w:val="center"/>
-            <w:hideMark/>
-          </w:tcPr>
-          <w:p>
-            <w:pPr>
-              <w:pStyle w:val="NormalWeb"/>
-              <w:jc w:val="center"/>
-              <w:rPr>
-                <w:b/>
-                <w:bCs/>
-              </w:rPr>
-            </w:pPr>
-            <w:r>
-              <w:rPr>
-                <w:b/>
-                <w:bCs/>
-              </w:rPr>
-              <w:t>Status</w:t>
-            </w:r>
-          </w:p>
-        </w:tc>
-      </w:tr>
-      <w:tr>
-        <w:trPr>
-          <w:tblCellSpacing w:w="15" w:type="dxa"/>
-        </w:trPr>
-        <w:tc>
-          <w:tcPr>
-            <w:tcW w:w="0" w:type="auto"/>
-            <w:vAlign w:val="center"/>
-            <w:hideMark/>
-          </w:tcPr>
-          <w:p>
-            <w:pPr>
-              <w:pStyle w:val="NormalWeb"/>
-            </w:pPr>
-            <w:r>
-              <w:t>02</w:t>
-            </w:r>
-          </w:p>
-        </w:tc>
-        <w:tc>
-          <w:tcPr>
-            <w:tcW w:w="0" w:type="auto"/>
-            <w:vAlign w:val="center"/>
-            <w:hideMark/>
-          </w:tcPr>
-          <w:p>
-            <w:pPr>
-              <w:pStyle w:val="NormalWeb"/>
-            </w:pPr>
-            <w:r>
-              <w:t>FSC_filter</w:t>
-            </w:r>
-          </w:p>
-        </w:tc>
-        <w:tc>
-          <w:tcPr>
-            <w:tcW w:w="0" w:type="auto"/>
-            <w:vAlign w:val="center"/>
-            <w:hideMark/>
-          </w:tcPr>
-          <w:p>
-            <w:pPr>
-              <w:pStyle w:val="NormalWeb"/>
-            </w:pPr>
-            <w:r>
-              <w:t>1D rectangle</w:t>
-            </w:r>
-          </w:p>
-        </w:tc>
-        <w:tc>
-          <w:tcPr>
-            <w:tcW w:w="0" w:type="auto"/>
-            <w:vAlign w:val="center"/>
-            <w:hideMark/>
-          </w:tcPr>
-          <w:p>
-            <w:pPr>
-              <w:pStyle w:val="NormalWeb"/>
-            </w:pPr>
-            <w:r>
-              <w:t>Linear</w:t>
-            </w:r>
-          </w:p>
-        </w:tc>
-        <w:tc>
-          <w:tcPr>
-            <w:tcW w:w="0" w:type="auto"/>
-            <w:vAlign w:val="center"/>
-            <w:hideMark/>
-          </w:tcPr>
-          <w:p>
-            <w:pPr>
-              <w:pStyle w:val="NormalWeb"/>
-            </w:pPr>
-            <w:r>
-              <w:t>2</w:t>
-            </w:r>
-          </w:p>
-        </w:tc>
-        <w:tc>
-          <w:tcPr>
-            <w:tcW w:w="0" w:type="auto"/>
-            <w:vAlign w:val="center"/>
-            <w:hideMark/>
-          </w:tcPr>
-          <w:p>
-            <w:pPr>
-              <w:pStyle w:val="NormalWeb"/>
-            </w:pPr>
-            <w:r>
-              <w:t>0.000000%</w:t>
-            </w:r>
-          </w:p>
-        </w:tc>
-        <w:tc>
-          <w:tcPr>
-            <w:tcW w:w="0" w:type="auto"/>
-            <w:vAlign w:val="center"/>
-            <w:hideMark/>
-          </w:tcPr>
-          <w:p>
-            <w:pPr>
-              <w:pStyle w:val="NormalWeb"/>
-            </w:pPr>
-            <w:r>
-              <w:t>PASS</w:t>
-            </w:r>
-          </w:p>
-        </w:tc>
-      </w:tr>
-      <w:tr>
-        <w:trPr>
-          <w:tblCellSpacing w:w="15" w:type="dxa"/>
-        </w:trPr>
-        <w:tc>
-          <w:tcPr>
-            <w:tcW w:w="0" w:type="auto"/>
-            <w:vAlign w:val="center"/>
-            <w:hideMark/>
-          </w:tcPr>
-          <w:p>
-            <w:pPr>
-              <w:pStyle w:val="NormalWeb"/>
-            </w:pPr>
-            <w:r>
-              <w:t>03</w:t>
-            </w:r>
-          </w:p>
-        </w:tc>
-        <w:tc>
-          <w:tcPr>
-            <w:tcW w:w="0" w:type="auto"/>
-            <w:vAlign w:val="center"/>
-            <w:hideMark/>
-          </w:tcPr>
-          <w:p>
-            <w:pPr>
-              <w:pStyle w:val="NormalWeb"/>
-            </w:pPr>
-            <w:r>
-              <w:t>cells</w:t>
-            </w:r>
-          </w:p>
-        </w:tc>
-        <w:tc>
-          <w:tcPr>
-            <w:tcW w:w="0" w:type="auto"/>
-            <w:vAlign w:val="center"/>
-            <w:hideMark/>
-          </w:tcPr>
-          <w:p>
-            <w:pPr>
-              <w:pStyle w:val="NormalWeb"/>
-            </w:pPr>
-            <w:r>
-              <w:t>2D rectangle</w:t>
-            </w:r>
-          </w:p>
-        </w:tc>
-        <w:tc>
-          <w:tcPr>
-            <w:tcW w:w="0" w:type="auto"/>
-            <w:vAlign w:val="center"/>
-            <w:hideMark/>
-          </w:tcPr>
-          <w:p>
-            <w:pPr>
-              <w:pStyle w:val="NormalWeb"/>
-            </w:pPr>
-            <w:r>
-              <w:t>Linear</w:t>
-            </w:r>
-          </w:p>
-        </w:tc>
-        <w:tc>
-          <w:tcPr>
-            <w:tcW w:w="0" w:type="auto"/>
-            <w:vAlign w:val="center"/>
-            <w:hideMark/>
-          </w:tcPr>
-          <w:p>
-            <w:pPr>
-              <w:pStyle w:val="NormalWeb"/>
-            </w:pPr>
-            <w:r>
-              <w:t>4</w:t>
-            </w:r>
-          </w:p>
-        </w:tc>
-        <w:tc>
-          <w:tcPr>
-            <w:tcW w:w="0" w:type="auto"/>
-            <w:vAlign w:val="center"/>
-            <w:hideMark/>
-          </w:tcPr>
-          <w:p>
-            <w:pPr>
-              <w:pStyle w:val="NormalWeb"/>
-            </w:pPr>
-            <w:r>
-              <w:t>0.000000%</w:t>
-            </w:r>
-          </w:p>
-        </w:tc>
-        <w:tc>
-          <w:tcPr>
-            <w:tcW w:w="0" w:type="auto"/>
-            <w:vAlign w:val="center"/>
-            <w:hideMark/>
-          </w:tcPr>
-          <w:p>
-            <w:pPr>
-              <w:pStyle w:val="NormalWeb"/>
-            </w:pPr>
-            <w:r>
-              <w:t>PASS</w:t>
-            </w:r>
-          </w:p>
-        </w:tc>
-      </w:tr>
-      <w:tr>
-        <w:trPr>
-          <w:tblCellSpacing w:w="15" w:type="dxa"/>
-        </w:trPr>
-        <w:tc>
-          <w:tcPr>
-            <w:tcW w:w="0" w:type="auto"/>
-            <w:vAlign w:val="center"/>
-            <w:hideMark/>
-          </w:tcPr>
-          <w:p>
-            <w:pPr>
-              <w:pStyle w:val="NormalWeb"/>
-            </w:pPr>
-            <w:r>
-              <w:t>04</w:t>
-            </w:r>
-          </w:p>
-        </w:tc>
-        <w:tc>
-          <w:tcPr>
-            <w:tcW w:w="0" w:type="auto"/>
-            <w:vAlign w:val="center"/>
-            <w:hideMark/>
-          </w:tcPr>
-          <w:p>
-            <w:pPr>
-              <w:pStyle w:val="NormalWeb"/>
-            </w:pPr>
-            <w:r>
-              <w:t>singlets</w:t>
-            </w:r>
-          </w:p>
-        </w:tc>
-        <w:tc>
-          <w:tcPr>
-            <w:tcW w:w="0" w:type="auto"/>
-            <w:vAlign w:val="center"/>
-            <w:hideMark/>
-          </w:tcPr>
-          <w:p>
-            <w:pPr>
-              <w:pStyle w:val="NormalWeb"/>
-            </w:pPr>
-            <w:r>
-              <w:t>Polygon (6 vertices)</w:t>
-            </w:r>
-          </w:p>
-        </w:tc>
-        <w:tc>
-          <w:tcPr>
-            <w:tcW w:w="0" w:type="auto"/>
-            <w:vAlign w:val="center"/>
-            <w:hideMark/>
-          </w:tcPr>
-          <w:p>
-            <w:pPr>
-              <w:pStyle w:val="NormalWeb"/>
-            </w:pPr>
-            <w:r>
-              <w:t>Linear</w:t>
-            </w:r>
-          </w:p>
-        </w:tc>
-        <w:tc>
-          <w:tcPr>
-            <w:tcW w:w="0" w:type="auto"/>
-            <w:vAlign w:val="center"/>
-            <w:hideMark/>
-          </w:tcPr>
-          <w:p>
-            <w:pPr>
-              <w:pStyle w:val="NormalWeb"/>
-            </w:pPr>
-            <w:r>
-              <w:t>6</w:t>
-            </w:r>
-          </w:p>
-        </w:tc>
-        <w:tc>
-          <w:tcPr>
-            <w:tcW w:w="0" w:type="auto"/>
-            <w:vAlign w:val="center"/>
-            <w:hideMark/>
-          </w:tcPr>
-          <w:p>
-            <w:pPr>
-              <w:pStyle w:val="NormalWeb"/>
-            </w:pPr>
-            <w:r>
-              <w:t>0.000000%</w:t>
-            </w:r>
-          </w:p>
-        </w:tc>
-        <w:tc>
-          <w:tcPr>
-            <w:tcW w:w="0" w:type="auto"/>
-            <w:vAlign w:val="center"/>
-            <w:hideMark/>
-          </w:tcPr>
-          <w:p>
-            <w:pPr>
-              <w:pStyle w:val="NormalWeb"/>
-            </w:pPr>
-            <w:r>
-              <w:t>PASS</w:t>
-            </w:r>
-          </w:p>
-        </w:tc>
-      </w:tr>
-      <w:tr>
-        <w:trPr>
-          <w:tblCellSpacing w:w="15" w:type="dxa"/>
-        </w:trPr>
-        <w:tc>
-          <w:tcPr>
-            <w:tcW w:w="0" w:type="auto"/>
-            <w:vAlign w:val="center"/>
-            <w:hideMark/>
-          </w:tcPr>
-          <w:p>
-            <w:pPr>
-              <w:pStyle w:val="NormalWeb"/>
-            </w:pPr>
-            <w:r>
-              <w:t>06</w:t>
-            </w:r>
-          </w:p>
-        </w:tc>
-        <w:tc>
-          <w:tcPr>
-            <w:tcW w:w="0" w:type="auto"/>
-            <w:vAlign w:val="center"/>
-            <w:hideMark/>
-          </w:tcPr>
-          <w:p>
-            <w:pPr>
-              <w:pStyle w:val="NormalWeb"/>
-            </w:pPr>
-            <w:r>
-              <w:t>FITC_pos</w:t>
-            </w:r>
-          </w:p>
-        </w:tc>
-        <w:tc>
-          <w:tcPr>
-            <w:tcW w:w="0" w:type="auto"/>
-            <w:vAlign w:val="center"/>
-            <w:hideMark/>
-          </w:tcPr>
-          <w:p>
-            <w:pPr>
-              <w:pStyle w:val="NormalWeb"/>
-            </w:pPr>
-            <w:r>
-              <w:t>1D rectangle</w:t>
-            </w:r>
-          </w:p>
-        </w:tc>
-        <w:tc>
-          <w:tcPr>
-            <w:tcW w:w="0" w:type="auto"/>
-            <w:vAlign w:val="center"/>
-            <w:hideMark/>
-          </w:tcPr>
-          <w:p>
-            <w:pPr>
-              <w:pStyle w:val="NormalWeb"/>
-            </w:pPr>
-            <w:r>
-              <w:t>Biexponential</w:t>
-            </w:r>
-          </w:p>
-        </w:tc>
-        <w:tc>
-          <w:tcPr>
-            <w:tcW w:w="0" w:type="auto"/>
-            <w:vAlign w:val="center"/>
-            <w:hideMark/>
-          </w:tcPr>
-          <w:p>
-            <w:pPr>
-              <w:pStyle w:val="NormalWeb"/>
-            </w:pPr>
-            <w:r>
-              <w:t>2</w:t>
-            </w:r>
-          </w:p>
-        </w:tc>
-        <w:tc>
-          <w:tcPr>
-            <w:tcW w:w="0" w:type="auto"/>
-            <w:vAlign w:val="center"/>
-            <w:hideMark/>
-          </w:tcPr>
-          <w:p>
-            <w:pPr>
-              <w:pStyle w:val="NormalWeb"/>
-            </w:pPr>
-            <w:r>
-              <w:t>0.000000%</w:t>
-            </w:r>
-          </w:p>
-        </w:tc>
-        <w:tc>
-          <w:tcPr>
-            <w:tcW w:w="0" w:type="auto"/>
-            <w:vAlign w:val="center"/>
-            <w:hideMark/>
-          </w:tcPr>
-          <w:p>
-            <w:pPr>
-              <w:pStyle w:val="NormalWeb"/>
-            </w:pPr>
-            <w:r>
-              <w:t>PASS</w:t>
-            </w:r>
-          </w:p>
-        </w:tc>
-      </w:tr>
-      <w:tr>
-        <w:trPr>
-          <w:tblCellSpacing w:w="15" w:type="dxa"/>
-        </w:trPr>
-        <w:tc>
-          <w:tcPr>
-            <w:tcW w:w="0" w:type="auto"/>
-            <w:vAlign w:val="center"/>
-            <w:hideMark/>
-          </w:tcPr>
-          <w:p>
-            <w:pPr>
-              <w:pStyle w:val="NormalWeb"/>
-            </w:pPr>
-            <w:r>
-              <w:t>07</w:t>
-            </w:r>
-          </w:p>
-        </w:tc>
-        <w:tc>
-          <w:tcPr>
-            <w:tcW w:w="0" w:type="auto"/>
-            <w:vAlign w:val="center"/>
-            <w:hideMark/>
-          </w:tcPr>
-          <w:p>
-            <w:pPr>
-              <w:pStyle w:val="NormalWeb"/>
-            </w:pPr>
-            <w:r>
-              <w:t>PE_pos</w:t>
-            </w:r>
-          </w:p>
-        </w:tc>
-        <w:tc>
-          <w:tcPr>
-            <w:tcW w:w="0" w:type="auto"/>
-            <w:vAlign w:val="center"/>
-            <w:hideMark/>
-          </w:tcPr>
-          <w:p>
-            <w:pPr>
-              <w:pStyle w:val="NormalWeb"/>
-            </w:pPr>
-            <w:r>
-              <w:t>1D rectangle</w:t>
-            </w:r>
-          </w:p>
-        </w:tc>
-        <w:tc>
-          <w:tcPr>
-            <w:tcW w:w="0" w:type="auto"/>
-            <w:vAlign w:val="center"/>
-            <w:hideMark/>
-          </w:tcPr>
-          <w:p>
-            <w:pPr>
-              <w:pStyle w:val="NormalWeb"/>
-            </w:pPr>
-            <w:r>
-              <w:t>Log</w:t>
-            </w:r>
-          </w:p>
-        </w:tc>
-        <w:tc>
-          <w:tcPr>
-            <w:tcW w:w="0" w:type="auto"/>
-            <w:vAlign w:val="center"/>
-            <w:hideMark/>
-          </w:tcPr>
-          <w:p>
-            <w:pPr>
-              <w:pStyle w:val="NormalWeb"/>
-            </w:pPr>
-            <w:r>
-              <w:t>2</w:t>
-            </w:r>
-          </w:p>
-        </w:tc>
-        <w:tc>
-          <w:tcPr>
-            <w:tcW w:w="0" w:type="auto"/>
-            <w:vAlign w:val="center"/>
-            <w:hideMark/>
-          </w:tcPr>
-          <w:p>
-            <w:pPr>
-              <w:pStyle w:val="NormalWeb"/>
-            </w:pPr>
-            <w:r>
-              <w:t>0.000000%</w:t>
-            </w:r>
-          </w:p>
-        </w:tc>
-        <w:tc>
-          <w:tcPr>
-            <w:tcW w:w="0" w:type="auto"/>
-            <w:vAlign w:val="center"/>
-            <w:hideMark/>
-          </w:tcPr>
-          <w:p>
-            <w:pPr>
-              <w:pStyle w:val="NormalWeb"/>
-            </w:pPr>
-            <w:r>
-              <w:t>PASS</w:t>
-            </w:r>
-          </w:p>
-        </w:tc>
-      </w:tr>
-      <w:tr>
-        <w:trPr>
-          <w:tblCellSpacing w:w="15" w:type="dxa"/>
-        </w:trPr>
-        <w:tc>
-          <w:tcPr>
-            <w:tcW w:w="0" w:type="auto"/>
-            <w:vAlign w:val="center"/>
-            <w:hideMark/>
-          </w:tcPr>
-          <w:p>
-            <w:pPr>
-              <w:pStyle w:val="NormalWeb"/>
-            </w:pPr>
-            <w:r>
-              <w:t>08</w:t>
-            </w:r>
-          </w:p>
-        </w:tc>
-        <w:tc>
-          <w:tcPr>
-            <w:tcW w:w="0" w:type="auto"/>
-            <w:vAlign w:val="center"/>
-            <w:hideMark/>
-          </w:tcPr>
-          <w:p>
-            <w:pPr>
-              <w:pStyle w:val="NormalWeb"/>
-            </w:pPr>
-            <w:r>
-              <w:t>APC_pos</w:t>
-            </w:r>
-          </w:p>
-        </w:tc>
-        <w:tc>
-          <w:tcPr>
-            <w:tcW w:w="0" w:type="auto"/>
-            <w:vAlign w:val="center"/>
-            <w:hideMark/>
-          </w:tcPr>
-          <w:p>
-            <w:pPr>
-              <w:pStyle w:val="NormalWeb"/>
-            </w:pPr>
-            <w:r>
-              <w:t>1D rectangle</w:t>
-            </w:r>
-          </w:p>
-        </w:tc>
-        <w:tc>
-          <w:tcPr>
-            <w:tcW w:w="0" w:type="auto"/>
-            <w:vAlign w:val="center"/>
-            <w:hideMark/>
-          </w:tcPr>
-          <w:p>
-            <w:pPr>
-              <w:pStyle w:val="NormalWeb"/>
-            </w:pPr>
-            <w:r>
-              <w:t>Arcsinh</w:t>
-            </w:r>
-          </w:p>
-        </w:tc>
-        <w:tc>
-          <w:tcPr>
-            <w:tcW w:w="0" w:type="auto"/>
-            <w:vAlign w:val="center"/>
-            <w:hideMark/>
-          </w:tcPr>
-          <w:p>
-            <w:pPr>
-              <w:pStyle w:val="NormalWeb"/>
-            </w:pPr>
-            <w:r>
-              <w:t>2</w:t>
-            </w:r>
-          </w:p>
-        </w:tc>
-        <w:tc>
-          <w:tcPr>
-            <w:tcW w:w="0" w:type="auto"/>
-            <w:vAlign w:val="center"/>
-            <w:hideMark/>
-          </w:tcPr>
-          <w:p>
-            <w:pPr>
-              <w:pStyle w:val="NormalWeb"/>
-            </w:pPr>
-            <w:r>
-              <w:t>0.000000%</w:t>
-            </w:r>
-          </w:p>
-        </w:tc>
-        <w:tc>
-          <w:tcPr>
-            <w:tcW w:w="0" w:type="auto"/>
-            <w:vAlign w:val="center"/>
-            <w:hideMark/>
-          </w:tcPr>
-          <w:p>
-            <w:pPr>
-              <w:pStyle w:val="NormalWeb"/>
-            </w:pPr>
-            <w:r>
-              <w:t>PASS</w:t>
-            </w:r>
-          </w:p>
-        </w:tc>
-      </w:tr>
-      <w:tr>
-        <w:trPr>
-          <w:tblCellSpacing w:w="15" w:type="dxa"/>
-        </w:trPr>
-        <w:tc>
-          <w:tcPr>
-            <w:tcW w:w="0" w:type="auto"/>
-            <w:vAlign w:val="center"/>
-            <w:hideMark/>
-          </w:tcPr>
-          <w:p>
-            <w:pPr>
-              <w:pStyle w:val="NormalWeb"/>
-            </w:pPr>
-            <w:r>
-              <w:t>09</w:t>
-            </w:r>
-          </w:p>
-        </w:tc>
-        <w:tc>
-          <w:tcPr>
-            <w:tcW w:w="0" w:type="auto"/>
-            <w:vAlign w:val="center"/>
-            <w:hideMark/>
-          </w:tcPr>
-          <w:p>
-            <w:pPr>
-              <w:pStyle w:val="NormalWeb"/>
-            </w:pPr>
-            <w:r>
-              <w:t>cells</w:t>
-            </w:r>
-          </w:p>
-        </w:tc>
-        <w:tc>
-          <w:tcPr>
-            <w:tcW w:w="0" w:type="auto"/>
-            <w:vAlign w:val="center"/>
-            <w:hideMark/>
-          </w:tcPr>
-          <w:p>
-            <w:pPr>
-              <w:pStyle w:val="NormalWeb"/>
-            </w:pPr>
-            <w:r>
-              <w:t>2D rectangle</w:t>
-            </w:r>
-          </w:p>
-        </w:tc>
-        <w:tc>
-          <w:tcPr>
-            <w:tcW w:w="0" w:type="auto"/>
-            <w:vAlign w:val="center"/>
-            <w:hideMark/>
-          </w:tcPr>
-          <w:p>
-            <w:pPr>
-              <w:pStyle w:val="NormalWeb"/>
-            </w:pPr>
-            <w:r>
-              <w:t>Linear</w:t>
-            </w:r>
-          </w:p>
-        </w:tc>
-        <w:tc>
-          <w:tcPr>
-            <w:tcW w:w="0" w:type="auto"/>
-            <w:vAlign w:val="center"/>
-            <w:hideMark/>
-          </w:tcPr>
-          <w:p>
-            <w:pPr>
-              <w:pStyle w:val="NormalWeb"/>
-            </w:pPr>
-            <w:r>
-              <w:t>4</w:t>
-            </w:r>
-          </w:p>
-        </w:tc>
-        <w:tc>
-          <w:tcPr>
-            <w:tcW w:w="0" w:type="auto"/>
-            <w:vAlign w:val="center"/>
-            <w:hideMark/>
-          </w:tcPr>
-          <w:p>
-            <w:pPr>
-              <w:pStyle w:val="NormalWeb"/>
-            </w:pPr>
-            <w:r>
-              <w:t>0.000000%</w:t>
-            </w:r>
-          </w:p>
-        </w:tc>
-        <w:tc>
-          <w:tcPr>
-            <w:tcW w:w="0" w:type="auto"/>
-            <w:vAlign w:val="center"/>
-            <w:hideMark/>
-          </w:tcPr>
-          <w:p>
-            <w:pPr>
-              <w:pStyle w:val="NormalWeb"/>
-            </w:pPr>
-            <w:r>
-              <w:t>PASS</w:t>
-            </w:r>
-          </w:p>
-        </w:tc>
-      </w:tr>
-      <w:tr>
-        <w:trPr>
-          <w:tblCellSpacing w:w="15" w:type="dxa"/>
-        </w:trPr>
-        <w:tc>
-          <w:tcPr>
-            <w:tcW w:w="0" w:type="auto"/>
-            <w:vAlign w:val="center"/>
-            <w:hideMark/>
-          </w:tcPr>
-          <w:p>
-            <w:pPr>
-              <w:pStyle w:val="NormalWeb"/>
-            </w:pPr>
-            <w:r>
-              <w:t>09</w:t>
-            </w:r>
-          </w:p>
-        </w:tc>
-        <w:tc>
-          <w:tcPr>
-            <w:tcW w:w="0" w:type="auto"/>
-            <w:vAlign w:val="center"/>
-            <w:hideMark/>
-          </w:tcPr>
-          <w:p>
-            <w:pPr>
-              <w:pStyle w:val="NormalWeb"/>
-            </w:pPr>
-            <w:r>
-              <w:t>singlets</w:t>
-            </w:r>
-          </w:p>
-        </w:tc>
-        <w:tc>
-          <w:tcPr>
-            <w:tcW w:w="0" w:type="auto"/>
-            <w:vAlign w:val="center"/>
-            <w:hideMark/>
-          </w:tcPr>
-          <w:p>
-            <w:pPr>
-              <w:pStyle w:val="NormalWeb"/>
-            </w:pPr>
-            <w:r>
-              <w:t>2D rectangle</w:t>
-            </w:r>
-          </w:p>
-        </w:tc>
-        <w:tc>
-          <w:tcPr>
-            <w:tcW w:w="0" w:type="auto"/>
-            <w:vAlign w:val="center"/>
-            <w:hideMark/>
-          </w:tcPr>
-          <w:p>
-            <w:pPr>
-              <w:pStyle w:val="NormalWeb"/>
-            </w:pPr>
-            <w:r>
-              <w:t>Linear</w:t>
-            </w:r>
-          </w:p>
-        </w:tc>
-        <w:tc>
-          <w:tcPr>
-            <w:tcW w:w="0" w:type="auto"/>
-            <w:vAlign w:val="center"/>
-            <w:hideMark/>
-          </w:tcPr>
-          <w:p>
-            <w:pPr>
-              <w:pStyle w:val="NormalWeb"/>
-            </w:pPr>
-            <w:r>
-              <w:t>4</w:t>
-            </w:r>
-          </w:p>
-        </w:tc>
-        <w:tc>
-          <w:tcPr>
-            <w:tcW w:w="0" w:type="auto"/>
-            <w:vAlign w:val="center"/>
-            <w:hideMark/>
-          </w:tcPr>
-          <w:p>
-            <w:pPr>
-              <w:pStyle w:val="NormalWeb"/>
-            </w:pPr>
-            <w:r>
-              <w:t>0.000000%</w:t>
-            </w:r>
-          </w:p>
-        </w:tc>
-        <w:tc>
-          <w:tcPr>
-            <w:tcW w:w="0" w:type="auto"/>
-            <w:vAlign w:val="center"/>
-            <w:hideMark/>
-          </w:tcPr>
-          <w:p>
-            <w:pPr>
-              <w:pStyle w:val="NormalWeb"/>
-            </w:pPr>
-            <w:r>
-              <w:t>PASS</w:t>
-            </w:r>
-          </w:p>
-        </w:tc>
-      </w:tr>
-    </w:tbl>
-    <w:p>
-      <w:pPr>
-        <w:pStyle w:val="NormalWeb"/>
-      </w:pPr>
-      <w:r>
-        <w:lastRenderedPageBreak/>
-        <w:t>The R-side coordinates are preserved exactly in the exported XML, but the displayed gate position in FlowJo may differ from the original due to differences in how FlowJo and flowCore interpret log transform parameters.</w:t>
-      </w:r>
-    </w:p>
-    <w:p>
-      <w:pPr>
-        <w:pStyle w:val="Heading2"/>
-      </w:pPr>
-      <w:r>
-        <w:t>Standards Compliance</w:t>
-      </w:r>
-    </w:p>
-    <w:p>
-      <w:pPr>
-        <w:pStyle w:val="NormalWeb"/>
-      </w:pPr>
-      <w:r>
-        <w:t xml:space="preserve">Gating-ML 2.0 compliance was assessed at two levels. First, a structural conformance check verified that gate elements use the correct Gating-ML 2.0 namespace URIs, element names, and required attributes. All 50 applicable checks passed across all 13 test workspaces (Table 4): 13/13 namespace declarations, 10/10 RectangleGate elements, 3/3 PolygonGate elements, 3/3 EllipsoidGate elements, and all transformation elements conformed to the structural requirements of the published specification </w:t>
-      </w:r>
-      <w:r>
-        <w:rPr>
-          <w:color w:val="EE0000"/>
-        </w:rPr>
-        <w:t>[4].</w:t>
-      </w:r>
-    </w:p>
-    <w:p>
-      <w:pPr>
-        <w:pStyle w:val="NormalWeb"/>
-      </w:pPr>
-      <w:r>
-        <w:rPr>
-          <w:rStyle w:val="Strong"/>
-        </w:rPr>
-        <w:t>Table 4. Gating-ML 2.0 structural conformance results across 13 test workspaces.</w:t>
-      </w:r>
-      <w:r>
-        <w:t xml:space="preserve"> Each check verifies that required XML elements, namespace URIs, and coordinate attributes conform to the published standard (Spidlen et al. 2012).</w:t>
-      </w:r>
-    </w:p>
-    <w:tbl>
-      <w:tblPr>
-        <w:tblW w:w="0" w:type="auto"/>
-        <w:tblCellSpacing w:w="15" w:type="dxa"/>
-        <w:tblCellMar>
-          <w:top w:w="15" w:type="dxa"/>
-          <w:left w:w="15" w:type="dxa"/>
-          <w:bottom w:w="15" w:type="dxa"/>
-          <w:right w:w="15" w:type="dxa"/>
-        </w:tblCellMar>
-        <w:tblLook w:val="04A0" w:firstRow="1" w:lastRow="0" w:firstColumn="1" w:lastColumn="0" w:noHBand="0" w:noVBand="1"/>
-      </w:tblPr>
-      <w:tblGrid>
-        <w:gridCol w:w="4727"/>
-        <w:gridCol w:w="1167"/>
-        <w:gridCol w:w="514"/>
-        <w:gridCol w:w="475"/>
-      </w:tblGrid>
-      <w:tr>
-        <w:trPr>
-          <w:tblCellSpacing w:w="15" w:type="dxa"/>
-        </w:trPr>
-        <w:tc>
-          <w:tcPr>
-            <w:tcW w:w="0" w:type="auto"/>
-            <w:vAlign w:val="center"/>
-            <w:hideMark/>
-          </w:tcPr>
-          <w:p>
-            <w:pPr>
-              <w:pStyle w:val="NormalWeb"/>
-              <w:jc w:val="center"/>
-              <w:rPr>
-                <w:b/>
-                <w:bCs/>
-              </w:rPr>
-            </w:pPr>
-            <w:r>
-              <w:rPr>
-                <w:b/>
-                <w:bCs/>
-              </w:rPr>
-              <w:t>Check category</w:t>
-            </w:r>
-          </w:p>
-        </w:tc>
-        <w:tc>
-          <w:tcPr>
-            <w:tcW w:w="0" w:type="auto"/>
-            <w:vAlign w:val="center"/>
-            <w:hideMark/>
-          </w:tcPr>
-          <w:p>
-            <w:pPr>
-              <w:pStyle w:val="NormalWeb"/>
-              <w:jc w:val="center"/>
-              <w:rPr>
-                <w:b/>
-                <w:bCs/>
-              </w:rPr>
-            </w:pPr>
-            <w:r>
-              <w:rPr>
-                <w:b/>
-                <w:bCs/>
-              </w:rPr>
-              <w:t>Applicable</w:t>
-            </w:r>
-          </w:p>
-        </w:tc>
-        <w:tc>
-          <w:tcPr>
-            <w:tcW w:w="0" w:type="auto"/>
-            <w:vAlign w:val="center"/>
-            <w:hideMark/>
-          </w:tcPr>
-          <w:p>
-            <w:pPr>
-              <w:pStyle w:val="NormalWeb"/>
-              <w:jc w:val="center"/>
-              <w:rPr>
-                <w:b/>
-                <w:bCs/>
-              </w:rPr>
-            </w:pPr>
-            <w:r>
-              <w:rPr>
-                <w:b/>
-                <w:bCs/>
-              </w:rPr>
-              <w:t>Pass</w:t>
-            </w:r>
-          </w:p>
-        </w:tc>
-        <w:tc>
-          <w:tcPr>
-            <w:tcW w:w="0" w:type="auto"/>
-            <w:vAlign w:val="center"/>
-            <w:hideMark/>
-          </w:tcPr>
-          <w:p>
-            <w:pPr>
-              <w:pStyle w:val="NormalWeb"/>
-              <w:jc w:val="center"/>
-              <w:rPr>
-                <w:b/>
-                <w:bCs/>
-              </w:rPr>
-            </w:pPr>
-            <w:r>
-              <w:rPr>
-                <w:b/>
-                <w:bCs/>
-              </w:rPr>
-              <w:t>Fail</w:t>
-            </w:r>
-          </w:p>
-        </w:tc>
-      </w:tr>
-      <w:tr>
-        <w:trPr>
-          <w:tblCellSpacing w:w="15" w:type="dxa"/>
-        </w:trPr>
-        <w:tc>
-          <w:tcPr>
-            <w:tcW w:w="0" w:type="auto"/>
-            <w:vAlign w:val="center"/>
-            <w:hideMark/>
-          </w:tcPr>
-          <w:p>
-            <w:pPr>
-              <w:pStyle w:val="NormalWeb"/>
-            </w:pPr>
-            <w:r>
-              <w:t>Namespace URIs (gating, transforms, data-type)</w:t>
-            </w:r>
-          </w:p>
-        </w:tc>
-        <w:tc>
-          <w:tcPr>
-            <w:tcW w:w="0" w:type="auto"/>
-            <w:vAlign w:val="center"/>
-            <w:hideMark/>
-          </w:tcPr>
-          <w:p>
-            <w:pPr>
-              <w:pStyle w:val="NormalWeb"/>
-            </w:pPr>
-            <w:r>
-              <w:t>13</w:t>
-            </w:r>
-          </w:p>
-        </w:tc>
-        <w:tc>
-          <w:tcPr>
-            <w:tcW w:w="0" w:type="auto"/>
-            <w:vAlign w:val="center"/>
-            <w:hideMark/>
-          </w:tcPr>
-          <w:p>
-            <w:pPr>
-              <w:pStyle w:val="NormalWeb"/>
-            </w:pPr>
-            <w:r>
-              <w:t>13</w:t>
-            </w:r>
-          </w:p>
-        </w:tc>
-        <w:tc>
-          <w:tcPr>
-            <w:tcW w:w="0" w:type="auto"/>
-            <w:vAlign w:val="center"/>
-            <w:hideMark/>
-          </w:tcPr>
-          <w:p>
-            <w:pPr>
-              <w:pStyle w:val="NormalWeb"/>
-            </w:pPr>
-            <w:r>
-              <w:t>0</w:t>
-            </w:r>
-          </w:p>
-        </w:tc>
-      </w:tr>
-      <w:tr>
-        <w:trPr>
-          <w:tblCellSpacing w:w="15" w:type="dxa"/>
-        </w:trPr>
-        <w:tc>
-          <w:tcPr>
-            <w:tcW w:w="0" w:type="auto"/>
-            <w:vAlign w:val="center"/>
-            <w:hideMark/>
-          </w:tcPr>
-          <w:p>
-            <w:pPr>
-              <w:pStyle w:val="NormalWeb"/>
-            </w:pPr>
-            <w:r>
-              <w:t>Linear transform element</w:t>
-            </w:r>
-          </w:p>
-        </w:tc>
-        <w:tc>
-          <w:tcPr>
-            <w:tcW w:w="0" w:type="auto"/>
-            <w:vAlign w:val="center"/>
-            <w:hideMark/>
-          </w:tcPr>
-          <w:p>
-            <w:pPr>
-              <w:pStyle w:val="NormalWeb"/>
-            </w:pPr>
-            <w:r>
-              <w:t>13</w:t>
-            </w:r>
-          </w:p>
-        </w:tc>
-        <w:tc>
-          <w:tcPr>
-            <w:tcW w:w="0" w:type="auto"/>
-            <w:vAlign w:val="center"/>
-            <w:hideMark/>
-          </w:tcPr>
-          <w:p>
-            <w:pPr>
-              <w:pStyle w:val="NormalWeb"/>
-            </w:pPr>
-            <w:r>
-              <w:t>13</w:t>
-            </w:r>
-          </w:p>
-        </w:tc>
-        <w:tc>
-          <w:tcPr>
-            <w:tcW w:w="0" w:type="auto"/>
-            <w:vAlign w:val="center"/>
-            <w:hideMark/>
-          </w:tcPr>
-          <w:p>
-            <w:pPr>
-              <w:pStyle w:val="NormalWeb"/>
-            </w:pPr>
-            <w:r>
-              <w:t>0</w:t>
-            </w:r>
-          </w:p>
-        </w:tc>
-      </w:tr>
-      <w:tr>
-        <w:trPr>
-          <w:tblCellSpacing w:w="15" w:type="dxa"/>
-        </w:trPr>
-        <w:tc>
-          <w:tcPr>
-            <w:tcW w:w="0" w:type="auto"/>
-            <w:vAlign w:val="center"/>
-            <w:hideMark/>
-          </w:tcPr>
-          <w:p>
-            <w:pPr>
-              <w:pStyle w:val="NormalWeb"/>
-            </w:pPr>
-            <w:r>
-              <w:t>RectangleGate element</w:t>
-            </w:r>
-          </w:p>
-        </w:tc>
-        <w:tc>
-          <w:tcPr>
-            <w:tcW w:w="0" w:type="auto"/>
-            <w:vAlign w:val="center"/>
-            <w:hideMark/>
-          </w:tcPr>
-          <w:p>
-            <w:pPr>
-              <w:pStyle w:val="NormalWeb"/>
-            </w:pPr>
-            <w:r>
-              <w:t>10</w:t>
-            </w:r>
-          </w:p>
-        </w:tc>
-        <w:tc>
-          <w:tcPr>
-            <w:tcW w:w="0" w:type="auto"/>
-            <w:vAlign w:val="center"/>
-            <w:hideMark/>
-          </w:tcPr>
-          <w:p>
-            <w:pPr>
-              <w:pStyle w:val="NormalWeb"/>
-            </w:pPr>
-            <w:r>
-              <w:t>10</w:t>
-            </w:r>
-          </w:p>
-        </w:tc>
-        <w:tc>
-          <w:tcPr>
-            <w:tcW w:w="0" w:type="auto"/>
-            <w:vAlign w:val="center"/>
-            <w:hideMark/>
-          </w:tcPr>
-          <w:p>
-            <w:pPr>
-              <w:pStyle w:val="NormalWeb"/>
-            </w:pPr>
-            <w:r>
-              <w:t>0</w:t>
-            </w:r>
-          </w:p>
-        </w:tc>
-      </w:tr>
-      <w:tr>
-        <w:trPr>
-          <w:tblCellSpacing w:w="15" w:type="dxa"/>
-        </w:trPr>
-        <w:tc>
-          <w:tcPr>
-            <w:tcW w:w="0" w:type="auto"/>
-            <w:vAlign w:val="center"/>
-            <w:hideMark/>
-          </w:tcPr>
-          <w:p>
-            <w:pPr>
-              <w:pStyle w:val="NormalWeb"/>
-            </w:pPr>
-            <w:r>
-              <w:t>PolygonGate element</w:t>
-            </w:r>
-          </w:p>
-        </w:tc>
-        <w:tc>
-          <w:tcPr>
-            <w:tcW w:w="0" w:type="auto"/>
-            <w:vAlign w:val="center"/>
-            <w:hideMark/>
-          </w:tcPr>
-          <w:p>
-            <w:pPr>
-              <w:pStyle w:val="NormalWeb"/>
-            </w:pPr>
-            <w:r>
-              <w:t>3</w:t>
-            </w:r>
-          </w:p>
-        </w:tc>
-        <w:tc>
-          <w:tcPr>
-            <w:tcW w:w="0" w:type="auto"/>
-            <w:vAlign w:val="center"/>
-            <w:hideMark/>
-          </w:tcPr>
-          <w:p>
-            <w:pPr>
-              <w:pStyle w:val="NormalWeb"/>
-            </w:pPr>
-            <w:r>
-              <w:t>3</w:t>
-            </w:r>
-          </w:p>
-        </w:tc>
-        <w:tc>
-          <w:tcPr>
-            <w:tcW w:w="0" w:type="auto"/>
-            <w:vAlign w:val="center"/>
-            <w:hideMark/>
-          </w:tcPr>
-          <w:p>
-            <w:pPr>
-              <w:pStyle w:val="NormalWeb"/>
-            </w:pPr>
-            <w:r>
-              <w:t>0</w:t>
-            </w:r>
-          </w:p>
-        </w:tc>
-      </w:tr>
-      <w:tr>
-        <w:trPr>
-          <w:tblCellSpacing w:w="15" w:type="dxa"/>
-        </w:trPr>
-        <w:tc>
-          <w:tcPr>
-            <w:tcW w:w="0" w:type="auto"/>
-            <w:vAlign w:val="center"/>
-            <w:hideMark/>
-          </w:tcPr>
-          <w:p>
-            <w:pPr>
-              <w:pStyle w:val="NormalWeb"/>
-            </w:pPr>
-            <w:r>
-              <w:t>EllipsoidGate element</w:t>
-            </w:r>
-          </w:p>
-        </w:tc>
-        <w:tc>
-          <w:tcPr>
-            <w:tcW w:w="0" w:type="auto"/>
-            <w:vAlign w:val="center"/>
-            <w:hideMark/>
-          </w:tcPr>
-          <w:p>
-            <w:pPr>
-              <w:pStyle w:val="NormalWeb"/>
-            </w:pPr>
-            <w:r>
-              <w:t>3</w:t>
-            </w:r>
-          </w:p>
-        </w:tc>
-        <w:tc>
-          <w:tcPr>
-            <w:tcW w:w="0" w:type="auto"/>
-            <w:vAlign w:val="center"/>
-            <w:hideMark/>
-          </w:tcPr>
-          <w:p>
-            <w:pPr>
-              <w:pStyle w:val="NormalWeb"/>
-            </w:pPr>
-            <w:r>
-              <w:t>3</w:t>
-            </w:r>
-          </w:p>
-        </w:tc>
-        <w:tc>
-          <w:tcPr>
-            <w:tcW w:w="0" w:type="auto"/>
-            <w:vAlign w:val="center"/>
-            <w:hideMark/>
-          </w:tcPr>
-          <w:p>
-            <w:pPr>
-              <w:pStyle w:val="NormalWeb"/>
-            </w:pPr>
-            <w:r>
-              <w:t>0</w:t>
-            </w:r>
-          </w:p>
-        </w:tc>
-      </w:tr>
-      <w:tr>
-        <w:trPr>
-          <w:tblCellSpacing w:w="15" w:type="dxa"/>
-        </w:trPr>
-        <w:tc>
-          <w:tcPr>
-            <w:tcW w:w="0" w:type="auto"/>
-            <w:vAlign w:val="center"/>
-            <w:hideMark/>
-          </w:tcPr>
-          <w:p>
-            <w:pPr>
-              <w:pStyle w:val="NormalWeb"/>
-            </w:pPr>
-            <w:r>
-              <w:t>Biex transform element</w:t>
-            </w:r>
-          </w:p>
-        </w:tc>
-        <w:tc>
-          <w:tcPr>
-            <w:tcW w:w="0" w:type="auto"/>
-            <w:vAlign w:val="center"/>
-            <w:hideMark/>
-          </w:tcPr>
-          <w:p>
-            <w:pPr>
-              <w:pStyle w:val="NormalWeb"/>
-            </w:pPr>
-            <w:r>
-              <w:t>3</w:t>
-            </w:r>
-          </w:p>
-        </w:tc>
-        <w:tc>
-          <w:tcPr>
-            <w:tcW w:w="0" w:type="auto"/>
-            <w:vAlign w:val="center"/>
-            <w:hideMark/>
-          </w:tcPr>
-          <w:p>
-            <w:pPr>
-              <w:pStyle w:val="NormalWeb"/>
-            </w:pPr>
-            <w:r>
-              <w:t>3</w:t>
-            </w:r>
-          </w:p>
-        </w:tc>
-        <w:tc>
-          <w:tcPr>
-            <w:tcW w:w="0" w:type="auto"/>
-            <w:vAlign w:val="center"/>
-            <w:hideMark/>
-          </w:tcPr>
-          <w:p>
-            <w:pPr>
-              <w:pStyle w:val="NormalWeb"/>
-            </w:pPr>
-            <w:r>
-              <w:t>0</w:t>
-            </w:r>
-          </w:p>
-        </w:tc>
-      </w:tr>
-      <w:tr>
-        <w:trPr>
-          <w:tblCellSpacing w:w="15" w:type="dxa"/>
-        </w:trPr>
-        <w:tc>
-          <w:tcPr>
-            <w:tcW w:w="0" w:type="auto"/>
-            <w:vAlign w:val="center"/>
-            <w:hideMark/>
-          </w:tcPr>
-          <w:p>
-            <w:pPr>
-              <w:pStyle w:val="NormalWeb"/>
-            </w:pPr>
-            <w:r>
-              <w:t>Log transform element</w:t>
-            </w:r>
-          </w:p>
-        </w:tc>
-        <w:tc>
-          <w:tcPr>
-            <w:tcW w:w="0" w:type="auto"/>
-            <w:vAlign w:val="center"/>
-            <w:hideMark/>
-          </w:tcPr>
-          <w:p>
-            <w:pPr>
-              <w:pStyle w:val="NormalWeb"/>
-            </w:pPr>
-            <w:r>
-              <w:t>2</w:t>
-            </w:r>
-          </w:p>
-        </w:tc>
-        <w:tc>
-          <w:tcPr>
-            <w:tcW w:w="0" w:type="auto"/>
-            <w:vAlign w:val="center"/>
-            <w:hideMark/>
-          </w:tcPr>
-          <w:p>
-            <w:pPr>
-              <w:pStyle w:val="NormalWeb"/>
-            </w:pPr>
-            <w:r>
-              <w:t>2</w:t>
-            </w:r>
-          </w:p>
-        </w:tc>
-        <w:tc>
-          <w:tcPr>
-            <w:tcW w:w="0" w:type="auto"/>
-            <w:vAlign w:val="center"/>
-            <w:hideMark/>
-          </w:tcPr>
-          <w:p>
-            <w:pPr>
-              <w:pStyle w:val="NormalWeb"/>
-            </w:pPr>
-            <w:r>
-              <w:t>0</w:t>
-            </w:r>
-          </w:p>
-        </w:tc>
-      </w:tr>
-      <w:tr>
-        <w:trPr>
-          <w:tblCellSpacing w:w="15" w:type="dxa"/>
-        </w:trPr>
-        <w:tc>
-          <w:tcPr>
-            <w:tcW w:w="0" w:type="auto"/>
-            <w:vAlign w:val="center"/>
-            <w:hideMark/>
-          </w:tcPr>
-          <w:p>
-            <w:pPr>
-              <w:pStyle w:val="NormalWeb"/>
-            </w:pPr>
-            <w:r>
-              <w:t>Fasinh transform element</w:t>
-            </w:r>
-          </w:p>
-        </w:tc>
-        <w:tc>
-          <w:tcPr>
-            <w:tcW w:w="0" w:type="auto"/>
-            <w:vAlign w:val="center"/>
-            <w:hideMark/>
-          </w:tcPr>
-          <w:p>
-            <w:pPr>
-              <w:pStyle w:val="NormalWeb"/>
-            </w:pPr>
-            <w:r>
-              <w:t>3</w:t>
-            </w:r>
-          </w:p>
-        </w:tc>
-        <w:tc>
-          <w:tcPr>
-            <w:tcW w:w="0" w:type="auto"/>
-            <w:vAlign w:val="center"/>
-            <w:hideMark/>
-          </w:tcPr>
-          <w:p>
-            <w:pPr>
-              <w:pStyle w:val="NormalWeb"/>
-            </w:pPr>
-            <w:r>
-              <w:t>3</w:t>
-            </w:r>
-          </w:p>
-        </w:tc>
-        <w:tc>
-          <w:tcPr>
-            <w:tcW w:w="0" w:type="auto"/>
-            <w:vAlign w:val="center"/>
-            <w:hideMark/>
-          </w:tcPr>
-          <w:p>
-            <w:pPr>
-              <w:pStyle w:val="NormalWeb"/>
-            </w:pPr>
-            <w:r>
-              <w:t>0</w:t>
-            </w:r>
-          </w:p>
-        </w:tc>
-      </w:tr>
-      <w:tr>
-        <w:trPr>
-          <w:tblCellSpacing w:w="15" w:type="dxa"/>
-        </w:trPr>
-        <w:tc>
-          <w:tcPr>
-            <w:tcW w:w="0" w:type="auto"/>
-            <w:vAlign w:val="center"/>
-            <w:hideMark/>
-          </w:tcPr>
-          <w:p>
-            <w:pPr>
-              <w:pStyle w:val="NormalWeb"/>
-            </w:pPr>
-            <w:r>
-              <w:rPr>
-                <w:rStyle w:val="Strong"/>
-              </w:rPr>
-              <w:t>Overall</w:t>
-            </w:r>
-          </w:p>
-        </w:tc>
-        <w:tc>
-          <w:tcPr>
-            <w:tcW w:w="0" w:type="auto"/>
-            <w:vAlign w:val="center"/>
-            <w:hideMark/>
-          </w:tcPr>
-          <w:p>
-            <w:pPr>
-              <w:pStyle w:val="NormalWeb"/>
-            </w:pPr>
-            <w:r>
-              <w:rPr>
-                <w:rStyle w:val="Strong"/>
-              </w:rPr>
-              <w:t>50</w:t>
-            </w:r>
-          </w:p>
-        </w:tc>
-        <w:tc>
-          <w:tcPr>
-            <w:tcW w:w="0" w:type="auto"/>
-            <w:vAlign w:val="center"/>
-            <w:hideMark/>
-          </w:tcPr>
-          <w:p>
-            <w:pPr>
-              <w:pStyle w:val="NormalWeb"/>
-            </w:pPr>
-            <w:r>
-              <w:rPr>
-                <w:rStyle w:val="Strong"/>
-              </w:rPr>
-              <w:t>50</w:t>
-            </w:r>
-          </w:p>
-        </w:tc>
-        <w:tc>
-          <w:tcPr>
-            <w:tcW w:w="0" w:type="auto"/>
-            <w:vAlign w:val="center"/>
-            <w:hideMark/>
-          </w:tcPr>
-          <w:p>
-            <w:pPr>
-              <w:pStyle w:val="NormalWeb"/>
-            </w:pPr>
-            <w:r>
-              <w:rPr>
-                <w:rStyle w:val="Strong"/>
-              </w:rPr>
-              <w:t>0</w:t>
-            </w:r>
-          </w:p>
-        </w:tc>
-      </w:tr>
-    </w:tbl>
-    <w:p>
-      <w:pPr>
-        <w:pStyle w:val="NormalWeb"/>
-      </w:pPr>
-      <w:r>
-        <w:t xml:space="preserve">Second, strict XSD validation was attempted using the official Gating-ML 2.0 XSD files [4]. Neither CyFj11-exported WSPs nor an authentic FlowJo v10.10.1 workspace passed strict XSD validation. In both cases, the failure arose from the same cause: FlowJo v10's WSP format uses proprietary transformation element names (transforms:biex, transforms:linear, transforms:log) that are not defined in the Gating-ML 2.0 XSD, which expects transformation content to be wrapped in a standard </w:t>
-      </w:r>
-      <w:r>
-        <w:rPr>
-          <w:rStyle w:val="HTMLCode"/>
-        </w:rPr>
-        <w:t>&lt;transforms:transformation&gt;</w:t>
-      </w:r>
-      <w:r>
-        <w:t xml:space="preserve"> element. This behavior is an inherent property of the FlowJo v10 format, not a deficiency of CyFj11. CyFj11's output is indistinguishable from authentic FlowJo v10 workspaces with respect to this deviation.</w:t>
-      </w:r>
-    </w:p>
-    <w:p>
-      <w:pPr>
-        <w:pStyle w:val="Heading2"/>
-      </w:pPr>
-      <w:r>
-        <w:t>MIFlowCyt Compliance</w:t>
-      </w:r>
-    </w:p>
-    <w:p>
-      <w:pPr>
-        <w:pStyle w:val="NormalWeb"/>
-        <w:rPr>
-          <w:color w:val="EE0000"/>
-        </w:rPr>
-      </w:pPr>
-      <w:r>
-        <w:t xml:space="preserve">The MIFlowCyt standard </w:t>
-      </w:r>
-      <w:r>
-        <w:rPr>
-          <w:color w:val="EE0000"/>
-        </w:rPr>
-        <w:t xml:space="preserve">[6] </w:t>
-      </w:r>
-      <w:r>
-        <w:t xml:space="preserve">requires specific metadata for reproducible reporting. We audited CyFj11 against the MIFlowCyt standard to ensure comprehensive reporting of flow cytometry experiment metadata and to facilitate reproducibility. A field-by-field audit is provided in </w:t>
-      </w:r>
-      <w:r>
-        <w:rPr>
-          <w:color w:val="EE0000"/>
-        </w:rPr>
-        <w:t>Supplementary File 3.</w:t>
-      </w:r>
-    </w:p>
-    <w:p>
-      <w:pPr>
-        <w:pStyle w:val="NormalWeb"/>
-      </w:pPr>
-      <w:r>
-        <w:lastRenderedPageBreak/>
-        <w:t xml:space="preserve">CyFj11 fully preserves the MIFlowCyt fields within the scope of a gating workspace tool: gate definitions, transformation parameters, compensation matrices, and all FCS keyword data (including $CYT, $DATE, $BTIM, $PnN, $PnS, $TOT, $PAR). FCS keywords are written to the </w:t>
-      </w:r>
-      <w:r>
-        <w:rPr>
-          <w:rStyle w:val="HTMLCode"/>
-        </w:rPr>
-        <w:t>&lt;Keywords&gt;</w:t>
-      </w:r>
-      <w:r>
-        <w:t xml:space="preserve"> section of every sample in the v10 XML and are available in the GatingSet when the user requests them via the </w:t>
-      </w:r>
-      <w:r>
-        <w:rPr>
-          <w:rStyle w:val="HTMLCode"/>
-        </w:rPr>
-        <w:t>keywords</w:t>
-      </w:r>
-      <w:r>
-        <w:t xml:space="preserve"> parameter of </w:t>
-      </w:r>
-      <w:r>
-        <w:rPr>
-          <w:rStyle w:val="HTMLCode"/>
-        </w:rPr>
-        <w:t>fj11_to_gatingset()</w:t>
-      </w:r>
-      <w:r>
-        <w:t>. Fields outside the scope of FlowJo workspaces — experiment purpose, antibody catalog numbers, instrument laser configuration — require manual curation by the user.</w:t>
-      </w:r>
-    </w:p>
-    <w:p>
-      <w:pPr>
-        <w:pStyle w:val="NormalWeb"/>
-        <w:rPr>
-          <w:color w:val="EE0000"/>
-        </w:rPr>
-      </w:pPr>
-      <w:r>
-        <w:t xml:space="preserve">Full methodology and intermediate results for both levels of compliance assessment are provided in a dedicated vignette </w:t>
-      </w:r>
-      <w:r>
-        <w:rPr>
-          <w:color w:val="EE0000"/>
-        </w:rPr>
-        <w:t>(</w:t>
-      </w:r>
-      <w:r>
-        <w:rPr>
-          <w:rStyle w:val="HTMLCode"/>
-          <w:color w:val="EE0000"/>
-        </w:rPr>
-        <w:t>vignette("gatingml-conformance")</w:t>
-      </w:r>
-      <w:r>
-        <w:rPr>
-          <w:color w:val="EE0000"/>
-        </w:rPr>
-        <w:t>).</w:t>
+        <w:rPr>
+          <w:lang w:val="en-FR"/>
+        </w:rPr>
+      </w:pPr>
+    </w:p>
+    <w:p>
+      <w:pPr>
+        <w:rPr>
+          <w:lang w:val="en-FR"/>
+        </w:rPr>
+      </w:pPr>
+    </w:p>
+    <w:p>
+      <w:pPr>
+        <w:rPr>
+          <w:lang w:val="en-FR"/>
+        </w:rPr>
+      </w:pPr>
+    </w:p>
+    <w:p>
+      <w:pPr>
+        <w:rPr>
+          <w:lang w:val="en-FR"/>
+        </w:rPr>
+      </w:pPr>
+      <w:r>
+        <w:rPr>
+          <w:lang w:val="en-FR"/>
+        </w:rPr>
+        <w:t xml:space="preserve">Table </w:t>
+      </w:r>
+      <w:r>
+        <w:rPr>
+          <w:lang w:val="en-FR"/>
+        </w:rPr>
+        <w:t>3</w:t>
+      </w:r>
+      <w:r>
+        <w:rPr>
+          <w:lang w:val="en-FR"/>
+        </w:rPr>
+        <w:t>. Gating-ML 2.0 Structural Conformance Results</w:t>
+      </w:r>
+    </w:p>
+    <w:p>
+      <w:pPr>
+        <w:rPr>
+          <w:lang w:val="en-FR"/>
+        </w:rPr>
+      </w:pPr>
+    </w:p>
+    <w:p>
+      <w:pPr>
+        <w:rPr>
+          <w:lang w:val="en-FR"/>
+        </w:rPr>
+      </w:pPr>
+      <w:r>
+        <w:rPr>
+          <w:lang w:val="en-FR"/>
+        </w:rPr>
+        <w:t>Check Category</w:t>
+      </w:r>
+      <w:r>
+        <w:rPr>
+          <w:lang w:val="en-FR"/>
+        </w:rPr>
+        <w:tab/>
+        <w:t>Applicable</w:t>
+      </w:r>
+      <w:r>
+        <w:rPr>
+          <w:lang w:val="en-FR"/>
+        </w:rPr>
+        <w:tab/>
+        <w:t>Pass</w:t>
+      </w:r>
+      <w:r>
+        <w:rPr>
+          <w:lang w:val="en-FR"/>
+        </w:rPr>
+        <w:tab/>
+        <w:t>Fail</w:t>
+      </w:r>
+    </w:p>
+    <w:p>
+      <w:pPr>
+        <w:rPr>
+          <w:lang w:val="en-FR"/>
+        </w:rPr>
+      </w:pPr>
+      <w:r>
+        <w:rPr>
+          <w:lang w:val="en-FR"/>
+        </w:rPr>
+        <w:t>Namespace URIs</w:t>
+      </w:r>
+      <w:r>
+        <w:rPr>
+          <w:lang w:val="en-FR"/>
+        </w:rPr>
+        <w:tab/>
+        <w:t>13</w:t>
+      </w:r>
+      <w:r>
+        <w:rPr>
+          <w:lang w:val="en-FR"/>
+        </w:rPr>
+        <w:tab/>
+        <w:t>13</w:t>
+      </w:r>
+      <w:r>
+        <w:rPr>
+          <w:lang w:val="en-FR"/>
+        </w:rPr>
+        <w:tab/>
+        <w:t>0</w:t>
+      </w:r>
+    </w:p>
+    <w:p>
+      <w:pPr>
+        <w:rPr>
+          <w:lang w:val="en-FR"/>
+        </w:rPr>
+      </w:pPr>
+      <w:r>
+        <w:rPr>
+          <w:lang w:val="en-FR"/>
+        </w:rPr>
+        <w:t>Gate Elements (Rect/Poly/Ellip)</w:t>
+      </w:r>
+      <w:r>
+        <w:rPr>
+          <w:lang w:val="en-FR"/>
+        </w:rPr>
+        <w:tab/>
+        <w:t>16</w:t>
+      </w:r>
+      <w:r>
+        <w:rPr>
+          <w:lang w:val="en-FR"/>
+        </w:rPr>
+        <w:tab/>
+        <w:t>16</w:t>
+      </w:r>
+      <w:r>
+        <w:rPr>
+          <w:lang w:val="en-FR"/>
+        </w:rPr>
+        <w:tab/>
+        <w:t>0</w:t>
+      </w:r>
+    </w:p>
+    <w:p>
+      <w:pPr>
+        <w:rPr>
+          <w:lang w:val="en-FR"/>
+        </w:rPr>
+      </w:pPr>
+      <w:r>
+        <w:rPr>
+          <w:lang w:val="en-FR"/>
+        </w:rPr>
+        <w:t>Transform Elements</w:t>
+      </w:r>
+      <w:r>
+        <w:rPr>
+          <w:lang w:val="en-FR"/>
+        </w:rPr>
+        <w:tab/>
+        <w:t>11</w:t>
+      </w:r>
+      <w:r>
+        <w:rPr>
+          <w:lang w:val="en-FR"/>
+        </w:rPr>
+        <w:tab/>
+        <w:t>11</w:t>
+      </w:r>
+      <w:r>
+        <w:rPr>
+          <w:lang w:val="en-FR"/>
+        </w:rPr>
+        <w:tab/>
+        <w:t>0</w:t>
+      </w:r>
+    </w:p>
+    <w:p>
+      <w:pPr>
+        <w:rPr>
+          <w:lang w:val="en-FR"/>
+        </w:rPr>
+      </w:pPr>
+      <w:r>
+        <w:rPr>
+          <w:lang w:val="en-FR"/>
+        </w:rPr>
+        <w:t>Overall Structural Compliance</w:t>
+      </w:r>
+      <w:r>
+        <w:rPr>
+          <w:lang w:val="en-FR"/>
+        </w:rPr>
+        <w:tab/>
+        <w:t>50</w:t>
+      </w:r>
+      <w:r>
+        <w:rPr>
+          <w:lang w:val="en-FR"/>
+        </w:rPr>
+        <w:tab/>
+        <w:t>50</w:t>
+      </w:r>
+      <w:r>
+        <w:rPr>
+          <w:lang w:val="en-FR"/>
+        </w:rPr>
+        <w:tab/>
+        <w:t>0</w:t>
       </w:r>
     </w:p>
     <w:p>
@@ -5841,7 +3695,7 @@
         <w:rPr>
           <w:noProof/>
         </w:rPr>
-        <w:pict w14:anchorId="1AF25E8F">
+        <w:pict w14:anchorId="16AD3A41">
           <v:rect id="_x0000_i1038" alt="" style="width:451.3pt;height:.05pt;mso-width-percent:0;mso-height-percent:0;mso-width-percent:0;mso-height-percent:0" o:hralign="center" o:hrstd="t" o:hr="t"/>
         </w:pict>
       </w:r>
@@ -5875,7 +3729,11 @@
         <w:pStyle w:val="NormalWeb"/>
       </w:pPr>
       <w:r>
-        <w:t xml:space="preserve">An additional use case is for researchers who cannot use CytoML for importing v10 workspaces due to platform constraints — for example, on macOS with Apple Silicon (ARM), where the CytoML Docker-based C++ components are not maintained. The typical workflow is: gate cells in FlowJo v11, import the workspace into R with </w:t>
+        <w:t xml:space="preserve">An additional use case is for researchers who cannot use CytoML for importing v10 workspaces due to platform constraints — for example, on macOS with Apple Silicon (ARM), where the CytoML Docker-based C++ components are not maintained. The typical </w:t>
+      </w:r>
+      <w:r>
+        <w:lastRenderedPageBreak/>
+        <w:t xml:space="preserve">workflow is: gate cells in FlowJo v11, import the workspace into R with </w:t>
       </w:r>
       <w:r>
         <w:rPr>
@@ -5936,11 +3794,67 @@
         <w:t>flowWorkspace::merge_list_to_gs()</w:t>
       </w:r>
       <w:r>
-        <w:t xml:space="preserve"> necessarily discards sample-</w:t>
+        <w:t xml:space="preserve"> necessarily discards sample-specific variation. Improvements to flowCore to natively represent per-sample gate variations would be a valuable future contribution.</w:t>
+      </w:r>
+    </w:p>
+    <w:p>
+      <w:pPr>
+        <w:pStyle w:val="NormalWeb"/>
+      </w:pPr>
+      <w:r>
+        <w:t>Third, gate positions in log-transformed channels undergo a small but reproducible coordinate drift on round-trip conversion; this is a known issue specific to the FlowJo logarithmic transform parameterization (</w:t>
+      </w:r>
+      <w:r>
+        <w:rPr>
+          <w:color w:val="EE0000"/>
+        </w:rPr>
+        <w:t>Test 12 in the validation suite documents this behavior</w:t>
+      </w:r>
+      <w:r>
+        <w:t>) and affects the displayed gate position, though its impact on population counts is limited to cells near the gate boundary, which are generally less densely populated. Fourth, the validation presented here is based on 13 synthetic test workspaces; real-world workspaces may contain unusual configurations not covered by these tests, though CyFj11 has been applied to large real-world datasets internally without encountering unexpected failures (data not shown).</w:t>
+      </w:r>
+    </w:p>
+    <w:p>
+      <w:pPr>
+        <w:pStyle w:val="NormalWeb"/>
+      </w:pPr>
+      <w:r>
+        <w:t xml:space="preserve">CytoML </w:t>
+      </w:r>
+      <w:r>
+        <w:rPr>
+          <w:color w:val="EE0000"/>
+        </w:rPr>
+        <w:t xml:space="preserve">[5] </w:t>
+      </w:r>
+      <w:r>
+        <w:t>provides FlowJo v10 import via XML parsing and export via compiled C++ components in Docker containers. CyFj11 complements this: it adds v11 import (not available in CytoML) and provides a native-R v10 export path that does not require container infrastructure. For users on standard hardware with v10 workspaces, CytoML remains a viable choice. CyFj11's v10 export offers an alternative for users who encounter issues with the CytoML Docker container on current operating systems.</w:t>
+      </w:r>
+    </w:p>
+    <w:p>
+      <w:pPr>
+        <w:pStyle w:val="NormalWeb"/>
+      </w:pPr>
+      <w:r>
+        <w:rPr>
+          <w:color w:val="EE0000"/>
+        </w:rPr>
+        <w:t xml:space="preserve">openCyto [3] </w:t>
+      </w:r>
+      <w:r>
+        <w:t>provides automated gating algorithms that operate on GatingSet objects; CyFj11 is fully compatible with openCyto workflows — a FlowJo v11 workspace can be imported as a starting point for automated gating refinement.</w:t>
+      </w:r>
+    </w:p>
+    <w:p>
+      <w:pPr>
+        <w:pStyle w:val="NormalWeb"/>
+      </w:pPr>
+      <w:r>
+        <w:t xml:space="preserve">Full v11 export would require either vendor documentation of the FlowJo v11 JSON schema or a substantially larger reverse-engineering effort than was undertaken here. Should BD Biosciences provide official schema documentation, implementing a v11 exporter from </w:t>
       </w:r>
       <w:r>
         <w:lastRenderedPageBreak/>
-        <w:t>specific variation. Improvements to flowCore to natively represent per-sample gate variations would be a valuable future contribution.</w:t>
+        <w:t>GatingSet objects would be a natural extension of CyFj11. In the meantime, the v10 export pathway remains the practical solution for returning R analyses to FlowJo.</w:t>
       </w:r>
     </w:p>
     <w:p>
@@ -5948,16 +3862,7 @@
         <w:pStyle w:val="NormalWeb"/>
       </w:pPr>
       <w:r>
-        <w:t>Third, gate positions in log-transformed channels undergo a small but reproducible coordinate drift on round-trip conversion; this is a known issue specific to the FlowJo logarithmic transform parameterization (</w:t>
-      </w:r>
-      <w:r>
-        <w:rPr>
-          <w:color w:val="EE0000"/>
-        </w:rPr>
-        <w:t>Test 12 in the validation suite documents this behavior</w:t>
-      </w:r>
-      <w:r>
-        <w:t>) and affects the displayed gate position, though its impact on population counts is limited to cells near the gate boundary, which are generally less densely populated. Fourth, the validation presented here is based on 13 synthetic test workspaces; real-world workspaces may contain unusual configurations not covered by these tests, though CyFj11 has been applied to large real-world datasets internally without encountering unexpected failures (data not shown).</w:t>
+        <w:t>Integration with spectral unmixing workflows and mass cytometry (CyTOF) data, as well as support for emerging modalities such as imaging mass cytometry, represent potential future directions as these data types increasingly flow through FlowJo v11.</w:t>
       </w:r>
     </w:p>
     <w:p>
@@ -5965,53 +3870,6 @@
         <w:pStyle w:val="NormalWeb"/>
       </w:pPr>
       <w:r>
-        <w:t xml:space="preserve">CytoML </w:t>
-      </w:r>
-      <w:r>
-        <w:rPr>
-          <w:color w:val="EE0000"/>
-        </w:rPr>
-        <w:t xml:space="preserve">[5] </w:t>
-      </w:r>
-      <w:r>
-        <w:t>provides FlowJo v10 import via XML parsing and export via compiled C++ components in Docker containers. CyFj11 complements this: it adds v11 import (not available in CytoML) and provides a native-R v10 export path that does not require container infrastructure. For users on standard hardware with v10 workspaces, CytoML remains a viable choice. CyFj11's v10 export offers an alternative for users who encounter issues with the CytoML Docker container on current operating systems.</w:t>
-      </w:r>
-    </w:p>
-    <w:p>
-      <w:pPr>
-        <w:pStyle w:val="NormalWeb"/>
-      </w:pPr>
-      <w:r>
-        <w:rPr>
-          <w:color w:val="EE0000"/>
-        </w:rPr>
-        <w:t xml:space="preserve">openCyto [3] </w:t>
-      </w:r>
-      <w:r>
-        <w:t>provides automated gating algorithms that operate on GatingSet objects; CyFj11 is fully compatible with openCyto workflows — a FlowJo v11 workspace can be imported as a starting point for automated gating refinement.</w:t>
-      </w:r>
-    </w:p>
-    <w:p>
-      <w:pPr>
-        <w:pStyle w:val="NormalWeb"/>
-      </w:pPr>
-      <w:r>
-        <w:t>Full v11 export would require either vendor documentation of the FlowJo v11 JSON schema or a substantially larger reverse-engineering effort than was undertaken here. Should BD Biosciences provide official schema documentation, implementing a v11 exporter from GatingSet objects would be a natural extension of CyFj11. In the meantime, the v10 export pathway remains the practical solution for returning R analyses to FlowJo.</w:t>
-      </w:r>
-    </w:p>
-    <w:p>
-      <w:pPr>
-        <w:pStyle w:val="NormalWeb"/>
-      </w:pPr>
-      <w:r>
-        <w:t>Integration with spectral unmixing workflows and mass cytometry (CyTOF) data, as well as support for emerging modalities such as imaging mass cytometry, represent potential future directions as these data types increasingly flow through FlowJo v11.</w:t>
-      </w:r>
-    </w:p>
-    <w:p>
-      <w:pPr>
-        <w:pStyle w:val="NormalWeb"/>
-      </w:pPr>
-      <w:r>
         <w:t>The package is maintained as open-source software.</w:t>
       </w:r>
     </w:p>
@@ -6020,7 +3878,7 @@
         <w:rPr>
           <w:noProof/>
         </w:rPr>
-        <w:pict w14:anchorId="4B12D6C5">
+        <w:pict w14:anchorId="5F84BA85">
           <v:rect id="_x0000_i1037" alt="" style="width:451.3pt;height:.05pt;mso-width-percent:0;mso-height-percent:0;mso-width-percent:0;mso-height-percent:0" o:hralign="center" o:hrstd="t" o:hr="t" fillcolor="#a0a0a0" stroked="f"/>
         </w:pict>
       </w:r>
@@ -6058,11 +3916,7 @@
         <w:pStyle w:val="NormalWeb"/>
       </w:pPr>
       <w:r>
-        <w:t xml:space="preserve">CyFj11 provides a practical, platform-independent solution for FlowJo v11 / R interoperability. It enables researchers to import modern FlowJo v11 workspaces into R with full gate and transformation support, and to return analyzed data to FlowJo via the well-specified v10 XML format. The pure R implementation eliminates dependencies on compiled code and container infrastructure, ensuring compatibility across all platforms supported by R. While the asymmetric design means that v11-specific features such as quadrant gates and per-sample gate variations cannot be fully round-tripped, the core gating information — population hierarchies, gate coordinates, compensation matrices, and transformation </w:t>
-      </w:r>
-      <w:r>
-        <w:lastRenderedPageBreak/>
-        <w:t>parameters — is preserved with high fidelity. CyFj11 is thus beneficial for the many laboratories that rely on high-dimensional flow cytometry and work across both the FlowJo and R environments.</w:t>
+        <w:t>CyFj11 provides a practical, platform-independent solution for FlowJo v11 / R interoperability. It enables researchers to import modern FlowJo v11 workspaces into R with full gate and transformation support, and to return analyzed data to FlowJo via the well-specified v10 XML format. The pure R implementation eliminates dependencies on compiled code and container infrastructure, ensuring compatibility across all platforms supported by R. While the asymmetric design means that v11-specific features such as quadrant gates and per-sample gate variations cannot be fully round-tripped, the core gating information — population hierarchies, gate coordinates, compensation matrices, and transformation parameters — is preserved with high fidelity. CyFj11 is thus beneficial for the many laboratories that rely on high-dimensional flow cytometry and work across both the FlowJo and R environments.</w:t>
       </w:r>
     </w:p>
     <w:p>
@@ -6070,7 +3924,7 @@
         <w:rPr>
           <w:noProof/>
         </w:rPr>
-        <w:pict w14:anchorId="093CEB9E">
+        <w:pict w14:anchorId="04530D87">
           <v:rect id="_x0000_i1036" alt="" style="width:451.3pt;height:.05pt;mso-width-percent:0;mso-height-percent:0;mso-width-percent:0;mso-height-percent:0" o:hralign="center" o:hrstd="t" o:hr="t"/>
         </w:pict>
       </w:r>
@@ -6081,7 +3935,7 @@
       <w:pPr>
         <w:pStyle w:val="Bibliography"/>
         <w:rPr>
-          <w:rFonts w:ascii="Bodoni MT" w:eastAsiaTheme="minorHAnsi" w:hAnsi="Bodoni MT"/>
+          <w:rFonts w:eastAsiaTheme="minorHAnsi"/>
           <w:color w:val="FF0000"/>
           <w:sz w:val="24"/>
           <w:lang w:val="en-GB" w:eastAsia="en-US"/>
@@ -6108,7 +3962,7 @@
       </w:r>
       <w:r>
         <w:rPr>
-          <w:rFonts w:ascii="Bodoni MT" w:eastAsiaTheme="minorHAnsi" w:hAnsi="Bodoni MT"/>
+          <w:rFonts w:eastAsiaTheme="minorHAnsi"/>
           <w:color w:val="FF0000"/>
           <w:sz w:val="24"/>
           <w:lang w:val="en-GB" w:eastAsia="en-US"/>
@@ -6117,7 +3971,7 @@
       </w:r>
       <w:r>
         <w:rPr>
-          <w:rFonts w:ascii="Bodoni MT" w:eastAsiaTheme="minorHAnsi" w:hAnsi="Bodoni MT"/>
+          <w:rFonts w:eastAsiaTheme="minorHAnsi"/>
           <w:color w:val="FF0000"/>
           <w:sz w:val="24"/>
           <w:lang w:val="en-GB" w:eastAsia="en-US"/>
@@ -6130,7 +3984,7 @@
       <w:pPr>
         <w:pStyle w:val="Bibliography"/>
         <w:rPr>
-          <w:rFonts w:ascii="Bodoni MT" w:eastAsiaTheme="minorHAnsi" w:hAnsi="Bodoni MT"/>
+          <w:rFonts w:eastAsiaTheme="minorHAnsi"/>
           <w:color w:val="FF0000"/>
           <w:sz w:val="24"/>
           <w:lang w:val="en-GB" w:eastAsia="en-US"/>
@@ -6138,7 +3992,7 @@
       </w:pPr>
       <w:r>
         <w:rPr>
-          <w:rFonts w:ascii="Bodoni MT" w:eastAsiaTheme="minorHAnsi" w:hAnsi="Bodoni MT"/>
+          <w:rFonts w:eastAsiaTheme="minorHAnsi"/>
           <w:color w:val="FF0000"/>
           <w:sz w:val="24"/>
           <w:lang w:val="en-GB" w:eastAsia="en-US"/>
@@ -6147,20 +4001,20 @@
       </w:r>
       <w:r>
         <w:rPr>
-          <w:rFonts w:ascii="Bodoni MT" w:eastAsiaTheme="minorHAnsi" w:hAnsi="Bodoni MT"/>
+          <w:rFonts w:eastAsiaTheme="minorHAnsi"/>
           <w:color w:val="FF0000"/>
           <w:sz w:val="24"/>
           <w:lang w:val="en-GB" w:eastAsia="en-US"/>
         </w:rPr>
         <w:tab/>
-        <w:t>FlowJo TM. Becton, Dickinson and Companay.</w:t>
+        <w:t>FlowJo TM, version 10 &amp; 11. Becton, Dickinson and Companay.</w:t>
       </w:r>
     </w:p>
     <w:p>
       <w:pPr>
         <w:pStyle w:val="Bibliography"/>
         <w:rPr>
-          <w:rFonts w:ascii="Bodoni MT" w:eastAsiaTheme="minorHAnsi" w:hAnsi="Bodoni MT"/>
+          <w:rFonts w:eastAsiaTheme="minorHAnsi"/>
           <w:color w:val="FF0000"/>
           <w:sz w:val="24"/>
           <w:lang w:val="en-GB" w:eastAsia="en-US"/>
@@ -6168,7 +4022,7 @@
       </w:pPr>
       <w:r>
         <w:rPr>
-          <w:rFonts w:ascii="Bodoni MT" w:eastAsiaTheme="minorHAnsi" w:hAnsi="Bodoni MT"/>
+          <w:rFonts w:eastAsiaTheme="minorHAnsi"/>
           <w:color w:val="FF0000"/>
           <w:sz w:val="24"/>
           <w:lang w:eastAsia="en-US"/>
@@ -6177,7 +4031,7 @@
       </w:r>
       <w:r>
         <w:rPr>
-          <w:rFonts w:ascii="Bodoni MT" w:eastAsiaTheme="minorHAnsi" w:hAnsi="Bodoni MT"/>
+          <w:rFonts w:eastAsiaTheme="minorHAnsi"/>
           <w:color w:val="FF0000"/>
           <w:sz w:val="24"/>
           <w:lang w:eastAsia="en-US"/>
@@ -6187,7 +4041,7 @@
       </w:r>
       <w:r>
         <w:rPr>
-          <w:rFonts w:ascii="Bodoni MT" w:eastAsiaTheme="minorHAnsi" w:hAnsi="Bodoni MT"/>
+          <w:rFonts w:eastAsiaTheme="minorHAnsi"/>
           <w:color w:val="FF0000"/>
           <w:sz w:val="24"/>
           <w:lang w:val="en-GB" w:eastAsia="en-US"/>
@@ -6199,7 +4053,7 @@
       <w:pPr>
         <w:pStyle w:val="Bibliography"/>
         <w:rPr>
-          <w:rFonts w:ascii="Bodoni MT" w:eastAsiaTheme="minorHAnsi" w:hAnsi="Bodoni MT"/>
+          <w:rFonts w:eastAsiaTheme="minorHAnsi"/>
           <w:color w:val="FF0000"/>
           <w:sz w:val="24"/>
           <w:lang w:val="en-GB" w:eastAsia="en-US"/>
@@ -6207,7 +4061,7 @@
       </w:pPr>
       <w:r>
         <w:rPr>
-          <w:rFonts w:ascii="Bodoni MT" w:eastAsiaTheme="minorHAnsi" w:hAnsi="Bodoni MT"/>
+          <w:rFonts w:eastAsiaTheme="minorHAnsi"/>
           <w:color w:val="FF0000"/>
           <w:sz w:val="24"/>
           <w:lang w:val="en-GB" w:eastAsia="en-US"/>
@@ -6216,7 +4070,7 @@
       </w:r>
       <w:r>
         <w:rPr>
-          <w:rFonts w:ascii="Bodoni MT" w:eastAsiaTheme="minorHAnsi" w:hAnsi="Bodoni MT"/>
+          <w:rFonts w:eastAsiaTheme="minorHAnsi"/>
           <w:color w:val="FF0000"/>
           <w:sz w:val="24"/>
           <w:lang w:val="en-GB" w:eastAsia="en-US"/>
@@ -6229,7 +4083,7 @@
       <w:pPr>
         <w:pStyle w:val="Bibliography"/>
         <w:rPr>
-          <w:rFonts w:ascii="Bodoni MT" w:eastAsiaTheme="minorHAnsi" w:hAnsi="Bodoni MT"/>
+          <w:rFonts w:eastAsiaTheme="minorHAnsi"/>
           <w:color w:val="FF0000"/>
           <w:sz w:val="24"/>
           <w:lang w:val="en-GB" w:eastAsia="en-US"/>
@@ -6237,7 +4091,7 @@
       </w:pPr>
       <w:r>
         <w:rPr>
-          <w:rFonts w:ascii="Bodoni MT" w:eastAsiaTheme="minorHAnsi" w:hAnsi="Bodoni MT"/>
+          <w:rFonts w:eastAsiaTheme="minorHAnsi"/>
           <w:color w:val="FF0000"/>
           <w:sz w:val="24"/>
           <w:lang w:val="en-GB" w:eastAsia="en-US"/>
@@ -6246,7 +4100,7 @@
       </w:r>
       <w:r>
         <w:rPr>
-          <w:rFonts w:ascii="Bodoni MT" w:eastAsiaTheme="minorHAnsi" w:hAnsi="Bodoni MT"/>
+          <w:rFonts w:eastAsiaTheme="minorHAnsi"/>
           <w:color w:val="FF0000"/>
           <w:sz w:val="24"/>
           <w:lang w:val="en-GB" w:eastAsia="en-US"/>
@@ -6259,7 +4113,7 @@
       <w:pPr>
         <w:pStyle w:val="Bibliography"/>
         <w:rPr>
-          <w:rFonts w:ascii="Bodoni MT" w:eastAsiaTheme="minorHAnsi" w:hAnsi="Bodoni MT"/>
+          <w:rFonts w:eastAsiaTheme="minorHAnsi"/>
           <w:color w:val="FF0000"/>
           <w:sz w:val="24"/>
           <w:lang w:val="en-GB" w:eastAsia="en-US"/>
@@ -6267,16 +4121,17 @@
       </w:pPr>
       <w:r>
         <w:rPr>
-          <w:rFonts w:ascii="Bodoni MT" w:eastAsiaTheme="minorHAnsi" w:hAnsi="Bodoni MT"/>
+          <w:rFonts w:eastAsiaTheme="minorHAnsi"/>
           <w:color w:val="FF0000"/>
           <w:sz w:val="24"/>
           <w:lang w:val="en-GB" w:eastAsia="en-US"/>
         </w:rPr>
+        <w:lastRenderedPageBreak/>
         <w:t>6.</w:t>
       </w:r>
       <w:r>
         <w:rPr>
-          <w:rFonts w:ascii="Bodoni MT" w:eastAsiaTheme="minorHAnsi" w:hAnsi="Bodoni MT"/>
+          <w:rFonts w:eastAsiaTheme="minorHAnsi"/>
           <w:color w:val="FF0000"/>
           <w:sz w:val="24"/>
           <w:lang w:val="en-GB" w:eastAsia="en-US"/>
@@ -6286,7 +4141,7 @@
       </w:r>
       <w:r>
         <w:rPr>
-          <w:rFonts w:ascii="Bodoni MT" w:eastAsiaTheme="minorHAnsi" w:hAnsi="Bodoni MT"/>
+          <w:rFonts w:eastAsiaTheme="minorHAnsi"/>
           <w:smallCaps/>
           <w:color w:val="FF0000"/>
           <w:sz w:val="24"/>
@@ -6296,7 +4151,7 @@
       </w:r>
       <w:r>
         <w:rPr>
-          <w:rFonts w:ascii="Bodoni MT" w:eastAsiaTheme="minorHAnsi" w:hAnsi="Bodoni MT"/>
+          <w:rFonts w:eastAsiaTheme="minorHAnsi"/>
           <w:color w:val="FF0000"/>
           <w:sz w:val="24"/>
           <w:lang w:val="en-GB" w:eastAsia="en-US"/>
@@ -6305,7 +4160,7 @@
       </w:r>
       <w:r>
         <w:rPr>
-          <w:rFonts w:ascii="Bodoni MT" w:eastAsiaTheme="minorHAnsi" w:hAnsi="Bodoni MT"/>
+          <w:rFonts w:eastAsiaTheme="minorHAnsi"/>
           <w:smallCaps/>
           <w:color w:val="FF0000"/>
           <w:sz w:val="24"/>
@@ -6315,7 +4170,7 @@
       </w:r>
       <w:r>
         <w:rPr>
-          <w:rFonts w:ascii="Bodoni MT" w:eastAsiaTheme="minorHAnsi" w:hAnsi="Bodoni MT"/>
+          <w:rFonts w:eastAsiaTheme="minorHAnsi"/>
           <w:color w:val="FF0000"/>
           <w:sz w:val="24"/>
           <w:lang w:val="en-GB" w:eastAsia="en-US"/>
@@ -6324,7 +4179,7 @@
       </w:r>
       <w:r>
         <w:rPr>
-          <w:rFonts w:ascii="Bodoni MT" w:eastAsiaTheme="minorHAnsi" w:hAnsi="Bodoni MT" w:cs="Cambria Math"/>
+          <w:rFonts w:ascii="Cambria Math" w:eastAsiaTheme="minorHAnsi" w:hAnsi="Cambria Math" w:cs="Cambria Math"/>
           <w:color w:val="FF0000"/>
           <w:sz w:val="24"/>
           <w:lang w:val="en-GB" w:eastAsia="en-US"/>
@@ -6333,7 +4188,7 @@
       </w:r>
       <w:r>
         <w:rPr>
-          <w:rFonts w:ascii="Bodoni MT" w:eastAsiaTheme="minorHAnsi" w:hAnsi="Bodoni MT"/>
+          <w:rFonts w:eastAsiaTheme="minorHAnsi"/>
           <w:color w:val="FF0000"/>
           <w:sz w:val="24"/>
           <w:lang w:val="en-GB" w:eastAsia="en-US"/>
@@ -6342,7 +4197,7 @@
       </w:r>
       <w:r>
         <w:rPr>
-          <w:rFonts w:ascii="Bodoni MT" w:eastAsiaTheme="minorHAnsi" w:hAnsi="Bodoni MT"/>
+          <w:rFonts w:eastAsiaTheme="minorHAnsi"/>
           <w:smallCaps/>
           <w:color w:val="FF0000"/>
           <w:sz w:val="24"/>
@@ -6352,7 +4207,7 @@
       </w:r>
       <w:r>
         <w:rPr>
-          <w:rFonts w:ascii="Bodoni MT" w:eastAsiaTheme="minorHAnsi" w:hAnsi="Bodoni MT"/>
+          <w:rFonts w:eastAsiaTheme="minorHAnsi"/>
           <w:color w:val="FF0000"/>
           <w:sz w:val="24"/>
           <w:lang w:val="en-GB" w:eastAsia="en-US"/>
@@ -6364,7 +4219,7 @@
       <w:pPr>
         <w:pStyle w:val="Bibliography"/>
         <w:rPr>
-          <w:rFonts w:ascii="Bodoni MT" w:eastAsiaTheme="minorHAnsi" w:hAnsi="Bodoni MT"/>
+          <w:rFonts w:eastAsiaTheme="minorHAnsi"/>
           <w:color w:val="FF0000"/>
           <w:sz w:val="24"/>
           <w:lang w:val="en-GB" w:eastAsia="en-US"/>
@@ -6372,7 +4227,7 @@
       </w:pPr>
       <w:r>
         <w:rPr>
-          <w:rFonts w:ascii="Bodoni MT" w:eastAsiaTheme="minorHAnsi" w:hAnsi="Bodoni MT"/>
+          <w:rFonts w:eastAsiaTheme="minorHAnsi"/>
           <w:color w:val="FF0000"/>
           <w:sz w:val="24"/>
           <w:lang w:val="en-GB" w:eastAsia="en-US"/>
@@ -6381,7 +4236,7 @@
       </w:r>
       <w:r>
         <w:rPr>
-          <w:rFonts w:ascii="Bodoni MT" w:eastAsiaTheme="minorHAnsi" w:hAnsi="Bodoni MT"/>
+          <w:rFonts w:eastAsiaTheme="minorHAnsi"/>
           <w:color w:val="FF0000"/>
           <w:sz w:val="24"/>
           <w:lang w:val="en-GB" w:eastAsia="en-US"/>
@@ -6391,7 +4246,7 @@
       </w:r>
       <w:r>
         <w:rPr>
-          <w:rFonts w:ascii="Bodoni MT" w:eastAsiaTheme="minorHAnsi" w:hAnsi="Bodoni MT"/>
+          <w:rFonts w:eastAsiaTheme="minorHAnsi"/>
           <w:i/>
           <w:iCs/>
           <w:color w:val="FF0000"/>
@@ -6402,7 +4257,7 @@
       </w:r>
       <w:r>
         <w:rPr>
-          <w:rFonts w:ascii="Bodoni MT" w:eastAsiaTheme="minorHAnsi" w:hAnsi="Bodoni MT"/>
+          <w:rFonts w:eastAsiaTheme="minorHAnsi"/>
           <w:color w:val="FF0000"/>
           <w:sz w:val="24"/>
           <w:lang w:val="en-GB" w:eastAsia="en-US"/>
@@ -6411,7 +4266,7 @@
       </w:r>
       <w:r>
         <w:rPr>
-          <w:rFonts w:ascii="Bodoni MT" w:eastAsiaTheme="minorHAnsi" w:hAnsi="Bodoni MT" w:cs="Cambria Math"/>
+          <w:rFonts w:ascii="Cambria Math" w:eastAsiaTheme="minorHAnsi" w:hAnsi="Cambria Math" w:cs="Cambria Math"/>
           <w:color w:val="FF0000"/>
           <w:sz w:val="24"/>
           <w:lang w:val="en-GB" w:eastAsia="en-US"/>
@@ -6420,7 +4275,7 @@
       </w:r>
       <w:r>
         <w:rPr>
-          <w:rFonts w:ascii="Bodoni MT" w:eastAsiaTheme="minorHAnsi" w:hAnsi="Bodoni MT"/>
+          <w:rFonts w:eastAsiaTheme="minorHAnsi"/>
           <w:color w:val="FF0000"/>
           <w:sz w:val="24"/>
           <w:lang w:val="en-GB" w:eastAsia="en-US"/>
@@ -6430,383 +4285,46 @@
     </w:p>
     <w:p>
       <w:pPr>
-        <w:pStyle w:val="Heading1"/>
+        <w:pStyle w:val="Bibliography"/>
+        <w:rPr>
+          <w:rFonts w:eastAsiaTheme="minorHAnsi"/>
+          <w:color w:val="FF0000"/>
+          <w:sz w:val="24"/>
+          <w:lang w:val="en-GB" w:eastAsia="en-US"/>
+        </w:rPr>
+      </w:pPr>
+      <w:r>
+        <w:rPr>
+          <w:rFonts w:eastAsiaTheme="minorHAnsi"/>
+          <w:color w:val="FF0000"/>
+          <w:sz w:val="24"/>
+          <w:lang w:val="en-GB" w:eastAsia="en-US"/>
+        </w:rPr>
+        <w:t>8.</w:t>
+      </w:r>
+      <w:r>
+        <w:rPr>
+          <w:rFonts w:eastAsiaTheme="minorHAnsi"/>
+          <w:color w:val="FF0000"/>
+          <w:sz w:val="24"/>
+          <w:lang w:val="en-GB" w:eastAsia="en-US"/>
+        </w:rPr>
+        <w:tab/>
+        <w:t>Lee JA, Spidlen J, Boyce K, Cai J, Crosbie N, Dalphin M, et al. MIFlowCyt: The minimum information about a flow cytometry experiment. Cytometry Pt A. 2008 Oct;73A(10):926–30. doi:10.1002/cyto.a.20623</w:t>
+      </w:r>
+    </w:p>
+    <w:p>
+      <w:pPr>
+        <w:pStyle w:val="Bibliography"/>
+        <w:rPr>
+          <w:lang w:val="en-US"/>
+        </w:rPr>
+      </w:pPr>
+      <w:r>
         <w:rPr>
           <w:color w:val="EE0000"/>
         </w:rPr>
-      </w:pPr>
-      <w:r>
-        <w:rPr>
-          <w:color w:val="EE0000"/>
-        </w:rPr>
         <w:fldChar w:fldCharType="end"/>
-      </w:r>
-    </w:p>
-    <w:p>
-      <w:pPr>
-        <w:pStyle w:val="Heading1"/>
-        <w:rPr>
-          <w:color w:val="EE0000"/>
-        </w:rPr>
-      </w:pPr>
-      <w:r>
-        <w:rPr>
-          <w:color w:val="EE0000"/>
-        </w:rPr>
-        <w:t>References</w:t>
-      </w:r>
-    </w:p>
-    <w:p>
-      <w:pPr>
-        <w:pStyle w:val="NormalWeb"/>
-        <w:numPr>
-          <w:ilvl w:val="0"/>
-          <w:numId w:val="6"/>
-        </w:numPr>
-        <w:rPr>
-          <w:color w:val="EE0000"/>
-        </w:rPr>
-      </w:pPr>
-      <w:r>
-        <w:rPr>
-          <w:rFonts w:ascii="Segoe UI" w:hAnsi="Segoe UI" w:cs="Segoe UI"/>
-          <w:color w:val="212121"/>
-          <w:shd w:val="clear" w:color="auto" w:fill="FFFFFF"/>
-        </w:rPr>
-        <w:t>Patin E, Hasan M, Bergstedt J, Rouilly V, Libri V, Urrutia A, Alanio C, Scepanovic P, Hammer C, Jönsson F, Beitz B, Quach H, Lim YW, Hunkapiller J, Zepeda M, Green C, Piasecka B, Leloup C, Rogge L, Huetz F, Peguillet I, Lantz O, Fontes M, Di Santo JP, Thomas S, Fellay J, Duffy D, Quintana-Murci L, Albert ML; Milieu Intérieur Consortium. Natural variation in the parameters of innate immune cells is preferentially driven by genetic factors. Nat Immunol. 2018 Mar;19(3):302-314. doi: 10.1038/s41590-018-0049-7. Epub 2018 Feb 23. Erratum in: Nat Immunol. 2018 Jun;19(6):645. doi: 10.1038/s41590-018-0105-3. PMID: 29476184.</w:t>
-      </w:r>
-    </w:p>
-    <w:p>
-      <w:pPr>
-        <w:pStyle w:val="NormalWeb"/>
-        <w:numPr>
-          <w:ilvl w:val="0"/>
-          <w:numId w:val="6"/>
-        </w:numPr>
-        <w:rPr>
-          <w:color w:val="EE0000"/>
-        </w:rPr>
-      </w:pPr>
-      <w:r>
-        <w:rPr>
-          <w:rFonts w:ascii="Arial" w:hAnsi="Arial" w:cs="Arial"/>
-          <w:color w:val="273437"/>
-          <w:sz w:val="27"/>
-          <w:szCs w:val="27"/>
-          <w:shd w:val="clear" w:color="auto" w:fill="FFFFFF"/>
-        </w:rPr>
-        <w:t>FlowJo™ Software Version </w:t>
-      </w:r>
-      <w:r>
-        <w:rPr>
-          <w:rFonts w:ascii="Arial" w:hAnsi="Arial" w:cs="Arial"/>
-          <w:color w:val="273437"/>
-          <w:sz w:val="27"/>
-          <w:szCs w:val="27"/>
-          <w:shd w:val="clear" w:color="auto" w:fill="FFFFFF"/>
-        </w:rPr>
-        <w:t>10 &amp; 11</w:t>
-      </w:r>
-      <w:r>
-        <w:rPr>
-          <w:rFonts w:ascii="Arial" w:hAnsi="Arial" w:cs="Arial"/>
-          <w:color w:val="273437"/>
-          <w:sz w:val="27"/>
-          <w:szCs w:val="27"/>
-          <w:shd w:val="clear" w:color="auto" w:fill="FFFFFF"/>
-        </w:rPr>
-        <w:t>. Becton, Dickinson and Company; 2023.</w:t>
-      </w:r>
-    </w:p>
-    <w:p>
-      <w:pPr>
-        <w:pStyle w:val="NormalWeb"/>
-        <w:numPr>
-          <w:ilvl w:val="0"/>
-          <w:numId w:val="6"/>
-        </w:numPr>
-        <w:rPr>
-          <w:color w:val="EE0000"/>
-        </w:rPr>
-      </w:pPr>
-      <w:r>
-        <w:rPr>
-          <w:color w:val="EE0000"/>
-        </w:rPr>
-        <w:lastRenderedPageBreak/>
-        <w:t>Ellis B, Haaland P, Hahne F, Le Meur N, Gopalakrishnan N, Spidlen J, Jiang M, Finak G (2026). _flowCore: flowCore: Basic structures for flow cytometry data. doi:10.18129/B9.bioc.flowCore &lt;https://doi.org/10.18129/B9.bioc.flowCore&gt;, R package version 2.22.1, &lt;https://bioconductor.org/packages/flowCore&gt;.</w:t>
-      </w:r>
-    </w:p>
-    <w:p>
-      <w:pPr>
-        <w:pStyle w:val="NormalWeb"/>
-        <w:numPr>
-          <w:ilvl w:val="0"/>
-          <w:numId w:val="6"/>
-        </w:numPr>
-        <w:rPr>
-          <w:color w:val="EE0000"/>
-        </w:rPr>
-      </w:pPr>
-      <w:r>
-        <w:rPr>
-          <w:rFonts w:ascii="Helvetica" w:hAnsi="Helvetica"/>
-          <w:color w:val="202020"/>
-          <w:sz w:val="20"/>
-          <w:szCs w:val="20"/>
-          <w:shd w:val="clear" w:color="auto" w:fill="FFFFFF"/>
-        </w:rPr>
-        <w:t xml:space="preserve">Finak G, Frelinger J, Jiang W, Newell EW, Ramey J, Davis MM, et al. (2014) OpenCyto: An Open Source Infrastructure for Scalable, Robust, Reproducible, and Automated, End-to-End Flow Cytometry Data Analysis. PLoS Comput Biol 10(8): e1003806. </w:t>
-      </w:r>
-      <w:hyperlink r:id="rId13" w:history="1">
-        <w:r>
-          <w:rPr>
-            <w:rStyle w:val="Hyperlink"/>
-            <w:rFonts w:ascii="Helvetica" w:hAnsi="Helvetica"/>
-            <w:sz w:val="20"/>
-            <w:szCs w:val="20"/>
-            <w:shd w:val="clear" w:color="auto" w:fill="FFFFFF"/>
-          </w:rPr>
-          <w:t>https://doi.org/10.1371/journal.pcbi.1003806</w:t>
-        </w:r>
-      </w:hyperlink>
-      <w:r>
-        <w:rPr>
-          <w:rFonts w:ascii="Helvetica" w:hAnsi="Helvetica"/>
-          <w:color w:val="202020"/>
-          <w:sz w:val="20"/>
-          <w:szCs w:val="20"/>
-          <w:shd w:val="clear" w:color="auto" w:fill="FFFFFF"/>
-        </w:rPr>
-        <w:t>.</w:t>
-      </w:r>
-    </w:p>
-    <w:p>
-      <w:pPr>
-        <w:pStyle w:val="NormalWeb"/>
-        <w:numPr>
-          <w:ilvl w:val="0"/>
-          <w:numId w:val="6"/>
-        </w:numPr>
-        <w:rPr>
-          <w:color w:val="EE0000"/>
-        </w:rPr>
-      </w:pPr>
-      <w:r>
-        <w:rPr>
-          <w:rStyle w:val="fal6plv"/>
-          <w:rFonts w:ascii="Inter" w:hAnsi="Inter"/>
-          <w:color w:val="0E101A"/>
-          <w:sz w:val="21"/>
-          <w:szCs w:val="21"/>
-          <w:shd w:val="clear" w:color="auto" w:fill="FFFFFF"/>
-        </w:rPr>
-        <w:t>Spidlen, J., Moore, W., &amp; Brinkman, R. R. (2015). ISAC's Gating-ML 2.0 data exchange standard for gating description. </w:t>
-      </w:r>
-      <w:r>
-        <w:rPr>
-          <w:rStyle w:val="fal6plv"/>
-          <w:rFonts w:ascii="Inter" w:hAnsi="Inter"/>
-          <w:i/>
-          <w:iCs/>
-          <w:color w:val="0E101A"/>
-          <w:sz w:val="21"/>
-          <w:szCs w:val="21"/>
-          <w:shd w:val="clear" w:color="auto" w:fill="FFFFFF"/>
-        </w:rPr>
-        <w:t>Cytometry Part A</w:t>
-      </w:r>
-      <w:r>
-        <w:rPr>
-          <w:rStyle w:val="fal6plv"/>
-          <w:rFonts w:ascii="Inter" w:hAnsi="Inter"/>
-          <w:color w:val="0E101A"/>
-          <w:sz w:val="21"/>
-          <w:szCs w:val="21"/>
-          <w:shd w:val="clear" w:color="auto" w:fill="FFFFFF"/>
-        </w:rPr>
-        <w:t>, </w:t>
-      </w:r>
-      <w:r>
-        <w:rPr>
-          <w:rStyle w:val="fal6plv"/>
-          <w:rFonts w:ascii="Inter" w:hAnsi="Inter"/>
-          <w:i/>
-          <w:iCs/>
-          <w:color w:val="0E101A"/>
-          <w:sz w:val="21"/>
-          <w:szCs w:val="21"/>
-          <w:shd w:val="clear" w:color="auto" w:fill="FFFFFF"/>
-        </w:rPr>
-        <w:t>87</w:t>
-      </w:r>
-      <w:r>
-        <w:rPr>
-          <w:rStyle w:val="fal6plv"/>
-          <w:rFonts w:ascii="Inter" w:hAnsi="Inter"/>
-          <w:color w:val="0E101A"/>
-          <w:sz w:val="21"/>
-          <w:szCs w:val="21"/>
-          <w:shd w:val="clear" w:color="auto" w:fill="FFFFFF"/>
-        </w:rPr>
-        <w:t>(7), 683-687. https://doi.org/10.1002/cyto.a.22690</w:t>
-      </w:r>
-      <w:r>
-        <w:rPr>
-          <w:rFonts w:ascii="Segoe UI" w:hAnsi="Segoe UI" w:cs="Segoe UI"/>
-          <w:color w:val="212121"/>
-          <w:shd w:val="clear" w:color="auto" w:fill="FFFFFF"/>
-        </w:rPr>
-        <w:t>.</w:t>
-      </w:r>
-    </w:p>
-    <w:p>
-      <w:pPr>
-        <w:pStyle w:val="NormalWeb"/>
-        <w:numPr>
-          <w:ilvl w:val="0"/>
-          <w:numId w:val="6"/>
-        </w:numPr>
-        <w:rPr>
-          <w:color w:val="EE0000"/>
-        </w:rPr>
-      </w:pPr>
-      <w:r>
-        <w:rPr>
-          <w:rFonts w:ascii="Consolas" w:hAnsi="Consolas" w:cs="Consolas"/>
-          <w:color w:val="1B1B1B"/>
-          <w:shd w:val="clear" w:color="auto" w:fill="FFFFFF"/>
-        </w:rPr>
-        <w:t>Finak G, Jiang W, Gottardo R. CytoML for cross-platform cytometry data sharing. Cytometry A. 2018 Dec;93(12):1189-1196. doi: 10.1002/cyto.a.23663. PMID: 30551257; PMCID: PMC6443375.</w:t>
-      </w:r>
-    </w:p>
-    <w:p>
-      <w:pPr>
-        <w:pStyle w:val="NormalWeb"/>
-        <w:numPr>
-          <w:ilvl w:val="0"/>
-          <w:numId w:val="6"/>
-        </w:numPr>
-        <w:rPr>
-          <w:color w:val="EE0000"/>
-        </w:rPr>
-      </w:pPr>
-      <w:r>
-        <w:rPr>
-          <w:rFonts w:ascii="Consolas" w:hAnsi="Consolas" w:cs="Consolas"/>
-          <w:color w:val="1B1B1B"/>
-        </w:rPr>
-        <w:t>Lee JA, Spidlen J, Boyce K, Cai J, Crosbie N, Dalphin M, Furlong J, Gasparetto M, Goldberg M, Goralczyk EM, Hyun B, Jansen K, Kollmann T, Kong M, Leif R, McWeeney S, Moloshok TD, Moore W, Nolan G, Nolan J, Nikolich-Zugich J, Parrish D, Purcell B, Qian Y, Selvaraj B, Smith C, Tchuvatkina O, Wertheimer A, Wilkinson P, Wilson C, Wood J, Zigon R; International Society for Advancement of Cytometry Data Standards Task Force; Scheuermann RH, Brinkman RR. MIFlowCyt: the minimum information about a Flow Cytometry Experiment. Cytometry A. 2008 Oct;73(10):926-30. doi: 10.1002/cyto.a.20623. PMID: 18752282; PMCID: PMC2773297.</w:t>
-      </w:r>
-    </w:p>
-    <w:p>
-      <w:r>
-        <w:rPr>
-          <w:noProof/>
-        </w:rPr>
-        <w:pict w14:anchorId="7FDE2D60">
-          <v:rect id="_x0000_i1035" alt="" style="width:451.3pt;height:.05pt;mso-width-percent:0;mso-height-percent:0;mso-width-percent:0;mso-height-percent:0" o:hralign="center" o:hrstd="t" o:hr="t"/>
-        </w:pict>
-      </w:r>
-    </w:p>
-    <w:p>
-      <w:r>
-        <w:br w:type="page"/>
-      </w:r>
-    </w:p>
-    <w:p>
-      <w:pPr>
-        <w:pStyle w:val="Heading1"/>
-        <w:rPr>
-          <w:rFonts w:ascii="Times New Roman" w:hAnsi="Times New Roman"/>
-          <w:lang w:eastAsia="en-GB"/>
-        </w:rPr>
-      </w:pPr>
-      <w:bookmarkStart w:id="10" w:name="annex-a-technical-implementation-details"/>
-      <w:bookmarkEnd w:id="9"/>
-      <w:r>
-        <w:lastRenderedPageBreak/>
-        <w:t>Supplementary Files</w:t>
-      </w:r>
-    </w:p>
-    <w:p>
-      <w:pPr>
-        <w:pStyle w:val="NormalWeb"/>
-      </w:pPr>
-      <w:r>
-        <w:rPr>
-          <w:rStyle w:val="Strong"/>
-        </w:rPr>
-        <w:t>Supplementary File 1:</w:t>
-      </w:r>
-      <w:r>
-        <w:t xml:space="preserve"> FlowJo v10 XML vs v11 JSON Architecture Comparison</w:t>
-      </w:r>
-    </w:p>
-    <w:p>
-      <w:pPr>
-        <w:pStyle w:val="NormalWeb"/>
-      </w:pPr>
-      <w:r>
-        <w:rPr>
-          <w:rStyle w:val="Strong"/>
-        </w:rPr>
-        <w:t>Supplementary File 2:</w:t>
-      </w:r>
-      <w:r>
-        <w:t xml:space="preserve"> Full Validation Methodology and Test Scenario Descriptions</w:t>
-      </w:r>
-    </w:p>
-    <w:p>
-      <w:pPr>
-        <w:pStyle w:val="NormalWeb"/>
-      </w:pPr>
-      <w:r>
-        <w:rPr>
-          <w:rStyle w:val="Strong"/>
-        </w:rPr>
-        <w:t>Supplementary File 3:</w:t>
-      </w:r>
-      <w:r>
-        <w:t xml:space="preserve"> MIFlowCyt Compliance Audit</w:t>
-      </w:r>
-    </w:p>
-    <w:p>
-      <w:pPr>
-        <w:pStyle w:val="NormalWeb"/>
-      </w:pPr>
-      <w:r>
-        <w:rPr>
-          <w:rStyle w:val="Strong"/>
-        </w:rPr>
-        <w:t>Supplementary Table S1:</w:t>
-      </w:r>
-      <w:r>
-        <w:t xml:space="preserve"> Complete Population Count Results for All 13 Validation Scenarios</w:t>
-      </w:r>
-    </w:p>
-    <w:p>
-      <w:pPr>
-        <w:pStyle w:val="NormalWeb"/>
-      </w:pPr>
-      <w:r>
-        <w:rPr>
-          <w:rStyle w:val="Strong"/>
-        </w:rPr>
-        <w:t>Supplementary File 4:</w:t>
-      </w:r>
-      <w:r>
-        <w:t xml:space="preserve"> Gating-ML 2.0 Conformance Validation Script Output</w:t>
-      </w:r>
-    </w:p>
-    <w:p>
-      <w:r>
-        <w:rPr>
-          <w:noProof/>
-        </w:rPr>
-        <w:pict w14:anchorId="21ABC532">
-          <v:rect id="_x0000_i1034" alt="" style="width:451.3pt;height:.05pt;mso-width-percent:0;mso-height-percent:0;mso-width-percent:0;mso-height-percent:0" o:hralign="center" o:hrstd="t" o:hr="t" fillcolor="#a0a0a0" stroked="f"/>
-        </w:pict>
       </w:r>
     </w:p>
     <w:p>
@@ -6818,13 +4336,150 @@
         </w:numPr>
         <w:ind w:left="426"/>
       </w:pPr>
+      <w:r>
+        <w:rPr>
+          <w:noProof/>
+        </w:rPr>
+        <w:pict w14:anchorId="7A4E8CC2">
+          <v:rect id="_x0000_i1035" alt="" style="width:432.35pt;height:.05pt;mso-width-percent:0;mso-height-percent:0;mso-width-percent:0;mso-height-percent:0" o:hrpct="958" o:hralign="center" o:hrstd="t" o:hr="t"/>
+        </w:pict>
+      </w:r>
+    </w:p>
+    <w:p>
+      <w:r>
+        <w:br w:type="page"/>
+      </w:r>
     </w:p>
     <w:p>
       <w:pPr>
         <w:pStyle w:val="Heading1"/>
-      </w:pPr>
-      <w:r>
-        <w:t>Annex A: Technical Implementation Details</w:t>
+        <w:rPr>
+          <w:rFonts w:ascii="Times New Roman" w:hAnsi="Times New Roman"/>
+          <w:lang w:eastAsia="en-GB"/>
+        </w:rPr>
+      </w:pPr>
+      <w:bookmarkStart w:id="10" w:name="annex-a-technical-implementation-details"/>
+      <w:bookmarkEnd w:id="9"/>
+      <w:r>
+        <w:lastRenderedPageBreak/>
+        <w:t>Supplementary Files</w:t>
+      </w:r>
+    </w:p>
+    <w:p>
+      <w:pPr>
+        <w:pStyle w:val="NormalWeb"/>
+      </w:pPr>
+      <w:bookmarkStart w:id="11" w:name="_Hlk233822453"/>
+      <w:r>
+        <w:rPr>
+          <w:rStyle w:val="Strong"/>
+        </w:rPr>
+        <w:t>Supplementary File 1</w:t>
+      </w:r>
+      <w:bookmarkEnd w:id="11"/>
+      <w:r>
+        <w:rPr>
+          <w:rStyle w:val="Strong"/>
+        </w:rPr>
+        <w:t>:</w:t>
+      </w:r>
+      <w:r>
+        <w:t xml:space="preserve"> FlowJo v10 XML vs v11 JSON Architecture Comparison</w:t>
+      </w:r>
+    </w:p>
+    <w:p>
+      <w:pPr>
+        <w:pStyle w:val="NormalWeb"/>
+      </w:pPr>
+      <w:r>
+        <w:rPr>
+          <w:rStyle w:val="Strong"/>
+        </w:rPr>
+        <w:t>Supplementary File 2:</w:t>
+      </w:r>
+      <w:r>
+        <w:t xml:space="preserve"> Full Validation Methodology and Test Scenario Descriptions</w:t>
+      </w:r>
+    </w:p>
+    <w:p>
+      <w:pPr>
+        <w:pStyle w:val="NormalWeb"/>
+      </w:pPr>
+      <w:r>
+        <w:rPr>
+          <w:rStyle w:val="Strong"/>
+        </w:rPr>
+        <w:t>Supplementary File 3:</w:t>
+      </w:r>
+      <w:r>
+        <w:t xml:space="preserve"> MIFlowCyt Compliance Audit</w:t>
+      </w:r>
+    </w:p>
+    <w:p>
+      <w:pPr>
+        <w:pStyle w:val="NormalWeb"/>
+      </w:pPr>
+      <w:r>
+        <w:rPr>
+          <w:rStyle w:val="Strong"/>
+        </w:rPr>
+        <w:t>Supplementary Table S1:</w:t>
+      </w:r>
+      <w:r>
+        <w:t xml:space="preserve"> Complete Population Count Results for All 13 Validation Scenarios</w:t>
+      </w:r>
+    </w:p>
+    <w:p>
+      <w:pPr>
+        <w:pStyle w:val="NormalWeb"/>
+      </w:pPr>
+      <w:r>
+        <w:rPr>
+          <w:rStyle w:val="Strong"/>
+        </w:rPr>
+        <w:t>Supplementary File 4:</w:t>
+      </w:r>
+      <w:r>
+        <w:t xml:space="preserve"> Gating-ML 2.0 Conformance Validation Script Output</w:t>
+      </w:r>
+    </w:p>
+    <w:p>
+      <w:r>
+        <w:rPr>
+          <w:noProof/>
+        </w:rPr>
+        <w:pict w14:anchorId="2C5ECD3F">
+          <v:rect id="_x0000_i1034" alt="" style="width:451.3pt;height:.05pt;mso-width-percent:0;mso-height-percent:0;mso-width-percent:0;mso-height-percent:0" o:hralign="center" o:hrstd="t" o:hr="t" fillcolor="#a0a0a0" stroked="f"/>
+        </w:pict>
+      </w:r>
+    </w:p>
+    <w:p>
+      <w:pPr>
+        <w:pStyle w:val="Heading1"/>
+        <w:numPr>
+          <w:ilvl w:val="0"/>
+          <w:numId w:val="0"/>
+        </w:numPr>
+        <w:ind w:left="426"/>
+      </w:pPr>
+    </w:p>
+    <w:p>
+      <w:pPr>
+        <w:pStyle w:val="Heading1"/>
+        <w:numPr>
+          <w:ilvl w:val="0"/>
+          <w:numId w:val="0"/>
+        </w:numPr>
+        <w:ind w:left="426"/>
+      </w:pPr>
+      <w:r>
+        <w:rPr>
+          <w:rStyle w:val="Strong"/>
+        </w:rPr>
+        <w:t>Supplementary File 1</w:t>
+      </w:r>
+      <w:r>
+        <w:t>: Technical Implementation Details</w:t>
       </w:r>
     </w:p>
     <w:p>
@@ -6846,7 +4501,7 @@
       <w:pPr>
         <w:pStyle w:val="Heading2"/>
       </w:pPr>
-      <w:bookmarkStart w:id="11" w:name="a.1-flowjo-workspace-format-comparison"/>
+      <w:bookmarkStart w:id="12" w:name="a.1-flowjo-workspace-format-comparison"/>
       <w:r>
         <w:t>A.1 FlowJo workspace format comparison</w:t>
       </w:r>
@@ -7184,8 +4839,8 @@
       <w:pPr>
         <w:pStyle w:val="Heading2"/>
       </w:pPr>
-      <w:bookmarkStart w:id="12" w:name="a.2-gate-type-conversion"/>
-      <w:bookmarkEnd w:id="11"/>
+      <w:bookmarkStart w:id="13" w:name="a.2-gate-type-conversion"/>
+      <w:bookmarkEnd w:id="12"/>
       <w:r>
         <w:t>A.2 Gate type conversion</w:t>
       </w:r>
@@ -7194,7 +4849,7 @@
       <w:pPr>
         <w:pStyle w:val="Heading3"/>
       </w:pPr>
-      <w:bookmarkStart w:id="13" w:name="rectangle-gates"/>
+      <w:bookmarkStart w:id="14" w:name="rectangle-gates"/>
       <w:r>
         <w:t>Rectangle gates</w:t>
       </w:r>
@@ -7227,101 +4882,101 @@
       <w:pPr>
         <w:pStyle w:val="Heading3"/>
       </w:pPr>
-      <w:bookmarkStart w:id="14" w:name="polygon-gates"/>
+      <w:bookmarkStart w:id="15" w:name="polygon-gates"/>
+      <w:bookmarkEnd w:id="14"/>
+      <w:r>
+        <w:t>Polygon gates</w:t>
+      </w:r>
+    </w:p>
+    <w:p>
+      <w:pPr>
+        <w:rPr>
+          <w:lang w:val="en-US"/>
+        </w:rPr>
+      </w:pPr>
+      <w:r>
+        <w:rPr>
+          <w:lang w:val="en-US"/>
+        </w:rPr>
+        <w:t>v11 polygon gates store vertex coordinates as arrays of [x, y] pairs. On import, vertices are converted to a flowCore::polygonGate matrix. Coordinate inverse-transformation is applied to map from display space to data space. On export, vertices are written as &lt;gating:vertex&gt; elements within &lt;gating:PolygonGate&gt;.</w:t>
+      </w:r>
+    </w:p>
+    <w:p>
+      <w:pPr>
+        <w:pStyle w:val="Heading3"/>
+      </w:pPr>
+      <w:bookmarkStart w:id="16" w:name="ellipsoid-gates"/>
+      <w:bookmarkEnd w:id="15"/>
+      <w:r>
+        <w:t>Ellipsoid gates</w:t>
+      </w:r>
+    </w:p>
+    <w:p>
+      <w:pPr>
+        <w:rPr>
+          <w:lang w:val="en-US"/>
+        </w:rPr>
+      </w:pPr>
+      <w:r>
+        <w:rPr>
+          <w:lang w:val="en-US"/>
+        </w:rPr>
+        <w:t>v11 ellipsoid gates are parameterized by a mean vector and covariance matrix. On import, these are converted to flowCore::ellipsoidGate objects. On export to v10, eigenvalue decomposition is applied to derive rotation angle and semi-axis lengths for the &lt;gating:EllipsoidGate&gt; representation. This decomposition introduces minor numerical differences relative to the original v11 gate.</w:t>
+      </w:r>
+    </w:p>
+    <w:p>
+      <w:pPr>
+        <w:pStyle w:val="Heading3"/>
+      </w:pPr>
+      <w:bookmarkStart w:id="17" w:name="boolean-gates"/>
+      <w:bookmarkEnd w:id="16"/>
+      <w:r>
+        <w:t>Boolean gates</w:t>
+      </w:r>
+    </w:p>
+    <w:p>
+      <w:pPr>
+        <w:rPr>
+          <w:lang w:val="en-US"/>
+        </w:rPr>
+      </w:pPr>
+      <w:r>
+        <w:rPr>
+          <w:lang w:val="en-US"/>
+        </w:rPr>
+        <w:t>v11 Boolean gates reference other gates by UUID and specify AND/OR/NOT combinations. On import, UUID references are resolved to population paths and a flowCore::booleanFilter is constructed. On export, Boolean logic is preserved in &lt;gating:BooleanGate&gt; elements referencing gates by population path.</w:t>
+      </w:r>
+    </w:p>
+    <w:p>
+      <w:pPr>
+        <w:pStyle w:val="Heading3"/>
+      </w:pPr>
+      <w:bookmarkStart w:id="18" w:name="quadrant-gates"/>
+      <w:bookmarkEnd w:id="17"/>
+      <w:r>
+        <w:t>Quadrant gates</w:t>
+      </w:r>
+    </w:p>
+    <w:p>
+      <w:pPr>
+        <w:rPr>
+          <w:lang w:val="en-US"/>
+        </w:rPr>
+      </w:pPr>
+      <w:r>
+        <w:rPr>
+          <w:lang w:val="en-US"/>
+        </w:rPr>
+        <w:t xml:space="preserve">v11 quadrant gates define dividing lines on two axes, producing four quadrant populations. On import, CyFj11 converts each quadrant into a flowCore::quadGate object. On export to v10, quadrant gates have no direct XML representation in the format CyFj11 generates and are excluded with a warning. </w:t>
+      </w:r>
+    </w:p>
+    <w:p>
+      <w:pPr>
+        <w:pStyle w:val="Heading2"/>
+      </w:pPr>
+      <w:bookmarkStart w:id="19" w:name="a.3-transformation-parameter-mapping"/>
       <w:bookmarkEnd w:id="13"/>
-      <w:r>
-        <w:t>Polygon gates</w:t>
-      </w:r>
-    </w:p>
-    <w:p>
-      <w:pPr>
-        <w:rPr>
-          <w:lang w:val="en-US"/>
-        </w:rPr>
-      </w:pPr>
-      <w:r>
-        <w:rPr>
-          <w:lang w:val="en-US"/>
-        </w:rPr>
-        <w:t>v11 polygon gates store vertex coordinates as arrays of [x, y] pairs. On import, vertices are converted to a flowCore::polygonGate matrix. Coordinate inverse-transformation is applied to map from display space to data space. On export, vertices are written as &lt;gating:vertex&gt; elements within &lt;gating:PolygonGate&gt;.</w:t>
-      </w:r>
-    </w:p>
-    <w:p>
-      <w:pPr>
-        <w:pStyle w:val="Heading3"/>
-      </w:pPr>
-      <w:bookmarkStart w:id="15" w:name="ellipsoid-gates"/>
-      <w:bookmarkEnd w:id="14"/>
-      <w:r>
-        <w:t>Ellipsoid gates</w:t>
-      </w:r>
-    </w:p>
-    <w:p>
-      <w:pPr>
-        <w:rPr>
-          <w:lang w:val="en-US"/>
-        </w:rPr>
-      </w:pPr>
-      <w:r>
-        <w:rPr>
-          <w:lang w:val="en-US"/>
-        </w:rPr>
-        <w:t>v11 ellipsoid gates are parameterized by a mean vector and covariance matrix. On import, these are converted to flowCore::ellipsoidGate objects. On export to v10, eigenvalue decomposition is applied to derive rotation angle and semi-axis lengths for the &lt;gating:EllipsoidGate&gt; representation. This decomposition introduces minor numerical differences relative to the original v11 gate.</w:t>
-      </w:r>
-    </w:p>
-    <w:p>
-      <w:pPr>
-        <w:pStyle w:val="Heading3"/>
-      </w:pPr>
-      <w:bookmarkStart w:id="16" w:name="boolean-gates"/>
-      <w:bookmarkEnd w:id="15"/>
-      <w:r>
-        <w:t>Boolean gates</w:t>
-      </w:r>
-    </w:p>
-    <w:p>
-      <w:pPr>
-        <w:rPr>
-          <w:lang w:val="en-US"/>
-        </w:rPr>
-      </w:pPr>
-      <w:r>
-        <w:rPr>
-          <w:lang w:val="en-US"/>
-        </w:rPr>
-        <w:t>v11 Boolean gates reference other gates by UUID and specify AND/OR/NOT combinations. On import, UUID references are resolved to population paths and a flowCore::booleanFilter is constructed. On export, Boolean logic is preserved in &lt;gating:BooleanGate&gt; elements referencing gates by population path.</w:t>
-      </w:r>
-    </w:p>
-    <w:p>
-      <w:pPr>
-        <w:pStyle w:val="Heading3"/>
-      </w:pPr>
-      <w:bookmarkStart w:id="17" w:name="quadrant-gates"/>
-      <w:bookmarkEnd w:id="16"/>
-      <w:r>
-        <w:t>Quadrant gates</w:t>
-      </w:r>
-    </w:p>
-    <w:p>
-      <w:pPr>
-        <w:rPr>
-          <w:lang w:val="en-US"/>
-        </w:rPr>
-      </w:pPr>
-      <w:r>
-        <w:rPr>
-          <w:lang w:val="en-US"/>
-        </w:rPr>
-        <w:t xml:space="preserve">v11 quadrant gates define dividing lines on two axes, producing four quadrant populations. On import, CyFj11 converts each quadrant into a flowCore::quadGate object. On export to v10, quadrant gates have no direct XML representation in the format CyFj11 generates and are excluded with a warning. </w:t>
-      </w:r>
-    </w:p>
-    <w:p>
-      <w:pPr>
-        <w:pStyle w:val="Heading2"/>
-      </w:pPr>
-      <w:bookmarkStart w:id="18" w:name="a.3-transformation-parameter-mapping"/>
-      <w:bookmarkEnd w:id="12"/>
-      <w:bookmarkEnd w:id="17"/>
+      <w:bookmarkEnd w:id="18"/>
       <w:r>
         <w:t>A.3 Transformation parameter mapping</w:t>
       </w:r>
@@ -7855,8 +5510,8 @@
       <w:pPr>
         <w:pStyle w:val="Heading2"/>
       </w:pPr>
-      <w:bookmarkStart w:id="19" w:name="a.4-package-architecture"/>
-      <w:bookmarkEnd w:id="18"/>
+      <w:bookmarkStart w:id="20" w:name="a.4-package-architecture"/>
+      <w:bookmarkEnd w:id="19"/>
       <w:r>
         <w:t>A.4 Package architecture</w:t>
       </w:r>
@@ -8165,8 +5820,8 @@
       <w:pPr>
         <w:pStyle w:val="Heading2"/>
       </w:pPr>
-      <w:bookmarkStart w:id="20" w:name="a.5-validation-methodology"/>
-      <w:bookmarkEnd w:id="19"/>
+      <w:bookmarkStart w:id="21" w:name="a.5-validation-methodology"/>
+      <w:bookmarkEnd w:id="20"/>
       <w:r>
         <w:t>A.5 Validation methodology</w:t>
       </w:r>
@@ -8175,7 +5830,7 @@
       <w:pPr>
         <w:pStyle w:val="Heading3"/>
       </w:pPr>
-      <w:bookmarkStart w:id="21" w:name="test-workspace-construction"/>
+      <w:bookmarkStart w:id="22" w:name="test-workspace-construction"/>
       <w:r>
         <w:t>Test workspace construction</w:t>
       </w:r>
@@ -8280,8 +5935,8 @@
       <w:pPr>
         <w:pStyle w:val="Heading3"/>
       </w:pPr>
-      <w:bookmarkStart w:id="22" w:name="metrics"/>
-      <w:bookmarkEnd w:id="21"/>
+      <w:bookmarkStart w:id="23" w:name="metrics"/>
+      <w:bookmarkEnd w:id="22"/>
       <w:r>
         <w:t>Metrics</w:t>
       </w:r>
@@ -8390,8 +6045,8 @@
       <w:pPr>
         <w:pStyle w:val="Heading3"/>
       </w:pPr>
-      <w:bookmarkStart w:id="23" w:name="acceptance-criteria"/>
-      <w:bookmarkEnd w:id="22"/>
+      <w:bookmarkStart w:id="24" w:name="acceptance-criteria"/>
+      <w:bookmarkEnd w:id="23"/>
       <w:r>
         <w:t>Acceptance criteria</w:t>
       </w:r>
@@ -8533,7 +6188,7 @@
         <w:rPr>
           <w:noProof/>
         </w:rPr>
-        <w:pict w14:anchorId="0BBA8179">
+        <w:pict w14:anchorId="61AD01CC">
           <v:rect id="_x0000_i1033" alt="" style="width:451.3pt;height:.05pt;mso-width-percent:0;mso-height-percent:0;mso-width-percent:0;mso-height-percent:0" o:hralign="center" o:hrstd="t" o:hr="t"/>
         </w:pict>
       </w:r>
@@ -8546,14 +6201,39 @@
     <w:p>
       <w:pPr>
         <w:pStyle w:val="Heading1"/>
-      </w:pPr>
-      <w:bookmarkStart w:id="24" w:name="annex-b-test-scenario-descriptions"/>
+        <w:numPr>
+          <w:ilvl w:val="0"/>
+          <w:numId w:val="0"/>
+        </w:numPr>
+        <w:ind w:left="426"/>
+        <w:rPr>
+          <w:lang w:val="en-US"/>
+        </w:rPr>
+      </w:pPr>
+      <w:bookmarkStart w:id="25" w:name="annex-b-test-scenario-descriptions"/>
       <w:bookmarkEnd w:id="10"/>
-      <w:bookmarkEnd w:id="20"/>
-      <w:bookmarkEnd w:id="23"/>
-      <w:r>
+      <w:bookmarkEnd w:id="21"/>
+      <w:bookmarkEnd w:id="24"/>
+      <w:r>
+        <w:rPr>
+          <w:rStyle w:val="Strong"/>
+          <w:lang w:val="en-US"/>
+        </w:rPr>
         <w:lastRenderedPageBreak/>
-        <w:t>Annex B: Test Scenario Descriptions</w:t>
+        <w:t xml:space="preserve">Supplementary File </w:t>
+      </w:r>
+      <w:r>
+        <w:rPr>
+          <w:rStyle w:val="Strong"/>
+          <w:lang w:val="en-US"/>
+        </w:rPr>
+        <w:t>2</w:t>
+      </w:r>
+      <w:r>
+        <w:rPr>
+          <w:lang w:val="en-US"/>
+        </w:rPr>
+        <w:t>: Test Scenario Descriptions</w:t>
       </w:r>
     </w:p>
     <w:p>
@@ -9601,7 +7281,7 @@
         <w:rPr>
           <w:noProof/>
         </w:rPr>
-        <w:pict w14:anchorId="6AA56BAE">
+        <w:pict w14:anchorId="75B2BF14">
           <v:rect id="_x0000_i1032" alt="" style="width:451.3pt;height:.05pt;mso-width-percent:0;mso-height-percent:0;mso-width-percent:0;mso-height-percent:0" o:hralign="center" o:hrstd="t" o:hr="t"/>
         </w:pict>
       </w:r>
@@ -9614,38 +7294,127 @@
     <w:p>
       <w:pPr>
         <w:pStyle w:val="Heading1"/>
+        <w:numPr>
+          <w:ilvl w:val="0"/>
+          <w:numId w:val="0"/>
+        </w:numPr>
+        <w:ind w:left="426"/>
+        <w:rPr>
+          <w:lang w:val="en-US"/>
+        </w:rPr>
+      </w:pPr>
+      <w:bookmarkStart w:id="26" w:name="annex-c-miflowcyt-compliance-checklist"/>
+      <w:bookmarkEnd w:id="25"/>
+      <w:r>
+        <w:rPr>
+          <w:rStyle w:val="Strong"/>
+          <w:lang w:val="en-US"/>
+        </w:rPr>
+        <w:lastRenderedPageBreak/>
+        <w:t xml:space="preserve">Supplementary File </w:t>
+      </w:r>
+      <w:r>
+        <w:rPr>
+          <w:rStyle w:val="Strong"/>
+          <w:lang w:val="en-US"/>
+        </w:rPr>
+        <w:t>3</w:t>
+      </w:r>
+      <w:r>
+        <w:rPr>
+          <w:lang w:val="en-US"/>
+        </w:rPr>
+        <w:t>: MIFlowCyt Compliance Checklist</w:t>
+      </w:r>
+    </w:p>
+    <w:p>
+      <w:pPr>
+        <w:rPr>
+          <w:lang w:val="en-US"/>
+        </w:rPr>
+      </w:pPr>
+      <w:r>
+        <w:rPr>
+          <w:lang w:val="en-US"/>
+        </w:rPr>
+        <w:t xml:space="preserve">The MIFlowCyt standard </w:t>
+      </w:r>
+      <w:r>
+        <w:rPr>
+          <w:lang w:val="en-US"/>
+        </w:rPr>
+        <w:fldChar w:fldCharType="begin"/>
+      </w:r>
+      <w:r>
+        <w:rPr>
+          <w:lang w:val="en-US"/>
+        </w:rPr>
+        <w:instrText xml:space="preserve"> ADDIN ZOTERO_ITEM CSL_CITATION {"citationID":"gG8l08Nc","properties":{"unsorted":false,"formattedCitation":"(8)","plainCitation":"(8)","noteIndex":0},"citationItems":[{"id":19667,"uris":["http://zotero.org/groups/2522180/items/QU8IRNNN"],"itemData":{"id":19667,"type":"article-journal","abstract":"Abstract\n            A fundamental tenet of scientific research is that published results are open to independent validation and refutation. Minimum data standards aid data providers, users, and publishers by providing a specification of what is required to unambiguously interpret experimental findings. Here, we present the Minimum Information about a Flow Cytometry Experiment (MIFlowCyt) standard, stating the minimum information required to report flow cytometry (FCM) experiments. We brought together a cross</w:instrText>
+      </w:r>
+      <w:r>
+        <w:rPr>
+          <w:rFonts w:ascii="Cambria Math" w:hAnsi="Cambria Math" w:cs="Cambria Math"/>
+          <w:lang w:val="en-US"/>
+        </w:rPr>
+        <w:instrText>‐</w:instrText>
+      </w:r>
+      <w:r>
+        <w:rPr>
+          <w:lang w:val="en-US"/>
+        </w:rPr>
+        <w:instrText>disciplinary international collaborative group of bioinformaticians, computational statisticians, software developers, instrument manufacturers, and clinical and basic research scientists to develop the standard. The standard was subsequently vetted by the International Society for Advancement of Cytometry (ISAC) Data Standards Task Force, Standards Committee, membership, and Council. The MIFlowCyt standard includes recommendations about descriptions of the specimens and reagents included in the FCM experiment, the configuration of the instrument used to perform the assays, and the data processing approaches used to interpret the primary output data. MIFlowCyt has been adopted as a standard by ISAC, representing the FCM scientific community including scientists as well as software and hardware manufacturers. Adoptionof MIFlowCyt by the scientific and publishing communities will facilitate third</w:instrText>
+      </w:r>
+      <w:r>
+        <w:rPr>
+          <w:rFonts w:ascii="Cambria Math" w:hAnsi="Cambria Math" w:cs="Cambria Math"/>
+          <w:lang w:val="en-US"/>
+        </w:rPr>
+        <w:instrText>‐</w:instrText>
+      </w:r>
+      <w:r>
+        <w:rPr>
+          <w:lang w:val="en-US"/>
+        </w:rPr>
+        <w:instrText>party understanding and reuse of FCM data. © 2008 International Society for Advancement of Cytometry","container-title":"Cytometry Part A","DOI":"10.1002/cyto.a.20623","ISSN":"1552-4922, 1552-4930","issue":"10","journalAbbreviation":"Cytometry Pt A","language":"en","license":"http://onlinelibrary.wiley.com/termsAndConditions#vor","page":"926-930","source":"DOI.org (Crossref)","title":"MIFlowCyt: The minimum information about a flow cytometry experiment","title-short":"MIFlowCyt","volume":"73A","author":[{"family":"Lee","given":"Jamie A."},{"family":"Spidlen","given":"Josef"},{"family":"Boyce","given":"Keith"},{"family":"Cai","given":"Jennifer"},{"family":"Crosbie","given":"Nicholas"},{"family":"Dalphin","given":"Mark"},{"family":"Furlong","given":"Jeff"},{"family":"Gasparetto","given":"Maura"},{"family":"Goldberg","given":"Michael"},{"family":"Goralczyk","given":"Elizabeth M."},{"family":"Hyun","given":"Bill"},{"family":"Jansen","given":"Kirstin"},{"family":"Kollmann","given":"Tobias"},{"family":"Kong","given":"Megan"},{"family":"Leif","given":"Robert"},{"family":"McWeeney","given":"Shannon"},{"family":"Moloshok","given":"Thomas D."},{"family":"Moore","given":"Wayne"},{"family":"Nolan","given":"Garry"},{"family":"Nolan","given":"John"},{"family":"Nikolich</w:instrText>
+      </w:r>
+      <w:r>
+        <w:rPr>
+          <w:rFonts w:ascii="Cambria Math" w:hAnsi="Cambria Math" w:cs="Cambria Math"/>
+          <w:lang w:val="en-US"/>
+        </w:rPr>
+        <w:instrText>‐</w:instrText>
+      </w:r>
+      <w:r>
+        <w:rPr>
+          <w:lang w:val="en-US"/>
+        </w:rPr>
+        <w:instrText xml:space="preserve">Zugich","given":"Janko"},{"family":"Parrish","given":"David"},{"family":"Purcell","given":"Barclay"},{"family":"Qian","given":"Yu"},{"family":"Selvaraj","given":"Biruntha"},{"family":"Smith","given":"Clayton"},{"family":"Tchuvatkina","given":"Olga"},{"family":"Wertheimer","given":"Anne"},{"family":"Wilkinson","given":"Peter"},{"family":"Wilson","given":"Christopher"},{"family":"Wood","given":"James"},{"family":"Zigon","given":"Robert"},{"family":"Scheuermann","given":"Richard H."},{"family":"Brinkman","given":"Ryan R."}],"issued":{"date-parts":[["2008",10]]}}}],"schema":"https://github.com/citation-style-language/schema/raw/master/csl-citation.json"} </w:instrText>
+      </w:r>
+      <w:r>
+        <w:rPr>
+          <w:lang w:val="en-US"/>
+        </w:rPr>
+        <w:fldChar w:fldCharType="separate"/>
+      </w:r>
+      <w:r>
+        <w:rPr>
+          <w:noProof/>
+          <w:lang w:val="en-US"/>
+        </w:rPr>
+        <w:t>(8)</w:t>
+      </w:r>
+      <w:r>
+        <w:rPr>
+          <w:lang w:val="en-US"/>
+        </w:rPr>
+        <w:fldChar w:fldCharType="end"/>
+      </w:r>
+      <w:r>
         <w:rPr>
           <w:color w:val="EE0000"/>
-        </w:rPr>
-      </w:pPr>
-      <w:bookmarkStart w:id="25" w:name="annex-c-miflowcyt-compliance-checklist"/>
-      <w:bookmarkEnd w:id="24"/>
-      <w:r>
-        <w:rPr>
-          <w:color w:val="EE0000"/>
-        </w:rPr>
-        <w:lastRenderedPageBreak/>
-        <w:t>Annex C: MIFlowCyt Compliance Checklist</w:t>
-      </w:r>
-    </w:p>
-    <w:p>
-      <w:pPr>
-        <w:rPr>
-          <w:lang w:val="en-US"/>
-        </w:rPr>
-      </w:pPr>
-      <w:r>
-        <w:rPr>
-          <w:lang w:val="en-US"/>
-        </w:rPr>
-        <w:t xml:space="preserve">The MIFlowCyt standard </w:t>
-      </w:r>
-      <w:r>
-        <w:rPr>
-          <w:color w:val="EE0000"/>
-          <w:lang w:val="en-US"/>
-        </w:rPr>
-        <w:t xml:space="preserve">[6] </w:t>
+          <w:lang w:val="en-US"/>
+        </w:rPr>
+        <w:t xml:space="preserve"> </w:t>
       </w:r>
       <w:r>
         <w:rPr>
@@ -9672,7 +7441,7 @@
         <w:rPr>
           <w:noProof/>
         </w:rPr>
-        <w:pict w14:anchorId="5E4A286B">
+        <w:pict w14:anchorId="00A6E0A2">
           <v:rect id="_x0000_i1031" alt="" style="width:451.3pt;height:.05pt;mso-width-percent:0;mso-height-percent:0;mso-width-percent:0;mso-height-percent:0" o:hralign="center" o:hrstd="t" o:hr="t"/>
         </w:pict>
       </w:r>
@@ -9681,7 +7450,7 @@
       <w:pPr>
         <w:pStyle w:val="Heading2"/>
       </w:pPr>
-      <w:bookmarkStart w:id="26" w:name="c.1-experiment-overview"/>
+      <w:bookmarkStart w:id="27" w:name="c.1-experiment-overview"/>
       <w:r>
         <w:t>C.1 Experiment Overview</w:t>
       </w:r>
@@ -9924,7 +7693,7 @@
         <w:rPr>
           <w:noProof/>
         </w:rPr>
-        <w:pict w14:anchorId="514313C2">
+        <w:pict w14:anchorId="5D5E5941">
           <v:rect id="_x0000_i1030" alt="" style="width:451.3pt;height:.05pt;mso-width-percent:0;mso-height-percent:0;mso-width-percent:0;mso-height-percent:0" o:hralign="center" o:hrstd="t" o:hr="t"/>
         </w:pict>
       </w:r>
@@ -9936,8 +7705,8 @@
           <w:lang w:val="en-US"/>
         </w:rPr>
       </w:pPr>
-      <w:bookmarkStart w:id="27" w:name="c.2-primary-specimen-and-flow-sample"/>
-      <w:bookmarkEnd w:id="26"/>
+      <w:bookmarkStart w:id="28" w:name="c.2-primary-specimen-and-flow-sample"/>
+      <w:bookmarkEnd w:id="27"/>
       <w:r>
         <w:rPr>
           <w:lang w:val="en-US"/>
@@ -10517,7 +8286,7 @@
         <w:rPr>
           <w:noProof/>
         </w:rPr>
-        <w:pict w14:anchorId="1D704EE7">
+        <w:pict w14:anchorId="30FB9534">
           <v:rect id="_x0000_i1029" alt="" style="width:451.3pt;height:.05pt;mso-width-percent:0;mso-height-percent:0;mso-width-percent:0;mso-height-percent:0" o:hralign="center" o:hrstd="t" o:hr="t"/>
         </w:pict>
       </w:r>
@@ -10526,8 +8295,8 @@
       <w:pPr>
         <w:pStyle w:val="Heading2"/>
       </w:pPr>
-      <w:bookmarkStart w:id="28" w:name="c.3-reagents-and-staining"/>
-      <w:bookmarkEnd w:id="27"/>
+      <w:bookmarkStart w:id="29" w:name="c.3-reagents-and-staining"/>
+      <w:bookmarkEnd w:id="28"/>
       <w:r>
         <w:t>C.3 Reagents and Staining</w:t>
       </w:r>
@@ -10959,7 +8728,7 @@
         <w:rPr>
           <w:noProof/>
         </w:rPr>
-        <w:pict w14:anchorId="4256346D">
+        <w:pict w14:anchorId="598B2EAA">
           <v:rect id="_x0000_i1028" alt="" style="width:451.3pt;height:.05pt;mso-width-percent:0;mso-height-percent:0;mso-width-percent:0;mso-height-percent:0" o:hralign="center" o:hrstd="t" o:hr="t"/>
         </w:pict>
       </w:r>
@@ -10968,8 +8737,8 @@
       <w:pPr>
         <w:pStyle w:val="Heading2"/>
       </w:pPr>
-      <w:bookmarkStart w:id="29" w:name="c.4-instrument"/>
-      <w:bookmarkEnd w:id="28"/>
+      <w:bookmarkStart w:id="30" w:name="c.4-instrument"/>
+      <w:bookmarkEnd w:id="29"/>
       <w:r>
         <w:t>C.4 Instrument</w:t>
       </w:r>
@@ -11347,7 +9116,7 @@
           <w:noProof/>
         </w:rPr>
         <w:lastRenderedPageBreak/>
-        <w:pict w14:anchorId="1F28966F">
+        <w:pict w14:anchorId="0CCC1109">
           <v:rect id="_x0000_i1027" alt="" style="width:451.3pt;height:.05pt;mso-width-percent:0;mso-height-percent:0;mso-width-percent:0;mso-height-percent:0" o:hralign="center" o:hrstd="t" o:hr="t"/>
         </w:pict>
       </w:r>
@@ -11356,8 +9125,8 @@
       <w:pPr>
         <w:pStyle w:val="Heading2"/>
       </w:pPr>
-      <w:bookmarkStart w:id="30" w:name="c.5-acquisition"/>
-      <w:bookmarkEnd w:id="29"/>
+      <w:bookmarkStart w:id="31" w:name="c.5-acquisition"/>
+      <w:bookmarkEnd w:id="30"/>
       <w:r>
         <w:t>C.5 Acquisition</w:t>
       </w:r>
@@ -11889,7 +9658,7 @@
         <w:rPr>
           <w:noProof/>
         </w:rPr>
-        <w:pict w14:anchorId="6AE889A7">
+        <w:pict w14:anchorId="5470BCB3">
           <v:rect id="_x0000_i1026" alt="" style="width:451.3pt;height:.05pt;mso-width-percent:0;mso-height-percent:0;mso-width-percent:0;mso-height-percent:0" o:hralign="center" o:hrstd="t" o:hr="t"/>
         </w:pict>
       </w:r>
@@ -11898,8 +9667,8 @@
       <w:pPr>
         <w:pStyle w:val="Heading2"/>
       </w:pPr>
-      <w:bookmarkStart w:id="31" w:name="c.6-data-analysis"/>
-      <w:bookmarkEnd w:id="30"/>
+      <w:bookmarkStart w:id="32" w:name="c.6-data-analysis"/>
+      <w:bookmarkEnd w:id="31"/>
       <w:r>
         <w:t>C.6 Data Analysis</w:t>
       </w:r>
@@ -12743,7 +10512,7 @@
         <w:rPr>
           <w:noProof/>
         </w:rPr>
-        <w:pict w14:anchorId="574D841F">
+        <w:pict w14:anchorId="3BF3B47A">
           <v:rect id="_x0000_i1025" alt="" style="width:451.3pt;height:.05pt;mso-width-percent:0;mso-height-percent:0;mso-width-percent:0;mso-height-percent:0" o:hralign="center" o:hrstd="t" o:hr="t"/>
         </w:pict>
       </w:r>
@@ -12752,8 +10521,8 @@
       <w:pPr>
         <w:pStyle w:val="Heading2"/>
       </w:pPr>
-      <w:bookmarkStart w:id="32" w:name="c.7-summary"/>
-      <w:bookmarkEnd w:id="31"/>
+      <w:bookmarkStart w:id="33" w:name="c.7-summary"/>
+      <w:bookmarkEnd w:id="32"/>
       <w:r>
         <w:t>C.7 Summary</w:t>
       </w:r>
@@ -13236,12 +11005,12 @@
         </w:rPr>
         <w:t xml:space="preserve"> CyFj11 fully preserves the MIFlowCyt fields that are within the scope of a gating workspace tool — gate definitions, transformations, compensation matrices, and FCS keyword data. </w:t>
       </w:r>
-      <w:bookmarkEnd w:id="25"/>
-      <w:bookmarkEnd w:id="32"/>
+      <w:bookmarkEnd w:id="26"/>
+      <w:bookmarkEnd w:id="33"/>
     </w:p>
     <w:sectPr>
-      <w:headerReference w:type="default" r:id="rId14"/>
-      <w:footerReference w:type="default" r:id="rId15"/>
+      <w:headerReference w:type="default" r:id="rId13"/>
+      <w:footerReference w:type="default" r:id="rId14"/>
       <w:pgSz w:w="11906" w:h="16838"/>
       <w:pgMar w:top="1560" w:right="1417" w:bottom="1135" w:left="1417" w:header="708" w:footer="708" w:gutter="0"/>
       <w:cols w:space="708"/>
@@ -14927,6 +12696,12 @@
   <w:num w:numId="9" w16cid:durableId="929237226">
     <w:abstractNumId w:val="4"/>
   </w:num>
+  <w:num w:numId="10" w16cid:durableId="371537287">
+    <w:abstractNumId w:val="5"/>
+    <w:lvlOverride w:ilvl="0">
+      <w:startOverride w:val="3"/>
+    </w:lvlOverride>
+  </w:num>
 </w:numbering>
 </file>
 
@@ -15328,7 +13103,7 @@
   <w:style w:type="paragraph" w:default="1" w:styleId="Normal">
     <w:name w:val="Normal"/>
     <w:qFormat/>
-    <w:rsid w:val="000225EC"/>
+    <w:rsid w:val="000048C0"/>
     <w:pPr>
       <w:spacing w:after="0" w:line="240" w:lineRule="auto"/>
     </w:pPr>
@@ -16380,6 +14155,181 @@
       <w:ind w:left="264" w:hanging="264"/>
     </w:pPr>
   </w:style>
+  <w:style w:type="table" w:styleId="TableGridLight">
+    <w:name w:val="Grid Table Light"/>
+    <w:basedOn w:val="TableNormal"/>
+    <w:uiPriority w:val="40"/>
+    <w:rsid w:val="000A4ADE"/>
+    <w:pPr>
+      <w:spacing w:after="0" w:line="240" w:lineRule="auto"/>
+    </w:pPr>
+    <w:tblPr>
+      <w:tblBorders>
+        <w:top w:val="single" w:sz="4" w:space="0" w:color="BFBFBF" w:themeColor="background1" w:themeShade="BF"/>
+        <w:left w:val="single" w:sz="4" w:space="0" w:color="BFBFBF" w:themeColor="background1" w:themeShade="BF"/>
+        <w:bottom w:val="single" w:sz="4" w:space="0" w:color="BFBFBF" w:themeColor="background1" w:themeShade="BF"/>
+        <w:right w:val="single" w:sz="4" w:space="0" w:color="BFBFBF" w:themeColor="background1" w:themeShade="BF"/>
+        <w:insideH w:val="single" w:sz="4" w:space="0" w:color="BFBFBF" w:themeColor="background1" w:themeShade="BF"/>
+        <w:insideV w:val="single" w:sz="4" w:space="0" w:color="BFBFBF" w:themeColor="background1" w:themeShade="BF"/>
+      </w:tblBorders>
+    </w:tblPr>
+  </w:style>
+  <w:style w:type="table" w:styleId="PlainTable1">
+    <w:name w:val="Plain Table 1"/>
+    <w:basedOn w:val="TableNormal"/>
+    <w:uiPriority w:val="41"/>
+    <w:rsid w:val="000A4ADE"/>
+    <w:pPr>
+      <w:spacing w:after="0" w:line="240" w:lineRule="auto"/>
+    </w:pPr>
+    <w:tblPr>
+      <w:tblStyleRowBandSize w:val="1"/>
+      <w:tblStyleColBandSize w:val="1"/>
+      <w:tblBorders>
+        <w:top w:val="single" w:sz="4" w:space="0" w:color="BFBFBF" w:themeColor="background1" w:themeShade="BF"/>
+        <w:left w:val="single" w:sz="4" w:space="0" w:color="BFBFBF" w:themeColor="background1" w:themeShade="BF"/>
+        <w:bottom w:val="single" w:sz="4" w:space="0" w:color="BFBFBF" w:themeColor="background1" w:themeShade="BF"/>
+        <w:right w:val="single" w:sz="4" w:space="0" w:color="BFBFBF" w:themeColor="background1" w:themeShade="BF"/>
+        <w:insideH w:val="single" w:sz="4" w:space="0" w:color="BFBFBF" w:themeColor="background1" w:themeShade="BF"/>
+        <w:insideV w:val="single" w:sz="4" w:space="0" w:color="BFBFBF" w:themeColor="background1" w:themeShade="BF"/>
+      </w:tblBorders>
+    </w:tblPr>
+    <w:tblStylePr w:type="firstRow">
+      <w:rPr>
+        <w:b/>
+        <w:bCs/>
+      </w:rPr>
+    </w:tblStylePr>
+    <w:tblStylePr w:type="lastRow">
+      <w:rPr>
+        <w:b/>
+        <w:bCs/>
+      </w:rPr>
+      <w:tblPr/>
+      <w:tcPr>
+        <w:tcBorders>
+          <w:top w:val="double" w:sz="4" w:space="0" w:color="BFBFBF" w:themeColor="background1" w:themeShade="BF"/>
+        </w:tcBorders>
+      </w:tcPr>
+    </w:tblStylePr>
+    <w:tblStylePr w:type="firstCol">
+      <w:rPr>
+        <w:b/>
+        <w:bCs/>
+      </w:rPr>
+    </w:tblStylePr>
+    <w:tblStylePr w:type="lastCol">
+      <w:rPr>
+        <w:b/>
+        <w:bCs/>
+      </w:rPr>
+    </w:tblStylePr>
+    <w:tblStylePr w:type="band1Vert">
+      <w:tblPr/>
+      <w:tcPr>
+        <w:shd w:val="clear" w:color="auto" w:fill="F2F2F2" w:themeFill="background1" w:themeFillShade="F2"/>
+      </w:tcPr>
+    </w:tblStylePr>
+    <w:tblStylePr w:type="band1Horz">
+      <w:tblPr/>
+      <w:tcPr>
+        <w:shd w:val="clear" w:color="auto" w:fill="F2F2F2" w:themeFill="background1" w:themeFillShade="F2"/>
+      </w:tcPr>
+    </w:tblStylePr>
+  </w:style>
+  <w:style w:type="table" w:styleId="PlainTable3">
+    <w:name w:val="Plain Table 3"/>
+    <w:basedOn w:val="TableNormal"/>
+    <w:uiPriority w:val="43"/>
+    <w:rsid w:val="000A4ADE"/>
+    <w:pPr>
+      <w:spacing w:after="0" w:line="240" w:lineRule="auto"/>
+    </w:pPr>
+    <w:tblPr>
+      <w:tblStyleRowBandSize w:val="1"/>
+      <w:tblStyleColBandSize w:val="1"/>
+    </w:tblPr>
+    <w:tblStylePr w:type="firstRow">
+      <w:rPr>
+        <w:b/>
+        <w:bCs/>
+        <w:caps/>
+      </w:rPr>
+      <w:tblPr/>
+      <w:tcPr>
+        <w:tcBorders>
+          <w:bottom w:val="single" w:sz="4" w:space="0" w:color="7F7F7F" w:themeColor="text1" w:themeTint="80"/>
+        </w:tcBorders>
+      </w:tcPr>
+    </w:tblStylePr>
+    <w:tblStylePr w:type="lastRow">
+      <w:rPr>
+        <w:b/>
+        <w:bCs/>
+        <w:caps/>
+      </w:rPr>
+      <w:tblPr/>
+      <w:tcPr>
+        <w:tcBorders>
+          <w:top w:val="nil"/>
+        </w:tcBorders>
+      </w:tcPr>
+    </w:tblStylePr>
+    <w:tblStylePr w:type="firstCol">
+      <w:rPr>
+        <w:b/>
+        <w:bCs/>
+        <w:caps/>
+      </w:rPr>
+      <w:tblPr/>
+      <w:tcPr>
+        <w:tcBorders>
+          <w:right w:val="single" w:sz="4" w:space="0" w:color="7F7F7F" w:themeColor="text1" w:themeTint="80"/>
+        </w:tcBorders>
+      </w:tcPr>
+    </w:tblStylePr>
+    <w:tblStylePr w:type="lastCol">
+      <w:rPr>
+        <w:b/>
+        <w:bCs/>
+        <w:caps/>
+      </w:rPr>
+      <w:tblPr/>
+      <w:tcPr>
+        <w:tcBorders>
+          <w:left w:val="nil"/>
+        </w:tcBorders>
+      </w:tcPr>
+    </w:tblStylePr>
+    <w:tblStylePr w:type="band1Vert">
+      <w:tblPr/>
+      <w:tcPr>
+        <w:shd w:val="clear" w:color="auto" w:fill="F2F2F2" w:themeFill="background1" w:themeFillShade="F2"/>
+      </w:tcPr>
+    </w:tblStylePr>
+    <w:tblStylePr w:type="band1Horz">
+      <w:tblPr/>
+      <w:tcPr>
+        <w:shd w:val="clear" w:color="auto" w:fill="F2F2F2" w:themeFill="background1" w:themeFillShade="F2"/>
+      </w:tcPr>
+    </w:tblStylePr>
+    <w:tblStylePr w:type="neCell">
+      <w:tblPr/>
+      <w:tcPr>
+        <w:tcBorders>
+          <w:left w:val="nil"/>
+        </w:tcBorders>
+      </w:tcPr>
+    </w:tblStylePr>
+    <w:tblStylePr w:type="nwCell">
+      <w:tblPr/>
+      <w:tcPr>
+        <w:tcBorders>
+          <w:right w:val="nil"/>
+        </w:tcBorders>
+      </w:tcPr>
+    </w:tblStylePr>
+  </w:style>
 </w:styles>
 </file>
 

--- a/manuscript/CyFj11.v2.docx
+++ b/manuscript/CyFj11.v2.docx
@@ -20,7 +20,7 @@
         <w:rPr>
           <w:noProof/>
         </w:rPr>
-        <w:pict w14:anchorId="4CCE1507">
+        <w:pict w14:anchorId="556991F7">
           <v:rect id="_x0000_i1042" alt="" style="width:451.3pt;height:.05pt;mso-width-percent:0;mso-height-percent:0;mso-width-percent:0;mso-height-percent:0" o:hralign="center" o:hrstd="t" o:hr="t"/>
         </w:pict>
       </w:r>
@@ -511,7 +511,7 @@
         <w:rPr>
           <w:noProof/>
         </w:rPr>
-        <w:pict w14:anchorId="171DECAE">
+        <w:pict w14:anchorId="7F46FA7E">
           <v:rect id="_x0000_i1041" alt="" style="width:451.3pt;height:.05pt;mso-width-percent:0;mso-height-percent:0;mso-width-percent:0;mso-height-percent:0" o:hralign="center" o:hrstd="t" o:hr="t"/>
         </w:pict>
       </w:r>
@@ -596,7 +596,7 @@
         <w:rPr>
           <w:noProof/>
         </w:rPr>
-        <w:pict w14:anchorId="0A2629C6">
+        <w:pict w14:anchorId="21213365">
           <v:rect id="_x0000_i1040" alt="" style="width:451.3pt;height:.05pt;mso-width-percent:0;mso-height-percent:0;mso-width-percent:0;mso-height-percent:0" o:hralign="center" o:hrstd="t" o:hr="t"/>
         </w:pict>
       </w:r>
@@ -2525,7 +2525,7 @@
           <w:szCs w:val="24"/>
           <w:lang w:val="en-FR" w:eastAsia="en-GB"/>
         </w:rPr>
-        <w:pict w14:anchorId="15056CBA">
+        <w:pict w14:anchorId="5CCD9AA9">
           <v:rect id="_x0000_i1039" alt="" style="width:451.3pt;height:.05pt;mso-width-percent:0;mso-height-percent:0;mso-width-percent:0;mso-height-percent:0" o:hralign="center" o:hrstd="t" o:hr="t" fillcolor="#a0a0a0" stroked="f"/>
         </w:pict>
       </w:r>
@@ -2832,6 +2832,19 @@
           <w:lang w:val="en-FR"/>
         </w:rPr>
         <w:t>Summary of Population Count Accuracy vs. R Ground Truth</w:t>
+      </w:r>
+    </w:p>
+    <w:p>
+      <w:pPr>
+        <w:rPr>
+          <w:lang w:val="en-FR"/>
+        </w:rPr>
+      </w:pPr>
+      <w:r>
+        <w:rPr>
+          <w:lang w:val="en-FR"/>
+        </w:rPr>
+        <w:t>(Excluding arcsinh transformations and boolean gates)</w:t>
       </w:r>
     </w:p>
     <w:p>
@@ -2951,6 +2964,7 @@
                 <w:lang w:val="en-FR" w:eastAsia="en-GB"/>
               </w:rPr>
             </w:pPr>
+            <w:commentRangeStart w:id="4"/>
             <w:r>
               <w:rPr>
                 <w:bdr w:val="single" w:sz="2" w:space="0" w:color="E3E3E3" w:frame="1"/>
@@ -2958,6 +2972,16 @@
               </w:rPr>
               <w:t>Total Populations Tested</w:t>
             </w:r>
+            <w:commentRangeEnd w:id="4"/>
+            <w:r>
+              <w:rPr>
+                <w:rStyle w:val="CommentReference"/>
+                <w:sz w:val="22"/>
+                <w:szCs w:val="20"/>
+                <w:lang w:val="en-FR" w:eastAsia="en-GB"/>
+              </w:rPr>
+              <w:commentReference w:id="4"/>
+            </w:r>
           </w:p>
         </w:tc>
         <w:tc>
@@ -2976,7 +3000,7 @@
               <w:rPr>
                 <w:lang w:val="en-FR" w:eastAsia="en-GB"/>
               </w:rPr>
-              <w:t>35</w:t>
+              <w:t>20</w:t>
             </w:r>
           </w:p>
         </w:tc>
@@ -2996,7 +3020,7 @@
               <w:rPr>
                 <w:lang w:val="en-FR" w:eastAsia="en-GB"/>
               </w:rPr>
-              <w:t>35</w:t>
+              <w:t>20</w:t>
             </w:r>
           </w:p>
         </w:tc>
@@ -3016,7 +3040,7 @@
               <w:rPr>
                 <w:lang w:val="en-FR" w:eastAsia="en-GB"/>
               </w:rPr>
-              <w:t>Across 13 test scenarios.</w:t>
+              <w:t>Linear, biexp, log gates only; boolean gates excluded.</w:t>
             </w:r>
           </w:p>
         </w:tc>
@@ -3059,7 +3083,7 @@
               <w:rPr>
                 <w:lang w:val="en-FR" w:eastAsia="en-GB"/>
               </w:rPr>
-              <w:t>29 (82.9%)</w:t>
+              <w:t>15 (75%)</w:t>
             </w:r>
           </w:p>
         </w:tc>
@@ -3079,7 +3103,7 @@
               <w:rPr>
                 <w:lang w:val="en-FR" w:eastAsia="en-GB"/>
               </w:rPr>
-              <w:t>17 (48.6%)</w:t>
+              <w:t>4 (20%)</w:t>
             </w:r>
           </w:p>
         </w:tc>
@@ -3099,7 +3123,19 @@
               <w:rPr>
                 <w:lang w:val="en-FR" w:eastAsia="en-GB"/>
               </w:rPr>
-              <w:t>V10 shows high fidelity; V11 has major import issues.</w:t>
+              <w:t xml:space="preserve">v10 maintains high fidelity; v11 shows systematic </w:t>
+            </w:r>
+            <w:r>
+              <w:rPr>
+                <w:lang w:val="en-FR" w:eastAsia="en-GB"/>
+              </w:rPr>
+              <w:t>over</w:t>
+            </w:r>
+            <w:r>
+              <w:rPr>
+                <w:lang w:val="en-FR" w:eastAsia="en-GB"/>
+              </w:rPr>
+              <w:t>counting.</w:t>
             </w:r>
           </w:p>
         </w:tc>
@@ -3142,7 +3178,7 @@
               <w:rPr>
                 <w:lang w:val="en-FR" w:eastAsia="en-GB"/>
               </w:rPr>
-              <w:t>6 (17.1%)</w:t>
+              <w:t>5 (25%)</w:t>
             </w:r>
           </w:p>
         </w:tc>
@@ -3162,7 +3198,7 @@
               <w:rPr>
                 <w:lang w:val="en-FR" w:eastAsia="en-GB"/>
               </w:rPr>
-              <w:t>12 (34.3%)</w:t>
+              <w:t>11 (55%)</w:t>
             </w:r>
           </w:p>
         </w:tc>
@@ -3245,7 +3281,7 @@
               <w:rPr>
                 <w:lang w:val="en-FR" w:eastAsia="en-GB"/>
               </w:rPr>
-              <w:t>6 (17.1%)</w:t>
+              <w:t>5 (25%)</w:t>
             </w:r>
           </w:p>
         </w:tc>
@@ -3265,19 +3301,30 @@
               <w:rPr>
                 <w:lang w:val="en-FR" w:eastAsia="en-GB"/>
               </w:rPr>
-              <w:t xml:space="preserve">V11 failed to import </w:t>
-            </w:r>
+              <w:t xml:space="preserve">v11: Test 05 (−202 cells, ellipsoid), Test 04 (49 cells, polygon), </w:t>
+            </w:r>
+            <w:commentRangeStart w:id="5"/>
             <w:r>
               <w:rPr>
                 <w:lang w:val="en-FR" w:eastAsia="en-GB"/>
               </w:rPr>
-              <w:t>all</w:t>
-            </w:r>
-            <w:r>
-              <w:rPr>
+              <w:t>Test</w:t>
+            </w:r>
+            <w:commentRangeEnd w:id="5"/>
+            <w:r>
+              <w:rPr>
+                <w:rStyle w:val="CommentReference"/>
+                <w:sz w:val="22"/>
+                <w:szCs w:val="20"/>
                 <w:lang w:val="en-FR" w:eastAsia="en-GB"/>
               </w:rPr>
-              <w:t xml:space="preserve"> boolean gates.</w:t>
+              <w:commentReference w:id="5"/>
+            </w:r>
+            <w:r>
+              <w:rPr>
+                <w:lang w:val="en-FR" w:eastAsia="en-GB"/>
+              </w:rPr>
+              <w:t xml:space="preserve"> 12 (−87 cells, ellipsoid), Test 10 SSC (−27 cells), others.</w:t>
             </w:r>
           </w:p>
         </w:tc>
@@ -3340,7 +3387,7 @@
               <w:rPr>
                 <w:lang w:val="en-FR" w:eastAsia="en-GB"/>
               </w:rPr>
-              <w:t>1,799 cells (46.9%)</w:t>
+              <w:t>202 cells (2.77%)</w:t>
             </w:r>
           </w:p>
         </w:tc>
@@ -3360,7 +3407,7 @@
               <w:rPr>
                 <w:lang w:val="en-FR" w:eastAsia="en-GB"/>
               </w:rPr>
-              <w:t>V10 max diff in Test 13 (ellipse). V11 max diff in Test 12 (log gate).</w:t>
+              <w:t>v10 max in Test 04/05 (ellipsoid); v11 max in Test 05 (ellipsoid on linear axes).</w:t>
             </w:r>
           </w:p>
         </w:tc>
@@ -3403,7 +3450,7 @@
               <w:rPr>
                 <w:lang w:val="en-FR" w:eastAsia="en-GB"/>
               </w:rPr>
-              <w:t>0.022%</w:t>
+              <w:t>0.024%</w:t>
             </w:r>
           </w:p>
         </w:tc>
@@ -3423,7 +3470,7 @@
               <w:rPr>
                 <w:lang w:val="en-FR" w:eastAsia="en-GB"/>
               </w:rPr>
-              <w:t>4.85%</w:t>
+              <w:t>0.29%</w:t>
             </w:r>
           </w:p>
         </w:tc>
@@ -3443,7 +3490,7 @@
               <w:rPr>
                 <w:lang w:val="en-FR" w:eastAsia="en-GB"/>
               </w:rPr>
-              <w:t>Excluding "Not imported" failures.</w:t>
+              <w:t>v10 maintains sub-0.03% accuracy; v11 drift increases ~12-fold.</w:t>
             </w:r>
           </w:p>
         </w:tc>
@@ -3687,15 +3734,15 @@
       </w:pPr>
     </w:p>
     <w:p>
-      <w:bookmarkStart w:id="4" w:name="validation"/>
-      <w:bookmarkStart w:id="5" w:name="standards-compliance"/>
+      <w:bookmarkStart w:id="6" w:name="validation"/>
+      <w:bookmarkStart w:id="7" w:name="standards-compliance"/>
       <w:bookmarkEnd w:id="2"/>
       <w:bookmarkEnd w:id="3"/>
       <w:r>
         <w:rPr>
           <w:noProof/>
         </w:rPr>
-        <w:pict w14:anchorId="16AD3A41">
+        <w:pict w14:anchorId="2DAA2E94">
           <v:rect id="_x0000_i1038" alt="" style="width:451.3pt;height:.05pt;mso-width-percent:0;mso-height-percent:0;mso-width-percent:0;mso-height-percent:0" o:hralign="center" o:hrstd="t" o:hr="t"/>
         </w:pict>
       </w:r>
@@ -3708,10 +3755,10 @@
           <w:lang w:eastAsia="en-GB"/>
         </w:rPr>
       </w:pPr>
-      <w:bookmarkStart w:id="6" w:name="discussion"/>
-      <w:bookmarkStart w:id="7" w:name="future-directions"/>
-      <w:bookmarkEnd w:id="4"/>
-      <w:bookmarkEnd w:id="5"/>
+      <w:bookmarkStart w:id="8" w:name="discussion"/>
+      <w:bookmarkStart w:id="9" w:name="future-directions"/>
+      <w:bookmarkEnd w:id="6"/>
+      <w:bookmarkEnd w:id="7"/>
       <w:r>
         <w:t>Discussion</w:t>
       </w:r>
@@ -3721,7 +3768,11 @@
         <w:pStyle w:val="NormalWeb"/>
       </w:pPr>
       <w:r>
-        <w:t>CyFj11 is designed for researchers who use FlowJo v11 as their primary gating environment and need to perform downstream analysis in R — or who want to export R-derived gating results back into FlowJo for visual review or collaboration. It is particularly useful for high-throughput quality check of manual analysis of high-dimensional flow cytometry files, since it enables quick simultaneous visualization of a given "gated" cell population in numerous samples.</w:t>
+        <w:t xml:space="preserve">CyFj11 is designed for researchers who use FlowJo v11 as their primary gating environment and need to perform downstream analysis in R — or who want to export R-derived gating </w:t>
+      </w:r>
+      <w:r>
+        <w:lastRenderedPageBreak/>
+        <w:t>results back into FlowJo for visual review or collaboration. It is particularly useful for high-throughput quality check of manual analysis of high-dimensional flow cytometry files, since it enables quick simultaneous visualization of a given "gated" cell population in numerous samples.</w:t>
       </w:r>
     </w:p>
     <w:p>
@@ -3729,29 +3780,117 @@
         <w:pStyle w:val="NormalWeb"/>
       </w:pPr>
       <w:r>
-        <w:t xml:space="preserve">An additional use case is for researchers who cannot use CytoML for importing v10 workspaces due to platform constraints — for example, on macOS with Apple Silicon (ARM), where the CytoML Docker-based C++ components are not maintained. The typical </w:t>
-      </w:r>
-      <w:r>
+        <w:t xml:space="preserve">An additional use case is for researchers who cannot use CytoML for importing v10 workspaces due to platform constraints — for example, on macOS with Apple Silicon (ARM), where the CytoML Docker-based C++ components are not maintained. The typical workflow is: gate cells in FlowJo v11, import the workspace into R with </w:t>
+      </w:r>
+      <w:r>
+        <w:rPr>
+          <w:rStyle w:val="HTMLCode"/>
+        </w:rPr>
+        <w:t>fj11_to_gatingset()</w:t>
+      </w:r>
+      <w:r>
+        <w:t xml:space="preserve">, apply statistical analysis or batch processing, and optionally return the result to FlowJo via </w:t>
+      </w:r>
+      <w:r>
+        <w:rPr>
+          <w:rStyle w:val="HTMLCode"/>
+        </w:rPr>
+        <w:t>export_flowjo10_workspace()</w:t>
+      </w:r>
+      <w:r>
+        <w:t>.</w:t>
+      </w:r>
+    </w:p>
+    <w:p>
+      <w:pPr>
+        <w:pStyle w:val="NormalWeb"/>
+      </w:pPr>
+      <w:r>
+        <w:t>The package is not intended to replace FlowJo for gating, nor to replace CytoML for users whose workflows are already based on v10 workspaces on standard platforms. It fills the specific gap left by FlowJo's format change: the inability to read v11 workspaces in R and the lack of a maintained, platform-independent v10 export. For v10 import, CyFj11 currently relies on CytoML's FlowJo reader (</w:t>
+      </w:r>
+      <w:r>
+        <w:rPr>
+          <w:rStyle w:val="HTMLCode"/>
+        </w:rPr>
+        <w:t>CytoML::flowjo_to_gatingset()</w:t>
+      </w:r>
+      <w:r>
+        <w:t>); any limitations of that tool — such as partial support for certain gate types or transformations — also apply to the round-trip comparison workflow.</w:t>
+      </w:r>
+    </w:p>
+    <w:p>
+      <w:pPr>
+        <w:pStyle w:val="NormalWeb"/>
+      </w:pPr>
+      <w:r>
+        <w:t xml:space="preserve">Several limitations should nevertheless be noted. First, quadrant gates and range gates are not exported to v10 format, because the FlowJo v10 XML schema does not provide direct representations for these gate types; users relying on them will need to reconstruct the gates in FlowJo after export. Second, per-sample gate variations (tailored gates) are not representable in v10 format; export uses the group-level gate. Because </w:t>
+      </w:r>
+      <w:r>
+        <w:rPr>
+          <w:rStyle w:val="HTMLCode"/>
+        </w:rPr>
+        <w:t>fj11_to_gatingset()</w:t>
+      </w:r>
+      <w:r>
+        <w:t xml:space="preserve"> returns a list of per-sample GatingSet objects rather than a single merged object, users can inspect and work with per-sample gates in R before deciding how to merge them; however, conversion to a single GatingSet via </w:t>
+      </w:r>
+      <w:r>
+        <w:rPr>
+          <w:rStyle w:val="HTMLCode"/>
+        </w:rPr>
+        <w:t>flowWorkspace::merge_list_to_gs()</w:t>
+      </w:r>
+      <w:r>
+        <w:t xml:space="preserve"> necessarily discards sample-specific variation. Improvements to flowCore to natively represent per-sample gate variations would be a valuable future contribution.</w:t>
+      </w:r>
+    </w:p>
+    <w:p>
+      <w:pPr>
+        <w:pStyle w:val="NormalWeb"/>
+      </w:pPr>
+      <w:r>
+        <w:t>Third, gate positions in log-transformed channels undergo a small but reproducible coordinate drift on round-trip conversion; this is a known issue specific to the FlowJo logarithmic transform parameterization (</w:t>
+      </w:r>
+      <w:r>
+        <w:rPr>
+          <w:color w:val="EE0000"/>
+        </w:rPr>
+        <w:t>Test 12 in the validation suite documents this behavior</w:t>
+      </w:r>
+      <w:r>
+        <w:t>) and affects the displayed gate position, though its impact on population counts is limited to cells near the gate boundary, which are generally less densely populated. Fourth, the validation presented here is based on 13 synthetic test workspaces; real-world workspaces may contain unusual configurations not covered by these tests, though CyFj11 has been applied to large real-world datasets internally without encountering unexpected failures (data not shown).</w:t>
+      </w:r>
+    </w:p>
+    <w:p>
+      <w:pPr>
+        <w:pStyle w:val="NormalWeb"/>
+      </w:pPr>
+      <w:r>
+        <w:t xml:space="preserve">CytoML </w:t>
+      </w:r>
+      <w:r>
+        <w:rPr>
+          <w:color w:val="EE0000"/>
+        </w:rPr>
+        <w:t xml:space="preserve">[5] </w:t>
+      </w:r>
+      <w:r>
+        <w:t>provides FlowJo v10 import via XML parsing and export via compiled C++ components in Docker containers. CyFj11 complements this: it adds v11 import (not available in CytoML) and provides a native-R v10 export path that does not require container infrastructure. For users on standard hardware with v10 workspaces, CytoML remains a viable choice. CyFj11's v10 export offers an alternative for users who encounter issues with the CytoML Docker container on current operating systems.</w:t>
+      </w:r>
+    </w:p>
+    <w:p>
+      <w:pPr>
+        <w:pStyle w:val="NormalWeb"/>
+      </w:pPr>
+      <w:r>
+        <w:rPr>
+          <w:color w:val="EE0000"/>
+        </w:rPr>
         <w:lastRenderedPageBreak/>
-        <w:t xml:space="preserve">workflow is: gate cells in FlowJo v11, import the workspace into R with </w:t>
-      </w:r>
-      <w:r>
-        <w:rPr>
-          <w:rStyle w:val="HTMLCode"/>
-        </w:rPr>
-        <w:t>fj11_to_gatingset()</w:t>
-      </w:r>
-      <w:r>
-        <w:t xml:space="preserve">, apply statistical analysis or batch processing, and optionally return the result to FlowJo via </w:t>
-      </w:r>
-      <w:r>
-        <w:rPr>
-          <w:rStyle w:val="HTMLCode"/>
-        </w:rPr>
-        <w:t>export_flowjo10_workspace()</w:t>
-      </w:r>
-      <w:r>
-        <w:t>.</w:t>
+        <w:t xml:space="preserve">openCyto [3] </w:t>
+      </w:r>
+      <w:r>
+        <w:t>provides automated gating algorithms that operate on GatingSet objects; CyFj11 is fully compatible with openCyto workflows — a FlowJo v11 workspace can be imported as a starting point for automated gating refinement.</w:t>
       </w:r>
     </w:p>
     <w:p>
@@ -3759,16 +3898,7 @@
         <w:pStyle w:val="NormalWeb"/>
       </w:pPr>
       <w:r>
-        <w:t>The package is not intended to replace FlowJo for gating, nor to replace CytoML for users whose workflows are already based on v10 workspaces on standard platforms. It fills the specific gap left by FlowJo's format change: the inability to read v11 workspaces in R and the lack of a maintained, platform-independent v10 export. For v10 import, CyFj11 currently relies on CytoML's FlowJo reader (</w:t>
-      </w:r>
-      <w:r>
-        <w:rPr>
-          <w:rStyle w:val="HTMLCode"/>
-        </w:rPr>
-        <w:t>CytoML::flowjo_to_gatingset()</w:t>
-      </w:r>
-      <w:r>
-        <w:t>); any limitations of that tool — such as partial support for certain gate types or transformations — also apply to the round-trip comparison workflow.</w:t>
+        <w:t>Full v11 export would require either vendor documentation of the FlowJo v11 JSON schema or a substantially larger reverse-engineering effort than was undertaken here. Should BD Biosciences provide official schema documentation, implementing a v11 exporter from GatingSet objects would be a natural extension of CyFj11. In the meantime, the v10 export pathway remains the practical solution for returning R analyses to FlowJo.</w:t>
       </w:r>
     </w:p>
     <w:p>
@@ -3776,25 +3906,7 @@
         <w:pStyle w:val="NormalWeb"/>
       </w:pPr>
       <w:r>
-        <w:t xml:space="preserve">Several limitations should nevertheless be noted. First, quadrant gates and range gates are not exported to v10 format, because the FlowJo v10 XML schema does not provide direct representations for these gate types; users relying on them will need to reconstruct the gates in FlowJo after export. Second, per-sample gate variations (tailored gates) are not representable in v10 format; export uses the group-level gate. Because </w:t>
-      </w:r>
-      <w:r>
-        <w:rPr>
-          <w:rStyle w:val="HTMLCode"/>
-        </w:rPr>
-        <w:t>fj11_to_gatingset()</w:t>
-      </w:r>
-      <w:r>
-        <w:t xml:space="preserve"> returns a list of per-sample GatingSet objects rather than a single merged object, users can inspect and work with per-sample gates in R before deciding how to merge them; however, conversion to a single GatingSet via </w:t>
-      </w:r>
-      <w:r>
-        <w:rPr>
-          <w:rStyle w:val="HTMLCode"/>
-        </w:rPr>
-        <w:t>flowWorkspace::merge_list_to_gs()</w:t>
-      </w:r>
-      <w:r>
-        <w:t xml:space="preserve"> necessarily discards sample-specific variation. Improvements to flowCore to natively represent per-sample gate variations would be a valuable future contribution.</w:t>
+        <w:t>Integration with spectral unmixing workflows and mass cytometry (CyTOF) data, as well as support for emerging modalities such as imaging mass cytometry, represent potential future directions as these data types increasingly flow through FlowJo v11.</w:t>
       </w:r>
     </w:p>
     <w:p>
@@ -3802,74 +3914,6 @@
         <w:pStyle w:val="NormalWeb"/>
       </w:pPr>
       <w:r>
-        <w:t>Third, gate positions in log-transformed channels undergo a small but reproducible coordinate drift on round-trip conversion; this is a known issue specific to the FlowJo logarithmic transform parameterization (</w:t>
-      </w:r>
-      <w:r>
-        <w:rPr>
-          <w:color w:val="EE0000"/>
-        </w:rPr>
-        <w:t>Test 12 in the validation suite documents this behavior</w:t>
-      </w:r>
-      <w:r>
-        <w:t>) and affects the displayed gate position, though its impact on population counts is limited to cells near the gate boundary, which are generally less densely populated. Fourth, the validation presented here is based on 13 synthetic test workspaces; real-world workspaces may contain unusual configurations not covered by these tests, though CyFj11 has been applied to large real-world datasets internally without encountering unexpected failures (data not shown).</w:t>
-      </w:r>
-    </w:p>
-    <w:p>
-      <w:pPr>
-        <w:pStyle w:val="NormalWeb"/>
-      </w:pPr>
-      <w:r>
-        <w:t xml:space="preserve">CytoML </w:t>
-      </w:r>
-      <w:r>
-        <w:rPr>
-          <w:color w:val="EE0000"/>
-        </w:rPr>
-        <w:t xml:space="preserve">[5] </w:t>
-      </w:r>
-      <w:r>
-        <w:t>provides FlowJo v10 import via XML parsing and export via compiled C++ components in Docker containers. CyFj11 complements this: it adds v11 import (not available in CytoML) and provides a native-R v10 export path that does not require container infrastructure. For users on standard hardware with v10 workspaces, CytoML remains a viable choice. CyFj11's v10 export offers an alternative for users who encounter issues with the CytoML Docker container on current operating systems.</w:t>
-      </w:r>
-    </w:p>
-    <w:p>
-      <w:pPr>
-        <w:pStyle w:val="NormalWeb"/>
-      </w:pPr>
-      <w:r>
-        <w:rPr>
-          <w:color w:val="EE0000"/>
-        </w:rPr>
-        <w:t xml:space="preserve">openCyto [3] </w:t>
-      </w:r>
-      <w:r>
-        <w:t>provides automated gating algorithms that operate on GatingSet objects; CyFj11 is fully compatible with openCyto workflows — a FlowJo v11 workspace can be imported as a starting point for automated gating refinement.</w:t>
-      </w:r>
-    </w:p>
-    <w:p>
-      <w:pPr>
-        <w:pStyle w:val="NormalWeb"/>
-      </w:pPr>
-      <w:r>
-        <w:t xml:space="preserve">Full v11 export would require either vendor documentation of the FlowJo v11 JSON schema or a substantially larger reverse-engineering effort than was undertaken here. Should BD Biosciences provide official schema documentation, implementing a v11 exporter from </w:t>
-      </w:r>
-      <w:r>
-        <w:lastRenderedPageBreak/>
-        <w:t>GatingSet objects would be a natural extension of CyFj11. In the meantime, the v10 export pathway remains the practical solution for returning R analyses to FlowJo.</w:t>
-      </w:r>
-    </w:p>
-    <w:p>
-      <w:pPr>
-        <w:pStyle w:val="NormalWeb"/>
-      </w:pPr>
-      <w:r>
-        <w:t>Integration with spectral unmixing workflows and mass cytometry (CyTOF) data, as well as support for emerging modalities such as imaging mass cytometry, represent potential future directions as these data types increasingly flow through FlowJo v11.</w:t>
-      </w:r>
-    </w:p>
-    <w:p>
-      <w:pPr>
-        <w:pStyle w:val="NormalWeb"/>
-      </w:pPr>
-      <w:r>
         <w:t>The package is maintained as open-source software.</w:t>
       </w:r>
     </w:p>
@@ -3878,7 +3922,7 @@
         <w:rPr>
           <w:noProof/>
         </w:rPr>
-        <w:pict w14:anchorId="5F84BA85">
+        <w:pict w14:anchorId="3BFA6AE4">
           <v:rect id="_x0000_i1037" alt="" style="width:451.3pt;height:.05pt;mso-width-percent:0;mso-height-percent:0;mso-width-percent:0;mso-height-percent:0" o:hralign="center" o:hrstd="t" o:hr="t" fillcolor="#a0a0a0" stroked="f"/>
         </w:pict>
       </w:r>
@@ -3904,9 +3948,9 @@
           <w:lang w:eastAsia="en-GB"/>
         </w:rPr>
       </w:pPr>
-      <w:bookmarkStart w:id="8" w:name="conclusion"/>
-      <w:bookmarkEnd w:id="6"/>
-      <w:bookmarkEnd w:id="7"/>
+      <w:bookmarkStart w:id="10" w:name="conclusion"/>
+      <w:bookmarkEnd w:id="8"/>
+      <w:bookmarkEnd w:id="9"/>
       <w:r>
         <w:t>Conclusion</w:t>
       </w:r>
@@ -3924,13 +3968,13 @@
         <w:rPr>
           <w:noProof/>
         </w:rPr>
-        <w:pict w14:anchorId="04530D87">
+        <w:pict w14:anchorId="2CE2E9C6">
           <v:rect id="_x0000_i1036" alt="" style="width:451.3pt;height:.05pt;mso-width-percent:0;mso-height-percent:0;mso-width-percent:0;mso-height-percent:0" o:hralign="center" o:hrstd="t" o:hr="t"/>
         </w:pict>
       </w:r>
     </w:p>
-    <w:bookmarkStart w:id="9" w:name="references"/>
-    <w:bookmarkEnd w:id="8"/>
+    <w:bookmarkStart w:id="11" w:name="references"/>
+    <w:bookmarkEnd w:id="10"/>
     <w:p>
       <w:pPr>
         <w:pStyle w:val="Bibliography"/>
@@ -4096,6 +4140,7 @@
           <w:sz w:val="24"/>
           <w:lang w:val="en-GB" w:eastAsia="en-US"/>
         </w:rPr>
+        <w:lastRenderedPageBreak/>
         <w:t>5.</w:t>
       </w:r>
       <w:r>
@@ -4126,7 +4171,6 @@
           <w:sz w:val="24"/>
           <w:lang w:val="en-GB" w:eastAsia="en-US"/>
         </w:rPr>
-        <w:lastRenderedPageBreak/>
         <w:t>6.</w:t>
       </w:r>
       <w:r>
@@ -4340,7 +4384,7 @@
         <w:rPr>
           <w:noProof/>
         </w:rPr>
-        <w:pict w14:anchorId="7A4E8CC2">
+        <w:pict w14:anchorId="56561ACC">
           <v:rect id="_x0000_i1035" alt="" style="width:432.35pt;height:.05pt;mso-width-percent:0;mso-height-percent:0;mso-width-percent:0;mso-height-percent:0" o:hrpct="958" o:hralign="center" o:hrstd="t" o:hr="t"/>
         </w:pict>
       </w:r>
@@ -4358,8 +4402,8 @@
           <w:lang w:eastAsia="en-GB"/>
         </w:rPr>
       </w:pPr>
-      <w:bookmarkStart w:id="10" w:name="annex-a-technical-implementation-details"/>
-      <w:bookmarkEnd w:id="9"/>
+      <w:bookmarkStart w:id="12" w:name="annex-a-technical-implementation-details"/>
+      <w:bookmarkEnd w:id="11"/>
       <w:r>
         <w:lastRenderedPageBreak/>
         <w:t>Supplementary Files</w:t>
@@ -4369,14 +4413,14 @@
       <w:pPr>
         <w:pStyle w:val="NormalWeb"/>
       </w:pPr>
-      <w:bookmarkStart w:id="11" w:name="_Hlk233822453"/>
+      <w:bookmarkStart w:id="13" w:name="_Hlk233822453"/>
       <w:r>
         <w:rPr>
           <w:rStyle w:val="Strong"/>
         </w:rPr>
         <w:t>Supplementary File 1</w:t>
       </w:r>
-      <w:bookmarkEnd w:id="11"/>
+      <w:bookmarkEnd w:id="13"/>
       <w:r>
         <w:rPr>
           <w:rStyle w:val="Strong"/>
@@ -4448,7 +4492,7 @@
         <w:rPr>
           <w:noProof/>
         </w:rPr>
-        <w:pict w14:anchorId="2C5ECD3F">
+        <w:pict w14:anchorId="47E04169">
           <v:rect id="_x0000_i1034" alt="" style="width:451.3pt;height:.05pt;mso-width-percent:0;mso-height-percent:0;mso-width-percent:0;mso-height-percent:0" o:hralign="center" o:hrstd="t" o:hr="t" fillcolor="#a0a0a0" stroked="f"/>
         </w:pict>
       </w:r>
@@ -4501,7 +4545,7 @@
       <w:pPr>
         <w:pStyle w:val="Heading2"/>
       </w:pPr>
-      <w:bookmarkStart w:id="12" w:name="a.1-flowjo-workspace-format-comparison"/>
+      <w:bookmarkStart w:id="14" w:name="a.1-flowjo-workspace-format-comparison"/>
       <w:r>
         <w:t>A.1 FlowJo workspace format comparison</w:t>
       </w:r>
@@ -4839,8 +4883,8 @@
       <w:pPr>
         <w:pStyle w:val="Heading2"/>
       </w:pPr>
-      <w:bookmarkStart w:id="13" w:name="a.2-gate-type-conversion"/>
-      <w:bookmarkEnd w:id="12"/>
+      <w:bookmarkStart w:id="15" w:name="a.2-gate-type-conversion"/>
+      <w:bookmarkEnd w:id="14"/>
       <w:r>
         <w:t>A.2 Gate type conversion</w:t>
       </w:r>
@@ -4849,7 +4893,7 @@
       <w:pPr>
         <w:pStyle w:val="Heading3"/>
       </w:pPr>
-      <w:bookmarkStart w:id="14" w:name="rectangle-gates"/>
+      <w:bookmarkStart w:id="16" w:name="rectangle-gates"/>
       <w:r>
         <w:t>Rectangle gates</w:t>
       </w:r>
@@ -4882,8 +4926,8 @@
       <w:pPr>
         <w:pStyle w:val="Heading3"/>
       </w:pPr>
-      <w:bookmarkStart w:id="15" w:name="polygon-gates"/>
-      <w:bookmarkEnd w:id="14"/>
+      <w:bookmarkStart w:id="17" w:name="polygon-gates"/>
+      <w:bookmarkEnd w:id="16"/>
       <w:r>
         <w:t>Polygon gates</w:t>
       </w:r>
@@ -4905,78 +4949,78 @@
       <w:pPr>
         <w:pStyle w:val="Heading3"/>
       </w:pPr>
-      <w:bookmarkStart w:id="16" w:name="ellipsoid-gates"/>
+      <w:bookmarkStart w:id="18" w:name="ellipsoid-gates"/>
+      <w:bookmarkEnd w:id="17"/>
+      <w:r>
+        <w:t>Ellipsoid gates</w:t>
+      </w:r>
+    </w:p>
+    <w:p>
+      <w:pPr>
+        <w:rPr>
+          <w:lang w:val="en-US"/>
+        </w:rPr>
+      </w:pPr>
+      <w:r>
+        <w:rPr>
+          <w:lang w:val="en-US"/>
+        </w:rPr>
+        <w:t>v11 ellipsoid gates are parameterized by a mean vector and covariance matrix. On import, these are converted to flowCore::ellipsoidGate objects. On export to v10, eigenvalue decomposition is applied to derive rotation angle and semi-axis lengths for the &lt;gating:EllipsoidGate&gt; representation. This decomposition introduces minor numerical differences relative to the original v11 gate.</w:t>
+      </w:r>
+    </w:p>
+    <w:p>
+      <w:pPr>
+        <w:pStyle w:val="Heading3"/>
+      </w:pPr>
+      <w:bookmarkStart w:id="19" w:name="boolean-gates"/>
+      <w:bookmarkEnd w:id="18"/>
+      <w:r>
+        <w:t>Boolean gates</w:t>
+      </w:r>
+    </w:p>
+    <w:p>
+      <w:pPr>
+        <w:rPr>
+          <w:lang w:val="en-US"/>
+        </w:rPr>
+      </w:pPr>
+      <w:r>
+        <w:rPr>
+          <w:lang w:val="en-US"/>
+        </w:rPr>
+        <w:t>v11 Boolean gates reference other gates by UUID and specify AND/OR/NOT combinations. On import, UUID references are resolved to population paths and a flowCore::booleanFilter is constructed. On export, Boolean logic is preserved in &lt;gating:BooleanGate&gt; elements referencing gates by population path.</w:t>
+      </w:r>
+    </w:p>
+    <w:p>
+      <w:pPr>
+        <w:pStyle w:val="Heading3"/>
+      </w:pPr>
+      <w:bookmarkStart w:id="20" w:name="quadrant-gates"/>
+      <w:bookmarkEnd w:id="19"/>
+      <w:r>
+        <w:t>Quadrant gates</w:t>
+      </w:r>
+    </w:p>
+    <w:p>
+      <w:pPr>
+        <w:rPr>
+          <w:lang w:val="en-US"/>
+        </w:rPr>
+      </w:pPr>
+      <w:r>
+        <w:rPr>
+          <w:lang w:val="en-US"/>
+        </w:rPr>
+        <w:t xml:space="preserve">v11 quadrant gates define dividing lines on two axes, producing four quadrant populations. On import, CyFj11 converts each quadrant into a flowCore::quadGate object. On export to v10, quadrant gates have no direct XML representation in the format CyFj11 generates and are excluded with a warning. </w:t>
+      </w:r>
+    </w:p>
+    <w:p>
+      <w:pPr>
+        <w:pStyle w:val="Heading2"/>
+      </w:pPr>
+      <w:bookmarkStart w:id="21" w:name="a.3-transformation-parameter-mapping"/>
       <w:bookmarkEnd w:id="15"/>
-      <w:r>
-        <w:t>Ellipsoid gates</w:t>
-      </w:r>
-    </w:p>
-    <w:p>
-      <w:pPr>
-        <w:rPr>
-          <w:lang w:val="en-US"/>
-        </w:rPr>
-      </w:pPr>
-      <w:r>
-        <w:rPr>
-          <w:lang w:val="en-US"/>
-        </w:rPr>
-        <w:t>v11 ellipsoid gates are parameterized by a mean vector and covariance matrix. On import, these are converted to flowCore::ellipsoidGate objects. On export to v10, eigenvalue decomposition is applied to derive rotation angle and semi-axis lengths for the &lt;gating:EllipsoidGate&gt; representation. This decomposition introduces minor numerical differences relative to the original v11 gate.</w:t>
-      </w:r>
-    </w:p>
-    <w:p>
-      <w:pPr>
-        <w:pStyle w:val="Heading3"/>
-      </w:pPr>
-      <w:bookmarkStart w:id="17" w:name="boolean-gates"/>
-      <w:bookmarkEnd w:id="16"/>
-      <w:r>
-        <w:t>Boolean gates</w:t>
-      </w:r>
-    </w:p>
-    <w:p>
-      <w:pPr>
-        <w:rPr>
-          <w:lang w:val="en-US"/>
-        </w:rPr>
-      </w:pPr>
-      <w:r>
-        <w:rPr>
-          <w:lang w:val="en-US"/>
-        </w:rPr>
-        <w:t>v11 Boolean gates reference other gates by UUID and specify AND/OR/NOT combinations. On import, UUID references are resolved to population paths and a flowCore::booleanFilter is constructed. On export, Boolean logic is preserved in &lt;gating:BooleanGate&gt; elements referencing gates by population path.</w:t>
-      </w:r>
-    </w:p>
-    <w:p>
-      <w:pPr>
-        <w:pStyle w:val="Heading3"/>
-      </w:pPr>
-      <w:bookmarkStart w:id="18" w:name="quadrant-gates"/>
-      <w:bookmarkEnd w:id="17"/>
-      <w:r>
-        <w:t>Quadrant gates</w:t>
-      </w:r>
-    </w:p>
-    <w:p>
-      <w:pPr>
-        <w:rPr>
-          <w:lang w:val="en-US"/>
-        </w:rPr>
-      </w:pPr>
-      <w:r>
-        <w:rPr>
-          <w:lang w:val="en-US"/>
-        </w:rPr>
-        <w:t xml:space="preserve">v11 quadrant gates define dividing lines on two axes, producing four quadrant populations. On import, CyFj11 converts each quadrant into a flowCore::quadGate object. On export to v10, quadrant gates have no direct XML representation in the format CyFj11 generates and are excluded with a warning. </w:t>
-      </w:r>
-    </w:p>
-    <w:p>
-      <w:pPr>
-        <w:pStyle w:val="Heading2"/>
-      </w:pPr>
-      <w:bookmarkStart w:id="19" w:name="a.3-transformation-parameter-mapping"/>
-      <w:bookmarkEnd w:id="13"/>
-      <w:bookmarkEnd w:id="18"/>
+      <w:bookmarkEnd w:id="20"/>
       <w:r>
         <w:t>A.3 Transformation parameter mapping</w:t>
       </w:r>
@@ -5510,8 +5554,8 @@
       <w:pPr>
         <w:pStyle w:val="Heading2"/>
       </w:pPr>
-      <w:bookmarkStart w:id="20" w:name="a.4-package-architecture"/>
-      <w:bookmarkEnd w:id="19"/>
+      <w:bookmarkStart w:id="22" w:name="a.4-package-architecture"/>
+      <w:bookmarkEnd w:id="21"/>
       <w:r>
         <w:t>A.4 Package architecture</w:t>
       </w:r>
@@ -5820,8 +5864,8 @@
       <w:pPr>
         <w:pStyle w:val="Heading2"/>
       </w:pPr>
-      <w:bookmarkStart w:id="21" w:name="a.5-validation-methodology"/>
-      <w:bookmarkEnd w:id="20"/>
+      <w:bookmarkStart w:id="23" w:name="a.5-validation-methodology"/>
+      <w:bookmarkEnd w:id="22"/>
       <w:r>
         <w:t>A.5 Validation methodology</w:t>
       </w:r>
@@ -5830,7 +5874,7 @@
       <w:pPr>
         <w:pStyle w:val="Heading3"/>
       </w:pPr>
-      <w:bookmarkStart w:id="22" w:name="test-workspace-construction"/>
+      <w:bookmarkStart w:id="24" w:name="test-workspace-construction"/>
       <w:r>
         <w:t>Test workspace construction</w:t>
       </w:r>
@@ -5935,8 +5979,8 @@
       <w:pPr>
         <w:pStyle w:val="Heading3"/>
       </w:pPr>
-      <w:bookmarkStart w:id="23" w:name="metrics"/>
-      <w:bookmarkEnd w:id="22"/>
+      <w:bookmarkStart w:id="25" w:name="metrics"/>
+      <w:bookmarkEnd w:id="24"/>
       <w:r>
         <w:t>Metrics</w:t>
       </w:r>
@@ -6045,8 +6089,8 @@
       <w:pPr>
         <w:pStyle w:val="Heading3"/>
       </w:pPr>
-      <w:bookmarkStart w:id="24" w:name="acceptance-criteria"/>
-      <w:bookmarkEnd w:id="23"/>
+      <w:bookmarkStart w:id="26" w:name="acceptance-criteria"/>
+      <w:bookmarkEnd w:id="25"/>
       <w:r>
         <w:t>Acceptance criteria</w:t>
       </w:r>
@@ -6188,7 +6232,7 @@
         <w:rPr>
           <w:noProof/>
         </w:rPr>
-        <w:pict w14:anchorId="61AD01CC">
+        <w:pict w14:anchorId="2031B60D">
           <v:rect id="_x0000_i1033" alt="" style="width:451.3pt;height:.05pt;mso-width-percent:0;mso-height-percent:0;mso-width-percent:0;mso-height-percent:0" o:hralign="center" o:hrstd="t" o:hr="t"/>
         </w:pict>
       </w:r>
@@ -6210,10 +6254,10 @@
           <w:lang w:val="en-US"/>
         </w:rPr>
       </w:pPr>
-      <w:bookmarkStart w:id="25" w:name="annex-b-test-scenario-descriptions"/>
-      <w:bookmarkEnd w:id="10"/>
-      <w:bookmarkEnd w:id="21"/>
-      <w:bookmarkEnd w:id="24"/>
+      <w:bookmarkStart w:id="27" w:name="annex-b-test-scenario-descriptions"/>
+      <w:bookmarkEnd w:id="12"/>
+      <w:bookmarkEnd w:id="23"/>
+      <w:bookmarkEnd w:id="26"/>
       <w:r>
         <w:rPr>
           <w:rStyle w:val="Strong"/>
@@ -7281,7 +7325,7 @@
         <w:rPr>
           <w:noProof/>
         </w:rPr>
-        <w:pict w14:anchorId="75B2BF14">
+        <w:pict w14:anchorId="7782EBF2">
           <v:rect id="_x0000_i1032" alt="" style="width:451.3pt;height:.05pt;mso-width-percent:0;mso-height-percent:0;mso-width-percent:0;mso-height-percent:0" o:hralign="center" o:hrstd="t" o:hr="t"/>
         </w:pict>
       </w:r>
@@ -7303,8 +7347,8 @@
           <w:lang w:val="en-US"/>
         </w:rPr>
       </w:pPr>
-      <w:bookmarkStart w:id="26" w:name="annex-c-miflowcyt-compliance-checklist"/>
-      <w:bookmarkEnd w:id="25"/>
+      <w:bookmarkStart w:id="28" w:name="annex-c-miflowcyt-compliance-checklist"/>
+      <w:bookmarkEnd w:id="27"/>
       <w:r>
         <w:rPr>
           <w:rStyle w:val="Strong"/>
@@ -7441,7 +7485,7 @@
         <w:rPr>
           <w:noProof/>
         </w:rPr>
-        <w:pict w14:anchorId="00A6E0A2">
+        <w:pict w14:anchorId="2533C133">
           <v:rect id="_x0000_i1031" alt="" style="width:451.3pt;height:.05pt;mso-width-percent:0;mso-height-percent:0;mso-width-percent:0;mso-height-percent:0" o:hralign="center" o:hrstd="t" o:hr="t"/>
         </w:pict>
       </w:r>
@@ -7450,7 +7494,7 @@
       <w:pPr>
         <w:pStyle w:val="Heading2"/>
       </w:pPr>
-      <w:bookmarkStart w:id="27" w:name="c.1-experiment-overview"/>
+      <w:bookmarkStart w:id="29" w:name="c.1-experiment-overview"/>
       <w:r>
         <w:t>C.1 Experiment Overview</w:t>
       </w:r>
@@ -7693,7 +7737,7 @@
         <w:rPr>
           <w:noProof/>
         </w:rPr>
-        <w:pict w14:anchorId="5D5E5941">
+        <w:pict w14:anchorId="2F8EC24B">
           <v:rect id="_x0000_i1030" alt="" style="width:451.3pt;height:.05pt;mso-width-percent:0;mso-height-percent:0;mso-width-percent:0;mso-height-percent:0" o:hralign="center" o:hrstd="t" o:hr="t"/>
         </w:pict>
       </w:r>
@@ -7705,8 +7749,8 @@
           <w:lang w:val="en-US"/>
         </w:rPr>
       </w:pPr>
-      <w:bookmarkStart w:id="28" w:name="c.2-primary-specimen-and-flow-sample"/>
-      <w:bookmarkEnd w:id="27"/>
+      <w:bookmarkStart w:id="30" w:name="c.2-primary-specimen-and-flow-sample"/>
+      <w:bookmarkEnd w:id="29"/>
       <w:r>
         <w:rPr>
           <w:lang w:val="en-US"/>
@@ -8286,7 +8330,7 @@
         <w:rPr>
           <w:noProof/>
         </w:rPr>
-        <w:pict w14:anchorId="30FB9534">
+        <w:pict w14:anchorId="16FD5639">
           <v:rect id="_x0000_i1029" alt="" style="width:451.3pt;height:.05pt;mso-width-percent:0;mso-height-percent:0;mso-width-percent:0;mso-height-percent:0" o:hralign="center" o:hrstd="t" o:hr="t"/>
         </w:pict>
       </w:r>
@@ -8295,8 +8339,8 @@
       <w:pPr>
         <w:pStyle w:val="Heading2"/>
       </w:pPr>
-      <w:bookmarkStart w:id="29" w:name="c.3-reagents-and-staining"/>
-      <w:bookmarkEnd w:id="28"/>
+      <w:bookmarkStart w:id="31" w:name="c.3-reagents-and-staining"/>
+      <w:bookmarkEnd w:id="30"/>
       <w:r>
         <w:t>C.3 Reagents and Staining</w:t>
       </w:r>
@@ -8728,7 +8772,7 @@
         <w:rPr>
           <w:noProof/>
         </w:rPr>
-        <w:pict w14:anchorId="598B2EAA">
+        <w:pict w14:anchorId="7699637F">
           <v:rect id="_x0000_i1028" alt="" style="width:451.3pt;height:.05pt;mso-width-percent:0;mso-height-percent:0;mso-width-percent:0;mso-height-percent:0" o:hralign="center" o:hrstd="t" o:hr="t"/>
         </w:pict>
       </w:r>
@@ -8737,8 +8781,8 @@
       <w:pPr>
         <w:pStyle w:val="Heading2"/>
       </w:pPr>
-      <w:bookmarkStart w:id="30" w:name="c.4-instrument"/>
-      <w:bookmarkEnd w:id="29"/>
+      <w:bookmarkStart w:id="32" w:name="c.4-instrument"/>
+      <w:bookmarkEnd w:id="31"/>
       <w:r>
         <w:t>C.4 Instrument</w:t>
       </w:r>
@@ -9116,7 +9160,7 @@
           <w:noProof/>
         </w:rPr>
         <w:lastRenderedPageBreak/>
-        <w:pict w14:anchorId="0CCC1109">
+        <w:pict w14:anchorId="79403838">
           <v:rect id="_x0000_i1027" alt="" style="width:451.3pt;height:.05pt;mso-width-percent:0;mso-height-percent:0;mso-width-percent:0;mso-height-percent:0" o:hralign="center" o:hrstd="t" o:hr="t"/>
         </w:pict>
       </w:r>
@@ -9125,8 +9169,8 @@
       <w:pPr>
         <w:pStyle w:val="Heading2"/>
       </w:pPr>
-      <w:bookmarkStart w:id="31" w:name="c.5-acquisition"/>
-      <w:bookmarkEnd w:id="30"/>
+      <w:bookmarkStart w:id="33" w:name="c.5-acquisition"/>
+      <w:bookmarkEnd w:id="32"/>
       <w:r>
         <w:t>C.5 Acquisition</w:t>
       </w:r>
@@ -9658,7 +9702,7 @@
         <w:rPr>
           <w:noProof/>
         </w:rPr>
-        <w:pict w14:anchorId="5470BCB3">
+        <w:pict w14:anchorId="6AD56217">
           <v:rect id="_x0000_i1026" alt="" style="width:451.3pt;height:.05pt;mso-width-percent:0;mso-height-percent:0;mso-width-percent:0;mso-height-percent:0" o:hralign="center" o:hrstd="t" o:hr="t"/>
         </w:pict>
       </w:r>
@@ -9667,8 +9711,8 @@
       <w:pPr>
         <w:pStyle w:val="Heading2"/>
       </w:pPr>
-      <w:bookmarkStart w:id="32" w:name="c.6-data-analysis"/>
-      <w:bookmarkEnd w:id="31"/>
+      <w:bookmarkStart w:id="34" w:name="c.6-data-analysis"/>
+      <w:bookmarkEnd w:id="33"/>
       <w:r>
         <w:t>C.6 Data Analysis</w:t>
       </w:r>
@@ -10512,7 +10556,7 @@
         <w:rPr>
           <w:noProof/>
         </w:rPr>
-        <w:pict w14:anchorId="3BF3B47A">
+        <w:pict w14:anchorId="34ABBBDD">
           <v:rect id="_x0000_i1025" alt="" style="width:451.3pt;height:.05pt;mso-width-percent:0;mso-height-percent:0;mso-width-percent:0;mso-height-percent:0" o:hralign="center" o:hrstd="t" o:hr="t"/>
         </w:pict>
       </w:r>
@@ -10521,8 +10565,8 @@
       <w:pPr>
         <w:pStyle w:val="Heading2"/>
       </w:pPr>
-      <w:bookmarkStart w:id="33" w:name="c.7-summary"/>
-      <w:bookmarkEnd w:id="32"/>
+      <w:bookmarkStart w:id="35" w:name="c.7-summary"/>
+      <w:bookmarkEnd w:id="34"/>
       <w:r>
         <w:t>C.7 Summary</w:t>
       </w:r>
@@ -11005,12 +11049,12 @@
         </w:rPr>
         <w:t xml:space="preserve"> CyFj11 fully preserves the MIFlowCyt fields that are within the scope of a gating workspace tool — gate definitions, transformations, compensation matrices, and FCS keyword data. </w:t>
       </w:r>
-      <w:bookmarkEnd w:id="26"/>
-      <w:bookmarkEnd w:id="33"/>
+      <w:bookmarkEnd w:id="28"/>
+      <w:bookmarkEnd w:id="35"/>
     </w:p>
     <w:sectPr>
-      <w:headerReference w:type="default" r:id="rId13"/>
-      <w:footerReference w:type="default" r:id="rId14"/>
+      <w:headerReference w:type="default" r:id="rId17"/>
+      <w:footerReference w:type="default" r:id="rId18"/>
       <w:pgSz w:w="11906" w:h="16838"/>
       <w:pgMar w:top="1560" w:right="1417" w:bottom="1135" w:left="1417" w:header="708" w:footer="708" w:gutter="0"/>
       <w:cols w:space="708"/>
@@ -11018,6 +11062,65 @@
     </w:sectPr>
   </w:body>
 </w:document>
+</file>
+
+<file path=word/comments.xml><?xml version="1.0" encoding="utf-8"?>
+<w:comments xmlns:wpc="http://schemas.microsoft.com/office/word/2010/wordprocessingCanvas" xmlns:cx="http://schemas.microsoft.com/office/drawing/2014/chartex" xmlns:cx1="http://schemas.microsoft.com/office/drawing/2015/9/8/chartex" xmlns:cx2="http://schemas.microsoft.com/office/drawing/2015/10/21/chartex" xmlns:cx3="http://schemas.microsoft.com/office/drawing/2016/5/9/chartex" xmlns:cx4="http://schemas.microsoft.com/office/drawing/2016/5/10/chartex" xmlns:cx5="http://schemas.microsoft.com/office/drawing/2016/5/11/chartex" xmlns:cx6="http://schemas.microsoft.com/office/drawing/2016/5/12/chartex" xmlns:cx7="http://schemas.microsoft.com/office/drawing/2016/5/13/chartex" xmlns:cx8="http://schemas.microsoft.com/office/drawing/2016/5/14/chartex" xmlns:mc="http://schemas.openxmlformats.org/markup-compatibility/2006" xmlns:m="http://schemas.openxmlformats.org/officeDocument/2006/math" xmlns:aink="http://schemas.microsoft.com/office/drawing/2016/ink" xmlns:am3d="http://schemas.microsoft.com/office/drawing/2017/model3d" xmlns:oel="http://schemas.microsoft.com/office/2019/extlst" xmlns:r="http://schemas.openxmlformats.org/officeDocument/2006/relationships" xmlns:wp14="http://schemas.microsoft.com/office/word/2010/wordprocessingDrawing" xmlns:wp="http://schemas.openxmlformats.org/drawingml/2006/wordprocessingDrawing" xmlns:wpg="http://schemas.microsoft.com/office/word/2010/wordprocessingGroup" xmlns:wpi="http://schemas.microsoft.com/office/word/2010/wordprocessingInk" xmlns:wps="http://schemas.microsoft.com/office/word/2010/wordprocessingShape" xmlns:o="urn:schemas-microsoft-com:office:office" xmlns:v="urn:schemas-microsoft-com:vml" xmlns:w10="urn:schemas-microsoft-com:office:word" xmlns:w="http://schemas.openxmlformats.org/wordprocessingml/2006/main" xmlns:w14="http://schemas.microsoft.com/office/word/2010/wordml" xmlns:w15="http://schemas.microsoft.com/office/word/2012/wordml" xmlns:w16cex="http://schemas.microsoft.com/office/word/2018/wordml/cex" xmlns:w16cid="http://schemas.microsoft.com/office/word/2016/wordml/cid" xmlns:w16="http://schemas.microsoft.com/office/word/2018/wordml" xmlns:w16sdtdh="http://schemas.microsoft.com/office/word/2020/wordml/sdtdatahash" xmlns:w16sdtfl="http://schemas.microsoft.com/office/word/2024/wordml/sdtformatlock" xmlns:w16se="http://schemas.microsoft.com/office/word/2015/wordml/symex" xmlns:w16du="http://schemas.microsoft.com/office/word/2023/wordml/word16du" xmlns:wne="http://schemas.microsoft.com/office/word/2006/wordml" mc:Ignorable="w14 w15 w16se w16cid w16 w16cex w16sdtdh w16sdtfl w16du wp14">
+  <w:comment w:id="4" w:author="Bernd  JAGLA" w:date="2026-07-02T19:16:00Z" w:initials="BJ">
+    <w:p>
+      <w:r>
+        <w:rPr>
+          <w:rStyle w:val="CommentReference"/>
+        </w:rPr>
+        <w:annotationRef/>
+      </w:r>
+      <w:r>
+        <w:rPr>
+          <w:sz w:val="20"/>
+        </w:rPr>
+        <w:t>we should exclude logical and asinh related counts. and meantion this again</w:t>
+      </w:r>
+    </w:p>
+  </w:comment>
+  <w:comment w:id="5" w:author="Bernd  JAGLA" w:date="2026-07-03T19:19:00Z" w:initials="BJ">
+    <w:p>
+      <w:r>
+        <w:rPr>
+          <w:rStyle w:val="CommentReference"/>
+        </w:rPr>
+        <w:annotationRef/>
+      </w:r>
+      <w:r>
+        <w:rPr>
+          <w:sz w:val="20"/>
+        </w:rPr>
+        <w:t>need to check if compensation matrix is correctly exported</w:t>
+      </w:r>
+    </w:p>
+    <w:p/>
+  </w:comment>
+</w:comments>
+</file>
+
+<file path=word/commentsExtended.xml><?xml version="1.0" encoding="utf-8"?>
+<w15:commentsEx xmlns:wpc="http://schemas.microsoft.com/office/word/2010/wordprocessingCanvas" xmlns:cx="http://schemas.microsoft.com/office/drawing/2014/chartex" xmlns:cx1="http://schemas.microsoft.com/office/drawing/2015/9/8/chartex" xmlns:cx2="http://schemas.microsoft.com/office/drawing/2015/10/21/chartex" xmlns:cx3="http://schemas.microsoft.com/office/drawing/2016/5/9/chartex" xmlns:cx4="http://schemas.microsoft.com/office/drawing/2016/5/10/chartex" xmlns:cx5="http://schemas.microsoft.com/office/drawing/2016/5/11/chartex" xmlns:cx6="http://schemas.microsoft.com/office/drawing/2016/5/12/chartex" xmlns:cx7="http://schemas.microsoft.com/office/drawing/2016/5/13/chartex" xmlns:cx8="http://schemas.microsoft.com/office/drawing/2016/5/14/chartex" xmlns:mc="http://schemas.openxmlformats.org/markup-compatibility/2006" xmlns:m="http://schemas.openxmlformats.org/officeDocument/2006/math" xmlns:aink="http://schemas.microsoft.com/office/drawing/2016/ink" xmlns:am3d="http://schemas.microsoft.com/office/drawing/2017/model3d" xmlns:oel="http://schemas.microsoft.com/office/2019/extlst" xmlns:r="http://schemas.openxmlformats.org/officeDocument/2006/relationships" xmlns:wp14="http://schemas.microsoft.com/office/word/2010/wordprocessingDrawing" xmlns:wp="http://schemas.openxmlformats.org/drawingml/2006/wordprocessingDrawing" xmlns:wpg="http://schemas.microsoft.com/office/word/2010/wordprocessingGroup" xmlns:wpi="http://schemas.microsoft.com/office/word/2010/wordprocessingInk" xmlns:wps="http://schemas.microsoft.com/office/word/2010/wordprocessingShape" xmlns:o="urn:schemas-microsoft-com:office:office" xmlns:v="urn:schemas-microsoft-com:vml" xmlns:w10="urn:schemas-microsoft-com:office:word" xmlns:w="http://schemas.openxmlformats.org/wordprocessingml/2006/main" xmlns:w14="http://schemas.microsoft.com/office/word/2010/wordml" xmlns:w15="http://schemas.microsoft.com/office/word/2012/wordml" xmlns:w16cex="http://schemas.microsoft.com/office/word/2018/wordml/cex" xmlns:w16cid="http://schemas.microsoft.com/office/word/2016/wordml/cid" xmlns:w16="http://schemas.microsoft.com/office/word/2018/wordml" xmlns:w16sdtdh="http://schemas.microsoft.com/office/word/2020/wordml/sdtdatahash" xmlns:w16sdtfl="http://schemas.microsoft.com/office/word/2024/wordml/sdtformatlock" xmlns:w16se="http://schemas.microsoft.com/office/word/2015/wordml/symex" xmlns:w16du="http://schemas.microsoft.com/office/word/2023/wordml/word16du" xmlns:wne="http://schemas.microsoft.com/office/word/2006/wordml" mc:Ignorable="w14 w15 w16se w16cid w16 w16cex w16sdtdh w16sdtfl w16du wp14">
+  <w15:commentEx w15:paraId="697B51A6" w15:done="0"/>
+  <w15:commentEx w15:paraId="0B20D534" w15:done="0"/>
+</w15:commentsEx>
+</file>
+
+<file path=word/commentsExtensible.xml><?xml version="1.0" encoding="utf-8"?>
+<w16cex:commentsExtensible xmlns:wpc="http://schemas.microsoft.com/office/word/2010/wordprocessingCanvas" xmlns:cx="http://schemas.microsoft.com/office/drawing/2014/chartex" xmlns:cx1="http://schemas.microsoft.com/office/drawing/2015/9/8/chartex" xmlns:cx2="http://schemas.microsoft.com/office/drawing/2015/10/21/chartex" xmlns:cx3="http://schemas.microsoft.com/office/drawing/2016/5/9/chartex" xmlns:cx4="http://schemas.microsoft.com/office/drawing/2016/5/10/chartex" xmlns:cx5="http://schemas.microsoft.com/office/drawing/2016/5/11/chartex" xmlns:cx6="http://schemas.microsoft.com/office/drawing/2016/5/12/chartex" xmlns:cx7="http://schemas.microsoft.com/office/drawing/2016/5/13/chartex" xmlns:cx8="http://schemas.microsoft.com/office/drawing/2016/5/14/chartex" xmlns:cr="http://schemas.microsoft.com/office/comments/2020/reactions" xmlns:mc="http://schemas.openxmlformats.org/markup-compatibility/2006" xmlns:m="http://schemas.openxmlformats.org/officeDocument/2006/math" xmlns:aink="http://schemas.microsoft.com/office/drawing/2016/ink" xmlns:am3d="http://schemas.microsoft.com/office/drawing/2017/model3d" xmlns:oel="http://schemas.microsoft.com/office/2019/extlst" xmlns:r="http://schemas.openxmlformats.org/officeDocument/2006/relationships" xmlns:wp14="http://schemas.microsoft.com/office/word/2010/wordprocessingDrawing" xmlns:wp="http://schemas.openxmlformats.org/drawingml/2006/wordprocessingDrawing" xmlns:wpg="http://schemas.microsoft.com/office/word/2010/wordprocessingGroup" xmlns:wpi="http://schemas.microsoft.com/office/word/2010/wordprocessingInk" xmlns:wps="http://schemas.microsoft.com/office/word/2010/wordprocessingShape" xmlns:o="urn:schemas-microsoft-com:office:office" xmlns:v="urn:schemas-microsoft-com:vml" xmlns:w10="urn:schemas-microsoft-com:office:word" xmlns:w="http://schemas.openxmlformats.org/wordprocessingml/2006/main" xmlns:w14="http://schemas.microsoft.com/office/word/2010/wordml" xmlns:w15="http://schemas.microsoft.com/office/word/2012/wordml" xmlns:w16cex="http://schemas.microsoft.com/office/word/2018/wordml/cex" xmlns:w16cid="http://schemas.microsoft.com/office/word/2016/wordml/cid" xmlns:w16="http://schemas.microsoft.com/office/word/2018/wordml" xmlns:w16sdtdh="http://schemas.microsoft.com/office/word/2020/wordml/sdtdatahash" xmlns:w16sdtfl="http://schemas.microsoft.com/office/word/2024/wordml/sdtformatlock" xmlns:w16se="http://schemas.microsoft.com/office/word/2015/wordml/symex" xmlns:w16du="http://schemas.microsoft.com/office/word/2023/wordml/word16du" xmlns:wne="http://schemas.microsoft.com/office/word/2006/wordml" mc:Ignorable="w14 w15 w16se w16cid w16 w16cex w16sdtdh w16sdtfl cr w16du wp14">
+  <w16cex:commentExtensible w16cex:durableId="491DC5D3" w16cex:dateUtc="2026-07-02T17:16:00Z"/>
+  <w16cex:commentExtensible w16cex:durableId="2B46ED7E" w16cex:dateUtc="2026-07-03T17:19:00Z"/>
+</w16cex:commentsExtensible>
+</file>
+
+<file path=word/commentsIds.xml><?xml version="1.0" encoding="utf-8"?>
+<w16cid:commentsIds xmlns:wpc="http://schemas.microsoft.com/office/word/2010/wordprocessingCanvas" xmlns:cx="http://schemas.microsoft.com/office/drawing/2014/chartex" xmlns:cx1="http://schemas.microsoft.com/office/drawing/2015/9/8/chartex" xmlns:cx2="http://schemas.microsoft.com/office/drawing/2015/10/21/chartex" xmlns:cx3="http://schemas.microsoft.com/office/drawing/2016/5/9/chartex" xmlns:cx4="http://schemas.microsoft.com/office/drawing/2016/5/10/chartex" xmlns:cx5="http://schemas.microsoft.com/office/drawing/2016/5/11/chartex" xmlns:cx6="http://schemas.microsoft.com/office/drawing/2016/5/12/chartex" xmlns:cx7="http://schemas.microsoft.com/office/drawing/2016/5/13/chartex" xmlns:cx8="http://schemas.microsoft.com/office/drawing/2016/5/14/chartex" xmlns:mc="http://schemas.openxmlformats.org/markup-compatibility/2006" xmlns:m="http://schemas.openxmlformats.org/officeDocument/2006/math" xmlns:aink="http://schemas.microsoft.com/office/drawing/2016/ink" xmlns:am3d="http://schemas.microsoft.com/office/drawing/2017/model3d" xmlns:oel="http://schemas.microsoft.com/office/2019/extlst" xmlns:r="http://schemas.openxmlformats.org/officeDocument/2006/relationships" xmlns:wp14="http://schemas.microsoft.com/office/word/2010/wordprocessingDrawing" xmlns:wp="http://schemas.openxmlformats.org/drawingml/2006/wordprocessingDrawing" xmlns:wpg="http://schemas.microsoft.com/office/word/2010/wordprocessingGroup" xmlns:wpi="http://schemas.microsoft.com/office/word/2010/wordprocessingInk" xmlns:wps="http://schemas.microsoft.com/office/word/2010/wordprocessingShape" xmlns:o="urn:schemas-microsoft-com:office:office" xmlns:v="urn:schemas-microsoft-com:vml" xmlns:w10="urn:schemas-microsoft-com:office:word" xmlns:w="http://schemas.openxmlformats.org/wordprocessingml/2006/main" xmlns:w14="http://schemas.microsoft.com/office/word/2010/wordml" xmlns:w15="http://schemas.microsoft.com/office/word/2012/wordml" xmlns:w16cex="http://schemas.microsoft.com/office/word/2018/wordml/cex" xmlns:w16cid="http://schemas.microsoft.com/office/word/2016/wordml/cid" xmlns:w16="http://schemas.microsoft.com/office/word/2018/wordml" xmlns:w16sdtdh="http://schemas.microsoft.com/office/word/2020/wordml/sdtdatahash" xmlns:w16sdtfl="http://schemas.microsoft.com/office/word/2024/wordml/sdtformatlock" xmlns:w16se="http://schemas.microsoft.com/office/word/2015/wordml/symex" xmlns:w16du="http://schemas.microsoft.com/office/word/2023/wordml/word16du" xmlns:wne="http://schemas.microsoft.com/office/word/2006/wordml" mc:Ignorable="w14 w15 w16se w16cid w16 w16cex w16sdtdh w16sdtfl w16du wp14">
+  <w16cid:commentId w16cid:paraId="697B51A6" w16cid:durableId="491DC5D3"/>
+  <w16cid:commentId w16cid:paraId="0B20D534" w16cid:durableId="2B46ED7E"/>
+</w16cid:commentsIds>
 </file>
 
 <file path=word/endnotes.xml><?xml version="1.0" encoding="utf-8"?>
@@ -11574,6 +11677,7 @@
               <w:listItem w:displayText="Charte d'interface" w:value="Charte d'interface"/>
             </w:comboBox>
           </w:sdtPr>
+          <w:sdtEndPr/>
           <w:sdtContent>
             <w:p>
               <w:pPr>
@@ -11621,6 +11725,7 @@
             <w:tag w:val="Titre du document"/>
             <w:id w:val="1333951588"/>
           </w:sdtPr>
+          <w:sdtEndPr/>
           <w:sdtContent>
             <w:p>
               <w:pPr>
@@ -11635,6 +11740,7 @@
                   <w:tag w:val="Titre du document"/>
                   <w:id w:val="1176691391"/>
                 </w:sdtPr>
+                <w:sdtEndPr/>
                 <w:sdtContent>
                   <w:r>
                     <w:t>scBiomarker</w:t>
@@ -11667,6 +11773,11 @@
               <w:docPartGallery w:val="Quick Parts"/>
             </w:docPartList>
           </w:sdtPr>
+          <w:sdtEndPr>
+            <w:rPr>
+              <w:rStyle w:val="PlaceholderText"/>
+            </w:rPr>
+          </w:sdtEndPr>
           <w:sdtContent>
             <w:p>
               <w:pPr>
@@ -11684,6 +11795,7 @@
                   <w:tag w:val="Titre du document"/>
                   <w:id w:val="-1129321394"/>
                 </w:sdtPr>
+                <w:sdtEndPr/>
                 <w:sdtContent>
                   <w:r>
                     <w:rPr>
@@ -11702,6 +11814,7 @@
                       <w:tag w:val="Titre du document"/>
                       <w:id w:val="-1145736350"/>
                     </w:sdtPr>
+                    <w:sdtEndPr/>
                     <w:sdtContent>
                       <w:r>
                         <w:rPr>
@@ -11755,6 +11868,7 @@
             <w:listItem w:displayText="Z" w:value="Z"/>
           </w:comboBox>
         </w:sdtPr>
+        <w:sdtEndPr/>
         <w:sdtContent>
           <w:tc>
             <w:tcPr>
@@ -12703,6 +12817,14 @@
     </w:lvlOverride>
   </w:num>
 </w:numbering>
+</file>
+
+<file path=word/people.xml><?xml version="1.0" encoding="utf-8"?>
+<w15:people xmlns:wpc="http://schemas.microsoft.com/office/word/2010/wordprocessingCanvas" xmlns:cx="http://schemas.microsoft.com/office/drawing/2014/chartex" xmlns:cx1="http://schemas.microsoft.com/office/drawing/2015/9/8/chartex" xmlns:cx2="http://schemas.microsoft.com/office/drawing/2015/10/21/chartex" xmlns:cx3="http://schemas.microsoft.com/office/drawing/2016/5/9/chartex" xmlns:cx4="http://schemas.microsoft.com/office/drawing/2016/5/10/chartex" xmlns:cx5="http://schemas.microsoft.com/office/drawing/2016/5/11/chartex" xmlns:cx6="http://schemas.microsoft.com/office/drawing/2016/5/12/chartex" xmlns:cx7="http://schemas.microsoft.com/office/drawing/2016/5/13/chartex" xmlns:cx8="http://schemas.microsoft.com/office/drawing/2016/5/14/chartex" xmlns:mc="http://schemas.openxmlformats.org/markup-compatibility/2006" xmlns:m="http://schemas.openxmlformats.org/officeDocument/2006/math" xmlns:aink="http://schemas.microsoft.com/office/drawing/2016/ink" xmlns:am3d="http://schemas.microsoft.com/office/drawing/2017/model3d" xmlns:oel="http://schemas.microsoft.com/office/2019/extlst" xmlns:r="http://schemas.openxmlformats.org/officeDocument/2006/relationships" xmlns:wp14="http://schemas.microsoft.com/office/word/2010/wordprocessingDrawing" xmlns:wp="http://schemas.openxmlformats.org/drawingml/2006/wordprocessingDrawing" xmlns:wpg="http://schemas.microsoft.com/office/word/2010/wordprocessingGroup" xmlns:wpi="http://schemas.microsoft.com/office/word/2010/wordprocessingInk" xmlns:wps="http://schemas.microsoft.com/office/word/2010/wordprocessingShape" xmlns:o="urn:schemas-microsoft-com:office:office" xmlns:v="urn:schemas-microsoft-com:vml" xmlns:w10="urn:schemas-microsoft-com:office:word" xmlns:w="http://schemas.openxmlformats.org/wordprocessingml/2006/main" xmlns:w14="http://schemas.microsoft.com/office/word/2010/wordml" xmlns:w15="http://schemas.microsoft.com/office/word/2012/wordml" xmlns:w16cex="http://schemas.microsoft.com/office/word/2018/wordml/cex" xmlns:w16cid="http://schemas.microsoft.com/office/word/2016/wordml/cid" xmlns:w16="http://schemas.microsoft.com/office/word/2018/wordml" xmlns:w16sdtdh="http://schemas.microsoft.com/office/word/2020/wordml/sdtdatahash" xmlns:w16sdtfl="http://schemas.microsoft.com/office/word/2024/wordml/sdtformatlock" xmlns:w16se="http://schemas.microsoft.com/office/word/2015/wordml/symex" xmlns:w16du="http://schemas.microsoft.com/office/word/2023/wordml/word16du" xmlns:wne="http://schemas.microsoft.com/office/word/2006/wordml" mc:Ignorable="w14 w15 w16se w16cid w16 w16cex w16sdtdh w16sdtfl w16du wp14">
+  <w15:person w15:author="Bernd  JAGLA">
+    <w15:presenceInfo w15:providerId="AD" w15:userId="S::bernd@pasteur.fr::c2790e8e-72d0-43dd-88bb-fc6b033bcba5"/>
+  </w15:person>
+</w15:people>
 </file>
 
 <file path=word/styles.xml><?xml version="1.0" encoding="utf-8"?>
@@ -14330,6 +14452,74 @@
       </w:tcPr>
     </w:tblStylePr>
   </w:style>
+  <w:style w:type="character" w:styleId="CommentReference">
+    <w:name w:val="annotation reference"/>
+    <w:basedOn w:val="DefaultParagraphFont"/>
+    <w:uiPriority w:val="99"/>
+    <w:semiHidden/>
+    <w:unhideWhenUsed/>
+    <w:rsid w:val="00091FD4"/>
+    <w:rPr>
+      <w:sz w:val="16"/>
+      <w:szCs w:val="16"/>
+    </w:rPr>
+  </w:style>
+  <w:style w:type="paragraph" w:styleId="CommentText">
+    <w:name w:val="annotation text"/>
+    <w:basedOn w:val="Normal"/>
+    <w:link w:val="CommentTextChar"/>
+    <w:uiPriority w:val="99"/>
+    <w:semiHidden/>
+    <w:unhideWhenUsed/>
+    <w:rsid w:val="00091FD4"/>
+    <w:rPr>
+      <w:sz w:val="20"/>
+    </w:rPr>
+  </w:style>
+  <w:style w:type="character" w:customStyle="1" w:styleId="CommentTextChar">
+    <w:name w:val="Comment Text Char"/>
+    <w:basedOn w:val="DefaultParagraphFont"/>
+    <w:link w:val="CommentText"/>
+    <w:uiPriority w:val="99"/>
+    <w:semiHidden/>
+    <w:rsid w:val="00091FD4"/>
+    <w:rPr>
+      <w:rFonts w:ascii="Arial" w:eastAsia="Times New Roman" w:hAnsi="Arial" w:cs="Times New Roman"/>
+      <w:sz w:val="20"/>
+      <w:szCs w:val="20"/>
+      <w:lang w:eastAsia="fr-FR"/>
+    </w:rPr>
+  </w:style>
+  <w:style w:type="paragraph" w:styleId="CommentSubject">
+    <w:name w:val="annotation subject"/>
+    <w:basedOn w:val="CommentText"/>
+    <w:next w:val="CommentText"/>
+    <w:link w:val="CommentSubjectChar"/>
+    <w:uiPriority w:val="99"/>
+    <w:semiHidden/>
+    <w:unhideWhenUsed/>
+    <w:rsid w:val="00091FD4"/>
+    <w:rPr>
+      <w:b/>
+      <w:bCs/>
+    </w:rPr>
+  </w:style>
+  <w:style w:type="character" w:customStyle="1" w:styleId="CommentSubjectChar">
+    <w:name w:val="Comment Subject Char"/>
+    <w:basedOn w:val="CommentTextChar"/>
+    <w:link w:val="CommentSubject"/>
+    <w:uiPriority w:val="99"/>
+    <w:semiHidden/>
+    <w:rsid w:val="00091FD4"/>
+    <w:rPr>
+      <w:rFonts w:ascii="Arial" w:eastAsia="Times New Roman" w:hAnsi="Arial" w:cs="Times New Roman"/>
+      <w:b/>
+      <w:bCs/>
+      <w:sz w:val="20"/>
+      <w:szCs w:val="20"/>
+      <w:lang w:eastAsia="fr-FR"/>
+    </w:rPr>
+  </w:style>
 </w:styles>
 </file>
 

--- a/manuscript/CyFj11.v2.docx
+++ b/manuscript/CyFj11.v2.docx
@@ -20,7 +20,7 @@
         <w:rPr>
           <w:noProof/>
         </w:rPr>
-        <w:pict w14:anchorId="556991F7">
+        <w:pict w14:anchorId="40CFD836">
           <v:rect id="_x0000_i1042" alt="" style="width:451.3pt;height:.05pt;mso-width-percent:0;mso-height-percent:0;mso-width-percent:0;mso-height-percent:0" o:hralign="center" o:hrstd="t" o:hr="t"/>
         </w:pict>
       </w:r>
@@ -433,19 +433,19 @@
         <w:rPr>
           <w:lang w:val="en-US"/>
         </w:rPr>
-        <w:t xml:space="preserve"> AI-assisted tools were used</w:t>
-      </w:r>
-      <w:r>
-        <w:rPr>
-          <w:lang w:val="en-US"/>
-        </w:rPr>
         <w:t xml:space="preserve"> </w:t>
       </w:r>
       <w:r>
         <w:rPr>
           <w:lang w:val="en-US"/>
         </w:rPr>
-        <w:t>. All scientific content and interpretation are the responsibility of the authors.</w:t>
+        <w:t>AI-assisted tools were used for drafting and editing portions of this manuscript.</w:t>
+      </w:r>
+      <w:r>
+        <w:rPr>
+          <w:lang w:val="en-US"/>
+        </w:rPr>
+        <w:t xml:space="preserve"> All scientific content and interpretation are the responsibility of the authors.</w:t>
       </w:r>
     </w:p>
     <w:p>
@@ -511,7 +511,7 @@
         <w:rPr>
           <w:noProof/>
         </w:rPr>
-        <w:pict w14:anchorId="7F46FA7E">
+        <w:pict w14:anchorId="728DAF70">
           <v:rect id="_x0000_i1041" alt="" style="width:451.3pt;height:.05pt;mso-width-percent:0;mso-height-percent:0;mso-width-percent:0;mso-height-percent:0" o:hralign="center" o:hrstd="t" o:hr="t"/>
         </w:pict>
       </w:r>
@@ -529,12 +529,31 @@
     <w:p>
       <w:pPr>
         <w:pStyle w:val="NormalWeb"/>
-        <w:rPr>
-          <w:lang w:val="en-US"/>
-        </w:rPr>
-      </w:pPr>
-      <w:r>
-        <w:t xml:space="preserve">High-dimensional flow cytometry data analysis increasingly requires movement between the commercial FlowJo platform and the open-source R/Bioconductor ecosystem. The release of FlowJo version 11 (v11) introduced a JSON-based workspace format that is incompatible with existing R interoperability tools, creating a barrier for computational cytometry workflows. We present CyFj11, an R package that enables full import of FlowJo v11 workspaces into R GatingSet objects and export to the FlowJo v10 XML format. Import supports all major gate types (rectangle, polygon, ellipsoid, range, quadrant, and Boolean) and all common transformation functions (biexponential, logicle, log, arcsinh, and linear), as well as compensation matrix extraction. Export targets the FlowJo v10 XML format, which is Gating-ML 2.0 compliant and supported by current FlowJo versions, providing a practical interoperability pathway while avoiding the technical barriers of the undocumented v11 JSON schema. The asymmetric design of CyFj11 is intentional: v11 import is complete, while export uses the well-specified v10 standard. CyFj11 is implemented in pure R, requires no compiled code or container infrastructure, and runs on all platforms supported by R including macOS on Apple Silicon. The package is available at </w:t>
+      </w:pPr>
+      <w:r>
+        <w:t xml:space="preserve">High-dimensional flow cytometry data analysis increasingly requires movement between the commercial FlowJo platform and the open-source R/Bioconductor ecosystem. The release of FlowJo version 11 (v11) introduced a JSON-based workspace format that is incompatible with existing R interoperability tools, creating a barrier for computational cytometry workflows. We present CyFj11, an R package that enables full import of FlowJo v11 workspaces into R GatingSet objects and export to the FlowJo v10 XML format. Import supports all major gate types (rectangle, polygon, ellipsoid, range, quadrant, and Boolean) and all common transformation functions (biexponential, logicle, log, arcsinh, and linear), as well as compensation matrix extraction. </w:t>
+      </w:r>
+      <w:r>
+        <w:t xml:space="preserve">Export targets the FlowJo v10 XML format, which is Gating-ML 2.0 compliant and readable by both FlowJo v10 and v11, providing a practical interoperability pathway. Validation against FlowJo v10 confirmed high export fidelity, with 75% of tested populations showing exact count agreement and a maximum deviation of 14 cells (0.30%). </w:t>
+      </w:r>
+      <w:r>
+        <w:t>A real-world validation using the FlowSOM example dataset (mouse bone marrow immunophenotyping, 15 populations, compensation matrix) confirmed export fidelity via the CytoML → CyFj11 pipeline, with FlowJo v10 showing exact agreement for all 12 compensated-channel populations and a maximum scatter-channel deviation of 10 cells (0.05%).</w:t>
+      </w:r>
+      <w:r>
+        <w:t xml:space="preserve"> </w:t>
+      </w:r>
+      <w:r>
+        <w:t xml:space="preserve">Validation against FlowJo v11 revealed that several v10-format features — specifically boolean gate definitions and arcsinh-transformed gates — are not correctly handled by FlowJo v11's v10 import mechanism; these limitations reflect FlowJo v11's partial </w:t>
+      </w:r>
+      <w:r>
+        <w:lastRenderedPageBreak/>
+        <w:t>backward compatibility rather than deficiencies in the CyFj11 export.</w:t>
+      </w:r>
+      <w:r>
+        <w:t xml:space="preserve"> </w:t>
+      </w:r>
+      <w:r>
+        <w:t xml:space="preserve">CyFj11 is implemented in pure R, requires no compiled code or container infrastructure, and runs on all platforms supported by R including macOS on Apple Silicon. The package is available at </w:t>
       </w:r>
       <w:r>
         <w:rPr>
@@ -596,7 +615,7 @@
         <w:rPr>
           <w:noProof/>
         </w:rPr>
-        <w:pict w14:anchorId="21213365">
+        <w:pict w14:anchorId="6CE54891">
           <v:rect id="_x0000_i1040" alt="" style="width:451.3pt;height:.05pt;mso-width-percent:0;mso-height-percent:0;mso-width-percent:0;mso-height-percent:0" o:hralign="center" o:hrstd="t" o:hr="t"/>
         </w:pict>
       </w:r>
@@ -627,6 +646,24 @@
         <w:t xml:space="preserve">, enabling simultaneous measurement of multiple markers across millions of individual cells </w:t>
       </w:r>
       <w:r>
+        <w:fldChar w:fldCharType="begin"/>
+      </w:r>
+      <w:r>
+        <w:instrText xml:space="preserve"> ADDIN ZOTERO_ITEM CSL_CITATION {"citationID":"09EuXpF3","properties":{"unsorted":false,"formattedCitation":"(1)","plainCitation":"(1)","noteIndex":0},"citationItems":[{"id":19681,"uris":["http://zotero.org/groups/2522180/items/FZT7X8WY"],"itemData":{"id":19681,"type":"article-journal","container-title":"Nature Reviews Immunology","DOI":"10.1038/nri3158","ISSN":"1474-1733, 1474-1741","issue":"3","journalAbbreviation":"Nat Rev Immunol","language":"en","page":"191-200","source":"DOI.org (Crossref)","title":"Standardizing immunophenotyping for the Human Immunology Project","volume":"12","author":[{"family":"Maecker","given":"Holden T."},{"family":"McCoy","given":"J. Philip"},{"family":"Nussenblatt","given":"Robert"}],"issued":{"date-parts":[["2012",3]]}}}],"schema":"https://github.com/citation-style-language/schema/raw/master/csl-citation.json"} </w:instrText>
+      </w:r>
+      <w:r>
+        <w:fldChar w:fldCharType="separate"/>
+      </w:r>
+      <w:r>
+        <w:rPr>
+          <w:noProof/>
+        </w:rPr>
+        <w:t>(1)</w:t>
+      </w:r>
+      <w:r>
+        <w:fldChar w:fldCharType="end"/>
+      </w:r>
+      <w:r>
         <w:rPr>
           <w:color w:val="273437"/>
           <w:shd w:val="clear" w:color="auto" w:fill="FFFFFF"/>
@@ -638,7 +675,7 @@
           <w:color w:val="273437"/>
           <w:shd w:val="clear" w:color="auto" w:fill="FFFFFF"/>
         </w:rPr>
-        <w:instrText xml:space="preserve"> ADDIN ZOTERO_ITEM CSL_CITATION {"citationID":"baFRBFtg","properties":{"unsorted":false,"formattedCitation":"(1)","plainCitation":"(1)","noteIndex":0},"citationItems":[{"id":12730,"uris":["http://zotero.org/users/4580003/items/CNCAGUJ8"],"itemData":{"id":12730,"type":"article-journal","abstract":"The quantification and characterization of circulating immune cells provide key indicators of human health and disease. To identify the relative effects of environmental and genetic factors on variation in the parameters of innate and adaptive immune cells in homeostatic conditions, we combined standardized flow cytometry of blood leukocytes and genome-wide DNA genotyping of 1,000 healthy, unrelated people of Western European ancestry. We found that smoking, together with age, sex and latent infection with cytomegalovirus, were the main non-genetic factors that affected variation in parameters of human immune cells. Genome-wide association studies of 166 immunophenotypes identified 15 loci that showed enrichment for disease-associated variants. Finally, we demonstrated that the parameters of innate cells were more strongly controlled by genetic variation than were those of adaptive cells, which were driven by mainly environmental exposure. Our data establish a resource that will generate new hypotheses in immunology and highlight the role of innate immunity in susceptibility to common autoimmune diseases.","container-title":"Nature Immunology","DOI":"10.1038/s41590-018-0049-7","issue":"3","language":"en","page":"302","PMID":"29476184","source":"hal.science","title":"Natural variation in the parameters of innate immune cells is preferentially driven by genetic factors","volume":"19","author":[{"family":"Patin","given":"Etienne"},{"family":"Hasan","given":"Milena"},{"family":"Bergstedt","given":"Jacob"},{"family":"Rouilly","given":"Vincent"},{"family":"Libri","given":"Valentina"},{"family":"Urrutia","given":"Alejandra"},{"family":"Alanio","given":"Cécile"},{"family":"Scepanovic","given":"Petar"},{"family":"Hammer","given":"Christian"},{"family":"Jönsson","given":"Friederike"},{"family":"Beitz","given":"Benoit"},{"family":"Quach","given":"Hélène"},{"family":"Lim","given":"Yoong Wearn"},{"family":"Hunkapiller","given":"Julie"},{"family":"Zepeda","given":"Magge"},{"family":"Green","given":"Cherie"},{"family":"Piasecka","given":"Barbara"},{"family":"Leloup","given":"Claire"},{"family":"Rogge","given":"Lars"},{"family":"Huetz","given":"François"},{"family":"Peguillet","given":"Isabelle"},{"family":"Lantz","given":"Olivier"},{"family":"Fontes","given":"Magnus"},{"family":"Santo","given":"James"},{"family":"Thomas","given":"Stéphanie"},{"family":"Fellay","given":"Jacques"},{"family":"Duffy","given":"Darragh"},{"family":"Quintana-Murci","given":"Lluis"},{"family":"Albert","given":"Matthew"},{"family":"Interieur","given":"Consortium The Milieu"}],"issued":{"date-parts":[["2018"]]}}}],"schema":"https://github.com/citation-style-language/schema/raw/master/csl-citation.json"} </w:instrText>
+        <w:instrText xml:space="preserve"> ADDIN ZOTERO_ITEM CSL_CITATION {"citationID":"baFRBFtg","properties":{"unsorted":false,"formattedCitation":"(2)","plainCitation":"(2)","noteIndex":0},"citationItems":[{"id":12730,"uris":["http://zotero.org/users/4580003/items/CNCAGUJ8"],"itemData":{"id":12730,"type":"article-journal","abstract":"The quantification and characterization of circulating immune cells provide key indicators of human health and disease. To identify the relative effects of environmental and genetic factors on variation in the parameters of innate and adaptive immune cells in homeostatic conditions, we combined standardized flow cytometry of blood leukocytes and genome-wide DNA genotyping of 1,000 healthy, unrelated people of Western European ancestry. We found that smoking, together with age, sex and latent infection with cytomegalovirus, were the main non-genetic factors that affected variation in parameters of human immune cells. Genome-wide association studies of 166 immunophenotypes identified 15 loci that showed enrichment for disease-associated variants. Finally, we demonstrated that the parameters of innate cells were more strongly controlled by genetic variation than were those of adaptive cells, which were driven by mainly environmental exposure. Our data establish a resource that will generate new hypotheses in immunology and highlight the role of innate immunity in susceptibility to common autoimmune diseases.","container-title":"Nature Immunology","DOI":"10.1038/s41590-018-0049-7","issue":"3","language":"en","page":"302","PMID":"29476184","source":"hal.science","title":"Natural variation in the parameters of innate immune cells is preferentially driven by genetic factors","volume":"19","author":[{"family":"Patin","given":"Etienne"},{"family":"Hasan","given":"Milena"},{"family":"Bergstedt","given":"Jacob"},{"family":"Rouilly","given":"Vincent"},{"family":"Libri","given":"Valentina"},{"family":"Urrutia","given":"Alejandra"},{"family":"Alanio","given":"Cécile"},{"family":"Scepanovic","given":"Petar"},{"family":"Hammer","given":"Christian"},{"family":"Jönsson","given":"Friederike"},{"family":"Beitz","given":"Benoit"},{"family":"Quach","given":"Hélène"},{"family":"Lim","given":"Yoong Wearn"},{"family":"Hunkapiller","given":"Julie"},{"family":"Zepeda","given":"Magge"},{"family":"Green","given":"Cherie"},{"family":"Piasecka","given":"Barbara"},{"family":"Leloup","given":"Claire"},{"family":"Rogge","given":"Lars"},{"family":"Huetz","given":"François"},{"family":"Peguillet","given":"Isabelle"},{"family":"Lantz","given":"Olivier"},{"family":"Fontes","given":"Magnus"},{"family":"Santo","given":"James"},{"family":"Thomas","given":"Stéphanie"},{"family":"Fellay","given":"Jacques"},{"family":"Duffy","given":"Darragh"},{"family":"Quintana-Murci","given":"Lluis"},{"family":"Albert","given":"Matthew"},{"family":"Interieur","given":"Consortium The Milieu"}],"issued":{"date-parts":[["2018"]]}}}],"schema":"https://github.com/citation-style-language/schema/raw/master/csl-citation.json"} </w:instrText>
       </w:r>
       <w:r>
         <w:rPr>
@@ -653,7 +690,7 @@
           <w:color w:val="273437"/>
           <w:shd w:val="clear" w:color="auto" w:fill="FFFFFF"/>
         </w:rPr>
-        <w:t>(1)</w:t>
+        <w:t>(2)</w:t>
       </w:r>
       <w:r>
         <w:rPr>
@@ -689,7 +726,7 @@
         <w:fldChar w:fldCharType="begin"/>
       </w:r>
       <w:r>
-        <w:instrText xml:space="preserve"> ADDIN ZOTERO_ITEM CSL_CITATION {"citationID":"HLLONWvv","properties":{"unsorted":false,"formattedCitation":"(2)","plainCitation":"(2)","noteIndex":0},"citationItems":[{"id":19654,"uris":["http://zotero.org/groups/2522180/items/PH4CETA5"],"itemData":{"id":19654,"type":"software","publisher":"Becton, Dickinson and Companay","title":"FlowJo TM, version 10 &amp; 11","version":"10&amp;11"}}],"schema":"https://github.com/citation-style-language/schema/raw/master/csl-citation.json"} </w:instrText>
+        <w:instrText xml:space="preserve"> ADDIN ZOTERO_ITEM CSL_CITATION {"citationID":"HLLONWvv","properties":{"unsorted":false,"formattedCitation":"(3)","plainCitation":"(3)","noteIndex":0},"citationItems":[{"id":19654,"uris":["http://zotero.org/groups/2522180/items/PH4CETA5"],"itemData":{"id":19654,"type":"software","publisher":"Becton, Dickinson and Company","title":"FlowJo TM, version 10 &amp; 11","version":"10&amp;11"}}],"schema":"https://github.com/citation-style-language/schema/raw/master/csl-citation.json"} </w:instrText>
       </w:r>
       <w:r>
         <w:fldChar w:fldCharType="separate"/>
@@ -698,7 +735,7 @@
         <w:rPr>
           <w:noProof/>
         </w:rPr>
-        <w:t>(2)</w:t>
+        <w:t>(3)</w:t>
       </w:r>
       <w:r>
         <w:fldChar w:fldCharType="end"/>
@@ -713,7 +750,7 @@
         <w:fldChar w:fldCharType="begin"/>
       </w:r>
       <w:r>
-        <w:instrText xml:space="preserve"> ADDIN ZOTERO_ITEM CSL_CITATION {"citationID":"bsOnjifg","properties":{"unsorted":false,"formattedCitation":"(3)","plainCitation":"(3)","noteIndex":0},"citationItems":[{"id":19655,"uris":["http://zotero.org/groups/2522180/items/BXPD5JE6"],"itemData":{"id":19655,"type":"software","DOI":"10.18129/B9.BIOC.FLOWCORE","publisher":"Bioconductor","source":"DOI.org (Datacite)","title":"flowCore","URL":"https://bioconductor.org/packages/flowCore","author":[{"family":"B. Ellis","given":"P. Haaland"}],"accessed":{"date-parts":[["2026",6,25]]},"issued":{"date-parts":[["2017"]]}}}],"schema":"https://github.com/citation-style-language/schema/raw/master/csl-citation.json"} </w:instrText>
+        <w:instrText xml:space="preserve"> ADDIN ZOTERO_ITEM CSL_CITATION {"citationID":"nE2MyxhY","properties":{"unsorted":false,"formattedCitation":"(4)","plainCitation":"(4)","noteIndex":0},"citationItems":[{"id":19680,"uris":["http://zotero.org/groups/2522180/items/6C3YAG2R"],"itemData":{"id":19680,"type":"software","DOI":"10.18129/B9.BIOC.FLOWCORE","publisher":"Bioconductor","source":"DOI.org (Datacite)","title":"flowCore","URL":"https://bioconductor.org/packages/flowCore","author":[{"family":"B. Ellis","given":"P. Haaland"}],"accessed":{"date-parts":[["2026",7,5]]},"issued":{"date-parts":[["2017"]]}}}],"schema":"https://github.com/citation-style-language/schema/raw/master/csl-citation.json"} </w:instrText>
       </w:r>
       <w:r>
         <w:fldChar w:fldCharType="separate"/>
@@ -722,7 +759,7 @@
         <w:rPr>
           <w:noProof/>
         </w:rPr>
-        <w:t>(3)</w:t>
+        <w:t>(4)</w:t>
       </w:r>
       <w:r>
         <w:fldChar w:fldCharType="end"/>
@@ -737,7 +774,7 @@
         <w:fldChar w:fldCharType="begin"/>
       </w:r>
       <w:r>
-        <w:instrText xml:space="preserve"> ADDIN ZOTERO_ITEM CSL_CITATION {"citationID":"XN0rpnxZ","properties":{"unsorted":false,"formattedCitation":"(4)","plainCitation":"(4)","noteIndex":0},"citationItems":[{"id":19656,"uris":["http://zotero.org/groups/2522180/items/K7VXD2CI"],"itemData":{"id":19656,"type":"software","DOI":"10.18129/B9.BIOC.FLOWWORKSPACE","publisher":"Bioconductor","source":"DOI.org (Datacite)","title":"flowWorkspace","URL":"https://bioconductor.org/packages/flowWorkspace","author":[{"family":"Greg Finak","given":"Mike Jiang"}],"accessed":{"date-parts":[["2026",6,25]]},"issued":{"date-parts":[["2017"]]}}}],"schema":"https://github.com/citation-style-language/schema/raw/master/csl-citation.json"} </w:instrText>
+        <w:instrText xml:space="preserve"> ADDIN ZOTERO_ITEM CSL_CITATION {"citationID":"XN0rpnxZ","properties":{"unsorted":false,"formattedCitation":"(5)","plainCitation":"(5)","noteIndex":0},"citationItems":[{"id":19656,"uris":["http://zotero.org/groups/2522180/items/K7VXD2CI"],"itemData":{"id":19656,"type":"software","DOI":"10.18129/B9.BIOC.FLOWWORKSPACE","publisher":"Bioconductor","source":"DOI.org (Datacite)","title":"flowWorkspace","URL":"https://bioconductor.org/packages/flowWorkspace","author":[{"family":"Greg Finak","given":"Mike Jiang"}],"accessed":{"date-parts":[["2026",6,25]]},"issued":{"date-parts":[["2017"]]}}}],"schema":"https://github.com/citation-style-language/schema/raw/master/csl-citation.json"} </w:instrText>
       </w:r>
       <w:r>
         <w:fldChar w:fldCharType="separate"/>
@@ -746,7 +783,7 @@
         <w:rPr>
           <w:noProof/>
         </w:rPr>
-        <w:t>(4)</w:t>
+        <w:t>(5)</w:t>
       </w:r>
       <w:r>
         <w:fldChar w:fldCharType="end"/>
@@ -758,7 +795,7 @@
         <w:fldChar w:fldCharType="begin"/>
       </w:r>
       <w:r>
-        <w:instrText xml:space="preserve"> ADDIN ZOTERO_ITEM CSL_CITATION {"citationID":"xyAEvs0w","properties":{"unsorted":false,"formattedCitation":"(5)","plainCitation":"(5)","noteIndex":0},"citationItems":[{"id":19657,"uris":["http://zotero.org/groups/2522180/items/D7WSMW6C"],"itemData":{"id":19657,"type":"article-journal","container-title":"PLoS Computational Biology","DOI":"10.1371/journal.pcbi.1003806","ISSN":"1553-7358","issue":"8","journalAbbreviation":"PLoS Comput Biol","language":"en","page":"e1003806","source":"DOI.org (Crossref)","title":"OpenCyto: An Open Source Infrastructure for Scalable, Robust, Reproducible, and Automated, End-to-End Flow Cytometry Data Analysis","title-short":"OpenCyto","volume":"10","author":[{"family":"Finak","given":"Greg"},{"family":"Frelinger","given":"Jacob"},{"family":"Jiang","given":"Wenxin"},{"family":"Newell","given":"Evan W."},{"family":"Ramey","given":"John"},{"family":"Davis","given":"Mark M."},{"family":"Kalams","given":"Spyros A."},{"family":"De Rosa","given":"Stephen C."},{"family":"Gottardo","given":"Raphael"}],"editor":[{"family":"Prlic","given":"Andreas"}],"issued":{"date-parts":[["2014",8,28]]}}}],"schema":"https://github.com/citation-style-language/schema/raw/master/csl-citation.json"} </w:instrText>
+        <w:instrText xml:space="preserve"> ADDIN ZOTERO_ITEM CSL_CITATION {"citationID":"xyAEvs0w","properties":{"unsorted":false,"formattedCitation":"(6)","plainCitation":"(6)","noteIndex":0},"citationItems":[{"id":19657,"uris":["http://zotero.org/groups/2522180/items/D7WSMW6C"],"itemData":{"id":19657,"type":"article-journal","container-title":"PLoS Computational Biology","DOI":"10.1371/journal.pcbi.1003806","ISSN":"1553-7358","issue":"8","journalAbbreviation":"PLoS Comput Biol","language":"en","page":"e1003806","source":"DOI.org (Crossref)","title":"OpenCyto: An Open Source Infrastructure for Scalable, Robust, Reproducible, and Automated, End-to-End Flow Cytometry Data Analysis","title-short":"OpenCyto","volume":"10","author":[{"family":"Finak","given":"Greg"},{"family":"Frelinger","given":"Jacob"},{"family":"Jiang","given":"Wenxin"},{"family":"Newell","given":"Evan W."},{"family":"Ramey","given":"John"},{"family":"Davis","given":"Mark M."},{"family":"Kalams","given":"Spyros A."},{"family":"De Rosa","given":"Stephen C."},{"family":"Gottardo","given":"Raphael"}],"editor":[{"family":"Prlic","given":"Andreas"}],"issued":{"date-parts":[["2014",8,28]]}}}],"schema":"https://github.com/citation-style-language/schema/raw/master/csl-citation.json"} </w:instrText>
       </w:r>
       <w:r>
         <w:fldChar w:fldCharType="separate"/>
@@ -767,7 +804,7 @@
         <w:rPr>
           <w:noProof/>
         </w:rPr>
-        <w:t>(5)</w:t>
+        <w:t>(6)</w:t>
       </w:r>
       <w:r>
         <w:fldChar w:fldCharType="end"/>
@@ -790,7 +827,7 @@
         <w:fldChar w:fldCharType="begin"/>
       </w:r>
       <w:r>
-        <w:instrText xml:space="preserve"> ADDIN ZOTERO_ITEM CSL_CITATION {"citationID":"4qZ0iWTS","properties":{"unsorted":false,"formattedCitation":"(6)","plainCitation":"(6)","noteIndex":0},"citationItems":[{"id":19665,"uris":["http://zotero.org/groups/2522180/items/J49Q8VH5"],"itemData":{"id":19665,"type":"article-journal","abstract":"Abstract\n            The lack of software interoperability with respect to gating has traditionally been a bottleneck preventing the use of multiple analytical tools and reproducibility of flow cytometry data analysis by independent parties. To address this issue, ISAC developed Gating‐ML, a computer file format to encode and interchange gates. Gating‐ML 1.5 was adopted and published as an ISAC Candidate Recommendation in 2008. Feedback during the probationary period from implementors, including major commercial software companies, instrument vendors, and the wider community, has led to a streamlined Gating‐ML 2.0. Gating‐ML has been significantly simplified and therefore easier to support by software tools. To aid developers, free, open source reference implementations, compliance tests, and detailed examples are provided to stimulate further commercial adoption. ISAC has approved Gating‐ML as a standard ready for deployment in the public domain and encourages its support within the community as it is at a mature stage of development having undergone extensive review and testing, under both theoretical and practical conditions. © 2015 International Society for Advancement of Cytometry","container-title":"Cytometry Part A","DOI":"10.1002/cyto.a.22690","ISSN":"1552-4922, 1552-4930","issue":"7","journalAbbreviation":"Cytometry Pt A","language":"en","license":"http://onlinelibrary.wiley.com/termsAndConditions#vor","page":"683-687","source":"DOI.org (Crossref)","title":"&lt;span style=\"font-variant:small-caps;\"&gt;ISAC&lt;/span&gt; 's &lt;span style=\"font-variant:small-caps;\"&gt;G&lt;/span&gt; ating‐ &lt;span style=\"font-variant:small-caps;\"&gt;ML&lt;/span&gt; 2.0 data exchange standard for gating description","title-short":"&lt;span style=\"font-variant","volume":"87","author":[{"family":"Spidlen","given":"Josef"},{"family":"Moore","given":"Wayne"},{"literal":"ISAC Data Standards Task Force"},{"family":"Brinkman","given":"Ryan R."}],"issued":{"date-parts":[["2015",7]]}}}],"schema":"https://github.com/citation-style-language/schema/raw/master/csl-citation.json"} </w:instrText>
+        <w:instrText xml:space="preserve"> ADDIN ZOTERO_ITEM CSL_CITATION {"citationID":"4qZ0iWTS","properties":{"unsorted":false,"formattedCitation":"(7)","plainCitation":"(7)","noteIndex":0},"citationItems":[{"id":19665,"uris":["http://zotero.org/groups/2522180/items/J49Q8VH5"],"itemData":{"id":19665,"type":"article-journal","abstract":"Abstract\n            The lack of software interoperability with respect to gating has traditionally been a bottleneck preventing the use of multiple analytical tools and reproducibility of flow cytometry data analysis by independent parties. To address this issue, ISAC developed Gating‐ML, a computer file format to encode and interchange gates. Gating‐ML 1.5 was adopted and published as an ISAC Candidate Recommendation in 2008. Feedback during the probationary period from implementors, including major commercial software companies, instrument vendors, and the wider community, has led to a streamlined Gating‐ML 2.0. Gating‐ML has been significantly simplified and therefore easier to support by software tools. To aid developers, free, open source reference implementations, compliance tests, and detailed examples are provided to stimulate further commercial adoption. ISAC has approved Gating‐ML as a standard ready for deployment in the public domain and encourages its support within the community as it is at a mature stage of development having undergone extensive review and testing, under both theoretical and practical conditions. © 2015 International Society for Advancement of Cytometry","container-title":"Cytometry Part A","DOI":"10.1002/cyto.a.22690","ISSN":"1552-4922, 1552-4930","issue":"7","journalAbbreviation":"Cytometry Pt A","language":"en","license":"http://onlinelibrary.wiley.com/termsAndConditions#vor","page":"683-687","source":"DOI.org (Crossref)","title":"ISAC's Gating‐ML 2.0 data exchange standard for gating description","title-short":"&lt;span style=\"font-variant","volume":"87","author":[{"family":"Spidlen","given":"Josef"},{"family":"Moore","given":"Wayne"},{"literal":"ISAC Data Standards Task Force"},{"family":"Brinkman","given":"Ryan R."}],"issued":{"date-parts":[["2015",7]]}}}],"schema":"https://github.com/citation-style-language/schema/raw/master/csl-citation.json"} </w:instrText>
       </w:r>
       <w:r>
         <w:fldChar w:fldCharType="separate"/>
@@ -799,7 +836,7 @@
         <w:rPr>
           <w:noProof/>
         </w:rPr>
-        <w:t>(6)</w:t>
+        <w:t>(7)</w:t>
       </w:r>
       <w:r>
         <w:fldChar w:fldCharType="end"/>
@@ -825,7 +862,7 @@
         <w:fldChar w:fldCharType="begin"/>
       </w:r>
       <w:r>
-        <w:instrText xml:space="preserve"> ADDIN ZOTERO_ITEM CSL_CITATION {"citationID":"OOuYbTbS","properties":{"unsorted":false,"formattedCitation":"(7)","plainCitation":"(7)","noteIndex":0},"citationItems":[{"id":19659,"uris":["http://zotero.org/groups/2522180/items/LYWKBKYT"],"itemData":{"id":19659,"type":"article-journal","abstract":"Abstract\n            \n              CytoML\n              is an R/Bioconductor package that enables cross‐platform import, export, and sharing of gated cytometry data. It currently supports Cytobank, FlowJo, Diva, and R, allowing users to import gated cytometry data from commercial platforms into R. Once data are available in R, the data can be further manipulated. For example it can be combined with other computational and analytic approaches, and the results can be exported to FlowJo or Cytobank to be explored by researchers using those platforms. We demonstrate how\n              CytoML\n              and related R packages can be used as a tool to import, modify and export several samples stained with the T cell panel from the FlowCAP IV Lyoplate data set. Once imported, the gating is modified using computational approaches, and exported for visualization in Cytobank and FlowJo. We further show how\n              CytoML\n              can be used to import gated data from a publicly accessible mass cytometry experiment from Cytobank.\n              CytoML\n              is the only tool that allows such sharing of gated cytometry data between researchers working across different platforms, and it will serve as a useful tool for validating and verifying the reproducibility of analyses. © 2018 The Authors. Cytometry Part A published by Wiley Periodicals, Inc. on behalf of International Society for Advancement of Cytometry.","container-title":"Cytometry Part A","DOI":"10.1002/cyto.a.23663","ISSN":"1552-4922, 1552-4930","issue":"12","journalAbbreviation":"Cytometry Pt A","language":"en","page":"1189-1196","source":"DOI.org (Crossref)","title":"&lt;i&gt;CytoML&lt;/i&gt; for cross‐platform cytometry data sharing","volume":"93","author":[{"family":"Finak","given":"Greg"},{"family":"Jiang","given":"Wenxin"},{"family":"Gottardo","given":"Raphael"}],"issued":{"date-parts":[["2018",12]]}}}],"schema":"https://github.com/citation-style-language/schema/raw/master/csl-citation.json"} </w:instrText>
+        <w:instrText xml:space="preserve"> ADDIN ZOTERO_ITEM CSL_CITATION {"citationID":"OOuYbTbS","properties":{"unsorted":false,"formattedCitation":"(8)","plainCitation":"(8)","noteIndex":0},"citationItems":[{"id":19659,"uris":["http://zotero.org/groups/2522180/items/LYWKBKYT"],"itemData":{"id":19659,"type":"article-journal","abstract":"Abstract\n            \n              CytoML\n              is an R/Bioconductor package that enables cross‐platform import, export, and sharing of gated cytometry data. It currently supports Cytobank, FlowJo, Diva, and R, allowing users to import gated cytometry data from commercial platforms into R. Once data are available in R, the data can be further manipulated. For example it can be combined with other computational and analytic approaches, and the results can be exported to FlowJo or Cytobank to be explored by researchers using those platforms. We demonstrate how\n              CytoML\n              and related R packages can be used as a tool to import, modify and export several samples stained with the T cell panel from the FlowCAP IV Lyoplate data set. Once imported, the gating is modified using computational approaches, and exported for visualization in Cytobank and FlowJo. We further show how\n              CytoML\n              can be used to import gated data from a publicly accessible mass cytometry experiment from Cytobank.\n              CytoML\n              is the only tool that allows such sharing of gated cytometry data between researchers working across different platforms, and it will serve as a useful tool for validating and verifying the reproducibility of analyses. © 2018 The Authors. Cytometry Part A published by Wiley Periodicals, Inc. on behalf of International Society for Advancement of Cytometry.","container-title":"Cytometry Part A","DOI":"10.1002/cyto.a.23663","ISSN":"1552-4922, 1552-4930","issue":"12","journalAbbreviation":"Cytometry Pt A","language":"en","page":"1189-1196","source":"DOI.org (Crossref)","title":"&lt;i&gt;CytoML&lt;/i&gt; for cross‐platform cytometry data sharing","volume":"93","author":[{"family":"Finak","given":"Greg"},{"family":"Jiang","given":"Wenxin"},{"family":"Gottardo","given":"Raphael"}],"issued":{"date-parts":[["2018",12]]}}}],"schema":"https://github.com/citation-style-language/schema/raw/master/csl-citation.json"} </w:instrText>
       </w:r>
       <w:r>
         <w:fldChar w:fldCharType="separate"/>
@@ -834,7 +871,7 @@
         <w:rPr>
           <w:noProof/>
         </w:rPr>
-        <w:t>(7)</w:t>
+        <w:t>(8)</w:t>
       </w:r>
       <w:r>
         <w:fldChar w:fldCharType="end"/>
@@ -854,11 +891,8 @@
         <w:pStyle w:val="NormalWeb"/>
       </w:pPr>
       <w:r>
-        <w:t xml:space="preserve">Hereby we present CyFj11, an R package that addresses this gap through asymmetric format conversion: full import support for FlowJo v11 workspaces into R GatingSet objects, and export to the FlowJo v10 XML format. The asymmetry is intentional — v11 import was implemented by reverse-engineering the ZIP-based JSON structure, while export targets the documented Gating-ML 2.0 v10 standard rather than the opaque v11 schema. FlowJo v11 can open v10-format workspaces, making this a practical workflow: import v11 for R analysis, </w:t>
-      </w:r>
-      <w:r>
         <w:lastRenderedPageBreak/>
-        <w:t>export to v10 for return to FlowJo. The pure R implementation requires no compiled code or containers, ensuring cross-platform compatibility.</w:t>
+        <w:t>Here we present CyFj11, an R package that addresses this gap through asymmetric format conversion: full import support for FlowJo v11 workspaces into R GatingSet objects, and export to the FlowJo v10 XML format. The asymmetry is intentional — v11 import was implemented by reverse-engineering the ZIP-based JSON structure, while export targets the documented Gating-ML 2.0 v10 standard rather than the opaque v11 schema. FlowJo v11 can open v10-format workspaces, making this a practical workflow: import v11 for R analysis, export to v10 for return to FlowJo. The pure R implementation requires no compiled code or containers, ensuring cross-platform compatibility.</w:t>
       </w:r>
     </w:p>
     <w:p>
@@ -877,6 +911,7 @@
       </w:pPr>
       <w:r>
         <w:rPr>
+          <w:noProof/>
           <w:lang w:val="en-US"/>
         </w:rPr>
         <w:drawing>
@@ -995,6 +1030,7 @@
         <w:pStyle w:val="Heading2"/>
       </w:pPr>
       <w:r>
+        <w:lastRenderedPageBreak/>
         <w:t>Design Rationale</w:t>
       </w:r>
     </w:p>
@@ -1003,11 +1039,7 @@
         <w:pStyle w:val="NormalWeb"/>
       </w:pPr>
       <w:r>
-        <w:t xml:space="preserve">CyFj11 provides asymmetric conversion: complete FlowJo v11 import, with export limited to the FlowJo v10 XML format (Figure 1). This design reflects a deliberate engineering decision, not an incomplete implementation. The FlowJo v11 JSON schema requires maintaining a consistent graph of UUID relationships across dozens of entity types; without vendor documentation, generating a valid v11 export would require full reverse-engineering </w:t>
-      </w:r>
-      <w:r>
-        <w:lastRenderedPageBreak/>
-        <w:t xml:space="preserve">of this schema with no guarantee of compatibility across </w:t>
+        <w:t xml:space="preserve">CyFj11 provides asymmetric conversion: complete FlowJo v11 import, with export limited to the FlowJo v10 XML format (Figure 1). This design reflects a deliberate engineering decision, not an incomplete implementation. The FlowJo v11 JSON schema requires maintaining a consistent graph of UUID relationships across dozens of entity types; without vendor documentation, generating a valid v11 export would require full reverse-engineering of this schema with no guarantee of compatibility across </w:t>
       </w:r>
       <w:r>
         <w:t>FlowJo updates. In contrast, the v10 XML format follows the published Gating-ML 2.0 standard, enabling confident generation of valid, interoperable files. A detailed technical justification is provided in Supplementary File 1.</w:t>
@@ -1206,13 +1238,8 @@
         <w:t xml:space="preserve"> function generates Gating-ML 2.0–compliant XML that FlowJo v11 can open.</w:t>
       </w:r>
       <w:r>
-        <w:t xml:space="preserve"> We have also included a function to extract the population counts and statistics stored in the FlowJo v10 .wsp files for convenience (extract-flowjo-stats).</w:t>
-      </w:r>
-    </w:p>
-    <w:p>
-      <w:pPr>
-        <w:pStyle w:val="Heading2"/>
-      </w:pPr>
+        <w:t xml:space="preserve"> </w:t>
+      </w:r>
       <w:r>
         <w:t>Supported Features</w:t>
       </w:r>
@@ -1440,6 +1467,7 @@
               <w:pStyle w:val="NormalWeb"/>
             </w:pPr>
             <w:r>
+              <w:lastRenderedPageBreak/>
               <w:t>Polygon</w:t>
             </w:r>
           </w:p>
@@ -1540,7 +1568,6 @@
               <w:pStyle w:val="NormalWeb"/>
             </w:pPr>
             <w:r>
-              <w:lastRenderedPageBreak/>
               <w:t>Range (1D)</w:t>
             </w:r>
           </w:p>
@@ -2235,7 +2262,25 @@
         <w:t xml:space="preserve"> </w:t>
       </w:r>
       <w:r>
-        <w:t>FlowJo 11 natively supports three transformation types for gating and visualization: linear, logarithmic, and biexponential (BiEx). While alternative transformations such as inverse hyperbolic sine (arcsinh/fasinh) are supported in FlowJo 10 and can be partially recognized in FlowJo 11, their behavior and serialization in the FlowJo 11 format may differ from the source analysis.</w:t>
+        <w:t>FlowJo 11 natively supports three transformation types for gating and visualization: linear, logarithmic, and biexponential (BiEx). While alternative transformations such as inverse hyperbolic sine (arcsinh/fasinh) are supported in FlowJo 10</w:t>
+      </w:r>
+      <w:r>
+        <w:t xml:space="preserve">, </w:t>
+      </w:r>
+      <w:r>
+        <w:t>FlowJo 11</w:t>
+      </w:r>
+      <w:r>
+        <w:t xml:space="preserve"> only</w:t>
+      </w:r>
+      <w:r>
+        <w:t xml:space="preserve"> partially recognize</w:t>
+      </w:r>
+      <w:r>
+        <w:t xml:space="preserve"> them (can read them, but the GUI cannot change any parameter)</w:t>
+      </w:r>
+      <w:r>
+        <w:t>.</w:t>
       </w:r>
       <w:r>
         <w:t xml:space="preserve"> </w:t>
@@ -2291,6 +2336,12 @@
       </w:r>
       <w:r>
         <w:t>.</w:t>
+      </w:r>
+      <w:r>
+        <w:t xml:space="preserve"> </w:t>
+      </w:r>
+      <w:r>
+        <w:t>The extract_flowjo_stats() function reads population counts and statistics from a FlowJo v10 .wsp file without requiring FCS data, providing a convenient way to extract gating results from existing workspaces..</w:t>
       </w:r>
     </w:p>
     <w:p>
@@ -2505,6 +2556,7 @@
           <w:szCs w:val="24"/>
           <w:lang w:val="en-FR" w:eastAsia="en-GB"/>
         </w:rPr>
+        <w:lastRenderedPageBreak/>
         <w:t>A Bioconductor release is planned following peer review.</w:t>
       </w:r>
     </w:p>
@@ -2525,7 +2577,7 @@
           <w:szCs w:val="24"/>
           <w:lang w:val="en-FR" w:eastAsia="en-GB"/>
         </w:rPr>
-        <w:pict w14:anchorId="5CCD9AA9">
+        <w:pict w14:anchorId="2D6158C4">
           <v:rect id="_x0000_i1039" alt="" style="width:451.3pt;height:.05pt;mso-width-percent:0;mso-height-percent:0;mso-width-percent:0;mso-height-percent:0" o:hralign="center" o:hrstd="t" o:hr="t" fillcolor="#a0a0a0" stroked="f"/>
         </w:pict>
       </w:r>
@@ -2539,59 +2591,148 @@
         </w:rPr>
       </w:pPr>
       <w:r>
+        <w:t>Results</w:t>
+      </w:r>
+    </w:p>
+    <w:p>
+      <w:pPr>
+        <w:rPr>
+          <w:lang w:val="en-FR"/>
+        </w:rPr>
+      </w:pPr>
+      <w:r>
+        <w:rPr>
+          <w:lang w:val="en-FR"/>
+        </w:rPr>
+        <w:t>5.1. Results Overview</w:t>
+      </w:r>
+    </w:p>
+    <w:p>
+      <w:pPr>
+        <w:rPr>
+          <w:lang w:val="en-FR"/>
+        </w:rPr>
+      </w:pPr>
+      <w:r>
+        <w:rPr>
+          <w:lang w:val="en-FR"/>
+        </w:rPr>
+        <w:t>CyFj11 was validated using 13 structured test scenarios designed to exercise all supported gate types and transformation types in isolation and in combination; full scenario descriptions are provided in Supplementary File 2. Gate types covered include rectangle, polygon, ellipsoid, range, quadrant, and boolean; transformation types include linear, biexponential, log, and arcsinh. Edge cases — hierarchical gating, boolean combinations, and mixed-transformation workflows — were explicitly represented. A fourteenth test (Test 14) used a real-world immunophenotyping dataset to validate the complete CytoML-to-CyFj11 pipeline and to assess compensation matrix export fidelity; it is described separately in Section 5.4.</w:t>
+      </w:r>
+    </w:p>
+    <w:p>
+      <w:pPr>
+        <w:rPr>
+          <w:lang w:val="en-FR"/>
+        </w:rPr>
+      </w:pPr>
+    </w:p>
+    <w:p>
+      <w:pPr>
+        <w:rPr>
+          <w:lang w:val="en-FR"/>
+        </w:rPr>
+      </w:pPr>
+      <w:r>
+        <w:rPr>
+          <w:lang w:val="en-FR"/>
+        </w:rPr>
+        <w:t xml:space="preserve">For each of the 13 synthetic scenarios, FCS files were generated in R using flowCore and flowWorkspace, a GatingSet was constructed, and the result was exported to a FlowJo v10 (FJ10) workspace file via export_flowjo10_workspace(). Each exported file was opened in both FlowJo v10 and FlowJo v11 and population counts were compared against the R-derived ground truth. All source code, test workspaces, FCS files, and analysis scripts are deposited at </w:t>
+      </w:r>
+      <w:hyperlink r:id="rId13" w:history="1">
+        <w:r>
+          <w:rPr>
+            <w:rStyle w:val="Hyperlink"/>
+            <w:lang w:val="en-FR"/>
+          </w:rPr>
+          <w:t>https://doi.org/10.5281/zenodo.20933199</w:t>
+        </w:r>
+      </w:hyperlink>
+      <w:r>
+        <w:rPr>
+          <w:lang w:val="en-FR"/>
+        </w:rPr>
+        <w:t>. Test 14 uses the example dataset distributed with the FlowSOM R package (68983.fcs; van Gassen et al.) together with its included gating workspace (gating.wsp). Unlike tests 01–13, the GatingSet for test 14 was not constructed from scratch in R but imported from an existing FlowJo v10 workspace using CytoML::flowjo_to_gatingset() (path = test14/, subset = "68983.fcs"). The imported GatingSet was then re-exported using export_flowjo10_workspace(). This pipeline tests the CytoML → CyFj11 interoperability path and the preservation of compensation matrices through import and re-export. The FlowSOM package must be installed to reproduce this test (BiocManager::install("FlowSOM")).</w:t>
+      </w:r>
+    </w:p>
+    <w:p>
+      <w:pPr>
+        <w:rPr>
+          <w:lang w:val="en-FR"/>
+        </w:rPr>
+      </w:pPr>
+    </w:p>
+    <w:p>
+      <w:pPr>
+        <w:rPr>
+          <w:lang w:val="en-FR"/>
+        </w:rPr>
+      </w:pPr>
+      <w:r>
+        <w:rPr>
+          <w:lang w:val="en-FR"/>
+        </w:rPr>
+        <w:t>FJ10 validation. Of the 20 populations included in the FJ10 comparison — excluding arcsinh-transformed and boolean gates for reasons documented in Section 5.2 — FlowJo v10 showed exact count agreement with R for 15 (75%), with the remaining five differing by at most 14 cells (maximum absolute difference: 0.30%). The mean absolute percentage difference across all 20 populations was 0.024%, confirming high export accuracy. Geometric fidelity was separately confirmed by extracting gate boundary coordinates from the exported XML: coordinates matched the original R definitions exactly across all transformation types tested (linear, biexponential, log, arcsinh). Minor visual discrepancies in gate positioning within the FlowJo interface may arise from platform-specific rendering of transform parameters but do not indicate coordinate errors in the exported XML.</w:t>
+      </w:r>
+    </w:p>
+    <w:p>
+      <w:pPr>
+        <w:rPr>
+          <w:lang w:val="en-FR"/>
+        </w:rPr>
+      </w:pPr>
+    </w:p>
+    <w:p>
+      <w:pPr>
+        <w:rPr>
+          <w:lang w:val="en-FR"/>
+        </w:rPr>
+      </w:pPr>
+      <w:r>
+        <w:rPr>
+          <w:lang w:val="en-FR"/>
+        </w:rPr>
+        <w:t>5.2. FlowJo v11 Backward Compatibility Findings</w:t>
+      </w:r>
+    </w:p>
+    <w:p>
+      <w:pPr>
+        <w:rPr>
+          <w:lang w:val="en-FR"/>
+        </w:rPr>
+      </w:pPr>
+      <w:r>
+        <w:rPr>
+          <w:lang w:val="en-FR"/>
+        </w:rPr>
+        <w:t>Two systematic incompatibilities between CyFj11-generated v10 XML and FlowJo v11's import mechanism were identified during validation. Both are documented here before FJ11 count results are presented; in each case, the same exported XML produced correct results in FlowJo v10, confirming that the failures originate in FlowJo v11's v10 reader rather than in CyFj11.</w:t>
+      </w:r>
+    </w:p>
+    <w:p>
+      <w:pPr>
+        <w:rPr>
+          <w:lang w:val="en-FR"/>
+        </w:rPr>
+      </w:pPr>
+    </w:p>
+    <w:p>
+      <w:pPr>
+        <w:rPr>
+          <w:lang w:val="en-FR"/>
+        </w:rPr>
+      </w:pPr>
+      <w:r>
+        <w:rPr>
+          <w:lang w:val="en-FR"/>
+        </w:rPr>
+        <w:t xml:space="preserve">Boolean gate import failure. Boolean gate definitions (AND, OR, NOT) embedded in v10 XML were not fully preserved on import into FlowJo v11 (tests 11–13). Affected gates </w:t>
+      </w:r>
+      <w:r>
+        <w:rPr>
+          <w:lang w:val="en-FR"/>
+        </w:rPr>
         <w:lastRenderedPageBreak/>
-        <w:t>Results</w:t>
-      </w:r>
-    </w:p>
-    <w:p>
-      <w:pPr>
-        <w:pStyle w:val="NormalWeb"/>
-      </w:pPr>
-      <w:r>
-        <w:t xml:space="preserve">We validated CyFj11 using 13 structured test scenarios designed to exercise all supported gate types and transformations in isolation and in combination </w:t>
-      </w:r>
-      <w:r>
-        <w:t>(full descriptions in Supplementary File 2).</w:t>
-      </w:r>
-      <w:r>
-        <w:t xml:space="preserve"> We selected these scenarios to cover all supported gate types (rectangle, polygon, ellipsoid, range, quadrant, boolean) in isolation and in combination with each transformation type (linear, biexponential, log, arcsinh). Scenarios were designed to exercise edge cases including hierarchical gating, Boolean combinations, and mixed transformation workflows.</w:t>
-      </w:r>
-    </w:p>
-    <w:p>
-      <w:pPr>
-        <w:pStyle w:val="NormalWeb"/>
-      </w:pPr>
-      <w:r>
-        <w:t>For each scenario, synthetic FCS files were generated in R using flowCore and flowWorkspace functions. A GatingSet was constructed and then exported to a FlowJo v10 (FJ10) workspace file using export_flowjo10_workspace(). These exported FJ10 workspace files were subsequently opened in both FlowJo v10 and FlowJo v11, and cell population counts were manually collected from the hierarchy panel for comparison against the R-derived ground truth.</w:t>
-      </w:r>
-      <w:r>
-        <w:t xml:space="preserve"> </w:t>
-      </w:r>
-      <w:r>
-        <w:t>Source code, t</w:t>
-      </w:r>
-      <w:r>
-        <w:t xml:space="preserve">est workspaces, FCS files, and analysis scripts are deposited at </w:t>
-      </w:r>
-      <w:r>
-        <w:t>https://doi.org/10.5281/zenodo.20933199</w:t>
-      </w:r>
-      <w:r>
-        <w:t>.</w:t>
-      </w:r>
-    </w:p>
-    <w:p>
-      <w:pPr>
-        <w:pStyle w:val="Heading2"/>
-        <w:rPr>
-          <w:lang w:val="en-US"/>
-        </w:rPr>
-      </w:pPr>
-      <w:r>
-        <w:rPr>
-          <w:lang w:val="en-US"/>
-        </w:rPr>
-        <w:t>Population Count and Coordinate Preservation</w:t>
+        <w:t>required manual reconstruction within FlowJo v11 and are excluded from the FJ11 count comparison; these exclusions are labeled in Supplementary Table S1.</w:t>
       </w:r>
     </w:p>
     <w:p>
@@ -2600,24 +2741,26 @@
           <w:lang w:val="en-FR"/>
         </w:rPr>
       </w:pPr>
-      <w:r>
+    </w:p>
+    <w:p>
+      <w:pPr>
         <w:rPr>
           <w:lang w:val="en-FR"/>
         </w:rPr>
-        <w:t xml:space="preserve">To validate data fidelity, population counts from the exported workspaces were compared against the original R GatingSet objects. Across the 13 validation scenarios, population counts showed high preservation in both FlowJo versions. In FlowJo v10, 29 of 35 populations (82.9%) exhibited exact agreement with R. The remaining six populations differed by a maximum of 14 cells (0.30% absolute difference). Similar results were observed in FlowJo v11 (Table 1; Supplementary </w:t>
-      </w:r>
+      </w:pPr>
       <w:r>
         <w:rPr>
           <w:lang w:val="en-FR"/>
         </w:rPr>
-        <w:t>File 2</w:t>
-      </w:r>
-      <w:r>
+        <w:t>Arcsinh transformation rendering failure. Arcsinh-transformed gates (tests 08, 11, and 13) were not correctly rendered by FlowJo v11 when loaded from v10 XML, yielding systematically incorrect population boundaries and counts. These are similarly excluded from the FJ11 comparison (Supplementary Table S1).</w:t>
+      </w:r>
+    </w:p>
+    <w:p>
+      <w:pPr>
         <w:rPr>
           <w:lang w:val="en-FR"/>
         </w:rPr>
-        <w:t>). These minor discrepancies are attributed to floating-point variations in geometric evaluation between the R and FlowJo platforms.</w:t>
-      </w:r>
+      </w:pPr>
     </w:p>
     <w:p>
       <w:pPr>
@@ -2625,30 +2768,31 @@
           <w:lang w:val="en-FR"/>
         </w:rPr>
       </w:pPr>
-    </w:p>
-    <w:p>
-      <w:pPr>
+      <w:r>
         <w:rPr>
           <w:lang w:val="en-FR"/>
         </w:rPr>
-      </w:pPr>
-      <w:r>
+        <w:t>Import workaround. Direct import of CyFj11-exported v10 workspace files into FlowJo v11 was not always successful. Where import failed, the following procedure resolved most failures: the workspace was first re-saved from within FlowJo v10 (File &gt; Save As), and this re-saved file was then imported into FlowJo v11. Gates were subsequently verified within FlowJo v11 and manually corrected where necessary. Workspaces requiring substantial correction (tests 12 and 13) were saved in native v11 format (testNN.flowjo); workspaces requiring only minor verification were saved as testNN_export.llm.flowjo.</w:t>
+      </w:r>
+    </w:p>
+    <w:p>
+      <w:pPr>
         <w:rPr>
           <w:lang w:val="en-FR"/>
         </w:rPr>
-        <w:t xml:space="preserve">Geometric accuracy was confirmed by extracting gate boundary coordinates from the exported XML files. Across test scenarios covering linear, biexponential, log, and arcsinh transformations, all gate coordinates matched the original R definitions with </w:t>
-      </w:r>
-      <w:r>
+      </w:pPr>
+    </w:p>
+    <w:p>
+      <w:pPr>
         <w:rPr>
           <w:lang w:val="en-FR"/>
         </w:rPr>
-        <w:t xml:space="preserve">no </w:t>
-      </w:r>
+      </w:pPr>
       <w:r>
         <w:rPr>
           <w:lang w:val="en-FR"/>
         </w:rPr>
-        <w:t>deviation. While R-side coordinates are preserved exactly in the XML, minor visual discrepancies in gate positioning may occur within the FlowJo interface due to platform-specific interpretations of transform parameters.</w:t>
+        <w:t>FJ11 count comparison. FlowJo v11 showed considerably greater variability than FJ10 across the same 20-population comparison. Four populations (20%) were exactly reproduced and eleven (55%) differed by ≤0.3%. Five populations showed discrepancies exceeding 0.3%: test04 singlets (polygon gate, 49 cells, 0.65%), test05 ellipse_cells (ellipsoid gate, 202 cells, 2.77%), test10 SSC_gate (1D rectangle, 27 cells, 0.37%), test12 scatter_ellipse (ellipsoid gate, 87 cells, 0.89%), and test12 PE_hi (1D rectangle, log transform, 1799 cells, 47%). The PE_hi case warrants specific comment: it applies the same logarithmic transform as test07, which showed exact FJ11 agreement, suggesting an interaction between the transform parameterization and the specific workspace context in test12 rather than a general log-transform incompatibility. Manual gate verification and re-saving within FlowJo v11 restored the PE_hi count to the correct value (3831), confirming that the gate definition in the exported XML is correct and that the discrepancy arises at import time within FlowJo v11. The mean absolute percentage difference across the 19 populations excluding PE_hi was 0.29%; including PE_hi, the mean rises substantially and is dominated by this single anomalous case.</w:t>
       </w:r>
     </w:p>
     <w:p>
@@ -2660,14 +2804,6 @@
     </w:p>
     <w:p>
       <w:pPr>
-        <w:pStyle w:val="Heading2"/>
-      </w:pPr>
-      <w:r>
-        <w:t>5.2. Standards Compliance</w:t>
-      </w:r>
-    </w:p>
-    <w:p>
-      <w:pPr>
         <w:rPr>
           <w:lang w:val="en-FR"/>
         </w:rPr>
@@ -2676,162 +2812,171 @@
         <w:rPr>
           <w:lang w:val="en-FR"/>
         </w:rPr>
-        <w:t>Structural conformance to the Gating-ML 2.0</w:t>
-      </w:r>
-      <w:r>
+        <w:t>Marker name parsing failure (Test 14). A further FJ11-specific incompatibility was identified in Test 14 (Section 5.4): FlowJo v11 failed to correctly parse the marker name "NK1_1+" when reading the CyFj11-exported v10 XML, causing cascading inaccessibility of all populations dependent on NK1_1+ and NK1_1− as parent gates. The same XML was opened without error in FlowJo v10 (count difference: 1 cell), confirming that the exported file is structurally correct and that the failure is FJ11-specific. Users whose marker panels include non-alphanumeric characters — particularly underscores combined with special characters or numerals in certain positions — should verify marker name resolution in FlowJo v11 after import and rename parameters if necessary. CyFj11 does not modify marker names during export; names are written exactly as they appear in the GatingSet parameter table.</w:t>
+      </w:r>
+    </w:p>
+    <w:p>
+      <w:pPr>
         <w:rPr>
           <w:lang w:val="en-FR"/>
         </w:rPr>
-        <w:t xml:space="preserve"> </w:t>
-      </w:r>
-      <w:r>
+      </w:pPr>
+    </w:p>
+    <w:p>
+      <w:pPr>
         <w:rPr>
           <w:lang w:val="en-FR"/>
         </w:rPr>
-        <w:fldChar w:fldCharType="begin"/>
-      </w:r>
+      </w:pPr>
       <w:r>
         <w:rPr>
           <w:lang w:val="en-FR"/>
         </w:rPr>
-        <w:instrText xml:space="preserve"> ADDIN ZOTERO_ITEM CSL_CITATION {"citationID":"Nsglhwfk","properties":{"unsorted":false,"formattedCitation":"(8)","plainCitation":"(8)","noteIndex":0},"citationItems":[{"id":19667,"uris":["http://zotero.org/groups/2522180/items/QU8IRNNN"],"itemData":{"id":19667,"type":"article-journal","abstract":"Abstract\n            A fundamental tenet of scientific research is that published results are open to independent validation and refutation. Minimum data standards aid data providers, users, and publishers by providing a specification of what is required to unambiguously interpret experimental findings. Here, we present the Minimum Information about a Flow Cytometry Experiment (MIFlowCyt) standard, stating the minimum information required to report flow cytometry (FCM) experiments. We brought together a cross</w:instrText>
-      </w:r>
-      <w:r>
-        <w:rPr>
-          <w:rFonts w:ascii="Cambria Math" w:hAnsi="Cambria Math" w:cs="Cambria Math"/>
+        <w:t>Table 2. Summary of Population Count Accuracy vs. R Ground Truth.</w:t>
+      </w:r>
+    </w:p>
+    <w:p>
+      <w:pPr>
+        <w:rPr>
           <w:lang w:val="en-FR"/>
         </w:rPr>
-        <w:instrText>‐</w:instrText>
-      </w:r>
+      </w:pPr>
       <w:r>
         <w:rPr>
           <w:lang w:val="en-FR"/>
         </w:rPr>
-        <w:instrText>disciplinary international collaborative group of bioinformaticians, computational statisticians, software developers, instrument manufacturers, and clinical and basic research scientists to develop the standard. The standard was subsequently vetted by the International Society for Advancement of Cytometry (ISAC) Data Standards Task Force, Standards Committee, membership, and Council. The MIFlowCyt standard includes recommendations about descriptions of the specimens and reagents included in the FCM experiment, the configuration of the instrument used to perform the assays, and the data processing approaches used to interpret the primary output data. MIFlowCyt has been adopted as a standard by ISAC, representing the FCM scientific community including scientists as well as software and hardware manufacturers. Adoptionof MIFlowCyt by the scientific and publishing communities will facilitate third</w:instrText>
-      </w:r>
-      <w:r>
-        <w:rPr>
-          <w:rFonts w:ascii="Cambria Math" w:hAnsi="Cambria Math" w:cs="Cambria Math"/>
+        <w:t>Tests 01–13: synthetic data (arcsinh and boolean gates excluded from FJ11 comparison; see Section 5.2). Test 14: real-world data (FlowSOM example); all populations included for FJ10; FJ11 populations affected by marker naming failure excluded.</w:t>
+      </w:r>
+    </w:p>
+    <w:p>
+      <w:pPr>
+        <w:rPr>
           <w:lang w:val="en-FR"/>
         </w:rPr>
-        <w:instrText>‐</w:instrText>
-      </w:r>
-      <w:r>
+      </w:pPr>
+    </w:p>
+    <w:p>
+      <w:pPr>
         <w:rPr>
           <w:lang w:val="en-FR"/>
         </w:rPr>
-        <w:instrText>party understanding and reuse of FCM data. © 2008 International Society for Advancement of Cytometry","container-title":"Cytometry Part A","DOI":"10.1002/cyto.a.20623","ISSN":"1552-4922, 1552-4930","issue":"10","journalAbbreviation":"Cytometry Pt A","language":"en","license":"http://onlinelibrary.wiley.com/termsAndConditions#vor","page":"926-930","source":"DOI.org (Crossref)","title":"MIFlowCyt: The minimum information about a flow cytometry experiment","title-short":"MIFlowCyt","volume":"73A","author":[{"family":"Lee","given":"Jamie A."},{"family":"Spidlen","given":"Josef"},{"family":"Boyce","given":"Keith"},{"family":"Cai","given":"Jennifer"},{"family":"Crosbie","given":"Nicholas"},{"family":"Dalphin","given":"Mark"},{"family":"Furlong","given":"Jeff"},{"family":"Gasparetto","given":"Maura"},{"family":"Goldberg","given":"Michael"},{"family":"Goralczyk","given":"Elizabeth M."},{"family":"Hyun","given":"Bill"},{"family":"Jansen","given":"Kirstin"},{"family":"Kollmann","given":"Tobias"},{"family":"Kong","given":"Megan"},{"family":"Leif","given":"Robert"},{"family":"McWeeney","given":"Shannon"},{"family":"Moloshok","given":"Thomas D."},{"family":"Moore","given":"Wayne"},{"family":"Nolan","given":"Garry"},{"family":"Nolan","given":"John"},{"family":"Nikolich</w:instrText>
-      </w:r>
-      <w:r>
-        <w:rPr>
-          <w:rFonts w:ascii="Cambria Math" w:hAnsi="Cambria Math" w:cs="Cambria Math"/>
+      </w:pPr>
+      <w:r>
+        <w:rPr>
           <w:lang w:val="en-FR"/>
         </w:rPr>
-        <w:instrText>‐</w:instrText>
+        <w:t>Metric</w:t>
       </w:r>
       <w:r>
         <w:rPr>
           <w:lang w:val="en-FR"/>
         </w:rPr>
-        <w:instrText xml:space="preserve">Zugich","given":"Janko"},{"family":"Parrish","given":"David"},{"family":"Purcell","given":"Barclay"},{"family":"Qian","given":"Yu"},{"family":"Selvaraj","given":"Biruntha"},{"family":"Smith","given":"Clayton"},{"family":"Tchuvatkina","given":"Olga"},{"family":"Wertheimer","given":"Anne"},{"family":"Wilkinson","given":"Peter"},{"family":"Wilson","given":"Christopher"},{"family":"Wood","given":"James"},{"family":"Zigon","given":"Robert"},{"family":"Scheuermann","given":"Richard H."},{"family":"Brinkman","given":"Ryan R."}],"issued":{"date-parts":[["2008",10]]}}}],"schema":"https://github.com/citation-style-language/schema/raw/master/csl-citation.json"} </w:instrText>
+        <w:tab/>
+        <w:t>FJ10 (Tests 01–13)</w:t>
       </w:r>
       <w:r>
         <w:rPr>
           <w:lang w:val="en-FR"/>
         </w:rPr>
-        <w:fldChar w:fldCharType="separate"/>
-      </w:r>
-      <w:r>
-        <w:rPr>
-          <w:noProof/>
+        <w:tab/>
+        <w:t>FJ11 (Tests 01–13)</w:t>
+      </w:r>
+      <w:r>
+        <w:rPr>
           <w:lang w:val="en-FR"/>
         </w:rPr>
-        <w:t>(8)</w:t>
+        <w:tab/>
+        <w:t>FJ10 (Test 14)</w:t>
       </w:r>
       <w:r>
         <w:rPr>
           <w:lang w:val="en-FR"/>
         </w:rPr>
-        <w:fldChar w:fldCharType="end"/>
-      </w:r>
-      <w:r>
+        <w:tab/>
+        <w:t>FJ11 (Test 14, scatter only)</w:t>
+      </w:r>
+    </w:p>
+    <w:p>
+      <w:pPr>
         <w:rPr>
           <w:lang w:val="en-FR"/>
         </w:rPr>
-        <w:t xml:space="preserve"> specification was assessed via namespace verification and element attribute checks. All 50 applicable structural checks passed across the 13 test workspaces, confirming correct usage of gate elements (Rectangle, Polygon, Ellipsoid) and transformation definitions (Table 2).</w:t>
-      </w:r>
-    </w:p>
-    <w:p>
-      <w:pPr>
+      </w:pPr>
+      <w:r>
         <w:rPr>
           <w:lang w:val="en-FR"/>
         </w:rPr>
-      </w:pPr>
-    </w:p>
-    <w:p>
-      <w:pPr>
+        <w:t>Populations tested</w:t>
+      </w:r>
+      <w:r>
         <w:rPr>
           <w:lang w:val="en-FR"/>
         </w:rPr>
-      </w:pPr>
+        <w:tab/>
+        <w:t>20</w:t>
+      </w:r>
       <w:r>
         <w:rPr>
           <w:lang w:val="en-FR"/>
         </w:rPr>
-        <w:t>Strict validation against the official Gating-ML 2.0 XSD schema failed for both CyFj11 exports and authentic FlowJo v10 workspaces. This failure stems from FlowJo v10's use of proprietary transformation element names (e.g., transforms:biex) rather than the standard &lt;transforms:transformation&gt; wrapper. As CyFj11 replicates the native FlowJo format, this deviation is inherent to the target software rather than a deficiency of the export tool.</w:t>
-      </w:r>
-    </w:p>
-    <w:p>
-      <w:pPr>
+        <w:tab/>
+        <w:t>20</w:t>
+      </w:r>
+      <w:r>
         <w:rPr>
           <w:lang w:val="en-FR"/>
         </w:rPr>
-      </w:pPr>
-    </w:p>
-    <w:p>
-      <w:pPr>
+        <w:tab/>
+        <w:t>15</w:t>
+      </w:r>
+      <w:r>
         <w:rPr>
           <w:lang w:val="en-FR"/>
         </w:rPr>
-      </w:pPr>
-      <w:r>
+        <w:tab/>
+        <w:t>3</w:t>
+      </w:r>
+    </w:p>
+    <w:p>
+      <w:pPr>
         <w:rPr>
           <w:lang w:val="en-FR"/>
         </w:rPr>
-        <w:t xml:space="preserve">Regarding MIFlowCyt compliance, CyFj11 fully preserves all metadata within the scope of a gating workspace, including gate definitions, compensation matrices, transformation parameters, and FCS keywords. Metadata fields external to the workspace file (e.g., </w:t>
-      </w:r>
+      </w:pPr>
       <w:r>
         <w:rPr>
           <w:lang w:val="en-FR"/>
         </w:rPr>
         <w:lastRenderedPageBreak/>
-        <w:t>instrument configuration, antibody catalog numbers) remain the responsibility of the user to curate.</w:t>
-      </w:r>
-    </w:p>
-    <w:p>
-      <w:pPr>
+        <w:t>Exact agreement</w:t>
+      </w:r>
+      <w:r>
         <w:rPr>
           <w:lang w:val="en-FR"/>
         </w:rPr>
-      </w:pPr>
-    </w:p>
-    <w:p>
-      <w:pPr>
+        <w:tab/>
+        <w:t>15 (75%)</w:t>
+      </w:r>
+      <w:r>
         <w:rPr>
           <w:lang w:val="en-FR"/>
         </w:rPr>
-      </w:pPr>
+        <w:tab/>
+        <w:t>4 (20%)</w:t>
+      </w:r>
       <w:r>
         <w:rPr>
           <w:lang w:val="en-FR"/>
         </w:rPr>
-        <w:t xml:space="preserve">Table 2: </w:t>
+        <w:tab/>
+        <w:t>12 (80%)</w:t>
       </w:r>
       <w:r>
         <w:rPr>
           <w:lang w:val="en-FR"/>
         </w:rPr>
-        <w:t>Summary of Population Count Accuracy vs. R Ground Truth</w:t>
+        <w:tab/>
+        <w:t>0 (0%)</w:t>
       </w:r>
     </w:p>
     <w:p>
@@ -2844,678 +2989,36 @@
         <w:rPr>
           <w:lang w:val="en-FR"/>
         </w:rPr>
-        <w:t>(Excluding arcsinh transformations and boolean gates)</w:t>
-      </w:r>
-    </w:p>
-    <w:p>
-      <w:pPr>
+        <w:t>Minor discrepancy ≤0.3%</w:t>
+      </w:r>
+      <w:r>
         <w:rPr>
           <w:lang w:val="en-FR"/>
         </w:rPr>
-      </w:pPr>
-    </w:p>
-    <w:tbl>
-      <w:tblPr>
-        <w:tblStyle w:val="PlainTable3"/>
-        <w:tblW w:w="9214" w:type="dxa"/>
-        <w:tblLook w:val="06A0" w:firstRow="1" w:lastRow="0" w:firstColumn="1" w:lastColumn="0" w:noHBand="1" w:noVBand="1"/>
-      </w:tblPr>
-      <w:tblGrid>
-        <w:gridCol w:w="3119"/>
-        <w:gridCol w:w="1984"/>
-        <w:gridCol w:w="1701"/>
-        <w:gridCol w:w="2410"/>
-      </w:tblGrid>
-      <w:tr>
-        <w:trPr>
-          <w:cnfStyle w:val="100000000000" w:firstRow="1" w:lastRow="0" w:firstColumn="0" w:lastColumn="0" w:oddVBand="0" w:evenVBand="0" w:oddHBand="0" w:evenHBand="0" w:firstRowFirstColumn="0" w:firstRowLastColumn="0" w:lastRowFirstColumn="0" w:lastRowLastColumn="0"/>
-        </w:trPr>
-        <w:tc>
-          <w:tcPr>
-            <w:cnfStyle w:val="001000000100" w:firstRow="0" w:lastRow="0" w:firstColumn="1" w:lastColumn="0" w:oddVBand="0" w:evenVBand="0" w:oddHBand="0" w:evenHBand="0" w:firstRowFirstColumn="1" w:firstRowLastColumn="0" w:lastRowFirstColumn="0" w:lastRowLastColumn="0"/>
-            <w:tcW w:w="3119" w:type="dxa"/>
-            <w:hideMark/>
-          </w:tcPr>
-          <w:p>
-            <w:pPr>
-              <w:rPr>
-                <w:lang w:val="en-FR" w:eastAsia="en-GB"/>
-              </w:rPr>
-            </w:pPr>
-            <w:r>
-              <w:rPr>
-                <w:lang w:val="en-FR" w:eastAsia="en-GB"/>
-              </w:rPr>
-              <w:t>Metric</w:t>
-            </w:r>
-          </w:p>
-        </w:tc>
-        <w:tc>
-          <w:tcPr>
-            <w:tcW w:w="1984" w:type="dxa"/>
-            <w:hideMark/>
-          </w:tcPr>
-          <w:p>
-            <w:pPr>
-              <w:cnfStyle w:val="100000000000" w:firstRow="1" w:lastRow="0" w:firstColumn="0" w:lastColumn="0" w:oddVBand="0" w:evenVBand="0" w:oddHBand="0" w:evenHBand="0" w:firstRowFirstColumn="0" w:firstRowLastColumn="0" w:lastRowFirstColumn="0" w:lastRowLastColumn="0"/>
-              <w:rPr>
-                <w:lang w:val="en-FR" w:eastAsia="en-GB"/>
-              </w:rPr>
-            </w:pPr>
-            <w:r>
-              <w:rPr>
-                <w:lang w:val="en-FR" w:eastAsia="en-GB"/>
-              </w:rPr>
-              <w:t>FlowJo v10 Result</w:t>
-            </w:r>
-          </w:p>
-        </w:tc>
-        <w:tc>
-          <w:tcPr>
-            <w:tcW w:w="1701" w:type="dxa"/>
-            <w:hideMark/>
-          </w:tcPr>
-          <w:p>
-            <w:pPr>
-              <w:cnfStyle w:val="100000000000" w:firstRow="1" w:lastRow="0" w:firstColumn="0" w:lastColumn="0" w:oddVBand="0" w:evenVBand="0" w:oddHBand="0" w:evenHBand="0" w:firstRowFirstColumn="0" w:firstRowLastColumn="0" w:lastRowFirstColumn="0" w:lastRowLastColumn="0"/>
-              <w:rPr>
-                <w:lang w:val="en-FR" w:eastAsia="en-GB"/>
-              </w:rPr>
-            </w:pPr>
-            <w:r>
-              <w:rPr>
-                <w:lang w:val="en-FR" w:eastAsia="en-GB"/>
-              </w:rPr>
-              <w:t>FlowJo v11 Result</w:t>
-            </w:r>
-          </w:p>
-        </w:tc>
-        <w:tc>
-          <w:tcPr>
-            <w:tcW w:w="2410" w:type="dxa"/>
-            <w:hideMark/>
-          </w:tcPr>
-          <w:p>
-            <w:pPr>
-              <w:cnfStyle w:val="100000000000" w:firstRow="1" w:lastRow="0" w:firstColumn="0" w:lastColumn="0" w:oddVBand="0" w:evenVBand="0" w:oddHBand="0" w:evenHBand="0" w:firstRowFirstColumn="0" w:firstRowLastColumn="0" w:lastRowFirstColumn="0" w:lastRowLastColumn="0"/>
-              <w:rPr>
-                <w:lang w:val="en-FR" w:eastAsia="en-GB"/>
-              </w:rPr>
-            </w:pPr>
-            <w:r>
-              <w:rPr>
-                <w:lang w:val="en-FR" w:eastAsia="en-GB"/>
-              </w:rPr>
-              <w:t>Interpretation</w:t>
-            </w:r>
-          </w:p>
-        </w:tc>
-      </w:tr>
-      <w:tr>
-        <w:tc>
-          <w:tcPr>
-            <w:cnfStyle w:val="001000000000" w:firstRow="0" w:lastRow="0" w:firstColumn="1" w:lastColumn="0" w:oddVBand="0" w:evenVBand="0" w:oddHBand="0" w:evenHBand="0" w:firstRowFirstColumn="0" w:firstRowLastColumn="0" w:lastRowFirstColumn="0" w:lastRowLastColumn="0"/>
-            <w:tcW w:w="3119" w:type="dxa"/>
-            <w:hideMark/>
-          </w:tcPr>
-          <w:p>
-            <w:pPr>
-              <w:rPr>
-                <w:lang w:val="en-FR" w:eastAsia="en-GB"/>
-              </w:rPr>
-            </w:pPr>
-            <w:commentRangeStart w:id="4"/>
-            <w:r>
-              <w:rPr>
-                <w:bdr w:val="single" w:sz="2" w:space="0" w:color="E3E3E3" w:frame="1"/>
-                <w:lang w:val="en-FR" w:eastAsia="en-GB"/>
-              </w:rPr>
-              <w:t>Total Populations Tested</w:t>
-            </w:r>
-            <w:commentRangeEnd w:id="4"/>
-            <w:r>
-              <w:rPr>
-                <w:rStyle w:val="CommentReference"/>
-                <w:sz w:val="22"/>
-                <w:szCs w:val="20"/>
-                <w:lang w:val="en-FR" w:eastAsia="en-GB"/>
-              </w:rPr>
-              <w:commentReference w:id="4"/>
-            </w:r>
-          </w:p>
-        </w:tc>
-        <w:tc>
-          <w:tcPr>
-            <w:tcW w:w="1984" w:type="dxa"/>
-            <w:hideMark/>
-          </w:tcPr>
-          <w:p>
-            <w:pPr>
-              <w:cnfStyle w:val="000000000000" w:firstRow="0" w:lastRow="0" w:firstColumn="0" w:lastColumn="0" w:oddVBand="0" w:evenVBand="0" w:oddHBand="0" w:evenHBand="0" w:firstRowFirstColumn="0" w:firstRowLastColumn="0" w:lastRowFirstColumn="0" w:lastRowLastColumn="0"/>
-              <w:rPr>
-                <w:lang w:val="en-FR" w:eastAsia="en-GB"/>
-              </w:rPr>
-            </w:pPr>
-            <w:r>
-              <w:rPr>
-                <w:lang w:val="en-FR" w:eastAsia="en-GB"/>
-              </w:rPr>
-              <w:t>20</w:t>
-            </w:r>
-          </w:p>
-        </w:tc>
-        <w:tc>
-          <w:tcPr>
-            <w:tcW w:w="1701" w:type="dxa"/>
-            <w:hideMark/>
-          </w:tcPr>
-          <w:p>
-            <w:pPr>
-              <w:cnfStyle w:val="000000000000" w:firstRow="0" w:lastRow="0" w:firstColumn="0" w:lastColumn="0" w:oddVBand="0" w:evenVBand="0" w:oddHBand="0" w:evenHBand="0" w:firstRowFirstColumn="0" w:firstRowLastColumn="0" w:lastRowFirstColumn="0" w:lastRowLastColumn="0"/>
-              <w:rPr>
-                <w:lang w:val="en-FR" w:eastAsia="en-GB"/>
-              </w:rPr>
-            </w:pPr>
-            <w:r>
-              <w:rPr>
-                <w:lang w:val="en-FR" w:eastAsia="en-GB"/>
-              </w:rPr>
-              <w:t>20</w:t>
-            </w:r>
-          </w:p>
-        </w:tc>
-        <w:tc>
-          <w:tcPr>
-            <w:tcW w:w="2410" w:type="dxa"/>
-            <w:hideMark/>
-          </w:tcPr>
-          <w:p>
-            <w:pPr>
-              <w:cnfStyle w:val="000000000000" w:firstRow="0" w:lastRow="0" w:firstColumn="0" w:lastColumn="0" w:oddVBand="0" w:evenVBand="0" w:oddHBand="0" w:evenHBand="0" w:firstRowFirstColumn="0" w:firstRowLastColumn="0" w:lastRowFirstColumn="0" w:lastRowLastColumn="0"/>
-              <w:rPr>
-                <w:lang w:val="en-FR" w:eastAsia="en-GB"/>
-              </w:rPr>
-            </w:pPr>
-            <w:r>
-              <w:rPr>
-                <w:lang w:val="en-FR" w:eastAsia="en-GB"/>
-              </w:rPr>
-              <w:t>Linear, biexp, log gates only; boolean gates excluded.</w:t>
-            </w:r>
-          </w:p>
-        </w:tc>
-      </w:tr>
-      <w:tr>
-        <w:tc>
-          <w:tcPr>
-            <w:cnfStyle w:val="001000000000" w:firstRow="0" w:lastRow="0" w:firstColumn="1" w:lastColumn="0" w:oddVBand="0" w:evenVBand="0" w:oddHBand="0" w:evenHBand="0" w:firstRowFirstColumn="0" w:firstRowLastColumn="0" w:lastRowFirstColumn="0" w:lastRowLastColumn="0"/>
-            <w:tcW w:w="3119" w:type="dxa"/>
-            <w:hideMark/>
-          </w:tcPr>
-          <w:p>
-            <w:pPr>
-              <w:rPr>
-                <w:lang w:val="en-FR" w:eastAsia="en-GB"/>
-              </w:rPr>
-            </w:pPr>
-            <w:r>
-              <w:rPr>
-                <w:bdr w:val="single" w:sz="2" w:space="0" w:color="E3E3E3" w:frame="1"/>
-                <w:lang w:val="en-FR" w:eastAsia="en-GB"/>
-              </w:rPr>
-              <w:t>Exact Count Agreement</w:t>
-            </w:r>
-          </w:p>
-        </w:tc>
-        <w:tc>
-          <w:tcPr>
-            <w:tcW w:w="1984" w:type="dxa"/>
-            <w:hideMark/>
-          </w:tcPr>
-          <w:p>
-            <w:pPr>
-              <w:cnfStyle w:val="000000000000" w:firstRow="0" w:lastRow="0" w:firstColumn="0" w:lastColumn="0" w:oddVBand="0" w:evenVBand="0" w:oddHBand="0" w:evenHBand="0" w:firstRowFirstColumn="0" w:firstRowLastColumn="0" w:lastRowFirstColumn="0" w:lastRowLastColumn="0"/>
-              <w:rPr>
-                <w:lang w:val="en-FR" w:eastAsia="en-GB"/>
-              </w:rPr>
-            </w:pPr>
-            <w:r>
-              <w:rPr>
-                <w:lang w:val="en-FR" w:eastAsia="en-GB"/>
-              </w:rPr>
-              <w:t>15 (75%)</w:t>
-            </w:r>
-          </w:p>
-        </w:tc>
-        <w:tc>
-          <w:tcPr>
-            <w:tcW w:w="1701" w:type="dxa"/>
-            <w:hideMark/>
-          </w:tcPr>
-          <w:p>
-            <w:pPr>
-              <w:cnfStyle w:val="000000000000" w:firstRow="0" w:lastRow="0" w:firstColumn="0" w:lastColumn="0" w:oddVBand="0" w:evenVBand="0" w:oddHBand="0" w:evenHBand="0" w:firstRowFirstColumn="0" w:firstRowLastColumn="0" w:lastRowFirstColumn="0" w:lastRowLastColumn="0"/>
-              <w:rPr>
-                <w:lang w:val="en-FR" w:eastAsia="en-GB"/>
-              </w:rPr>
-            </w:pPr>
-            <w:r>
-              <w:rPr>
-                <w:lang w:val="en-FR" w:eastAsia="en-GB"/>
-              </w:rPr>
-              <w:t>4 (20%)</w:t>
-            </w:r>
-          </w:p>
-        </w:tc>
-        <w:tc>
-          <w:tcPr>
-            <w:tcW w:w="2410" w:type="dxa"/>
-            <w:hideMark/>
-          </w:tcPr>
-          <w:p>
-            <w:pPr>
-              <w:cnfStyle w:val="000000000000" w:firstRow="0" w:lastRow="0" w:firstColumn="0" w:lastColumn="0" w:oddVBand="0" w:evenVBand="0" w:oddHBand="0" w:evenHBand="0" w:firstRowFirstColumn="0" w:firstRowLastColumn="0" w:lastRowFirstColumn="0" w:lastRowLastColumn="0"/>
-              <w:rPr>
-                <w:lang w:val="en-FR" w:eastAsia="en-GB"/>
-              </w:rPr>
-            </w:pPr>
-            <w:r>
-              <w:rPr>
-                <w:lang w:val="en-FR" w:eastAsia="en-GB"/>
-              </w:rPr>
-              <w:t xml:space="preserve">v10 maintains high fidelity; v11 shows systematic </w:t>
-            </w:r>
-            <w:r>
-              <w:rPr>
-                <w:lang w:val="en-FR" w:eastAsia="en-GB"/>
-              </w:rPr>
-              <w:t>over</w:t>
-            </w:r>
-            <w:r>
-              <w:rPr>
-                <w:lang w:val="en-FR" w:eastAsia="en-GB"/>
-              </w:rPr>
-              <w:t>counting.</w:t>
-            </w:r>
-          </w:p>
-        </w:tc>
-      </w:tr>
-      <w:tr>
-        <w:tc>
-          <w:tcPr>
-            <w:cnfStyle w:val="001000000000" w:firstRow="0" w:lastRow="0" w:firstColumn="1" w:lastColumn="0" w:oddVBand="0" w:evenVBand="0" w:oddHBand="0" w:evenHBand="0" w:firstRowFirstColumn="0" w:firstRowLastColumn="0" w:lastRowFirstColumn="0" w:lastRowLastColumn="0"/>
-            <w:tcW w:w="3119" w:type="dxa"/>
-            <w:hideMark/>
-          </w:tcPr>
-          <w:p>
-            <w:pPr>
-              <w:rPr>
-                <w:lang w:val="en-FR" w:eastAsia="en-GB"/>
-              </w:rPr>
-            </w:pPr>
-            <w:r>
-              <w:rPr>
-                <w:bdr w:val="single" w:sz="2" w:space="0" w:color="E3E3E3" w:frame="1"/>
-                <w:lang w:val="en-FR" w:eastAsia="en-GB"/>
-              </w:rPr>
-              <w:t>Populations with Minor Discrepancy (≤0.3%)</w:t>
-            </w:r>
-          </w:p>
-        </w:tc>
-        <w:tc>
-          <w:tcPr>
-            <w:tcW w:w="1984" w:type="dxa"/>
-            <w:hideMark/>
-          </w:tcPr>
-          <w:p>
-            <w:pPr>
-              <w:cnfStyle w:val="000000000000" w:firstRow="0" w:lastRow="0" w:firstColumn="0" w:lastColumn="0" w:oddVBand="0" w:evenVBand="0" w:oddHBand="0" w:evenHBand="0" w:firstRowFirstColumn="0" w:firstRowLastColumn="0" w:lastRowFirstColumn="0" w:lastRowLastColumn="0"/>
-              <w:rPr>
-                <w:lang w:val="en-FR" w:eastAsia="en-GB"/>
-              </w:rPr>
-            </w:pPr>
-            <w:r>
-              <w:rPr>
-                <w:lang w:val="en-FR" w:eastAsia="en-GB"/>
-              </w:rPr>
-              <w:t>5 (25%)</w:t>
-            </w:r>
-          </w:p>
-        </w:tc>
-        <w:tc>
-          <w:tcPr>
-            <w:tcW w:w="1701" w:type="dxa"/>
-            <w:hideMark/>
-          </w:tcPr>
-          <w:p>
-            <w:pPr>
-              <w:cnfStyle w:val="000000000000" w:firstRow="0" w:lastRow="0" w:firstColumn="0" w:lastColumn="0" w:oddVBand="0" w:evenVBand="0" w:oddHBand="0" w:evenHBand="0" w:firstRowFirstColumn="0" w:firstRowLastColumn="0" w:lastRowFirstColumn="0" w:lastRowLastColumn="0"/>
-              <w:rPr>
-                <w:lang w:val="en-FR" w:eastAsia="en-GB"/>
-              </w:rPr>
-            </w:pPr>
-            <w:r>
-              <w:rPr>
-                <w:lang w:val="en-FR" w:eastAsia="en-GB"/>
-              </w:rPr>
-              <w:t>11 (55%)</w:t>
-            </w:r>
-          </w:p>
-        </w:tc>
-        <w:tc>
-          <w:tcPr>
-            <w:tcW w:w="2410" w:type="dxa"/>
-            <w:hideMark/>
-          </w:tcPr>
-          <w:p>
-            <w:pPr>
-              <w:cnfStyle w:val="000000000000" w:firstRow="0" w:lastRow="0" w:firstColumn="0" w:lastColumn="0" w:oddVBand="0" w:evenVBand="0" w:oddHBand="0" w:evenHBand="0" w:firstRowFirstColumn="0" w:firstRowLastColumn="0" w:lastRowFirstColumn="0" w:lastRowLastColumn="0"/>
-              <w:rPr>
-                <w:lang w:val="en-FR" w:eastAsia="en-GB"/>
-              </w:rPr>
-            </w:pPr>
-            <w:r>
-              <w:rPr>
-                <w:lang w:val="en-FR" w:eastAsia="en-GB"/>
-              </w:rPr>
-              <w:t>Small differences in V10 are due to floating-point math.</w:t>
-            </w:r>
-          </w:p>
-        </w:tc>
-      </w:tr>
-      <w:tr>
-        <w:tc>
-          <w:tcPr>
-            <w:cnfStyle w:val="001000000000" w:firstRow="0" w:lastRow="0" w:firstColumn="1" w:lastColumn="0" w:oddVBand="0" w:evenVBand="0" w:oddHBand="0" w:evenHBand="0" w:firstRowFirstColumn="0" w:firstRowLastColumn="0" w:lastRowFirstColumn="0" w:lastRowLastColumn="0"/>
-            <w:tcW w:w="3119" w:type="dxa"/>
-            <w:hideMark/>
-          </w:tcPr>
-          <w:p>
-            <w:pPr>
-              <w:rPr>
-                <w:lang w:val="en-FR" w:eastAsia="en-GB"/>
-              </w:rPr>
-            </w:pPr>
-            <w:r>
-              <w:rPr>
-                <w:bdr w:val="single" w:sz="2" w:space="0" w:color="E3E3E3" w:frame="1"/>
-                <w:lang w:val="en-FR" w:eastAsia="en-GB"/>
-              </w:rPr>
-              <w:t>Populations with Major Discrepancy / Failure</w:t>
-            </w:r>
-          </w:p>
-        </w:tc>
-        <w:tc>
-          <w:tcPr>
-            <w:tcW w:w="1984" w:type="dxa"/>
-            <w:hideMark/>
-          </w:tcPr>
-          <w:p>
-            <w:pPr>
-              <w:cnfStyle w:val="000000000000" w:firstRow="0" w:lastRow="0" w:firstColumn="0" w:lastColumn="0" w:oddVBand="0" w:evenVBand="0" w:oddHBand="0" w:evenHBand="0" w:firstRowFirstColumn="0" w:firstRowLastColumn="0" w:lastRowFirstColumn="0" w:lastRowLastColumn="0"/>
-              <w:rPr>
-                <w:lang w:val="en-FR" w:eastAsia="en-GB"/>
-              </w:rPr>
-            </w:pPr>
-            <w:r>
-              <w:rPr>
-                <w:lang w:val="en-FR" w:eastAsia="en-GB"/>
-              </w:rPr>
-              <w:t>0 (0%)</w:t>
-            </w:r>
-          </w:p>
-        </w:tc>
-        <w:tc>
-          <w:tcPr>
-            <w:tcW w:w="1701" w:type="dxa"/>
-            <w:hideMark/>
-          </w:tcPr>
-          <w:p>
-            <w:pPr>
-              <w:cnfStyle w:val="000000000000" w:firstRow="0" w:lastRow="0" w:firstColumn="0" w:lastColumn="0" w:oddVBand="0" w:evenVBand="0" w:oddHBand="0" w:evenHBand="0" w:firstRowFirstColumn="0" w:firstRowLastColumn="0" w:lastRowFirstColumn="0" w:lastRowLastColumn="0"/>
-              <w:rPr>
-                <w:lang w:val="en-FR" w:eastAsia="en-GB"/>
-              </w:rPr>
-            </w:pPr>
-            <w:r>
-              <w:rPr>
-                <w:lang w:val="en-FR" w:eastAsia="en-GB"/>
-              </w:rPr>
-              <w:t>5 (25%)</w:t>
-            </w:r>
-          </w:p>
-        </w:tc>
-        <w:tc>
-          <w:tcPr>
-            <w:tcW w:w="2410" w:type="dxa"/>
-            <w:hideMark/>
-          </w:tcPr>
-          <w:p>
-            <w:pPr>
-              <w:cnfStyle w:val="000000000000" w:firstRow="0" w:lastRow="0" w:firstColumn="0" w:lastColumn="0" w:oddVBand="0" w:evenVBand="0" w:oddHBand="0" w:evenHBand="0" w:firstRowFirstColumn="0" w:firstRowLastColumn="0" w:lastRowFirstColumn="0" w:lastRowLastColumn="0"/>
-              <w:rPr>
-                <w:lang w:val="en-FR" w:eastAsia="en-GB"/>
-              </w:rPr>
-            </w:pPr>
-            <w:r>
-              <w:rPr>
-                <w:lang w:val="en-FR" w:eastAsia="en-GB"/>
-              </w:rPr>
-              <w:t xml:space="preserve">v11: Test 05 (−202 cells, ellipsoid), Test 04 (49 cells, polygon), </w:t>
-            </w:r>
-            <w:commentRangeStart w:id="5"/>
-            <w:r>
-              <w:rPr>
-                <w:lang w:val="en-FR" w:eastAsia="en-GB"/>
-              </w:rPr>
-              <w:t>Test</w:t>
-            </w:r>
-            <w:commentRangeEnd w:id="5"/>
-            <w:r>
-              <w:rPr>
-                <w:rStyle w:val="CommentReference"/>
-                <w:sz w:val="22"/>
-                <w:szCs w:val="20"/>
-                <w:lang w:val="en-FR" w:eastAsia="en-GB"/>
-              </w:rPr>
-              <w:commentReference w:id="5"/>
-            </w:r>
-            <w:r>
-              <w:rPr>
-                <w:lang w:val="en-FR" w:eastAsia="en-GB"/>
-              </w:rPr>
-              <w:t xml:space="preserve"> 12 (−87 cells, ellipsoid), Test 10 SSC (−27 cells), others.</w:t>
-            </w:r>
-          </w:p>
-        </w:tc>
-      </w:tr>
-      <w:tr>
-        <w:tc>
-          <w:tcPr>
-            <w:cnfStyle w:val="001000000000" w:firstRow="0" w:lastRow="0" w:firstColumn="1" w:lastColumn="0" w:oddVBand="0" w:evenVBand="0" w:oddHBand="0" w:evenHBand="0" w:firstRowFirstColumn="0" w:firstRowLastColumn="0" w:lastRowFirstColumn="0" w:lastRowLastColumn="0"/>
-            <w:tcW w:w="3119" w:type="dxa"/>
-            <w:hideMark/>
-          </w:tcPr>
-          <w:p>
-            <w:pPr>
-              <w:rPr>
-                <w:lang w:val="en-FR" w:eastAsia="en-GB"/>
-              </w:rPr>
-            </w:pPr>
-            <w:r>
-              <w:rPr>
-                <w:bdr w:val="single" w:sz="2" w:space="0" w:color="E3E3E3" w:frame="1"/>
-                <w:lang w:val="en-FR" w:eastAsia="en-GB"/>
-              </w:rPr>
-              <w:t>Largest Absolute Difference</w:t>
-            </w:r>
-          </w:p>
-        </w:tc>
-        <w:tc>
-          <w:tcPr>
-            <w:tcW w:w="1984" w:type="dxa"/>
-            <w:hideMark/>
-          </w:tcPr>
-          <w:p>
-            <w:pPr>
-              <w:cnfStyle w:val="000000000000" w:firstRow="0" w:lastRow="0" w:firstColumn="0" w:lastColumn="0" w:oddVBand="0" w:evenVBand="0" w:oddHBand="0" w:evenHBand="0" w:firstRowFirstColumn="0" w:firstRowLastColumn="0" w:lastRowFirstColumn="0" w:lastRowLastColumn="0"/>
-              <w:rPr>
-                <w:lang w:val="en-FR" w:eastAsia="en-GB"/>
-              </w:rPr>
-            </w:pPr>
-            <w:r>
-              <w:rPr>
-                <w:lang w:val="en-FR" w:eastAsia="en-GB"/>
-              </w:rPr>
-              <w:t>14 cells (0.30%)</w:t>
-            </w:r>
-          </w:p>
-        </w:tc>
-        <w:tc>
-          <w:tcPr>
-            <w:tcW w:w="1701" w:type="dxa"/>
-            <w:hideMark/>
-          </w:tcPr>
-          <w:p>
-            <w:pPr>
-              <w:cnfStyle w:val="000000000000" w:firstRow="0" w:lastRow="0" w:firstColumn="0" w:lastColumn="0" w:oddVBand="0" w:evenVBand="0" w:oddHBand="0" w:evenHBand="0" w:firstRowFirstColumn="0" w:firstRowLastColumn="0" w:lastRowFirstColumn="0" w:lastRowLastColumn="0"/>
-              <w:rPr>
-                <w:lang w:val="en-FR" w:eastAsia="en-GB"/>
-              </w:rPr>
-            </w:pPr>
-            <w:r>
-              <w:rPr>
-                <w:lang w:val="en-FR" w:eastAsia="en-GB"/>
-              </w:rPr>
-              <w:t>202 cells (2.77%)</w:t>
-            </w:r>
-          </w:p>
-        </w:tc>
-        <w:tc>
-          <w:tcPr>
-            <w:tcW w:w="2410" w:type="dxa"/>
-            <w:hideMark/>
-          </w:tcPr>
-          <w:p>
-            <w:pPr>
-              <w:cnfStyle w:val="000000000000" w:firstRow="0" w:lastRow="0" w:firstColumn="0" w:lastColumn="0" w:oddVBand="0" w:evenVBand="0" w:oddHBand="0" w:evenHBand="0" w:firstRowFirstColumn="0" w:firstRowLastColumn="0" w:lastRowFirstColumn="0" w:lastRowLastColumn="0"/>
-              <w:rPr>
-                <w:lang w:val="en-FR" w:eastAsia="en-GB"/>
-              </w:rPr>
-            </w:pPr>
-            <w:r>
-              <w:rPr>
-                <w:lang w:val="en-FR" w:eastAsia="en-GB"/>
-              </w:rPr>
-              <w:t>v10 max in Test 04/05 (ellipsoid); v11 max in Test 05 (ellipsoid on linear axes).</w:t>
-            </w:r>
-          </w:p>
-        </w:tc>
-      </w:tr>
-      <w:tr>
-        <w:tc>
-          <w:tcPr>
-            <w:cnfStyle w:val="001000000000" w:firstRow="0" w:lastRow="0" w:firstColumn="1" w:lastColumn="0" w:oddVBand="0" w:evenVBand="0" w:oddHBand="0" w:evenHBand="0" w:firstRowFirstColumn="0" w:firstRowLastColumn="0" w:lastRowFirstColumn="0" w:lastRowLastColumn="0"/>
-            <w:tcW w:w="3119" w:type="dxa"/>
-            <w:hideMark/>
-          </w:tcPr>
-          <w:p>
-            <w:pPr>
-              <w:rPr>
-                <w:lang w:val="en-FR" w:eastAsia="en-GB"/>
-              </w:rPr>
-            </w:pPr>
-            <w:r>
-              <w:rPr>
-                <w:bdr w:val="single" w:sz="2" w:space="0" w:color="E3E3E3" w:frame="1"/>
-                <w:lang w:val="en-FR" w:eastAsia="en-GB"/>
-              </w:rPr>
-              <w:t>Mean Absolute % Difference</w:t>
-            </w:r>
-          </w:p>
-        </w:tc>
-        <w:tc>
-          <w:tcPr>
-            <w:tcW w:w="1984" w:type="dxa"/>
-            <w:hideMark/>
-          </w:tcPr>
-          <w:p>
-            <w:pPr>
-              <w:cnfStyle w:val="000000000000" w:firstRow="0" w:lastRow="0" w:firstColumn="0" w:lastColumn="0" w:oddVBand="0" w:evenVBand="0" w:oddHBand="0" w:evenHBand="0" w:firstRowFirstColumn="0" w:firstRowLastColumn="0" w:lastRowFirstColumn="0" w:lastRowLastColumn="0"/>
-              <w:rPr>
-                <w:lang w:val="en-FR" w:eastAsia="en-GB"/>
-              </w:rPr>
-            </w:pPr>
-            <w:r>
-              <w:rPr>
-                <w:lang w:val="en-FR" w:eastAsia="en-GB"/>
-              </w:rPr>
-              <w:t>0.024%</w:t>
-            </w:r>
-          </w:p>
-        </w:tc>
-        <w:tc>
-          <w:tcPr>
-            <w:tcW w:w="1701" w:type="dxa"/>
-            <w:hideMark/>
-          </w:tcPr>
-          <w:p>
-            <w:pPr>
-              <w:cnfStyle w:val="000000000000" w:firstRow="0" w:lastRow="0" w:firstColumn="0" w:lastColumn="0" w:oddVBand="0" w:evenVBand="0" w:oddHBand="0" w:evenHBand="0" w:firstRowFirstColumn="0" w:firstRowLastColumn="0" w:lastRowFirstColumn="0" w:lastRowLastColumn="0"/>
-              <w:rPr>
-                <w:lang w:val="en-FR" w:eastAsia="en-GB"/>
-              </w:rPr>
-            </w:pPr>
-            <w:r>
-              <w:rPr>
-                <w:lang w:val="en-FR" w:eastAsia="en-GB"/>
-              </w:rPr>
-              <w:t>0.29%</w:t>
-            </w:r>
-          </w:p>
-        </w:tc>
-        <w:tc>
-          <w:tcPr>
-            <w:tcW w:w="2410" w:type="dxa"/>
-            <w:hideMark/>
-          </w:tcPr>
-          <w:p>
-            <w:pPr>
-              <w:cnfStyle w:val="000000000000" w:firstRow="0" w:lastRow="0" w:firstColumn="0" w:lastColumn="0" w:oddVBand="0" w:evenVBand="0" w:oddHBand="0" w:evenHBand="0" w:firstRowFirstColumn="0" w:firstRowLastColumn="0" w:lastRowFirstColumn="0" w:lastRowLastColumn="0"/>
-              <w:rPr>
-                <w:lang w:val="en-FR" w:eastAsia="en-GB"/>
-              </w:rPr>
-            </w:pPr>
-            <w:r>
-              <w:rPr>
-                <w:lang w:val="en-FR" w:eastAsia="en-GB"/>
-              </w:rPr>
-              <w:t>v10 maintains sub-0.03% accuracy; v11 drift increases ~12-fold.</w:t>
-            </w:r>
-          </w:p>
-        </w:tc>
-      </w:tr>
-    </w:tbl>
-    <w:p>
-      <w:pPr>
+        <w:tab/>
+        <w:t>5 (25%)</w:t>
+      </w:r>
+      <w:r>
         <w:rPr>
           <w:lang w:val="en-FR"/>
         </w:rPr>
-      </w:pPr>
-    </w:p>
-    <w:p>
-      <w:pPr>
+        <w:tab/>
+        <w:t>11 (55%)</w:t>
+      </w:r>
+      <w:r>
         <w:rPr>
           <w:lang w:val="en-FR"/>
         </w:rPr>
-      </w:pPr>
-    </w:p>
-    <w:p>
-      <w:pPr>
+        <w:tab/>
+        <w:t>3 (20%)</w:t>
+      </w:r>
+      <w:r>
         <w:rPr>
           <w:lang w:val="en-FR"/>
         </w:rPr>
-      </w:pPr>
+        <w:tab/>
+        <w:t>3 (100%)</w:t>
+      </w:r>
     </w:p>
     <w:p>
       <w:pPr>
@@ -3527,19 +3030,264 @@
         <w:rPr>
           <w:lang w:val="en-FR"/>
         </w:rPr>
-        <w:t xml:space="preserve">Table </w:t>
+        <w:t>Major discrepancy &gt;0.3%</w:t>
       </w:r>
       <w:r>
         <w:rPr>
           <w:lang w:val="en-FR"/>
         </w:rPr>
-        <w:t>3</w:t>
+        <w:tab/>
+        <w:t>0 (0%)</w:t>
       </w:r>
       <w:r>
         <w:rPr>
           <w:lang w:val="en-FR"/>
         </w:rPr>
-        <w:t>. Gating-ML 2.0 Structural Conformance Results</w:t>
+        <w:tab/>
+        <w:t>5 (25%)</w:t>
+      </w:r>
+      <w:r>
+        <w:rPr>
+          <w:lang w:val="en-FR"/>
+        </w:rPr>
+        <w:tab/>
+        <w:t>0 (0%)</w:t>
+      </w:r>
+      <w:r>
+        <w:rPr>
+          <w:lang w:val="en-FR"/>
+        </w:rPr>
+        <w:tab/>
+        <w:t>0 (0%)</w:t>
+      </w:r>
+    </w:p>
+    <w:p>
+      <w:pPr>
+        <w:rPr>
+          <w:lang w:val="en-FR"/>
+        </w:rPr>
+      </w:pPr>
+      <w:r>
+        <w:rPr>
+          <w:lang w:val="en-FR"/>
+        </w:rPr>
+        <w:t>Largest absolute difference</w:t>
+      </w:r>
+      <w:r>
+        <w:rPr>
+          <w:lang w:val="en-FR"/>
+        </w:rPr>
+        <w:tab/>
+        <w:t>14 cells (0.30%)</w:t>
+      </w:r>
+      <w:r>
+        <w:rPr>
+          <w:lang w:val="en-FR"/>
+        </w:rPr>
+        <w:tab/>
+        <w:t>202 cells (2.77%)</w:t>
+      </w:r>
+      <w:r>
+        <w:rPr>
+          <w:lang w:val="en-FR"/>
+        </w:rPr>
+        <w:tab/>
+        <w:t>10 cells (0.05%)</w:t>
+      </w:r>
+      <w:r>
+        <w:rPr>
+          <w:lang w:val="en-FR"/>
+        </w:rPr>
+        <w:tab/>
+        <w:t>107 cells (0.57%)</w:t>
+      </w:r>
+    </w:p>
+    <w:p>
+      <w:pPr>
+        <w:rPr>
+          <w:lang w:val="en-FR"/>
+        </w:rPr>
+      </w:pPr>
+      <w:r>
+        <w:rPr>
+          <w:lang w:val="en-FR"/>
+        </w:rPr>
+        <w:t>Mean absolute % difference</w:t>
+      </w:r>
+      <w:r>
+        <w:rPr>
+          <w:lang w:val="en-FR"/>
+        </w:rPr>
+        <w:tab/>
+        <w:t>0.024%</w:t>
+      </w:r>
+      <w:r>
+        <w:rPr>
+          <w:lang w:val="en-FR"/>
+        </w:rPr>
+        <w:tab/>
+        <w:t>0.29% †</w:t>
+      </w:r>
+      <w:r>
+        <w:rPr>
+          <w:lang w:val="en-FR"/>
+        </w:rPr>
+        <w:tab/>
+        <w:t>0.013%</w:t>
+      </w:r>
+      <w:r>
+        <w:rPr>
+          <w:lang w:val="en-FR"/>
+        </w:rPr>
+        <w:tab/>
+        <w:t>0.51%</w:t>
+      </w:r>
+    </w:p>
+    <w:p>
+      <w:pPr>
+        <w:rPr>
+          <w:lang w:val="en-FR"/>
+        </w:rPr>
+      </w:pPr>
+      <w:r>
+        <w:rPr>
+          <w:lang w:val="en-FR"/>
+        </w:rPr>
+        <w:t>FJ11 import failures</w:t>
+      </w:r>
+      <w:r>
+        <w:rPr>
+          <w:lang w:val="en-FR"/>
+        </w:rPr>
+        <w:tab/>
+        <w:t>—</w:t>
+      </w:r>
+      <w:r>
+        <w:rPr>
+          <w:lang w:val="en-FR"/>
+        </w:rPr>
+        <w:tab/>
+        <w:t>Boolean + arcsinh gates</w:t>
+      </w:r>
+      <w:r>
+        <w:rPr>
+          <w:lang w:val="en-FR"/>
+        </w:rPr>
+        <w:tab/>
+        <w:t>—</w:t>
+      </w:r>
+      <w:r>
+        <w:rPr>
+          <w:lang w:val="en-FR"/>
+        </w:rPr>
+        <w:tab/>
+        <w:t>Marker naming (cascading)</w:t>
+      </w:r>
+    </w:p>
+    <w:p>
+      <w:pPr>
+        <w:rPr>
+          <w:lang w:val="en-FR"/>
+        </w:rPr>
+      </w:pPr>
+      <w:r>
+        <w:rPr>
+          <w:lang w:val="en-FR"/>
+        </w:rPr>
+        <w:t>† Excluding test12 PE_hi (1799-cell anomaly; FJ11 import-time misinterpretation documented in Section 5.2). Including PE_hi, mean absolute percentage difference rises to approximately 2.6%.</w:t>
+      </w:r>
+    </w:p>
+    <w:p>
+      <w:pPr>
+        <w:rPr>
+          <w:lang w:val="en-FR"/>
+        </w:rPr>
+      </w:pPr>
+    </w:p>
+    <w:p>
+      <w:pPr>
+        <w:rPr>
+          <w:lang w:val="en-FR"/>
+        </w:rPr>
+      </w:pPr>
+      <w:r>
+        <w:rPr>
+          <w:lang w:val="en-FR"/>
+        </w:rPr>
+        <w:t>5.3. Standards Compliance</w:t>
+      </w:r>
+    </w:p>
+    <w:p>
+      <w:pPr>
+        <w:rPr>
+          <w:lang w:val="en-FR"/>
+        </w:rPr>
+      </w:pPr>
+      <w:r>
+        <w:rPr>
+          <w:lang w:val="en-FR"/>
+        </w:rPr>
+        <w:t>Structural conformance to the Gating-ML 2.0 specification was assessed through namespace verification and element attribute checks. All 50 applicable structural checks passed across the 13 test workspaces, confirming correct usage of gate elements (Rectangle, Polygon, Ellipsoid) and transformation definitions (Table 3).</w:t>
+      </w:r>
+    </w:p>
+    <w:p>
+      <w:pPr>
+        <w:rPr>
+          <w:lang w:val="en-FR"/>
+        </w:rPr>
+      </w:pPr>
+    </w:p>
+    <w:p>
+      <w:pPr>
+        <w:rPr>
+          <w:lang w:val="en-FR"/>
+        </w:rPr>
+      </w:pPr>
+      <w:r>
+        <w:rPr>
+          <w:lang w:val="en-FR"/>
+        </w:rPr>
+        <w:t>Strict validation against the official Gating-ML 2.0 XSD schema failed for both CyFj11 exports and authentic FlowJo v10 workspaces — a known consequence of FlowJo v10's use of proprietary transformation element names (e.g., transforms:biex) in place of the standard &lt;transforms:transformation&gt; wrapper. Because CyFj11 replicates the native FlowJo v10 format, this deviation is inherent to the target software rather than a deficiency of the export tool.</w:t>
+      </w:r>
+    </w:p>
+    <w:p>
+      <w:pPr>
+        <w:rPr>
+          <w:lang w:val="en-FR"/>
+        </w:rPr>
+      </w:pPr>
+    </w:p>
+    <w:p>
+      <w:pPr>
+        <w:rPr>
+          <w:lang w:val="en-FR"/>
+        </w:rPr>
+      </w:pPr>
+      <w:r>
+        <w:rPr>
+          <w:lang w:val="en-FR"/>
+        </w:rPr>
+        <w:t>With respect to MIFlowCyt compliance, CyFj11 preserves all gating-workspace metadata within scope, including gate definitions, compensation matrices, transformation parameters, and FCS keywords. Metadata external to the workspace file — such as instrument configuration or antibody catalog numbers — remains the user's responsibility to curate. Compensation matrix export is implemented and included in all test workspaces; detailed results are provided in Supplementary File 4.</w:t>
+      </w:r>
+    </w:p>
+    <w:p>
+      <w:pPr>
+        <w:rPr>
+          <w:lang w:val="en-FR"/>
+        </w:rPr>
+      </w:pPr>
+    </w:p>
+    <w:p>
+      <w:pPr>
+        <w:rPr>
+          <w:lang w:val="en-FR"/>
+        </w:rPr>
+      </w:pPr>
+      <w:r>
+        <w:rPr>
+          <w:lang w:val="en-FR"/>
+        </w:rPr>
+        <w:t>Table 3. Gating-ML 2.0 Structural Conformance Results.</w:t>
       </w:r>
     </w:p>
     <w:p>
@@ -3627,7 +3375,7 @@
         <w:rPr>
           <w:lang w:val="en-FR"/>
         </w:rPr>
-        <w:t>Gate Elements (Rect/Poly/Ellip)</w:t>
+        <w:t>Gate elements (Rect/Poly/Ellip)</w:t>
       </w:r>
       <w:r>
         <w:rPr>
@@ -3661,7 +3409,7 @@
         <w:rPr>
           <w:lang w:val="en-FR"/>
         </w:rPr>
-        <w:t>Transform Elements</w:t>
+        <w:t>Transform elements</w:t>
       </w:r>
       <w:r>
         <w:rPr>
@@ -3695,7 +3443,7 @@
         <w:rPr>
           <w:lang w:val="en-FR"/>
         </w:rPr>
-        <w:t>Overall Structural Compliance</w:t>
+        <w:t>Overall structural compliance</w:t>
       </w:r>
       <w:r>
         <w:rPr>
@@ -3725,24 +3473,103 @@
           <w:lang w:val="en-FR"/>
         </w:rPr>
       </w:pPr>
-    </w:p>
-    <w:p>
-      <w:pPr>
+      <w:r>
         <w:rPr>
           <w:lang w:val="en-FR"/>
         </w:rPr>
-      </w:pPr>
-    </w:p>
-    <w:p>
-      <w:bookmarkStart w:id="6" w:name="validation"/>
-      <w:bookmarkStart w:id="7" w:name="standards-compliance"/>
+        <w:t>5.4. Real-World Validation and Compensation Matrix Export (Test 14)</w:t>
+      </w:r>
+    </w:p>
+    <w:p>
+      <w:pPr>
+        <w:rPr>
+          <w:lang w:val="en-FR"/>
+        </w:rPr>
+      </w:pPr>
+      <w:r>
+        <w:rPr>
+          <w:lang w:val="en-FR"/>
+        </w:rPr>
+        <w:t>To assess export fidelity under real-world conditions and to provide initial evidence for correct compensation matrix handling, Test 14 used the example dataset distributed with the FlowSOM R package (68983.fcs; mouse bone marrow immunophenotyping) together with its associated FlowJo v10 workspace (gating.wsp). This test exercises a more demanding pipeline than tests 01–13: the GatingSet was imported from an existing v10 workspace via CytoML (CytoML::flowjo_to_gatingset()) rather than constructed from scratch in R, and then re-exported to v10 format via export_flowjo10_workspace(). This design validates the complete CytoML-to-CyFj11 round-trip — the most common real-world workflow for researchers transitioning from a FlowJo v10 environment to R-based analysis and back.</w:t>
+      </w:r>
+    </w:p>
+    <w:p>
+      <w:pPr>
+        <w:rPr>
+          <w:lang w:val="en-FR"/>
+        </w:rPr>
+      </w:pPr>
+    </w:p>
+    <w:p>
+      <w:pPr>
+        <w:rPr>
+          <w:lang w:val="en-FR"/>
+        </w:rPr>
+      </w:pPr>
+      <w:r>
+        <w:rPr>
+          <w:lang w:val="en-FR"/>
+        </w:rPr>
+        <w:t xml:space="preserve">The workspace encompasses a three-level hierarchical gating strategy covering 15 populations across scatter and compensated fluorescence channels (NK1.1, CD3, CD19, TCRβ, TCRγδ, CD4, CD8), with polygon gates for lymphocyte and T cell subsets and 2D </w:t>
+      </w:r>
+      <w:r>
+        <w:rPr>
+          <w:lang w:val="en-FR"/>
+        </w:rPr>
+        <w:lastRenderedPageBreak/>
+        <w:t>rectangle gates for all remaining populations. The compensation matrix embedded in the original workspace was extracted by CytoML during import and preserved by CyFj11 in the exported XML.</w:t>
+      </w:r>
+    </w:p>
+    <w:p>
+      <w:pPr>
+        <w:rPr>
+          <w:lang w:val="en-FR"/>
+        </w:rPr>
+      </w:pPr>
+    </w:p>
+    <w:p>
+      <w:pPr>
+        <w:rPr>
+          <w:lang w:val="en-FR"/>
+        </w:rPr>
+      </w:pPr>
+      <w:r>
+        <w:rPr>
+          <w:lang w:val="en-FR"/>
+        </w:rPr>
+        <w:t>FlowJo v10 results. Of the 15 populations, 12 showed exact count agreement with R. The remaining three — Lymphocytes, Singlets, and Singlets2, all scatter-channel polygon or rectangle gates — differed by at most 10 cells (0.05%). All 12 populations gated on compensated fluorescence channels — including NK cells, NK T cells, B cells, T cells, αβ T cells, γδ T cells, and CD4/CD8/DN/DP subsets — showed exact or near-exact agreement. These results provide indirect evidence that the compensation matrix was correctly preserved in the exported XML: correct counts on fluorescence-channel axes can only be obtained if the applied compensation matches the original matrix definition. A direct element-wise comparison of the exported &lt;spilloverMatrix&gt; XML block against the original workspace matrix confirmed identity for all entries (Supplementary Table S1).</w:t>
+      </w:r>
+    </w:p>
+    <w:p>
+      <w:pPr>
+        <w:rPr>
+          <w:lang w:val="en-FR"/>
+        </w:rPr>
+      </w:pPr>
+    </w:p>
+    <w:p>
+      <w:pPr>
+        <w:rPr>
+          <w:lang w:val="en-FR"/>
+        </w:rPr>
+      </w:pPr>
+      <w:r>
+        <w:rPr>
+          <w:lang w:val="en-FR"/>
+        </w:rPr>
+        <w:t>FlowJo v11 results. As documented in Section 5.2, FlowJo v11 failed to parse the marker name "NK1_1+" from the CyFj11-exported XML, causing cascading inaccessibility of all fluorescence-channel populations. The three scatter-channel populations that were successfully displayed (Lymphocytes, Singlets, Singlets2) showed consistent undercounts of approximately 0.5% relative to R, consistent with the polygon and rectangle gate interpretation behavior observed in tests 04, 09, and 10.</w:t>
+      </w:r>
+    </w:p>
+    <w:p>
+      <w:bookmarkStart w:id="4" w:name="validation"/>
+      <w:bookmarkStart w:id="5" w:name="standards-compliance"/>
       <w:bookmarkEnd w:id="2"/>
       <w:bookmarkEnd w:id="3"/>
       <w:r>
         <w:rPr>
           <w:noProof/>
         </w:rPr>
-        <w:pict w14:anchorId="2DAA2E94">
+        <w:pict w14:anchorId="5B66AE77">
           <v:rect id="_x0000_i1038" alt="" style="width:451.3pt;height:.05pt;mso-width-percent:0;mso-height-percent:0;mso-width-percent:0;mso-height-percent:0" o:hralign="center" o:hrstd="t" o:hr="t"/>
         </w:pict>
       </w:r>
@@ -3750,17 +3577,426 @@
     <w:p>
       <w:pPr>
         <w:pStyle w:val="Heading1"/>
+      </w:pPr>
+      <w:bookmarkStart w:id="6" w:name="discussion"/>
+      <w:bookmarkStart w:id="7" w:name="future-directions"/>
+      <w:bookmarkEnd w:id="4"/>
+      <w:bookmarkEnd w:id="5"/>
+      <w:r>
+        <w:t>Discussion</w:t>
+      </w:r>
+    </w:p>
+    <w:p>
+      <w:pPr>
+        <w:rPr>
+          <w:lang w:val="en-US" w:eastAsia="en-US"/>
+        </w:rPr>
+      </w:pPr>
+      <w:r>
+        <w:rPr>
+          <w:lang w:val="en-US" w:eastAsia="en-US"/>
+        </w:rPr>
+        <w:t>CyFj11 targets researchers who use FlowJo v11 as their primary gating environment and require downstream analysis in R — or who need to export R-derived gating results back to FlowJo for visual inspection or collaborative review. The package is particularly suited to high-throughput quality checking of manually gated high-dimensional flow cytometry files, enabling rapid simultaneous visualization of a given population across many samples.</w:t>
+      </w:r>
+    </w:p>
+    <w:p>
+      <w:pPr>
+        <w:rPr>
+          <w:lang w:val="en-US" w:eastAsia="en-US"/>
+        </w:rPr>
+      </w:pPr>
+    </w:p>
+    <w:p>
+      <w:pPr>
+        <w:rPr>
+          <w:lang w:val="en-US" w:eastAsia="en-US"/>
+        </w:rPr>
+      </w:pPr>
+      <w:r>
+        <w:rPr>
+          <w:lang w:val="en-US" w:eastAsia="en-US"/>
+        </w:rPr>
+        <w:t>A secondary use case serves researchers who cannot deploy CytoML for v10 workspace import due to platform constraints — most commonly on macOS with Apple Silicon (ARM), where CytoML's Docker-based C++ components are unmaintained. The typical workflow is: gate cells in FlowJo v11, import the workspace into R via fj11_to_gatingset(), apply statistical analysis or batch processing, and optionally return results to FlowJo using export_flowjo10_workspace().</w:t>
+      </w:r>
+    </w:p>
+    <w:p>
+      <w:pPr>
+        <w:rPr>
+          <w:lang w:val="en-US" w:eastAsia="en-US"/>
+        </w:rPr>
+      </w:pPr>
+    </w:p>
+    <w:p>
+      <w:pPr>
+        <w:rPr>
+          <w:lang w:val="en-US" w:eastAsia="en-US"/>
+        </w:rPr>
+      </w:pPr>
+      <w:r>
+        <w:rPr>
+          <w:lang w:val="en-US" w:eastAsia="en-US"/>
+        </w:rPr>
+        <w:t>CyFj11 is not designed to replace FlowJo as a gating environment, nor to supplant CytoML for users whose pipelines are already built on v10 workspaces under standard platforms. Instead, it fills the specific gap created by FlowJo's format change: the inability to read v11 workspaces in R and the absence of a maintained, platform-independent v10 export path. For v10 import, CyFj11 currently relies on CytoML's FlowJo reader (CytoML::flowjo_to_gatingset()); any limitations of that reader — such as partial support for certain gate types or transformations — propagate equally to the round-trip comparison workflow.</w:t>
+      </w:r>
+    </w:p>
+    <w:p>
+      <w:pPr>
+        <w:rPr>
+          <w:lang w:val="en-US" w:eastAsia="en-US"/>
+        </w:rPr>
+      </w:pPr>
+    </w:p>
+    <w:p>
+      <w:pPr>
+        <w:rPr>
+          <w:lang w:val="en-US" w:eastAsia="en-US"/>
+        </w:rPr>
+      </w:pPr>
+      <w:r>
+        <w:rPr>
+          <w:lang w:val="en-US" w:eastAsia="en-US"/>
+        </w:rPr>
+        <w:t>Several limitations should be noted.</w:t>
+      </w:r>
+    </w:p>
+    <w:p>
+      <w:pPr>
+        <w:rPr>
+          <w:lang w:val="en-US" w:eastAsia="en-US"/>
+        </w:rPr>
+      </w:pPr>
+    </w:p>
+    <w:p>
+      <w:pPr>
+        <w:rPr>
+          <w:lang w:val="en-US" w:eastAsia="en-US"/>
+        </w:rPr>
+      </w:pPr>
+      <w:r>
+        <w:rPr>
+          <w:lang w:val="en-US" w:eastAsia="en-US"/>
+        </w:rPr>
+        <w:t>First, quadrant gates are not exported to v10 format. The FlowJo v10 XML schema provides no direct representation for this gate type; users who rely on quadrant gates will need to reconstruct them manually in FlowJo after export.</w:t>
+      </w:r>
+    </w:p>
+    <w:p>
+      <w:pPr>
+        <w:rPr>
+          <w:lang w:val="en-US" w:eastAsia="en-US"/>
+        </w:rPr>
+      </w:pPr>
+    </w:p>
+    <w:p>
+      <w:pPr>
+        <w:rPr>
+          <w:lang w:val="en-US" w:eastAsia="en-US"/>
+        </w:rPr>
+      </w:pPr>
+      <w:r>
+        <w:rPr>
+          <w:lang w:val="en-US" w:eastAsia="en-US"/>
+        </w:rPr>
+        <w:lastRenderedPageBreak/>
+        <w:t>Second, per-sample gate variations (tailored gates) cannot be represented in v10 format, and export therefore falls back to the group-level gate. Because fj11_to_gatingset() returns a list of per-sample GatingSet objects rather than a single merged object, users can inspect and work with per-sample gates in R before committing to a merge strategy. Nevertheless, conversion to a single GatingSet via flowWorkspace::merge_list_to_gs() necessarily discards sample-specific variation. Extending flowCore to natively support per-sample gate representations would be a valuable future development.</w:t>
+      </w:r>
+    </w:p>
+    <w:p>
+      <w:pPr>
+        <w:rPr>
+          <w:lang w:val="en-US" w:eastAsia="en-US"/>
+        </w:rPr>
+      </w:pPr>
+    </w:p>
+    <w:p>
+      <w:pPr>
+        <w:rPr>
+          <w:lang w:val="en-US" w:eastAsia="en-US"/>
+        </w:rPr>
+      </w:pPr>
+      <w:r>
+        <w:rPr>
+          <w:lang w:val="en-US" w:eastAsia="en-US"/>
+        </w:rPr>
+        <w:t>Third, FlowJo v11 exhibits limited backward compatibility with the v10 XML format generated by CyFj11. The validation suite revealed four distinct FJ11 import failures: (i) boolean gate definitions are silently discarded on import into FlowJo v11, requiring manual reconstruction in every test scenario in which they were present; (ii) arcsinh-transformed gates are rendered with incorrect boundaries, producing systematically wrong population counts; (iii) one log-transformed gate (test12 PE_hi) was severely misinterpreted on direct import, yielding a 47% count discrepancy that was fully resolved only after manual revision within FlowJo v11 — confirmed to be an FJ11-side parsing failure rather than general coordinate drift, by exact reproduction in FlowJo v10 and by correct counts following manual correction; and (iv) FlowJo v11 failed to correctly parse the marker name "NK1_1+" when loading a CyFj11-exported v10 workspace (test14), rendering all downstream populations inaccessible — a failure not reproducible in FlowJo v10, establishing that the exported XML is structurally correct and the incompatibility is FJ11-specific. In all four cases, the v10 XML produced by CyFj11 was verified as correct by FlowJo v10, confirming that each failure originates in FlowJo v11's v10 reader, not in CyFj11. Critically, none of these incompatibilities are unique to CyFj11; they would affect any tool generating v10-format workspaces intended for import into FlowJo v11. Users should therefore expect to verify and manually reconstruct boolean gates after import, treat arcsinh-encoded gates with caution, and confirm marker name resolution — particularly for names that include non-alphanumeric characters — following import. CyFj11 does not alter marker names during export; they are written exactly as they appear in the GatingSet parameter table. For gates on standard biexponential, logicle, or linear axes, FJ11 import is generally reliable, with a re-save workaround resolving most residual discrepancies.</w:t>
+      </w:r>
+    </w:p>
+    <w:p>
+      <w:pPr>
+        <w:rPr>
+          <w:lang w:val="en-US" w:eastAsia="en-US"/>
+        </w:rPr>
+      </w:pPr>
+    </w:p>
+    <w:p>
+      <w:pPr>
+        <w:rPr>
+          <w:lang w:val="en-US" w:eastAsia="en-US"/>
+        </w:rPr>
+      </w:pPr>
+      <w:r>
+        <w:rPr>
+          <w:lang w:val="en-US" w:eastAsia="en-US"/>
+        </w:rPr>
+        <w:t>Fourth, compensation matrix export has not yet been validated against an independent reference standard; users should verify compensation settings in FlowJo after import.</w:t>
+      </w:r>
+    </w:p>
+    <w:p>
+      <w:pPr>
+        <w:rPr>
+          <w:lang w:val="en-US" w:eastAsia="en-US"/>
+        </w:rPr>
+      </w:pPr>
+    </w:p>
+    <w:p>
+      <w:pPr>
+        <w:rPr>
+          <w:lang w:val="en-US" w:eastAsia="en-US"/>
+        </w:rPr>
+      </w:pPr>
+      <w:r>
+        <w:rPr>
+          <w:lang w:val="en-US" w:eastAsia="en-US"/>
+        </w:rPr>
+        <w:t>Fifth, the validation suite comprises 13 primary test scenarios and one supplementary test (test14), each constructed to probe specific gate types, transformation encodings, and known edge cases. Although this coverage is broad, it is necessarily synthetic: real-world workspaces may combine features or encounter configurations not represented in the test suite, and results should be interpreted with that scope in mind.</w:t>
+      </w:r>
+    </w:p>
+    <w:p>
+      <w:pPr>
+        <w:rPr>
+          <w:lang w:val="en-US" w:eastAsia="en-US"/>
+        </w:rPr>
+      </w:pPr>
+    </w:p>
+    <w:p>
+      <w:pPr>
+        <w:rPr>
+          <w:lang w:val="en-US" w:eastAsia="en-US"/>
+        </w:rPr>
+      </w:pPr>
+      <w:r>
+        <w:rPr>
+          <w:lang w:val="en-US" w:eastAsia="en-US"/>
+        </w:rPr>
+        <w:t xml:space="preserve">CytoML </w:t>
+      </w:r>
+      <w:r>
+        <w:fldChar w:fldCharType="begin"/>
+      </w:r>
+      <w:r>
+        <w:rPr>
+          <w:lang w:val="en-US"/>
+        </w:rPr>
+        <w:instrText xml:space="preserve"> ADDIN ZOTERO_ITEM CSL_CITATION {"citationID":"ddpVr7hz","properties":{"unsorted":false,"formattedCitation":"(8)","plainCitation":"(8)","noteIndex":0},"citationItems":[{"id":19659,"uris":["http://zotero.org/groups/2522180/items/LYWKBKYT"],"itemData":{"id":19659,"type":"article-journal","abstract":"Abstract\n            \n              CytoML\n              is an R/Bioconductor package that enables cross</w:instrText>
+      </w:r>
+      <w:r>
+        <w:rPr>
+          <w:rFonts w:ascii="Cambria Math" w:hAnsi="Cambria Math" w:cs="Cambria Math"/>
+          <w:lang w:val="en-US"/>
+        </w:rPr>
+        <w:instrText>‐</w:instrText>
+      </w:r>
+      <w:r>
+        <w:rPr>
+          <w:lang w:val="en-US"/>
+        </w:rPr>
+        <w:instrText>platform import, export, and sharing of gated cytometry data. It currently supports Cytobank, FlowJo, Diva, and R, allowing users to import gated cytometry data from commercial platforms into R. Once data are available in R, the data can be further manipulated. For example it can be combined with other computational and analytic approaches, and the results can be exported to FlowJo or Cytobank to be explored by researchers using those platforms. We demonstrate how\n              CytoML\n              and related R packages can be used as a tool to import, modify and export several samples stained with the T cell panel from the FlowCAP IV Lyoplate data set. Once imported, the gating is modified using computational approaches, and exported for visualization in Cytobank and FlowJo. We further show how\n              CytoML\n              can be used to import gated data from a publicly accessible mass cytometry experiment from Cytobank.\n              CytoML\n              is the only tool that allows such sharing of gated cytometry data between researchers working across different platforms, and it will serve as a useful tool for validating and verifying the reproducibility of analyses. © 2018 The Authors. Cytometry Part A published by Wiley Periodicals, Inc. on behalf of International Society for Advancement of Cytometry.","container-title":"Cytometry Part A","DOI":"10.1002/cyto.a.23663","ISSN":"1552-4922, 1552-4930","issue":"12","journalAbbreviation":"Cytometry Pt A","language":"en","page":"1189-1196","source":"DOI.org (Crossref)","title":"&lt;i&gt;CytoML&lt;/i&gt; for cross</w:instrText>
+      </w:r>
+      <w:r>
+        <w:rPr>
+          <w:rFonts w:ascii="Cambria Math" w:hAnsi="Cambria Math" w:cs="Cambria Math"/>
+          <w:lang w:val="en-US"/>
+        </w:rPr>
+        <w:instrText>‐</w:instrText>
+      </w:r>
+      <w:r>
+        <w:rPr>
+          <w:lang w:val="en-US"/>
+        </w:rPr>
+        <w:instrText xml:space="preserve">platform cytometry data sharing","volume":"93","author":[{"family":"Finak","given":"Greg"},{"family":"Jiang","given":"Wenxin"},{"family":"Gottardo","given":"Raphael"}],"issued":{"date-parts":[["2018",12]]}}}],"schema":"https://github.com/citation-style-language/schema/raw/master/csl-citation.json"} </w:instrText>
+      </w:r>
+      <w:r>
+        <w:fldChar w:fldCharType="separate"/>
+      </w:r>
+      <w:r>
+        <w:rPr>
+          <w:noProof/>
+          <w:lang w:val="en-US"/>
+        </w:rPr>
+        <w:t>(8)</w:t>
+      </w:r>
+      <w:r>
+        <w:fldChar w:fldCharType="end"/>
+      </w:r>
+      <w:r>
+        <w:rPr>
+          <w:lang w:val="en-US" w:eastAsia="en-US"/>
+        </w:rPr>
+        <w:t xml:space="preserve"> </w:t>
+      </w:r>
+      <w:r>
+        <w:rPr>
+          <w:lang w:val="en-US" w:eastAsia="en-US"/>
+        </w:rPr>
+        <w:t>supports FlowJo v10 import via XML parsing and v10 export via compiled C++ components distributed as Docker containers. CyFj11 is complementary: it adds v11 import capability (unavailable in CytoML) and provides a native-R v10 export path that requires no container infrastructure. For users on standard hardware with v10 workspaces, CytoML remains a viable and well-established option; CyFj11's v10 export offers an alternative for users who encounter difficulties with the CytoML Docker container on current operating systems.</w:t>
+      </w:r>
+    </w:p>
+    <w:p>
+      <w:pPr>
+        <w:rPr>
+          <w:lang w:val="en-US" w:eastAsia="en-US"/>
+        </w:rPr>
+      </w:pPr>
+    </w:p>
+    <w:p>
+      <w:pPr>
+        <w:rPr>
+          <w:lang w:val="en-US" w:eastAsia="en-US"/>
+        </w:rPr>
+      </w:pPr>
+      <w:r>
+        <w:rPr>
+          <w:lang w:val="en-US" w:eastAsia="en-US"/>
+        </w:rPr>
+        <w:t xml:space="preserve">openCyto </w:t>
+      </w:r>
+      <w:r>
+        <w:fldChar w:fldCharType="begin"/>
+      </w:r>
+      <w:r>
+        <w:rPr>
+          <w:lang w:val="en-US"/>
+        </w:rPr>
+        <w:instrText xml:space="preserve"> ADDIN ZOTERO_ITEM CSL_CITATION {"citationID":"Ct7XHpcD","properties":{"unsorted":false,"formattedCitation":"(6)","plainCitation":"(6)","noteIndex":0},"citationItems":[{"id":19657,"uris":["http://zotero.org/groups/2522180/items/D7WSMW6C"],"itemData":{"id":19657,"type":"article-journal","container-title":"PLoS Computational Biology","DOI":"10.1371/journal.pcbi.1003806","ISSN":"1553-7358","issue":"8","journalAbbreviation":"PLoS Comput Biol","language":"en","page":"e1003806","source":"DOI.org (Crossref)","title":"OpenCyto: An Open Source Infrastructure for Scalable, Robust, Reproducible, and Automated, End-to-End Flow Cytometry Data Analysis","title-short":"OpenCyto","volume":"10","author":[{"family":"Finak","given":"Greg"},{"family":"Frelinger","given":"Jacob"},{"family":"Jiang","given":"Wenxin"},{"family":"Newell","given":"Evan W."},{"family":"Ramey","given":"John"},{"family":"Davis","given":"Mark M."},{"family":"Kalams","given":"Spyros A."},{"family":"De Rosa","given":"Stephen C."},{"family":"Gottardo","given":"Raphael"}],"editor":[{"family":"Prlic","given":"Andreas"}],"issued":{"date-parts":[["2014",8,28]]}}}],"schema":"https://github.com/citation-style-language/schema/raw/master/csl-citation.json"} </w:instrText>
+      </w:r>
+      <w:r>
+        <w:fldChar w:fldCharType="separate"/>
+      </w:r>
+      <w:r>
+        <w:rPr>
+          <w:noProof/>
+          <w:lang w:val="en-US"/>
+        </w:rPr>
+        <w:t>(6)</w:t>
+      </w:r>
+      <w:r>
+        <w:fldChar w:fldCharType="end"/>
+      </w:r>
+      <w:r>
+        <w:rPr>
+          <w:lang w:val="en-US" w:eastAsia="en-US"/>
+        </w:rPr>
+        <w:t xml:space="preserve"> </w:t>
+      </w:r>
+      <w:r>
+        <w:rPr>
+          <w:lang w:val="en-US" w:eastAsia="en-US"/>
+        </w:rPr>
+        <w:t>provides automated gating algorithms that operate on GatingSet objects; CyFj11 is fully compatible with openCyto workflows, so a FlowJo v11 workspace can serve as a starting point for automated gating refinement.</w:t>
+      </w:r>
+    </w:p>
+    <w:p>
+      <w:pPr>
+        <w:rPr>
+          <w:lang w:val="en-US" w:eastAsia="en-US"/>
+        </w:rPr>
+      </w:pPr>
+    </w:p>
+    <w:p>
+      <w:pPr>
+        <w:rPr>
+          <w:lang w:val="en-US" w:eastAsia="en-US"/>
+        </w:rPr>
+      </w:pPr>
+      <w:r>
+        <w:rPr>
+          <w:lang w:val="en-US" w:eastAsia="en-US"/>
+        </w:rPr>
+        <w:t>Full v11 export would require either vendor documentation of the FlowJo v11 JSON schema or a substantially larger reverse-engineering effort than was undertaken here. If BD Biosciences were to provide official schema documentation, implementing a v11 exporter from GatingSet objects would be a natural extension of CyFj11. Until then, the v10 export pathway remains the practical route for returning R-based analyses to FlowJo.</w:t>
+      </w:r>
+    </w:p>
+    <w:p>
+      <w:pPr>
+        <w:rPr>
+          <w:lang w:val="en-US" w:eastAsia="en-US"/>
+        </w:rPr>
+      </w:pPr>
+    </w:p>
+    <w:p>
+      <w:pPr>
+        <w:rPr>
+          <w:lang w:val="en-US" w:eastAsia="en-US"/>
+        </w:rPr>
+      </w:pPr>
+      <w:r>
+        <w:rPr>
+          <w:lang w:val="en-US" w:eastAsia="en-US"/>
+        </w:rPr>
+        <w:t>Integration with spectral unmixing workflows, mass cytometry (CyTOF) data, and emerging modalities such as imaging mass cytometry represent natural future directions as these data types increasingly flow through FlowJo v11.</w:t>
+      </w:r>
+    </w:p>
+    <w:p>
+      <w:pPr>
+        <w:rPr>
+          <w:lang w:val="en-US" w:eastAsia="en-US"/>
+        </w:rPr>
+      </w:pPr>
+    </w:p>
+    <w:p>
+      <w:pPr>
+        <w:rPr>
+          <w:lang w:val="en-US" w:eastAsia="en-US"/>
+        </w:rPr>
+      </w:pPr>
+      <w:r>
+        <w:rPr>
+          <w:lang w:val="en-US" w:eastAsia="en-US"/>
+        </w:rPr>
+        <w:t>The package is maintained as open-source software.</w:t>
+      </w:r>
+    </w:p>
+    <w:p>
+      <w:pPr>
+        <w:rPr>
+          <w:lang w:val="en-US" w:eastAsia="en-US"/>
+        </w:rPr>
+      </w:pPr>
+    </w:p>
+    <w:p>
+      <w:r>
+        <w:rPr>
+          <w:noProof/>
+        </w:rPr>
+        <w:pict w14:anchorId="79880BAC">
+          <v:rect id="_x0000_i1037" alt="" style="width:451.3pt;height:.05pt;mso-width-percent:0;mso-height-percent:0;mso-width-percent:0;mso-height-percent:0" o:hralign="center" o:hrstd="t" o:hr="t" fillcolor="#a0a0a0" stroked="f"/>
+        </w:pict>
+      </w:r>
+    </w:p>
+    <w:p>
+      <w:pPr>
+        <w:rPr>
+          <w:lang w:val="en-US"/>
+        </w:rPr>
+      </w:pPr>
+      <w:r>
+        <w:rPr>
+          <w:lang w:val="en-US"/>
+        </w:rPr>
+        <w:t xml:space="preserve"> </w:t>
+      </w:r>
+    </w:p>
+    <w:p>
+      <w:pPr>
+        <w:pStyle w:val="Heading1"/>
         <w:rPr>
           <w:rFonts w:ascii="Times New Roman" w:hAnsi="Times New Roman"/>
           <w:lang w:eastAsia="en-GB"/>
         </w:rPr>
       </w:pPr>
-      <w:bookmarkStart w:id="8" w:name="discussion"/>
-      <w:bookmarkStart w:id="9" w:name="future-directions"/>
+      <w:bookmarkStart w:id="8" w:name="conclusion"/>
       <w:bookmarkEnd w:id="6"/>
       <w:bookmarkEnd w:id="7"/>
       <w:r>
-        <w:t>Discussion</w:t>
+        <w:t>Conclusion</w:t>
       </w:r>
     </w:p>
     <w:p>
@@ -3768,11 +4004,7 @@
         <w:pStyle w:val="NormalWeb"/>
       </w:pPr>
       <w:r>
-        <w:t xml:space="preserve">CyFj11 is designed for researchers who use FlowJo v11 as their primary gating environment and need to perform downstream analysis in R — or who want to export R-derived gating </w:t>
-      </w:r>
-      <w:r>
-        <w:lastRenderedPageBreak/>
-        <w:t>results back into FlowJo for visual review or collaboration. It is particularly useful for high-throughput quality check of manual analysis of high-dimensional flow cytometry files, since it enables quick simultaneous visualization of a given "gated" cell population in numerous samples.</w:t>
+        <w:t>CyFj11 provides a practical, platform-independent solution for FlowJo v11 / R interoperability. It enables researchers to import modern FlowJo v11 workspaces into R with full gate and transformation support, and to return analyzed data to FlowJo via the well-specified v10 XML format. The pure R implementation eliminates dependencies on compiled code and container infrastructure, ensuring compatibility across all platforms supported by R. While the asymmetric design means that v11-specific features such as quadrant gates and per-sample gate variations cannot be fully round-tripped, the core gating information — population hierarchies, gate coordinates, compensation matrices, and transformation parameters — is preserved with high fidelity. CyFj11 is thus beneficial for the many laboratories that rely on high-dimensional flow cytometry and work across both the FlowJo and R environments.</w:t>
       </w:r>
     </w:p>
     <w:p>
@@ -3780,141 +4012,7 @@
         <w:pStyle w:val="NormalWeb"/>
       </w:pPr>
       <w:r>
-        <w:t xml:space="preserve">An additional use case is for researchers who cannot use CytoML for importing v10 workspaces due to platform constraints — for example, on macOS with Apple Silicon (ARM), where the CytoML Docker-based C++ components are not maintained. The typical workflow is: gate cells in FlowJo v11, import the workspace into R with </w:t>
-      </w:r>
-      <w:r>
-        <w:rPr>
-          <w:rStyle w:val="HTMLCode"/>
-        </w:rPr>
-        <w:t>fj11_to_gatingset()</w:t>
-      </w:r>
-      <w:r>
-        <w:t xml:space="preserve">, apply statistical analysis or batch processing, and optionally return the result to FlowJo via </w:t>
-      </w:r>
-      <w:r>
-        <w:rPr>
-          <w:rStyle w:val="HTMLCode"/>
-        </w:rPr>
-        <w:t>export_flowjo10_workspace()</w:t>
-      </w:r>
-      <w:r>
-        <w:t>.</w:t>
-      </w:r>
-    </w:p>
-    <w:p>
-      <w:pPr>
-        <w:pStyle w:val="NormalWeb"/>
-      </w:pPr>
-      <w:r>
-        <w:t>The package is not intended to replace FlowJo for gating, nor to replace CytoML for users whose workflows are already based on v10 workspaces on standard platforms. It fills the specific gap left by FlowJo's format change: the inability to read v11 workspaces in R and the lack of a maintained, platform-independent v10 export. For v10 import, CyFj11 currently relies on CytoML's FlowJo reader (</w:t>
-      </w:r>
-      <w:r>
-        <w:rPr>
-          <w:rStyle w:val="HTMLCode"/>
-        </w:rPr>
-        <w:t>CytoML::flowjo_to_gatingset()</w:t>
-      </w:r>
-      <w:r>
-        <w:t>); any limitations of that tool — such as partial support for certain gate types or transformations — also apply to the round-trip comparison workflow.</w:t>
-      </w:r>
-    </w:p>
-    <w:p>
-      <w:pPr>
-        <w:pStyle w:val="NormalWeb"/>
-      </w:pPr>
-      <w:r>
-        <w:t xml:space="preserve">Several limitations should nevertheless be noted. First, quadrant gates and range gates are not exported to v10 format, because the FlowJo v10 XML schema does not provide direct representations for these gate types; users relying on them will need to reconstruct the gates in FlowJo after export. Second, per-sample gate variations (tailored gates) are not representable in v10 format; export uses the group-level gate. Because </w:t>
-      </w:r>
-      <w:r>
-        <w:rPr>
-          <w:rStyle w:val="HTMLCode"/>
-        </w:rPr>
-        <w:t>fj11_to_gatingset()</w:t>
-      </w:r>
-      <w:r>
-        <w:t xml:space="preserve"> returns a list of per-sample GatingSet objects rather than a single merged object, users can inspect and work with per-sample gates in R before deciding how to merge them; however, conversion to a single GatingSet via </w:t>
-      </w:r>
-      <w:r>
-        <w:rPr>
-          <w:rStyle w:val="HTMLCode"/>
-        </w:rPr>
-        <w:t>flowWorkspace::merge_list_to_gs()</w:t>
-      </w:r>
-      <w:r>
-        <w:t xml:space="preserve"> necessarily discards sample-specific variation. Improvements to flowCore to natively represent per-sample gate variations would be a valuable future contribution.</w:t>
-      </w:r>
-    </w:p>
-    <w:p>
-      <w:pPr>
-        <w:pStyle w:val="NormalWeb"/>
-      </w:pPr>
-      <w:r>
-        <w:t>Third, gate positions in log-transformed channels undergo a small but reproducible coordinate drift on round-trip conversion; this is a known issue specific to the FlowJo logarithmic transform parameterization (</w:t>
-      </w:r>
-      <w:r>
-        <w:rPr>
-          <w:color w:val="EE0000"/>
-        </w:rPr>
-        <w:t>Test 12 in the validation suite documents this behavior</w:t>
-      </w:r>
-      <w:r>
-        <w:t>) and affects the displayed gate position, though its impact on population counts is limited to cells near the gate boundary, which are generally less densely populated. Fourth, the validation presented here is based on 13 synthetic test workspaces; real-world workspaces may contain unusual configurations not covered by these tests, though CyFj11 has been applied to large real-world datasets internally without encountering unexpected failures (data not shown).</w:t>
-      </w:r>
-    </w:p>
-    <w:p>
-      <w:pPr>
-        <w:pStyle w:val="NormalWeb"/>
-      </w:pPr>
-      <w:r>
-        <w:t xml:space="preserve">CytoML </w:t>
-      </w:r>
-      <w:r>
-        <w:rPr>
-          <w:color w:val="EE0000"/>
-        </w:rPr>
-        <w:t xml:space="preserve">[5] </w:t>
-      </w:r>
-      <w:r>
-        <w:t>provides FlowJo v10 import via XML parsing and export via compiled C++ components in Docker containers. CyFj11 complements this: it adds v11 import (not available in CytoML) and provides a native-R v10 export path that does not require container infrastructure. For users on standard hardware with v10 workspaces, CytoML remains a viable choice. CyFj11's v10 export offers an alternative for users who encounter issues with the CytoML Docker container on current operating systems.</w:t>
-      </w:r>
-    </w:p>
-    <w:p>
-      <w:pPr>
-        <w:pStyle w:val="NormalWeb"/>
-      </w:pPr>
-      <w:r>
-        <w:rPr>
-          <w:color w:val="EE0000"/>
-        </w:rPr>
-        <w:lastRenderedPageBreak/>
-        <w:t xml:space="preserve">openCyto [3] </w:t>
-      </w:r>
-      <w:r>
-        <w:t>provides automated gating algorithms that operate on GatingSet objects; CyFj11 is fully compatible with openCyto workflows — a FlowJo v11 workspace can be imported as a starting point for automated gating refinement.</w:t>
-      </w:r>
-    </w:p>
-    <w:p>
-      <w:pPr>
-        <w:pStyle w:val="NormalWeb"/>
-      </w:pPr>
-      <w:r>
-        <w:t>Full v11 export would require either vendor documentation of the FlowJo v11 JSON schema or a substantially larger reverse-engineering effort than was undertaken here. Should BD Biosciences provide official schema documentation, implementing a v11 exporter from GatingSet objects would be a natural extension of CyFj11. In the meantime, the v10 export pathway remains the practical solution for returning R analyses to FlowJo.</w:t>
-      </w:r>
-    </w:p>
-    <w:p>
-      <w:pPr>
-        <w:pStyle w:val="NormalWeb"/>
-      </w:pPr>
-      <w:r>
-        <w:t>Integration with spectral unmixing workflows and mass cytometry (CyTOF) data, as well as support for emerging modalities such as imaging mass cytometry, represent potential future directions as these data types increasingly flow through FlowJo v11.</w:t>
-      </w:r>
-    </w:p>
-    <w:p>
-      <w:pPr>
-        <w:pStyle w:val="NormalWeb"/>
-      </w:pPr>
-      <w:r>
-        <w:t>The package is maintained as open-source software.</w:t>
+        <w:t>References</w:t>
       </w:r>
     </w:p>
     <w:p>
@@ -3922,106 +4020,94 @@
         <w:rPr>
           <w:noProof/>
         </w:rPr>
-        <w:pict w14:anchorId="3BFA6AE4">
-          <v:rect id="_x0000_i1037" alt="" style="width:451.3pt;height:.05pt;mso-width-percent:0;mso-height-percent:0;mso-width-percent:0;mso-height-percent:0" o:hralign="center" o:hrstd="t" o:hr="t" fillcolor="#a0a0a0" stroked="f"/>
-        </w:pict>
-      </w:r>
-    </w:p>
-    <w:p>
-      <w:pPr>
-        <w:rPr>
-          <w:lang w:val="en-US"/>
-        </w:rPr>
-      </w:pPr>
-      <w:r>
-        <w:rPr>
-          <w:lang w:val="en-US"/>
-        </w:rPr>
-        <w:t xml:space="preserve"> </w:t>
-      </w:r>
-    </w:p>
-    <w:p>
-      <w:pPr>
-        <w:pStyle w:val="Heading1"/>
-        <w:rPr>
-          <w:rFonts w:ascii="Times New Roman" w:hAnsi="Times New Roman"/>
-          <w:lang w:eastAsia="en-GB"/>
-        </w:rPr>
-      </w:pPr>
-      <w:bookmarkStart w:id="10" w:name="conclusion"/>
-      <w:bookmarkEnd w:id="8"/>
-      <w:bookmarkEnd w:id="9"/>
-      <w:r>
-        <w:t>Conclusion</w:t>
-      </w:r>
-    </w:p>
-    <w:p>
-      <w:pPr>
-        <w:pStyle w:val="NormalWeb"/>
-      </w:pPr>
-      <w:r>
-        <w:t>CyFj11 provides a practical, platform-independent solution for FlowJo v11 / R interoperability. It enables researchers to import modern FlowJo v11 workspaces into R with full gate and transformation support, and to return analyzed data to FlowJo via the well-specified v10 XML format. The pure R implementation eliminates dependencies on compiled code and container infrastructure, ensuring compatibility across all platforms supported by R. While the asymmetric design means that v11-specific features such as quadrant gates and per-sample gate variations cannot be fully round-tripped, the core gating information — population hierarchies, gate coordinates, compensation matrices, and transformation parameters — is preserved with high fidelity. CyFj11 is thus beneficial for the many laboratories that rely on high-dimensional flow cytometry and work across both the FlowJo and R environments.</w:t>
-      </w:r>
-    </w:p>
-    <w:p>
-      <w:r>
-        <w:rPr>
-          <w:noProof/>
-        </w:rPr>
-        <w:pict w14:anchorId="2CE2E9C6">
+        <w:pict w14:anchorId="3A529D67">
           <v:rect id="_x0000_i1036" alt="" style="width:451.3pt;height:.05pt;mso-width-percent:0;mso-height-percent:0;mso-width-percent:0;mso-height-percent:0" o:hralign="center" o:hrstd="t" o:hr="t"/>
         </w:pict>
       </w:r>
     </w:p>
-    <w:bookmarkStart w:id="11" w:name="references"/>
-    <w:bookmarkEnd w:id="10"/>
+    <w:p/>
+    <w:p/>
+    <w:bookmarkStart w:id="9" w:name="references"/>
+    <w:bookmarkEnd w:id="8"/>
     <w:p>
       <w:pPr>
         <w:pStyle w:val="Bibliography"/>
         <w:rPr>
           <w:rFonts w:eastAsiaTheme="minorHAnsi"/>
-          <w:color w:val="FF0000"/>
-          <w:sz w:val="24"/>
+          <w:lang w:eastAsia="en-US"/>
+        </w:rPr>
+      </w:pPr>
+      <w:r>
+        <w:rPr>
+          <w:color w:val="EE0000"/>
+        </w:rPr>
+        <w:fldChar w:fldCharType="begin"/>
+      </w:r>
+      <w:r>
+        <w:rPr>
+          <w:color w:val="EE0000"/>
+          <w:lang w:val="en-US"/>
+        </w:rPr>
+        <w:instrText xml:space="preserve"> ADDIN ZOTERO_BIBL {"uncited":[],"omitted":[],"custom":[]} CSL_BIBLIOGRAPHY </w:instrText>
+      </w:r>
+      <w:r>
+        <w:rPr>
+          <w:color w:val="EE0000"/>
+        </w:rPr>
+        <w:fldChar w:fldCharType="separate"/>
+      </w:r>
+      <w:r>
+        <w:rPr>
+          <w:rFonts w:eastAsiaTheme="minorHAnsi"/>
           <w:lang w:val="en-GB" w:eastAsia="en-US"/>
         </w:rPr>
-      </w:pPr>
-      <w:r>
-        <w:rPr>
-          <w:color w:val="EE0000"/>
-        </w:rPr>
-        <w:fldChar w:fldCharType="begin"/>
-      </w:r>
-      <w:r>
-        <w:rPr>
-          <w:color w:val="EE0000"/>
-          <w:lang w:val="en-US"/>
-        </w:rPr>
-        <w:instrText xml:space="preserve"> ADDIN ZOTERO_BIBL {"uncited":[],"omitted":[],"custom":[]} CSL_BIBLIOGRAPHY </w:instrText>
-      </w:r>
-      <w:r>
-        <w:rPr>
-          <w:color w:val="EE0000"/>
-        </w:rPr>
-        <w:fldChar w:fldCharType="separate"/>
+        <w:t>1.</w:t>
       </w:r>
       <w:r>
         <w:rPr>
           <w:rFonts w:eastAsiaTheme="minorHAnsi"/>
-          <w:color w:val="FF0000"/>
-          <w:sz w:val="24"/>
           <w:lang w:val="en-GB" w:eastAsia="en-US"/>
         </w:rPr>
-        <w:t>1.</w:t>
+        <w:tab/>
+        <w:t xml:space="preserve">Maecker HT, McCoy JP, Nussenblatt R. Standardizing immunophenotyping for the Human Immunology Project. </w:t>
       </w:r>
       <w:r>
         <w:rPr>
           <w:rFonts w:eastAsiaTheme="minorHAnsi"/>
-          <w:color w:val="FF0000"/>
-          <w:sz w:val="24"/>
+          <w:lang w:eastAsia="en-US"/>
+        </w:rPr>
+        <w:t>Nat Rev Immunol. 2012 Mar;12(3):191–200. doi:10.1038/nri3158</w:t>
+      </w:r>
+    </w:p>
+    <w:p>
+      <w:pPr>
+        <w:pStyle w:val="Bibliography"/>
+        <w:rPr>
+          <w:rFonts w:eastAsiaTheme="minorHAnsi"/>
           <w:lang w:val="en-GB" w:eastAsia="en-US"/>
         </w:rPr>
+      </w:pPr>
+      <w:r>
+        <w:rPr>
+          <w:rFonts w:eastAsiaTheme="minorHAnsi"/>
+          <w:lang w:eastAsia="en-US"/>
+        </w:rPr>
+        <w:t>2.</w:t>
+      </w:r>
+      <w:r>
+        <w:rPr>
+          <w:rFonts w:eastAsiaTheme="minorHAnsi"/>
+          <w:lang w:eastAsia="en-US"/>
+        </w:rPr>
         <w:tab/>
-        <w:t>Patin E, Hasan M, Bergstedt J, Rouilly V, Libri V, Urrutia A, et al. Natural variation in the parameters of innate immune cells is preferentially driven by genetic factors. Nature Immunology. 2018;19(3):302. doi:10.1038/s41590-018-0049-7 PubMed PMID: 29476184.</w:t>
+        <w:t xml:space="preserve">Patin E, Hasan M, Bergstedt J, Rouilly V, Libri V, Urrutia A, et al. </w:t>
+      </w:r>
+      <w:r>
+        <w:rPr>
+          <w:rFonts w:eastAsiaTheme="minorHAnsi"/>
+          <w:lang w:val="en-GB" w:eastAsia="en-US"/>
+        </w:rPr>
+        <w:t>Natural variation in the parameters of innate immune cells is preferentially driven by genetic factors. Nature Immunology. 2018;19(3):302. doi:10.1038/s41590-018-0049-7 PubMed PMID: 29476184.</w:t>
       </w:r>
     </w:p>
     <w:p>
@@ -4029,29 +4115,23 @@
         <w:pStyle w:val="Bibliography"/>
         <w:rPr>
           <w:rFonts w:eastAsiaTheme="minorHAnsi"/>
-          <w:color w:val="FF0000"/>
-          <w:sz w:val="24"/>
           <w:lang w:val="en-GB" w:eastAsia="en-US"/>
         </w:rPr>
       </w:pPr>
       <w:r>
         <w:rPr>
           <w:rFonts w:eastAsiaTheme="minorHAnsi"/>
-          <w:color w:val="FF0000"/>
-          <w:sz w:val="24"/>
           <w:lang w:val="en-GB" w:eastAsia="en-US"/>
         </w:rPr>
-        <w:t>2.</w:t>
+        <w:t>3.</w:t>
       </w:r>
       <w:r>
         <w:rPr>
           <w:rFonts w:eastAsiaTheme="minorHAnsi"/>
-          <w:color w:val="FF0000"/>
-          <w:sz w:val="24"/>
           <w:lang w:val="en-GB" w:eastAsia="en-US"/>
         </w:rPr>
         <w:tab/>
-        <w:t>FlowJo TM, version 10 &amp; 11. Becton, Dickinson and Companay.</w:t>
+        <w:t>FlowJo TM, version 10 &amp; 11. Becton, Dickinson and Company.</w:t>
       </w:r>
     </w:p>
     <w:p>
@@ -4059,25 +4139,19 @@
         <w:pStyle w:val="Bibliography"/>
         <w:rPr>
           <w:rFonts w:eastAsiaTheme="minorHAnsi"/>
-          <w:color w:val="FF0000"/>
-          <w:sz w:val="24"/>
           <w:lang w:val="en-GB" w:eastAsia="en-US"/>
         </w:rPr>
       </w:pPr>
       <w:r>
         <w:rPr>
           <w:rFonts w:eastAsiaTheme="minorHAnsi"/>
-          <w:color w:val="FF0000"/>
-          <w:sz w:val="24"/>
           <w:lang w:eastAsia="en-US"/>
         </w:rPr>
-        <w:t>3.</w:t>
+        <w:t>4.</w:t>
       </w:r>
       <w:r>
         <w:rPr>
           <w:rFonts w:eastAsiaTheme="minorHAnsi"/>
-          <w:color w:val="FF0000"/>
-          <w:sz w:val="24"/>
           <w:lang w:eastAsia="en-US"/>
         </w:rPr>
         <w:tab/>
@@ -4086,11 +4160,9 @@
       <w:r>
         <w:rPr>
           <w:rFonts w:eastAsiaTheme="minorHAnsi"/>
-          <w:color w:val="FF0000"/>
-          <w:sz w:val="24"/>
           <w:lang w:val="en-GB" w:eastAsia="en-US"/>
         </w:rPr>
-        <w:t>Bioconductor; 2017 [cited 2026 Jun 25]. Available from: https://bioconductor.org/packages/flowCore doi:10.18129/B9.BIOC.FLOWCORE</w:t>
+        <w:t>Bioconductor; 2017 [cited 2026 Jul 5]. Available from: https://bioconductor.org/packages/flowCore doi:10.18129/B9.BIOC.FLOWCORE</w:t>
       </w:r>
     </w:p>
     <w:p>
@@ -4098,25 +4170,19 @@
         <w:pStyle w:val="Bibliography"/>
         <w:rPr>
           <w:rFonts w:eastAsiaTheme="minorHAnsi"/>
-          <w:color w:val="FF0000"/>
-          <w:sz w:val="24"/>
           <w:lang w:val="en-GB" w:eastAsia="en-US"/>
         </w:rPr>
       </w:pPr>
       <w:r>
         <w:rPr>
           <w:rFonts w:eastAsiaTheme="minorHAnsi"/>
-          <w:color w:val="FF0000"/>
-          <w:sz w:val="24"/>
           <w:lang w:val="en-GB" w:eastAsia="en-US"/>
         </w:rPr>
-        <w:t>4.</w:t>
+        <w:t>5.</w:t>
       </w:r>
       <w:r>
         <w:rPr>
           <w:rFonts w:eastAsiaTheme="minorHAnsi"/>
-          <w:color w:val="FF0000"/>
-          <w:sz w:val="24"/>
           <w:lang w:val="en-GB" w:eastAsia="en-US"/>
         </w:rPr>
         <w:tab/>
@@ -4128,26 +4194,20 @@
         <w:pStyle w:val="Bibliography"/>
         <w:rPr>
           <w:rFonts w:eastAsiaTheme="minorHAnsi"/>
-          <w:color w:val="FF0000"/>
-          <w:sz w:val="24"/>
           <w:lang w:val="en-GB" w:eastAsia="en-US"/>
         </w:rPr>
       </w:pPr>
       <w:r>
         <w:rPr>
           <w:rFonts w:eastAsiaTheme="minorHAnsi"/>
-          <w:color w:val="FF0000"/>
-          <w:sz w:val="24"/>
           <w:lang w:val="en-GB" w:eastAsia="en-US"/>
         </w:rPr>
         <w:lastRenderedPageBreak/>
-        <w:t>5.</w:t>
+        <w:t>6.</w:t>
       </w:r>
       <w:r>
         <w:rPr>
           <w:rFonts w:eastAsiaTheme="minorHAnsi"/>
-          <w:color w:val="FF0000"/>
-          <w:sz w:val="24"/>
           <w:lang w:val="en-GB" w:eastAsia="en-US"/>
         </w:rPr>
         <w:tab/>
@@ -4159,130 +4219,57 @@
         <w:pStyle w:val="Bibliography"/>
         <w:rPr>
           <w:rFonts w:eastAsiaTheme="minorHAnsi"/>
-          <w:color w:val="FF0000"/>
-          <w:sz w:val="24"/>
           <w:lang w:val="en-GB" w:eastAsia="en-US"/>
         </w:rPr>
       </w:pPr>
       <w:r>
         <w:rPr>
           <w:rFonts w:eastAsiaTheme="minorHAnsi"/>
-          <w:color w:val="FF0000"/>
-          <w:sz w:val="24"/>
           <w:lang w:val="en-GB" w:eastAsia="en-US"/>
         </w:rPr>
-        <w:t>6.</w:t>
+        <w:t>7.</w:t>
       </w:r>
       <w:r>
         <w:rPr>
           <w:rFonts w:eastAsiaTheme="minorHAnsi"/>
-          <w:color w:val="FF0000"/>
-          <w:sz w:val="24"/>
           <w:lang w:val="en-GB" w:eastAsia="en-US"/>
         </w:rPr>
         <w:tab/>
-        <w:t xml:space="preserve">Spidlen J, Moore W, ISAC Data Standards Task Force, Brinkman RR. </w:t>
+        <w:t>Spidlen J, Moore W, ISAC Data Standards Task Force, Brinkman RR. ISAC’s Gating</w:t>
+      </w:r>
+      <w:r>
+        <w:rPr>
+          <w:rFonts w:ascii="Cambria Math" w:eastAsiaTheme="minorHAnsi" w:hAnsi="Cambria Math" w:cs="Cambria Math"/>
+          <w:lang w:val="en-GB" w:eastAsia="en-US"/>
+        </w:rPr>
+        <w:t>‐</w:t>
       </w:r>
       <w:r>
         <w:rPr>
           <w:rFonts w:eastAsiaTheme="minorHAnsi"/>
-          <w:smallCaps/>
-          <w:color w:val="FF0000"/>
-          <w:sz w:val="24"/>
           <w:lang w:val="en-GB" w:eastAsia="en-US"/>
         </w:rPr>
-        <w:t>ISAC</w:t>
-      </w:r>
-      <w:r>
+        <w:t>ML 2.0 data exchange standard for gating description. Cytometry Pt A. 2015 Jul;87(7):683–7. doi:10.1002/cyto.a.22690</w:t>
+      </w:r>
+    </w:p>
+    <w:p>
+      <w:pPr>
+        <w:pStyle w:val="Bibliography"/>
         <w:rPr>
           <w:rFonts w:eastAsiaTheme="minorHAnsi"/>
-          <w:color w:val="FF0000"/>
-          <w:sz w:val="24"/>
           <w:lang w:val="en-GB" w:eastAsia="en-US"/>
         </w:rPr>
-        <w:t xml:space="preserve"> ’s </w:t>
-      </w:r>
+      </w:pPr>
       <w:r>
         <w:rPr>
           <w:rFonts w:eastAsiaTheme="minorHAnsi"/>
-          <w:smallCaps/>
-          <w:color w:val="FF0000"/>
-          <w:sz w:val="24"/>
           <w:lang w:val="en-GB" w:eastAsia="en-US"/>
         </w:rPr>
-        <w:t>G</w:t>
+        <w:t>8.</w:t>
       </w:r>
       <w:r>
         <w:rPr>
           <w:rFonts w:eastAsiaTheme="minorHAnsi"/>
-          <w:color w:val="FF0000"/>
-          <w:sz w:val="24"/>
-          <w:lang w:val="en-GB" w:eastAsia="en-US"/>
-        </w:rPr>
-        <w:t xml:space="preserve"> ating</w:t>
-      </w:r>
-      <w:r>
-        <w:rPr>
-          <w:rFonts w:ascii="Cambria Math" w:eastAsiaTheme="minorHAnsi" w:hAnsi="Cambria Math" w:cs="Cambria Math"/>
-          <w:color w:val="FF0000"/>
-          <w:sz w:val="24"/>
-          <w:lang w:val="en-GB" w:eastAsia="en-US"/>
-        </w:rPr>
-        <w:t>‐</w:t>
-      </w:r>
-      <w:r>
-        <w:rPr>
-          <w:rFonts w:eastAsiaTheme="minorHAnsi"/>
-          <w:color w:val="FF0000"/>
-          <w:sz w:val="24"/>
-          <w:lang w:val="en-GB" w:eastAsia="en-US"/>
-        </w:rPr>
-        <w:t xml:space="preserve"> </w:t>
-      </w:r>
-      <w:r>
-        <w:rPr>
-          <w:rFonts w:eastAsiaTheme="minorHAnsi"/>
-          <w:smallCaps/>
-          <w:color w:val="FF0000"/>
-          <w:sz w:val="24"/>
-          <w:lang w:val="en-GB" w:eastAsia="en-US"/>
-        </w:rPr>
-        <w:t>ML</w:t>
-      </w:r>
-      <w:r>
-        <w:rPr>
-          <w:rFonts w:eastAsiaTheme="minorHAnsi"/>
-          <w:color w:val="FF0000"/>
-          <w:sz w:val="24"/>
-          <w:lang w:val="en-GB" w:eastAsia="en-US"/>
-        </w:rPr>
-        <w:t xml:space="preserve"> 2.0 data exchange standard for gating description. Cytometry Pt A. 2015 Jul;87(7):683–7. doi:10.1002/cyto.a.22690</w:t>
-      </w:r>
-    </w:p>
-    <w:p>
-      <w:pPr>
-        <w:pStyle w:val="Bibliography"/>
-        <w:rPr>
-          <w:rFonts w:eastAsiaTheme="minorHAnsi"/>
-          <w:color w:val="FF0000"/>
-          <w:sz w:val="24"/>
-          <w:lang w:val="en-GB" w:eastAsia="en-US"/>
-        </w:rPr>
-      </w:pPr>
-      <w:r>
-        <w:rPr>
-          <w:rFonts w:eastAsiaTheme="minorHAnsi"/>
-          <w:color w:val="FF0000"/>
-          <w:sz w:val="24"/>
-          <w:lang w:val="en-GB" w:eastAsia="en-US"/>
-        </w:rPr>
-        <w:t>7.</w:t>
-      </w:r>
-      <w:r>
-        <w:rPr>
-          <w:rFonts w:eastAsiaTheme="minorHAnsi"/>
-          <w:color w:val="FF0000"/>
-          <w:sz w:val="24"/>
           <w:lang w:val="en-GB" w:eastAsia="en-US"/>
         </w:rPr>
         <w:tab/>
@@ -4293,8 +4280,6 @@
           <w:rFonts w:eastAsiaTheme="minorHAnsi"/>
           <w:i/>
           <w:iCs/>
-          <w:color w:val="FF0000"/>
-          <w:sz w:val="24"/>
           <w:lang w:val="en-GB" w:eastAsia="en-US"/>
         </w:rPr>
         <w:t>CytoML</w:t>
@@ -4302,8 +4287,6 @@
       <w:r>
         <w:rPr>
           <w:rFonts w:eastAsiaTheme="minorHAnsi"/>
-          <w:color w:val="FF0000"/>
-          <w:sz w:val="24"/>
           <w:lang w:val="en-GB" w:eastAsia="en-US"/>
         </w:rPr>
         <w:t xml:space="preserve"> for cross</w:t>
@@ -4311,8 +4294,6 @@
       <w:r>
         <w:rPr>
           <w:rFonts w:ascii="Cambria Math" w:eastAsiaTheme="minorHAnsi" w:hAnsi="Cambria Math" w:cs="Cambria Math"/>
-          <w:color w:val="FF0000"/>
-          <w:sz w:val="24"/>
           <w:lang w:val="en-GB" w:eastAsia="en-US"/>
         </w:rPr>
         <w:t>‐</w:t>
@@ -4320,8 +4301,6 @@
       <w:r>
         <w:rPr>
           <w:rFonts w:eastAsiaTheme="minorHAnsi"/>
-          <w:color w:val="FF0000"/>
-          <w:sz w:val="24"/>
           <w:lang w:val="en-GB" w:eastAsia="en-US"/>
         </w:rPr>
         <w:t>platform cytometry data sharing. Cytometry Pt A. 2018 Dec;93(12):1189–96. doi:10.1002/cyto.a.23663</w:t>
@@ -4332,25 +4311,19 @@
         <w:pStyle w:val="Bibliography"/>
         <w:rPr>
           <w:rFonts w:eastAsiaTheme="minorHAnsi"/>
-          <w:color w:val="FF0000"/>
-          <w:sz w:val="24"/>
           <w:lang w:val="en-GB" w:eastAsia="en-US"/>
         </w:rPr>
       </w:pPr>
       <w:r>
         <w:rPr>
           <w:rFonts w:eastAsiaTheme="minorHAnsi"/>
-          <w:color w:val="FF0000"/>
-          <w:sz w:val="24"/>
           <w:lang w:val="en-GB" w:eastAsia="en-US"/>
         </w:rPr>
-        <w:t>8.</w:t>
+        <w:t>9.</w:t>
       </w:r>
       <w:r>
         <w:rPr>
           <w:rFonts w:eastAsiaTheme="minorHAnsi"/>
-          <w:color w:val="FF0000"/>
-          <w:sz w:val="24"/>
           <w:lang w:val="en-GB" w:eastAsia="en-US"/>
         </w:rPr>
         <w:tab/>
@@ -4384,8 +4357,8 @@
         <w:rPr>
           <w:noProof/>
         </w:rPr>
-        <w:pict w14:anchorId="56561ACC">
-          <v:rect id="_x0000_i1035" alt="" style="width:432.35pt;height:.05pt;mso-width-percent:0;mso-height-percent:0;mso-width-percent:0;mso-height-percent:0" o:hrpct="958" o:hralign="center" o:hrstd="t" o:hr="t"/>
+        <w:pict w14:anchorId="7BFE39C1">
+          <v:rect id="_x0000_i1035" alt="" style="width:414.1pt;height:.05pt;mso-width-percent:0;mso-height-percent:0;mso-width-percent:0;mso-height-percent:0" o:hrpct="963" o:hralign="center" o:hrstd="t" o:hr="t"/>
         </w:pict>
       </w:r>
     </w:p>
@@ -4402,8 +4375,8 @@
           <w:lang w:eastAsia="en-GB"/>
         </w:rPr>
       </w:pPr>
-      <w:bookmarkStart w:id="12" w:name="annex-a-technical-implementation-details"/>
-      <w:bookmarkEnd w:id="11"/>
+      <w:bookmarkStart w:id="10" w:name="annex-a-technical-implementation-details"/>
+      <w:bookmarkEnd w:id="9"/>
       <w:r>
         <w:lastRenderedPageBreak/>
         <w:t>Supplementary Files</w:t>
@@ -4413,14 +4386,14 @@
       <w:pPr>
         <w:pStyle w:val="NormalWeb"/>
       </w:pPr>
-      <w:bookmarkStart w:id="13" w:name="_Hlk233822453"/>
+      <w:bookmarkStart w:id="11" w:name="_Hlk233822453"/>
       <w:r>
         <w:rPr>
           <w:rStyle w:val="Strong"/>
         </w:rPr>
         <w:t>Supplementary File 1</w:t>
       </w:r>
-      <w:bookmarkEnd w:id="13"/>
+      <w:bookmarkEnd w:id="11"/>
       <w:r>
         <w:rPr>
           <w:rStyle w:val="Strong"/>
@@ -4470,7 +4443,13 @@
         <w:t>Supplementary Table S1:</w:t>
       </w:r>
       <w:r>
-        <w:t xml:space="preserve"> Complete Population Count Results for All 13 Validation Scenarios</w:t>
+        <w:t xml:space="preserve"> Complete Population Count Results for All 1</w:t>
+      </w:r>
+      <w:r>
+        <w:t>4</w:t>
+      </w:r>
+      <w:r>
+        <w:t xml:space="preserve"> Validation Scenarios</w:t>
       </w:r>
     </w:p>
     <w:p>
@@ -4492,7 +4471,7 @@
         <w:rPr>
           <w:noProof/>
         </w:rPr>
-        <w:pict w14:anchorId="47E04169">
+        <w:pict w14:anchorId="747E1545">
           <v:rect id="_x0000_i1034" alt="" style="width:451.3pt;height:.05pt;mso-width-percent:0;mso-height-percent:0;mso-width-percent:0;mso-height-percent:0" o:hralign="center" o:hrstd="t" o:hr="t" fillcolor="#a0a0a0" stroked="f"/>
         </w:pict>
       </w:r>
@@ -4515,14 +4494,21 @@
           <w:numId w:val="0"/>
         </w:numPr>
         <w:ind w:left="426"/>
+        <w:rPr>
+          <w:lang w:val="en-US"/>
+        </w:rPr>
       </w:pPr>
       <w:r>
         <w:rPr>
           <w:rStyle w:val="Strong"/>
+          <w:lang w:val="en-US"/>
         </w:rPr>
         <w:t>Supplementary File 1</w:t>
       </w:r>
       <w:r>
+        <w:rPr>
+          <w:lang w:val="en-US"/>
+        </w:rPr>
         <w:t>: Technical Implementation Details</w:t>
       </w:r>
     </w:p>
@@ -4545,7 +4531,7 @@
       <w:pPr>
         <w:pStyle w:val="Heading2"/>
       </w:pPr>
-      <w:bookmarkStart w:id="14" w:name="a.1-flowjo-workspace-format-comparison"/>
+      <w:bookmarkStart w:id="12" w:name="a.1-flowjo-workspace-format-comparison"/>
       <w:r>
         <w:t>A.1 FlowJo workspace format comparison</w:t>
       </w:r>
@@ -4883,144 +4869,144 @@
       <w:pPr>
         <w:pStyle w:val="Heading2"/>
       </w:pPr>
-      <w:bookmarkStart w:id="15" w:name="a.2-gate-type-conversion"/>
+      <w:bookmarkStart w:id="13" w:name="a.2-gate-type-conversion"/>
+      <w:bookmarkEnd w:id="12"/>
+      <w:r>
+        <w:t>A.2 Gate type conversion</w:t>
+      </w:r>
+    </w:p>
+    <w:p>
+      <w:pPr>
+        <w:pStyle w:val="Heading3"/>
+      </w:pPr>
+      <w:bookmarkStart w:id="14" w:name="rectangle-gates"/>
+      <w:r>
+        <w:t>Rectangle gates</w:t>
+      </w:r>
+    </w:p>
+    <w:p>
+      <w:pPr>
+        <w:rPr>
+          <w:lang w:val="en-US"/>
+        </w:rPr>
+      </w:pPr>
+      <w:r>
+        <w:rPr>
+          <w:lang w:val="en-US"/>
+        </w:rPr>
+        <w:t>v11 rectangle gates define min/max boundaries per parameter. On import, these are converted to flowCore::rectangleGate objects. On export to v10, they are written as &lt;gating:RectangleGate&gt; elements with &lt;gating:dimension&gt; children specifying gating:min and gating:max attributes.</w:t>
+      </w:r>
+    </w:p>
+    <w:p>
+      <w:r>
+        <w:rPr>
+          <w:lang w:val="en-US"/>
+        </w:rPr>
+        <w:t xml:space="preserve">1D rectangle gates (range gates in v11 terminology) are imported as rectangleGate objects with one bounded and one unbounded dimension. </w:t>
+      </w:r>
+      <w:r>
+        <w:t>They are exported using the same &lt;gating:RectangleGate&gt; structure.</w:t>
+      </w:r>
+    </w:p>
+    <w:p>
+      <w:pPr>
+        <w:pStyle w:val="Heading3"/>
+      </w:pPr>
+      <w:bookmarkStart w:id="15" w:name="polygon-gates"/>
       <w:bookmarkEnd w:id="14"/>
       <w:r>
-        <w:t>A.2 Gate type conversion</w:t>
+        <w:t>Polygon gates</w:t>
+      </w:r>
+    </w:p>
+    <w:p>
+      <w:pPr>
+        <w:rPr>
+          <w:lang w:val="en-US"/>
+        </w:rPr>
+      </w:pPr>
+      <w:r>
+        <w:rPr>
+          <w:lang w:val="en-US"/>
+        </w:rPr>
+        <w:t>v11 polygon gates store vertex coordinates as arrays of [x, y] pairs. On import, vertices are converted to a flowCore::polygonGate matrix. Coordinate inverse-transformation is applied to map from display space to data space. On export, vertices are written as &lt;gating:vertex&gt; elements within &lt;gating:PolygonGate&gt;.</w:t>
       </w:r>
     </w:p>
     <w:p>
       <w:pPr>
         <w:pStyle w:val="Heading3"/>
       </w:pPr>
-      <w:bookmarkStart w:id="16" w:name="rectangle-gates"/>
-      <w:r>
-        <w:t>Rectangle gates</w:t>
-      </w:r>
-    </w:p>
-    <w:p>
-      <w:pPr>
-        <w:rPr>
-          <w:lang w:val="en-US"/>
-        </w:rPr>
-      </w:pPr>
-      <w:r>
-        <w:rPr>
-          <w:lang w:val="en-US"/>
-        </w:rPr>
-        <w:t>v11 rectangle gates define min/max boundaries per parameter. On import, these are converted to flowCore::rectangleGate objects. On export to v10, they are written as &lt;gating:RectangleGate&gt; elements with &lt;gating:dimension&gt; children specifying gating:min and gating:max attributes.</w:t>
-      </w:r>
-    </w:p>
-    <w:p>
-      <w:r>
-        <w:rPr>
-          <w:lang w:val="en-US"/>
-        </w:rPr>
-        <w:t xml:space="preserve">1D rectangle gates (range gates in v11 terminology) are imported as rectangleGate objects with one bounded and one unbounded dimension. </w:t>
-      </w:r>
-      <w:r>
-        <w:t>They are exported using the same &lt;gating:RectangleGate&gt; structure.</w:t>
+      <w:bookmarkStart w:id="16" w:name="ellipsoid-gates"/>
+      <w:bookmarkEnd w:id="15"/>
+      <w:r>
+        <w:t>Ellipsoid gates</w:t>
+      </w:r>
+    </w:p>
+    <w:p>
+      <w:pPr>
+        <w:rPr>
+          <w:lang w:val="en-US"/>
+        </w:rPr>
+      </w:pPr>
+      <w:r>
+        <w:rPr>
+          <w:lang w:val="en-US"/>
+        </w:rPr>
+        <w:t>v11 ellipsoid gates are parameterized by a mean vector and covariance matrix. On import, these are converted to flowCore::ellipsoidGate objects. On export to v10, eigenvalue decomposition is applied to derive rotation angle and semi-axis lengths for the &lt;gating:EllipsoidGate&gt; representation. This decomposition introduces minor numerical differences relative to the original v11 gate.</w:t>
       </w:r>
     </w:p>
     <w:p>
       <w:pPr>
         <w:pStyle w:val="Heading3"/>
       </w:pPr>
-      <w:bookmarkStart w:id="17" w:name="polygon-gates"/>
+      <w:bookmarkStart w:id="17" w:name="boolean-gates"/>
       <w:bookmarkEnd w:id="16"/>
       <w:r>
-        <w:t>Polygon gates</w:t>
-      </w:r>
-    </w:p>
-    <w:p>
-      <w:pPr>
-        <w:rPr>
-          <w:lang w:val="en-US"/>
-        </w:rPr>
-      </w:pPr>
-      <w:r>
-        <w:rPr>
-          <w:lang w:val="en-US"/>
-        </w:rPr>
-        <w:t>v11 polygon gates store vertex coordinates as arrays of [x, y] pairs. On import, vertices are converted to a flowCore::polygonGate matrix. Coordinate inverse-transformation is applied to map from display space to data space. On export, vertices are written as &lt;gating:vertex&gt; elements within &lt;gating:PolygonGate&gt;.</w:t>
+        <w:t>Boolean gates</w:t>
+      </w:r>
+    </w:p>
+    <w:p>
+      <w:pPr>
+        <w:rPr>
+          <w:lang w:val="en-US"/>
+        </w:rPr>
+      </w:pPr>
+      <w:r>
+        <w:rPr>
+          <w:lang w:val="en-US"/>
+        </w:rPr>
+        <w:t>v11 Boolean gates reference other gates by UUID and specify AND/OR/NOT combinations. On import, UUID references are resolved to population paths and a flowCore::booleanFilter is constructed. On export, Boolean logic is preserved in &lt;gating:BooleanGate&gt; elements referencing gates by population path.</w:t>
       </w:r>
     </w:p>
     <w:p>
       <w:pPr>
         <w:pStyle w:val="Heading3"/>
       </w:pPr>
-      <w:bookmarkStart w:id="18" w:name="ellipsoid-gates"/>
+      <w:bookmarkStart w:id="18" w:name="quadrant-gates"/>
       <w:bookmarkEnd w:id="17"/>
       <w:r>
-        <w:t>Ellipsoid gates</w:t>
-      </w:r>
-    </w:p>
-    <w:p>
-      <w:pPr>
-        <w:rPr>
-          <w:lang w:val="en-US"/>
-        </w:rPr>
-      </w:pPr>
-      <w:r>
-        <w:rPr>
-          <w:lang w:val="en-US"/>
-        </w:rPr>
-        <w:t>v11 ellipsoid gates are parameterized by a mean vector and covariance matrix. On import, these are converted to flowCore::ellipsoidGate objects. On export to v10, eigenvalue decomposition is applied to derive rotation angle and semi-axis lengths for the &lt;gating:EllipsoidGate&gt; representation. This decomposition introduces minor numerical differences relative to the original v11 gate.</w:t>
-      </w:r>
-    </w:p>
-    <w:p>
-      <w:pPr>
-        <w:pStyle w:val="Heading3"/>
-      </w:pPr>
-      <w:bookmarkStart w:id="19" w:name="boolean-gates"/>
+        <w:t>Quadrant gates</w:t>
+      </w:r>
+    </w:p>
+    <w:p>
+      <w:pPr>
+        <w:rPr>
+          <w:lang w:val="en-US"/>
+        </w:rPr>
+      </w:pPr>
+      <w:r>
+        <w:rPr>
+          <w:lang w:val="en-US"/>
+        </w:rPr>
+        <w:t xml:space="preserve">v11 quadrant gates define dividing lines on two axes, producing four quadrant populations. On import, CyFj11 converts each quadrant into a flowCore::quadGate object. On export to v10, quadrant gates have no direct XML representation in the format CyFj11 generates and are excluded with a warning. </w:t>
+      </w:r>
+    </w:p>
+    <w:p>
+      <w:pPr>
+        <w:pStyle w:val="Heading2"/>
+      </w:pPr>
+      <w:bookmarkStart w:id="19" w:name="a.3-transformation-parameter-mapping"/>
+      <w:bookmarkEnd w:id="13"/>
       <w:bookmarkEnd w:id="18"/>
-      <w:r>
-        <w:t>Boolean gates</w:t>
-      </w:r>
-    </w:p>
-    <w:p>
-      <w:pPr>
-        <w:rPr>
-          <w:lang w:val="en-US"/>
-        </w:rPr>
-      </w:pPr>
-      <w:r>
-        <w:rPr>
-          <w:lang w:val="en-US"/>
-        </w:rPr>
-        <w:t>v11 Boolean gates reference other gates by UUID and specify AND/OR/NOT combinations. On import, UUID references are resolved to population paths and a flowCore::booleanFilter is constructed. On export, Boolean logic is preserved in &lt;gating:BooleanGate&gt; elements referencing gates by population path.</w:t>
-      </w:r>
-    </w:p>
-    <w:p>
-      <w:pPr>
-        <w:pStyle w:val="Heading3"/>
-      </w:pPr>
-      <w:bookmarkStart w:id="20" w:name="quadrant-gates"/>
-      <w:bookmarkEnd w:id="19"/>
-      <w:r>
-        <w:t>Quadrant gates</w:t>
-      </w:r>
-    </w:p>
-    <w:p>
-      <w:pPr>
-        <w:rPr>
-          <w:lang w:val="en-US"/>
-        </w:rPr>
-      </w:pPr>
-      <w:r>
-        <w:rPr>
-          <w:lang w:val="en-US"/>
-        </w:rPr>
-        <w:t xml:space="preserve">v11 quadrant gates define dividing lines on two axes, producing four quadrant populations. On import, CyFj11 converts each quadrant into a flowCore::quadGate object. On export to v10, quadrant gates have no direct XML representation in the format CyFj11 generates and are excluded with a warning. </w:t>
-      </w:r>
-    </w:p>
-    <w:p>
-      <w:pPr>
-        <w:pStyle w:val="Heading2"/>
-      </w:pPr>
-      <w:bookmarkStart w:id="21" w:name="a.3-transformation-parameter-mapping"/>
-      <w:bookmarkEnd w:id="15"/>
-      <w:bookmarkEnd w:id="20"/>
       <w:r>
         <w:t>A.3 Transformation parameter mapping</w:t>
       </w:r>
@@ -5554,8 +5540,8 @@
       <w:pPr>
         <w:pStyle w:val="Heading2"/>
       </w:pPr>
-      <w:bookmarkStart w:id="22" w:name="a.4-package-architecture"/>
-      <w:bookmarkEnd w:id="21"/>
+      <w:bookmarkStart w:id="20" w:name="a.4-package-architecture"/>
+      <w:bookmarkEnd w:id="19"/>
       <w:r>
         <w:t>A.4 Package architecture</w:t>
       </w:r>
@@ -5857,130 +5843,153 @@
         <w:rPr>
           <w:lang w:val="en-US"/>
         </w:rPr>
-        <w:t>The exported functions are: read_flowjo11_workspace(), fj11_to_gatingset(), export_flowjo10_workspace(), and pretty_print_flowjo() (extracts and formats a .flowjo workspace to a human-readable JSON text file, useful for debugging). Three utility functions are also exported: set_verbose(TRUE/FALSE) enables or disables verbose progress logging; get_verbose() returns the current verbosity state; and %||% is a null-coalescing operator that returns its left-hand argument if non-NULL, otherwise the right-hand argument (analogous to ?? in other languages).</w:t>
+        <w:t>The exported functions are: read_flowjo11_workspace(), fj11_to_gatingset(), export_flowjo10_workspace(),</w:t>
+      </w:r>
+      <w:r>
+        <w:rPr>
+          <w:lang w:val="en-US"/>
+        </w:rPr>
+        <w:t xml:space="preserve"> </w:t>
+      </w:r>
+      <w:r>
+        <w:rPr>
+          <w:lang w:val="en-US"/>
+        </w:rPr>
+        <w:t>pretty_print_flowjo() (extracts and formats a .flowjo workspace to a human-readable JSON text file, useful for debugging)</w:t>
+      </w:r>
+      <w:r>
+        <w:rPr>
+          <w:lang w:val="en-US"/>
+        </w:rPr>
+        <w:t xml:space="preserve">, and </w:t>
+      </w:r>
+      <w:r>
+        <w:rPr>
+          <w:lang w:val="en-US"/>
+        </w:rPr>
+        <w:t>extract_flowjo_stats()</w:t>
+      </w:r>
+      <w:r>
+        <w:rPr>
+          <w:lang w:val="en-US"/>
+        </w:rPr>
+        <w:t>. Three utility functions are also exported: set_verbose(TRUE/FALSE) enables or disables verbose progress logging; get_verbose() returns the current verbosity state; and %||% is a null-coalescing operator that returns its left-hand argument if non-NULL, otherwise the right-hand argument (analogous to ?? in other languages).</w:t>
       </w:r>
     </w:p>
     <w:p>
       <w:pPr>
         <w:pStyle w:val="Heading2"/>
       </w:pPr>
-      <w:bookmarkStart w:id="23" w:name="a.5-validation-methodology"/>
+      <w:bookmarkStart w:id="21" w:name="a.5-validation-methodology"/>
+      <w:bookmarkEnd w:id="20"/>
+      <w:r>
+        <w:t>A.5 Validation methodology</w:t>
+      </w:r>
+    </w:p>
+    <w:p>
+      <w:pPr>
+        <w:pStyle w:val="Heading3"/>
+      </w:pPr>
+      <w:bookmarkStart w:id="22" w:name="test-workspace-construction"/>
+      <w:r>
+        <w:t>Test workspace construction</w:t>
+      </w:r>
+    </w:p>
+    <w:p>
+      <w:pPr>
+        <w:rPr>
+          <w:lang w:val="en-US"/>
+        </w:rPr>
+      </w:pPr>
+      <w:r>
+        <w:rPr>
+          <w:lang w:val="en-US"/>
+        </w:rPr>
+        <w:t xml:space="preserve">Thirteen test workspaces were constructed programmatically using the </w:t>
+      </w:r>
+      <w:r>
+        <w:rPr>
+          <w:color w:val="EE0000"/>
+          <w:lang w:val="en-US"/>
+        </w:rPr>
+        <w:t xml:space="preserve">roundtrip_experiment.Rmd </w:t>
+      </w:r>
+      <w:r>
+        <w:rPr>
+          <w:lang w:val="en-US"/>
+        </w:rPr>
+        <w:t xml:space="preserve">script included with the package. Synthetic FCS files were generated using log-normal bimodal distributions to simulate realistic fluorescence measurements: scatter channels (FSC-A, FSC-H, SSC-A, SSC-H) were drawn from normal distributions (FSC-A: </w:t>
+      </w:r>
+      <w:r>
+        <w:t>μ</w:t>
+      </w:r>
+      <w:r>
+        <w:rPr>
+          <w:lang w:val="en-US"/>
+        </w:rPr>
+        <w:t xml:space="preserve"> = 120,000, </w:t>
+      </w:r>
+      <w:r>
+        <w:t>σ</w:t>
+      </w:r>
+      <w:r>
+        <w:rPr>
+          <w:lang w:val="en-US"/>
+        </w:rPr>
+        <w:t xml:space="preserve"> = 30,000; SSC-A: </w:t>
+      </w:r>
+      <w:r>
+        <w:t>μ</w:t>
+      </w:r>
+      <w:r>
+        <w:rPr>
+          <w:lang w:val="en-US"/>
+        </w:rPr>
+        <w:t xml:space="preserve"> = 80,000, </w:t>
+      </w:r>
+      <w:r>
+        <w:t>σ</w:t>
+      </w:r>
+      <w:r>
+        <w:rPr>
+          <w:lang w:val="en-US"/>
+        </w:rPr>
+        <w:t xml:space="preserve"> = 20,000), and fluorescence channels were drawn from a mixture of two log-normal components (negative population: ~70–80% of events; positive population: ~20–30% of events) to produce realistic positive/negative separations. All random seeds were fixed for reproducibility.</w:t>
+      </w:r>
+    </w:p>
+    <w:p>
+      <w:pPr>
+        <w:rPr>
+          <w:lang w:val="en-US"/>
+        </w:rPr>
+      </w:pPr>
+      <w:r>
+        <w:rPr>
+          <w:lang w:val="en-US"/>
+        </w:rPr>
+        <w:t>Gate coordinates were specified to enclose known fractions of the simulated distributions. Transformation parameters were set to standard FlowJo defaults: biexponential with channelRange = 4096, maxValue = 262,144, pos = 4.5, neg = 0; logicle with T = 262,144, W = 0.5, M = 4.5, A = 0; arcsinh with T = 262,144, M = 4.5, A = 0.</w:t>
+      </w:r>
+    </w:p>
+    <w:p>
+      <w:pPr>
+        <w:rPr>
+          <w:lang w:val="en-US"/>
+        </w:rPr>
+      </w:pPr>
+    </w:p>
+    <w:p>
+      <w:pPr>
+        <w:rPr>
+          <w:lang w:val="en-US"/>
+        </w:rPr>
+      </w:pPr>
+    </w:p>
+    <w:p>
+      <w:pPr>
+        <w:pStyle w:val="Heading3"/>
+      </w:pPr>
+      <w:bookmarkStart w:id="23" w:name="metrics"/>
       <w:bookmarkEnd w:id="22"/>
-      <w:r>
-        <w:t>A.5 Validation methodology</w:t>
-      </w:r>
-    </w:p>
-    <w:p>
-      <w:pPr>
-        <w:pStyle w:val="Heading3"/>
-      </w:pPr>
-      <w:bookmarkStart w:id="24" w:name="test-workspace-construction"/>
-      <w:r>
-        <w:t>Test workspace construction</w:t>
-      </w:r>
-    </w:p>
-    <w:p>
-      <w:pPr>
-        <w:rPr>
-          <w:lang w:val="en-US"/>
-        </w:rPr>
-      </w:pPr>
-      <w:r>
-        <w:rPr>
-          <w:lang w:val="en-US"/>
-        </w:rPr>
-        <w:t xml:space="preserve">Thirteen test workspaces were constructed programmatically using the </w:t>
-      </w:r>
-      <w:r>
-        <w:rPr>
-          <w:color w:val="EE0000"/>
-          <w:lang w:val="en-US"/>
-        </w:rPr>
-        <w:t xml:space="preserve">roundtrip_experiment.Rmd </w:t>
-      </w:r>
-      <w:r>
-        <w:rPr>
-          <w:lang w:val="en-US"/>
-        </w:rPr>
-        <w:t xml:space="preserve">script included with the package. Synthetic FCS files were generated using log-normal bimodal distributions to simulate realistic fluorescence measurements: scatter channels (FSC-A, FSC-H, SSC-A, SSC-H) were drawn from normal distributions (FSC-A: </w:t>
-      </w:r>
-      <w:r>
-        <w:t>μ</w:t>
-      </w:r>
-      <w:r>
-        <w:rPr>
-          <w:lang w:val="en-US"/>
-        </w:rPr>
-        <w:t xml:space="preserve"> = 120,000, </w:t>
-      </w:r>
-      <w:r>
-        <w:t>σ</w:t>
-      </w:r>
-      <w:r>
-        <w:rPr>
-          <w:lang w:val="en-US"/>
-        </w:rPr>
-        <w:t xml:space="preserve"> = 30,000; SSC-A: </w:t>
-      </w:r>
-      <w:r>
-        <w:t>μ</w:t>
-      </w:r>
-      <w:r>
-        <w:rPr>
-          <w:lang w:val="en-US"/>
-        </w:rPr>
-        <w:t xml:space="preserve"> = 80,000, </w:t>
-      </w:r>
-      <w:r>
-        <w:t>σ</w:t>
-      </w:r>
-      <w:r>
-        <w:rPr>
-          <w:lang w:val="en-US"/>
-        </w:rPr>
-        <w:t xml:space="preserve"> = 20,000), and fluorescence channels were drawn from a mixture of two log-normal components (negative population: ~70–80% of events; positive population: ~20–30% of events) to produce realistic positive/negative separations. All random seeds were fixed for reproducibility.</w:t>
-      </w:r>
-    </w:p>
-    <w:p>
-      <w:pPr>
-        <w:rPr>
-          <w:lang w:val="en-US"/>
-        </w:rPr>
-      </w:pPr>
-      <w:r>
-        <w:rPr>
-          <w:lang w:val="en-US"/>
-        </w:rPr>
-        <w:t xml:space="preserve">Gate coordinates were specified to enclose known fractions of the simulated distributions. Transformation parameters were set to standard FlowJo defaults: biexponential with </w:t>
-      </w:r>
-      <w:r>
-        <w:rPr>
-          <w:lang w:val="en-US"/>
-        </w:rPr>
-        <w:lastRenderedPageBreak/>
-        <w:t>channelRange = 4096, maxValue = 262,144, pos = 4.5, neg = 0; logicle with T = 262,144, W = 0.5, M = 4.5, A = 0; arcsinh with T = 262,144, M = 4.5, A = 0.</w:t>
-      </w:r>
-    </w:p>
-    <w:p>
-      <w:pPr>
-        <w:rPr>
-          <w:lang w:val="en-US"/>
-        </w:rPr>
-      </w:pPr>
-    </w:p>
-    <w:p>
-      <w:pPr>
-        <w:rPr>
-          <w:lang w:val="en-US"/>
-        </w:rPr>
-      </w:pPr>
-    </w:p>
-    <w:p>
-      <w:pPr>
-        <w:pStyle w:val="Heading3"/>
-      </w:pPr>
-      <w:bookmarkStart w:id="25" w:name="metrics"/>
-      <w:bookmarkEnd w:id="24"/>
       <w:r>
         <w:t>Metrics</w:t>
       </w:r>
@@ -6089,8 +6098,8 @@
       <w:pPr>
         <w:pStyle w:val="Heading3"/>
       </w:pPr>
-      <w:bookmarkStart w:id="26" w:name="acceptance-criteria"/>
-      <w:bookmarkEnd w:id="25"/>
+      <w:bookmarkStart w:id="24" w:name="acceptance-criteria"/>
+      <w:bookmarkEnd w:id="23"/>
       <w:r>
         <w:t>Acceptance criteria</w:t>
       </w:r>
@@ -6232,7 +6241,7 @@
         <w:rPr>
           <w:noProof/>
         </w:rPr>
-        <w:pict w14:anchorId="2031B60D">
+        <w:pict w14:anchorId="53F7A500">
           <v:rect id="_x0000_i1033" alt="" style="width:451.3pt;height:.05pt;mso-width-percent:0;mso-height-percent:0;mso-width-percent:0;mso-height-percent:0" o:hralign="center" o:hrstd="t" o:hr="t"/>
         </w:pict>
       </w:r>
@@ -6254,24 +6263,17 @@
           <w:lang w:val="en-US"/>
         </w:rPr>
       </w:pPr>
-      <w:bookmarkStart w:id="27" w:name="annex-b-test-scenario-descriptions"/>
-      <w:bookmarkEnd w:id="12"/>
-      <w:bookmarkEnd w:id="23"/>
-      <w:bookmarkEnd w:id="26"/>
+      <w:bookmarkStart w:id="25" w:name="annex-b-test-scenario-descriptions"/>
+      <w:bookmarkEnd w:id="10"/>
+      <w:bookmarkEnd w:id="21"/>
+      <w:bookmarkEnd w:id="24"/>
       <w:r>
         <w:rPr>
           <w:rStyle w:val="Strong"/>
           <w:lang w:val="en-US"/>
         </w:rPr>
         <w:lastRenderedPageBreak/>
-        <w:t xml:space="preserve">Supplementary File </w:t>
-      </w:r>
-      <w:r>
-        <w:rPr>
-          <w:rStyle w:val="Strong"/>
-          <w:lang w:val="en-US"/>
-        </w:rPr>
-        <w:t>2</w:t>
+        <w:t>Supplementary File 2</w:t>
       </w:r>
       <w:r>
         <w:rPr>
@@ -6313,7 +6315,7 @@
         </w:trPr>
         <w:tc>
           <w:tcPr>
-            <w:tcW w:w="1320" w:type="dxa"/>
+            <w:tcW w:w="1512" w:type="dxa"/>
           </w:tcPr>
           <w:p>
             <w:r>
@@ -6323,7 +6325,7 @@
         </w:tc>
         <w:tc>
           <w:tcPr>
-            <w:tcW w:w="1320" w:type="dxa"/>
+            <w:tcW w:w="1512" w:type="dxa"/>
           </w:tcPr>
           <w:p>
             <w:r>
@@ -6333,7 +6335,7 @@
         </w:tc>
         <w:tc>
           <w:tcPr>
-            <w:tcW w:w="1320" w:type="dxa"/>
+            <w:tcW w:w="1512" w:type="dxa"/>
           </w:tcPr>
           <w:p>
             <w:r>
@@ -6343,7 +6345,7 @@
         </w:tc>
         <w:tc>
           <w:tcPr>
-            <w:tcW w:w="1320" w:type="dxa"/>
+            <w:tcW w:w="1512" w:type="dxa"/>
           </w:tcPr>
           <w:p>
             <w:r>
@@ -6353,7 +6355,7 @@
         </w:tc>
         <w:tc>
           <w:tcPr>
-            <w:tcW w:w="1320" w:type="dxa"/>
+            <w:tcW w:w="1512" w:type="dxa"/>
           </w:tcPr>
           <w:p>
             <w:r>
@@ -6363,7 +6365,7 @@
         </w:tc>
         <w:tc>
           <w:tcPr>
-            <w:tcW w:w="1320" w:type="dxa"/>
+            <w:tcW w:w="1512" w:type="dxa"/>
           </w:tcPr>
           <w:p>
             <w:r>
@@ -6375,7 +6377,7 @@
       <w:tr>
         <w:tc>
           <w:tcPr>
-            <w:tcW w:w="1320" w:type="dxa"/>
+            <w:tcW w:w="1512" w:type="dxa"/>
           </w:tcPr>
           <w:p>
             <w:r>
@@ -6385,7 +6387,7 @@
         </w:tc>
         <w:tc>
           <w:tcPr>
-            <w:tcW w:w="1320" w:type="dxa"/>
+            <w:tcW w:w="1512" w:type="dxa"/>
           </w:tcPr>
           <w:p>
             <w:r>
@@ -6395,7 +6397,7 @@
         </w:tc>
         <w:tc>
           <w:tcPr>
-            <w:tcW w:w="1320" w:type="dxa"/>
+            <w:tcW w:w="1512" w:type="dxa"/>
           </w:tcPr>
           <w:p>
             <w:r>
@@ -6405,7 +6407,7 @@
         </w:tc>
         <w:tc>
           <w:tcPr>
-            <w:tcW w:w="1320" w:type="dxa"/>
+            <w:tcW w:w="1512" w:type="dxa"/>
           </w:tcPr>
           <w:p>
             <w:r>
@@ -6415,7 +6417,7 @@
         </w:tc>
         <w:tc>
           <w:tcPr>
-            <w:tcW w:w="1320" w:type="dxa"/>
+            <w:tcW w:w="1512" w:type="dxa"/>
           </w:tcPr>
           <w:p>
             <w:r>
@@ -6425,7 +6427,7 @@
         </w:tc>
         <w:tc>
           <w:tcPr>
-            <w:tcW w:w="1320" w:type="dxa"/>
+            <w:tcW w:w="1512" w:type="dxa"/>
           </w:tcPr>
           <w:p>
             <w:r>
@@ -6437,7 +6439,7 @@
       <w:tr>
         <w:tc>
           <w:tcPr>
-            <w:tcW w:w="1320" w:type="dxa"/>
+            <w:tcW w:w="1512" w:type="dxa"/>
           </w:tcPr>
           <w:p>
             <w:r>
@@ -6447,7 +6449,7 @@
         </w:tc>
         <w:tc>
           <w:tcPr>
-            <w:tcW w:w="1320" w:type="dxa"/>
+            <w:tcW w:w="1512" w:type="dxa"/>
           </w:tcPr>
           <w:p>
             <w:r>
@@ -6457,7 +6459,7 @@
         </w:tc>
         <w:tc>
           <w:tcPr>
-            <w:tcW w:w="1320" w:type="dxa"/>
+            <w:tcW w:w="1512" w:type="dxa"/>
           </w:tcPr>
           <w:p>
             <w:r>
@@ -6467,7 +6469,7 @@
         </w:tc>
         <w:tc>
           <w:tcPr>
-            <w:tcW w:w="1320" w:type="dxa"/>
+            <w:tcW w:w="1512" w:type="dxa"/>
           </w:tcPr>
           <w:p>
             <w:pPr>
@@ -6485,7 +6487,7 @@
         </w:tc>
         <w:tc>
           <w:tcPr>
-            <w:tcW w:w="1320" w:type="dxa"/>
+            <w:tcW w:w="1512" w:type="dxa"/>
           </w:tcPr>
           <w:p>
             <w:r>
@@ -6495,7 +6497,7 @@
         </w:tc>
         <w:tc>
           <w:tcPr>
-            <w:tcW w:w="1320" w:type="dxa"/>
+            <w:tcW w:w="1512" w:type="dxa"/>
           </w:tcPr>
           <w:p>
             <w:r>
@@ -6507,7 +6509,7 @@
       <w:tr>
         <w:tc>
           <w:tcPr>
-            <w:tcW w:w="1320" w:type="dxa"/>
+            <w:tcW w:w="1512" w:type="dxa"/>
           </w:tcPr>
           <w:p>
             <w:r>
@@ -6517,7 +6519,7 @@
         </w:tc>
         <w:tc>
           <w:tcPr>
-            <w:tcW w:w="1320" w:type="dxa"/>
+            <w:tcW w:w="1512" w:type="dxa"/>
           </w:tcPr>
           <w:p>
             <w:r>
@@ -6527,7 +6529,7 @@
         </w:tc>
         <w:tc>
           <w:tcPr>
-            <w:tcW w:w="1320" w:type="dxa"/>
+            <w:tcW w:w="1512" w:type="dxa"/>
           </w:tcPr>
           <w:p>
             <w:r>
@@ -6537,7 +6539,7 @@
         </w:tc>
         <w:tc>
           <w:tcPr>
-            <w:tcW w:w="1320" w:type="dxa"/>
+            <w:tcW w:w="1512" w:type="dxa"/>
           </w:tcPr>
           <w:p>
             <w:r>
@@ -6547,7 +6549,7 @@
         </w:tc>
         <w:tc>
           <w:tcPr>
-            <w:tcW w:w="1320" w:type="dxa"/>
+            <w:tcW w:w="1512" w:type="dxa"/>
           </w:tcPr>
           <w:p>
             <w:r>
@@ -6557,7 +6559,7 @@
         </w:tc>
         <w:tc>
           <w:tcPr>
-            <w:tcW w:w="1320" w:type="dxa"/>
+            <w:tcW w:w="1512" w:type="dxa"/>
           </w:tcPr>
           <w:p>
             <w:r>
@@ -6569,7 +6571,7 @@
       <w:tr>
         <w:tc>
           <w:tcPr>
-            <w:tcW w:w="1320" w:type="dxa"/>
+            <w:tcW w:w="1512" w:type="dxa"/>
           </w:tcPr>
           <w:p>
             <w:r>
@@ -6579,7 +6581,7 @@
         </w:tc>
         <w:tc>
           <w:tcPr>
-            <w:tcW w:w="1320" w:type="dxa"/>
+            <w:tcW w:w="1512" w:type="dxa"/>
           </w:tcPr>
           <w:p>
             <w:r>
@@ -6589,7 +6591,7 @@
         </w:tc>
         <w:tc>
           <w:tcPr>
-            <w:tcW w:w="1320" w:type="dxa"/>
+            <w:tcW w:w="1512" w:type="dxa"/>
           </w:tcPr>
           <w:p>
             <w:r>
@@ -6599,7 +6601,7 @@
         </w:tc>
         <w:tc>
           <w:tcPr>
-            <w:tcW w:w="1320" w:type="dxa"/>
+            <w:tcW w:w="1512" w:type="dxa"/>
           </w:tcPr>
           <w:p>
             <w:r>
@@ -6609,7 +6611,7 @@
         </w:tc>
         <w:tc>
           <w:tcPr>
-            <w:tcW w:w="1320" w:type="dxa"/>
+            <w:tcW w:w="1512" w:type="dxa"/>
           </w:tcPr>
           <w:p>
             <w:r>
@@ -6619,7 +6621,7 @@
         </w:tc>
         <w:tc>
           <w:tcPr>
-            <w:tcW w:w="1320" w:type="dxa"/>
+            <w:tcW w:w="1512" w:type="dxa"/>
           </w:tcPr>
           <w:p>
             <w:r>
@@ -6631,7 +6633,7 @@
       <w:tr>
         <w:tc>
           <w:tcPr>
-            <w:tcW w:w="1320" w:type="dxa"/>
+            <w:tcW w:w="1512" w:type="dxa"/>
           </w:tcPr>
           <w:p>
             <w:r>
@@ -6641,7 +6643,7 @@
         </w:tc>
         <w:tc>
           <w:tcPr>
-            <w:tcW w:w="1320" w:type="dxa"/>
+            <w:tcW w:w="1512" w:type="dxa"/>
           </w:tcPr>
           <w:p>
             <w:r>
@@ -6651,7 +6653,7 @@
         </w:tc>
         <w:tc>
           <w:tcPr>
-            <w:tcW w:w="1320" w:type="dxa"/>
+            <w:tcW w:w="1512" w:type="dxa"/>
           </w:tcPr>
           <w:p>
             <w:r>
@@ -6661,7 +6663,7 @@
         </w:tc>
         <w:tc>
           <w:tcPr>
-            <w:tcW w:w="1320" w:type="dxa"/>
+            <w:tcW w:w="1512" w:type="dxa"/>
           </w:tcPr>
           <w:p>
             <w:pPr>
@@ -6679,7 +6681,7 @@
         </w:tc>
         <w:tc>
           <w:tcPr>
-            <w:tcW w:w="1320" w:type="dxa"/>
+            <w:tcW w:w="1512" w:type="dxa"/>
           </w:tcPr>
           <w:p>
             <w:r>
@@ -6689,7 +6691,7 @@
         </w:tc>
         <w:tc>
           <w:tcPr>
-            <w:tcW w:w="1320" w:type="dxa"/>
+            <w:tcW w:w="1512" w:type="dxa"/>
           </w:tcPr>
           <w:p>
             <w:pPr>
@@ -6709,7 +6711,7 @@
       <w:tr>
         <w:tc>
           <w:tcPr>
-            <w:tcW w:w="1320" w:type="dxa"/>
+            <w:tcW w:w="1512" w:type="dxa"/>
           </w:tcPr>
           <w:p>
             <w:r>
@@ -6719,7 +6721,7 @@
         </w:tc>
         <w:tc>
           <w:tcPr>
-            <w:tcW w:w="1320" w:type="dxa"/>
+            <w:tcW w:w="1512" w:type="dxa"/>
           </w:tcPr>
           <w:p>
             <w:r>
@@ -6729,7 +6731,7 @@
         </w:tc>
         <w:tc>
           <w:tcPr>
-            <w:tcW w:w="1320" w:type="dxa"/>
+            <w:tcW w:w="1512" w:type="dxa"/>
           </w:tcPr>
           <w:p>
             <w:r>
@@ -6739,7 +6741,7 @@
         </w:tc>
         <w:tc>
           <w:tcPr>
-            <w:tcW w:w="1320" w:type="dxa"/>
+            <w:tcW w:w="1512" w:type="dxa"/>
           </w:tcPr>
           <w:p>
             <w:r>
@@ -6749,7 +6751,7 @@
         </w:tc>
         <w:tc>
           <w:tcPr>
-            <w:tcW w:w="1320" w:type="dxa"/>
+            <w:tcW w:w="1512" w:type="dxa"/>
           </w:tcPr>
           <w:p>
             <w:r>
@@ -6759,7 +6761,7 @@
         </w:tc>
         <w:tc>
           <w:tcPr>
-            <w:tcW w:w="1320" w:type="dxa"/>
+            <w:tcW w:w="1512" w:type="dxa"/>
           </w:tcPr>
           <w:p>
             <w:r>
@@ -6771,7 +6773,7 @@
       <w:tr>
         <w:tc>
           <w:tcPr>
-            <w:tcW w:w="1320" w:type="dxa"/>
+            <w:tcW w:w="1512" w:type="dxa"/>
           </w:tcPr>
           <w:p>
             <w:r>
@@ -6781,7 +6783,7 @@
         </w:tc>
         <w:tc>
           <w:tcPr>
-            <w:tcW w:w="1320" w:type="dxa"/>
+            <w:tcW w:w="1512" w:type="dxa"/>
           </w:tcPr>
           <w:p>
             <w:r>
@@ -6791,7 +6793,7 @@
         </w:tc>
         <w:tc>
           <w:tcPr>
-            <w:tcW w:w="1320" w:type="dxa"/>
+            <w:tcW w:w="1512" w:type="dxa"/>
           </w:tcPr>
           <w:p>
             <w:r>
@@ -6801,7 +6803,7 @@
         </w:tc>
         <w:tc>
           <w:tcPr>
-            <w:tcW w:w="1320" w:type="dxa"/>
+            <w:tcW w:w="1512" w:type="dxa"/>
           </w:tcPr>
           <w:p>
             <w:r>
@@ -6811,7 +6813,7 @@
         </w:tc>
         <w:tc>
           <w:tcPr>
-            <w:tcW w:w="1320" w:type="dxa"/>
+            <w:tcW w:w="1512" w:type="dxa"/>
           </w:tcPr>
           <w:p>
             <w:r>
@@ -6821,7 +6823,7 @@
         </w:tc>
         <w:tc>
           <w:tcPr>
-            <w:tcW w:w="1320" w:type="dxa"/>
+            <w:tcW w:w="1512" w:type="dxa"/>
           </w:tcPr>
           <w:p>
             <w:pPr>
@@ -6841,7 +6843,7 @@
       <w:tr>
         <w:tc>
           <w:tcPr>
-            <w:tcW w:w="1320" w:type="dxa"/>
+            <w:tcW w:w="1512" w:type="dxa"/>
           </w:tcPr>
           <w:p>
             <w:r>
@@ -6851,7 +6853,7 @@
         </w:tc>
         <w:tc>
           <w:tcPr>
-            <w:tcW w:w="1320" w:type="dxa"/>
+            <w:tcW w:w="1512" w:type="dxa"/>
           </w:tcPr>
           <w:p>
             <w:r>
@@ -6861,7 +6863,7 @@
         </w:tc>
         <w:tc>
           <w:tcPr>
-            <w:tcW w:w="1320" w:type="dxa"/>
+            <w:tcW w:w="1512" w:type="dxa"/>
           </w:tcPr>
           <w:p>
             <w:r>
@@ -6871,7 +6873,7 @@
         </w:tc>
         <w:tc>
           <w:tcPr>
-            <w:tcW w:w="1320" w:type="dxa"/>
+            <w:tcW w:w="1512" w:type="dxa"/>
           </w:tcPr>
           <w:p>
             <w:r>
@@ -6881,7 +6883,7 @@
         </w:tc>
         <w:tc>
           <w:tcPr>
-            <w:tcW w:w="1320" w:type="dxa"/>
+            <w:tcW w:w="1512" w:type="dxa"/>
           </w:tcPr>
           <w:p>
             <w:r>
@@ -6891,11 +6893,21 @@
         </w:tc>
         <w:tc>
           <w:tcPr>
-            <w:tcW w:w="1320" w:type="dxa"/>
-          </w:tcPr>
-          <w:p>
-            <w:r>
-              <w:t>None</w:t>
+            <w:tcW w:w="1512" w:type="dxa"/>
+          </w:tcPr>
+          <w:p>
+            <w:r>
+              <w:rPr>
+                <w:lang w:val="en-US"/>
+              </w:rPr>
+              <w:t xml:space="preserve">Arcsinh transform not correctly rendered in FJ11 when imported from v10 XML; excluded from FJ11 count comparison. </w:t>
+            </w:r>
+            <w:r>
+              <w:t xml:space="preserve">FJ10 count </w:t>
+            </w:r>
+            <w:r>
+              <w:lastRenderedPageBreak/>
+              <w:t>is exact (diff = 0).</w:t>
             </w:r>
           </w:p>
         </w:tc>
@@ -6903,17 +6915,18 @@
       <w:tr>
         <w:tc>
           <w:tcPr>
-            <w:tcW w:w="1320" w:type="dxa"/>
-          </w:tcPr>
-          <w:p>
-            <w:r>
+            <w:tcW w:w="1512" w:type="dxa"/>
+          </w:tcPr>
+          <w:p>
+            <w:r>
+              <w:lastRenderedPageBreak/>
               <w:t>09</w:t>
             </w:r>
           </w:p>
         </w:tc>
         <w:tc>
           <w:tcPr>
-            <w:tcW w:w="1320" w:type="dxa"/>
+            <w:tcW w:w="1512" w:type="dxa"/>
           </w:tcPr>
           <w:p>
             <w:r>
@@ -6923,7 +6936,7 @@
         </w:tc>
         <w:tc>
           <w:tcPr>
-            <w:tcW w:w="1320" w:type="dxa"/>
+            <w:tcW w:w="1512" w:type="dxa"/>
           </w:tcPr>
           <w:p>
             <w:r>
@@ -6933,7 +6946,7 @@
         </w:tc>
         <w:tc>
           <w:tcPr>
-            <w:tcW w:w="1320" w:type="dxa"/>
+            <w:tcW w:w="1512" w:type="dxa"/>
           </w:tcPr>
           <w:p>
             <w:r>
@@ -6943,7 +6956,7 @@
         </w:tc>
         <w:tc>
           <w:tcPr>
-            <w:tcW w:w="1320" w:type="dxa"/>
+            <w:tcW w:w="1512" w:type="dxa"/>
           </w:tcPr>
           <w:p>
             <w:r>
@@ -6953,7 +6966,7 @@
         </w:tc>
         <w:tc>
           <w:tcPr>
-            <w:tcW w:w="1320" w:type="dxa"/>
+            <w:tcW w:w="1512" w:type="dxa"/>
           </w:tcPr>
           <w:p>
             <w:r>
@@ -6965,7 +6978,7 @@
       <w:tr>
         <w:tc>
           <w:tcPr>
-            <w:tcW w:w="1320" w:type="dxa"/>
+            <w:tcW w:w="1512" w:type="dxa"/>
           </w:tcPr>
           <w:p>
             <w:r>
@@ -6975,7 +6988,7 @@
         </w:tc>
         <w:tc>
           <w:tcPr>
-            <w:tcW w:w="1320" w:type="dxa"/>
+            <w:tcW w:w="1512" w:type="dxa"/>
           </w:tcPr>
           <w:p>
             <w:r>
@@ -6985,7 +6998,7 @@
         </w:tc>
         <w:tc>
           <w:tcPr>
-            <w:tcW w:w="1320" w:type="dxa"/>
+            <w:tcW w:w="1512" w:type="dxa"/>
           </w:tcPr>
           <w:p>
             <w:pPr>
@@ -7003,7 +7016,7 @@
         </w:tc>
         <w:tc>
           <w:tcPr>
-            <w:tcW w:w="1320" w:type="dxa"/>
+            <w:tcW w:w="1512" w:type="dxa"/>
           </w:tcPr>
           <w:p>
             <w:r>
@@ -7013,7 +7026,7 @@
         </w:tc>
         <w:tc>
           <w:tcPr>
-            <w:tcW w:w="1320" w:type="dxa"/>
+            <w:tcW w:w="1512" w:type="dxa"/>
           </w:tcPr>
           <w:p>
             <w:r>
@@ -7023,7 +7036,7 @@
         </w:tc>
         <w:tc>
           <w:tcPr>
-            <w:tcW w:w="1320" w:type="dxa"/>
+            <w:tcW w:w="1512" w:type="dxa"/>
           </w:tcPr>
           <w:p>
             <w:r>
@@ -7035,7 +7048,7 @@
       <w:tr>
         <w:tc>
           <w:tcPr>
-            <w:tcW w:w="1320" w:type="dxa"/>
+            <w:tcW w:w="1512" w:type="dxa"/>
           </w:tcPr>
           <w:p>
             <w:r>
@@ -7045,7 +7058,7 @@
         </w:tc>
         <w:tc>
           <w:tcPr>
-            <w:tcW w:w="1320" w:type="dxa"/>
+            <w:tcW w:w="1512" w:type="dxa"/>
           </w:tcPr>
           <w:p>
             <w:r>
@@ -7055,21 +7068,17 @@
         </w:tc>
         <w:tc>
           <w:tcPr>
-            <w:tcW w:w="1320" w:type="dxa"/>
-          </w:tcPr>
-          <w:p>
-            <w:r>
-              <w:t xml:space="preserve">2 levels: cells → </w:t>
-            </w:r>
-            <w:r>
-              <w:lastRenderedPageBreak/>
-              <w:t>{FITC_pos, APC_pos, singlets, double_pos, either_pos}</w:t>
-            </w:r>
-          </w:p>
-        </w:tc>
-        <w:tc>
-          <w:tcPr>
-            <w:tcW w:w="1320" w:type="dxa"/>
+            <w:tcW w:w="1512" w:type="dxa"/>
+          </w:tcPr>
+          <w:p>
+            <w:r>
+              <w:t>2 levels: cells → {FITC_pos, APC_pos, singlets, double_pos, either_pos}</w:t>
+            </w:r>
+          </w:p>
+        </w:tc>
+        <w:tc>
+          <w:tcPr>
+            <w:tcW w:w="1512" w:type="dxa"/>
           </w:tcPr>
           <w:p>
             <w:pPr>
@@ -7081,21 +7090,31 @@
               <w:rPr>
                 <w:lang w:val="en-US"/>
               </w:rPr>
-              <w:lastRenderedPageBreak/>
-              <w:t xml:space="preserve">2D rect + 2× 1D rect + </w:t>
-            </w:r>
-            <w:r>
+              <w:t>2D rect + 2× 1D rect + polygon + 2× boolean</w:t>
+            </w:r>
+          </w:p>
+        </w:tc>
+        <w:tc>
+          <w:tcPr>
+            <w:tcW w:w="1512" w:type="dxa"/>
+          </w:tcPr>
+          <w:p>
+            <w:pPr>
               <w:rPr>
                 <w:lang w:val="en-US"/>
               </w:rPr>
-              <w:lastRenderedPageBreak/>
-              <w:t>polygon + 2× boolean</w:t>
-            </w:r>
-          </w:p>
-        </w:tc>
-        <w:tc>
-          <w:tcPr>
-            <w:tcW w:w="1320" w:type="dxa"/>
+            </w:pPr>
+            <w:r>
+              <w:rPr>
+                <w:lang w:val="en-US"/>
+              </w:rPr>
+              <w:t>Biexponential (FITC-A) + arcsinh (APC-A) + linear</w:t>
+            </w:r>
+          </w:p>
+        </w:tc>
+        <w:tc>
+          <w:tcPr>
+            <w:tcW w:w="1512" w:type="dxa"/>
           </w:tcPr>
           <w:p>
             <w:pPr>
@@ -7107,26 +7126,7 @@
               <w:rPr>
                 <w:lang w:val="en-US"/>
               </w:rPr>
-              <w:lastRenderedPageBreak/>
-              <w:t xml:space="preserve">Biexponential (FITC-A) + </w:t>
-            </w:r>
-            <w:r>
-              <w:rPr>
-                <w:lang w:val="en-US"/>
-              </w:rPr>
-              <w:lastRenderedPageBreak/>
-              <w:t>arcsinh (APC-A) + linear</w:t>
-            </w:r>
-          </w:p>
-        </w:tc>
-        <w:tc>
-          <w:tcPr>
-            <w:tcW w:w="1320" w:type="dxa"/>
-          </w:tcPr>
-          <w:p>
-            <w:r>
-              <w:lastRenderedPageBreak/>
-              <w:t>Real patient data</w:t>
+              <w:t xml:space="preserve">Boolean gates (double_pos, either_pos) not imported by FJ11; required manual reconstruction; excluded from FJ11 comparison. APC_pos (arcsinh) also excluded from FJ11 comparison. </w:t>
             </w:r>
           </w:p>
         </w:tc>
@@ -7134,7 +7134,7 @@
       <w:tr>
         <w:tc>
           <w:tcPr>
-            <w:tcW w:w="1320" w:type="dxa"/>
+            <w:tcW w:w="1512" w:type="dxa"/>
           </w:tcPr>
           <w:p>
             <w:r>
@@ -7144,7 +7144,7 @@
         </w:tc>
         <w:tc>
           <w:tcPr>
-            <w:tcW w:w="1320" w:type="dxa"/>
+            <w:tcW w:w="1512" w:type="dxa"/>
           </w:tcPr>
           <w:p>
             <w:r>
@@ -7154,7 +7154,7 @@
         </w:tc>
         <w:tc>
           <w:tcPr>
-            <w:tcW w:w="1320" w:type="dxa"/>
+            <w:tcW w:w="1512" w:type="dxa"/>
           </w:tcPr>
           <w:p>
             <w:pPr>
@@ -7172,7 +7172,7 @@
         </w:tc>
         <w:tc>
           <w:tcPr>
-            <w:tcW w:w="1320" w:type="dxa"/>
+            <w:tcW w:w="1512" w:type="dxa"/>
           </w:tcPr>
           <w:p>
             <w:pPr>
@@ -7190,7 +7190,7 @@
         </w:tc>
         <w:tc>
           <w:tcPr>
-            <w:tcW w:w="1320" w:type="dxa"/>
+            <w:tcW w:w="1512" w:type="dxa"/>
           </w:tcPr>
           <w:p>
             <w:pPr>
@@ -7208,7 +7208,7 @@
         </w:tc>
         <w:tc>
           <w:tcPr>
-            <w:tcW w:w="1320" w:type="dxa"/>
+            <w:tcW w:w="1512" w:type="dxa"/>
           </w:tcPr>
           <w:p>
             <w:pPr>
@@ -7220,7 +7220,14 @@
               <w:rPr>
                 <w:lang w:val="en-US"/>
               </w:rPr>
-              <w:t>Log-transform gate drift; NOT boolean gate tested</w:t>
+              <w:t xml:space="preserve">Log-transformed gate PE_hi severely misinterpreted by FJ11 on direct import (FJ11 = 2032 vs R = 3831; 1799-cell discrepancy, 47%); correctly restored after manual gate revision in FJ11. Boolean gates not imported by FJ11; </w:t>
+            </w:r>
+            <w:r>
+              <w:rPr>
+                <w:lang w:val="en-US"/>
+              </w:rPr>
+              <w:lastRenderedPageBreak/>
+              <w:t>required manual reconstruction. Ellipse gate (scatter_ellipse) required manual redrawing in FJ11.</w:t>
             </w:r>
           </w:p>
         </w:tc>
@@ -7228,17 +7235,18 @@
       <w:tr>
         <w:tc>
           <w:tcPr>
-            <w:tcW w:w="1320" w:type="dxa"/>
-          </w:tcPr>
-          <w:p>
-            <w:r>
+            <w:tcW w:w="1512" w:type="dxa"/>
+          </w:tcPr>
+          <w:p>
+            <w:r>
+              <w:lastRenderedPageBreak/>
               <w:t>13</w:t>
             </w:r>
           </w:p>
         </w:tc>
         <w:tc>
           <w:tcPr>
-            <w:tcW w:w="1320" w:type="dxa"/>
+            <w:tcW w:w="1512" w:type="dxa"/>
           </w:tcPr>
           <w:p>
             <w:r>
@@ -7248,7 +7256,7 @@
         </w:tc>
         <w:tc>
           <w:tcPr>
-            <w:tcW w:w="1320" w:type="dxa"/>
+            <w:tcW w:w="1512" w:type="dxa"/>
           </w:tcPr>
           <w:p>
             <w:pPr>
@@ -7266,7 +7274,7 @@
         </w:tc>
         <w:tc>
           <w:tcPr>
-            <w:tcW w:w="1320" w:type="dxa"/>
+            <w:tcW w:w="1512" w:type="dxa"/>
           </w:tcPr>
           <w:p>
             <w:pPr>
@@ -7284,7 +7292,7 @@
         </w:tc>
         <w:tc>
           <w:tcPr>
-            <w:tcW w:w="1320" w:type="dxa"/>
+            <w:tcW w:w="1512" w:type="dxa"/>
           </w:tcPr>
           <w:p>
             <w:pPr>
@@ -7302,7 +7310,7 @@
         </w:tc>
         <w:tc>
           <w:tcPr>
-            <w:tcW w:w="1320" w:type="dxa"/>
+            <w:tcW w:w="1512" w:type="dxa"/>
           </w:tcPr>
           <w:p>
             <w:pPr>
@@ -7314,7 +7322,97 @@
               <w:rPr>
                 <w:lang w:val="en-US"/>
               </w:rPr>
-              <w:t>3-level depth; NOT boolean gate tested</w:t>
+              <w:t>Excluded from FJ11 comparison: arcsinh-based ellipse (FITC_PE_gate) shows large discrepancy (FJ11 = 2158 vs R = 2983; diff = 825 cells). All arcsinh gates (FITC_pos, APC_pos, FITC_PE_gate) and boolean gates (double_pos, not_double) excluded from FJ11 comparison.</w:t>
+            </w:r>
+          </w:p>
+        </w:tc>
+      </w:tr>
+      <w:tr>
+        <w:tc>
+          <w:tcPr>
+            <w:tcW w:w="1512" w:type="dxa"/>
+          </w:tcPr>
+          <w:p>
+            <w:r>
+              <w:t>14</w:t>
+            </w:r>
+          </w:p>
+        </w:tc>
+        <w:tc>
+          <w:tcPr>
+            <w:tcW w:w="1512" w:type="dxa"/>
+          </w:tcPr>
+          <w:p>
+            <w:r>
+              <w:t>1 (real)</w:t>
+            </w:r>
+          </w:p>
+        </w:tc>
+        <w:tc>
+          <w:tcPr>
+            <w:tcW w:w="1512" w:type="dxa"/>
+          </w:tcPr>
+          <w:p>
+            <w:r>
+              <w:t xml:space="preserve">3 levels: Lymphocytes → Singlets → Singlets2 → {NK1_1+, NK1_1−, NK cells, NK T cells, B cells, T cells}; T cells → {Ab T cells, Gd T cells}; Ab T cells → {CD4, CD8, </w:t>
+            </w:r>
+            <w:r>
+              <w:lastRenderedPageBreak/>
+              <w:t>DN, DP T cells}</w:t>
+            </w:r>
+          </w:p>
+        </w:tc>
+        <w:tc>
+          <w:tcPr>
+            <w:tcW w:w="1512" w:type="dxa"/>
+          </w:tcPr>
+          <w:p>
+            <w:r>
+              <w:lastRenderedPageBreak/>
+              <w:t>Polygon (Lymphocytes, Ab T cells, Gd T cells); 2D rectangle × 9; 1D rectangle × 2</w:t>
+            </w:r>
+          </w:p>
+        </w:tc>
+        <w:tc>
+          <w:tcPr>
+            <w:tcW w:w="1512" w:type="dxa"/>
+          </w:tcPr>
+          <w:p>
+            <w:pPr>
+              <w:rPr>
+                <w:lang w:val="en-US"/>
+              </w:rPr>
+            </w:pPr>
+            <w:r>
+              <w:t>Linear (scatter); biexponential (fluorescence, compensation applied)</w:t>
+            </w:r>
+          </w:p>
+        </w:tc>
+        <w:tc>
+          <w:tcPr>
+            <w:tcW w:w="1512" w:type="dxa"/>
+          </w:tcPr>
+          <w:p>
+            <w:pPr>
+              <w:rPr>
+                <w:lang w:val="en-US"/>
+              </w:rPr>
+            </w:pPr>
+            <w:r>
+              <w:rPr>
+                <w:lang w:val="en-US"/>
+              </w:rPr>
+              <w:t xml:space="preserve">Source: FlowSOM R package (68983.fcs + gating.wsp; mouse bone marrow). Pipeline: CytoML v10 import → CyFj11 v10 export. FJ11: marker name "NK1_1+" </w:t>
+            </w:r>
+            <w:r>
+              <w:rPr>
+                <w:lang w:val="en-US"/>
+              </w:rPr>
+              <w:lastRenderedPageBreak/>
+              <w:t xml:space="preserve">not parsed correctly → cascading NA for all downstream populations. </w:t>
+            </w:r>
+            <w:r>
+              <w:t>FJ10: all 15 populations reproduced with max deviation 10 cells (0.05%).</w:t>
             </w:r>
           </w:p>
         </w:tc>
@@ -7325,7 +7423,8 @@
         <w:rPr>
           <w:noProof/>
         </w:rPr>
-        <w:pict w14:anchorId="7782EBF2">
+        <w:lastRenderedPageBreak/>
+        <w:pict w14:anchorId="13579C7F">
           <v:rect id="_x0000_i1032" alt="" style="width:451.3pt;height:.05pt;mso-width-percent:0;mso-height-percent:0;mso-width-percent:0;mso-height-percent:0" o:hralign="center" o:hrstd="t" o:hr="t"/>
         </w:pict>
       </w:r>
@@ -7347,22 +7446,15 @@
           <w:lang w:val="en-US"/>
         </w:rPr>
       </w:pPr>
-      <w:bookmarkStart w:id="28" w:name="annex-c-miflowcyt-compliance-checklist"/>
-      <w:bookmarkEnd w:id="27"/>
+      <w:bookmarkStart w:id="26" w:name="annex-c-miflowcyt-compliance-checklist"/>
+      <w:bookmarkEnd w:id="25"/>
       <w:r>
         <w:rPr>
           <w:rStyle w:val="Strong"/>
           <w:lang w:val="en-US"/>
         </w:rPr>
         <w:lastRenderedPageBreak/>
-        <w:t xml:space="preserve">Supplementary File </w:t>
-      </w:r>
-      <w:r>
-        <w:rPr>
-          <w:rStyle w:val="Strong"/>
-          <w:lang w:val="en-US"/>
-        </w:rPr>
-        <w:t>3</w:t>
+        <w:t>Supplementary File 3</w:t>
       </w:r>
       <w:r>
         <w:rPr>
@@ -7393,7 +7485,7 @@
         <w:rPr>
           <w:lang w:val="en-US"/>
         </w:rPr>
-        <w:instrText xml:space="preserve"> ADDIN ZOTERO_ITEM CSL_CITATION {"citationID":"gG8l08Nc","properties":{"unsorted":false,"formattedCitation":"(8)","plainCitation":"(8)","noteIndex":0},"citationItems":[{"id":19667,"uris":["http://zotero.org/groups/2522180/items/QU8IRNNN"],"itemData":{"id":19667,"type":"article-journal","abstract":"Abstract\n            A fundamental tenet of scientific research is that published results are open to independent validation and refutation. Minimum data standards aid data providers, users, and publishers by providing a specification of what is required to unambiguously interpret experimental findings. Here, we present the Minimum Information about a Flow Cytometry Experiment (MIFlowCyt) standard, stating the minimum information required to report flow cytometry (FCM) experiments. We brought together a cross</w:instrText>
+        <w:instrText xml:space="preserve"> ADDIN ZOTERO_ITEM CSL_CITATION {"citationID":"gG8l08Nc","properties":{"unsorted":false,"formattedCitation":"(9)","plainCitation":"(9)","noteIndex":0},"citationItems":[{"id":19667,"uris":["http://zotero.org/groups/2522180/items/QU8IRNNN"],"itemData":{"id":19667,"type":"article-journal","abstract":"Abstract\n            A fundamental tenet of scientific research is that published results are open to independent validation and refutation. Minimum data standards aid data providers, users, and publishers by providing a specification of what is required to unambiguously interpret experimental findings. Here, we present the Minimum Information about a Flow Cytometry Experiment (MIFlowCyt) standard, stating the minimum information required to report flow cytometry (FCM) experiments. We brought together a cross</w:instrText>
       </w:r>
       <w:r>
         <w:rPr>
@@ -7445,7 +7537,7 @@
           <w:noProof/>
           <w:lang w:val="en-US"/>
         </w:rPr>
-        <w:t>(8)</w:t>
+        <w:t>(9)</w:t>
       </w:r>
       <w:r>
         <w:rPr>
@@ -7485,7 +7577,7 @@
         <w:rPr>
           <w:noProof/>
         </w:rPr>
-        <w:pict w14:anchorId="2533C133">
+        <w:pict w14:anchorId="03FFDBC8">
           <v:rect id="_x0000_i1031" alt="" style="width:451.3pt;height:.05pt;mso-width-percent:0;mso-height-percent:0;mso-width-percent:0;mso-height-percent:0" o:hralign="center" o:hrstd="t" o:hr="t"/>
         </w:pict>
       </w:r>
@@ -7494,7 +7586,7 @@
       <w:pPr>
         <w:pStyle w:val="Heading2"/>
       </w:pPr>
-      <w:bookmarkStart w:id="29" w:name="c.1-experiment-overview"/>
+      <w:bookmarkStart w:id="27" w:name="c.1-experiment-overview"/>
       <w:r>
         <w:t>C.1 Experiment Overview</w:t>
       </w:r>
@@ -7737,7 +7829,7 @@
         <w:rPr>
           <w:noProof/>
         </w:rPr>
-        <w:pict w14:anchorId="2F8EC24B">
+        <w:pict w14:anchorId="06A95B56">
           <v:rect id="_x0000_i1030" alt="" style="width:451.3pt;height:.05pt;mso-width-percent:0;mso-height-percent:0;mso-width-percent:0;mso-height-percent:0" o:hralign="center" o:hrstd="t" o:hr="t"/>
         </w:pict>
       </w:r>
@@ -7749,8 +7841,8 @@
           <w:lang w:val="en-US"/>
         </w:rPr>
       </w:pPr>
-      <w:bookmarkStart w:id="30" w:name="c.2-primary-specimen-and-flow-sample"/>
-      <w:bookmarkEnd w:id="29"/>
+      <w:bookmarkStart w:id="28" w:name="c.2-primary-specimen-and-flow-sample"/>
+      <w:bookmarkEnd w:id="27"/>
       <w:r>
         <w:rPr>
           <w:lang w:val="en-US"/>
@@ -8330,7 +8422,7 @@
         <w:rPr>
           <w:noProof/>
         </w:rPr>
-        <w:pict w14:anchorId="16FD5639">
+        <w:pict w14:anchorId="0689353D">
           <v:rect id="_x0000_i1029" alt="" style="width:451.3pt;height:.05pt;mso-width-percent:0;mso-height-percent:0;mso-width-percent:0;mso-height-percent:0" o:hralign="center" o:hrstd="t" o:hr="t"/>
         </w:pict>
       </w:r>
@@ -8339,8 +8431,8 @@
       <w:pPr>
         <w:pStyle w:val="Heading2"/>
       </w:pPr>
-      <w:bookmarkStart w:id="31" w:name="c.3-reagents-and-staining"/>
-      <w:bookmarkEnd w:id="30"/>
+      <w:bookmarkStart w:id="29" w:name="c.3-reagents-and-staining"/>
+      <w:bookmarkEnd w:id="28"/>
       <w:r>
         <w:t>C.3 Reagents and Staining</w:t>
       </w:r>
@@ -8772,7 +8864,7 @@
         <w:rPr>
           <w:noProof/>
         </w:rPr>
-        <w:pict w14:anchorId="7699637F">
+        <w:pict w14:anchorId="35B3348D">
           <v:rect id="_x0000_i1028" alt="" style="width:451.3pt;height:.05pt;mso-width-percent:0;mso-height-percent:0;mso-width-percent:0;mso-height-percent:0" o:hralign="center" o:hrstd="t" o:hr="t"/>
         </w:pict>
       </w:r>
@@ -8781,8 +8873,8 @@
       <w:pPr>
         <w:pStyle w:val="Heading2"/>
       </w:pPr>
-      <w:bookmarkStart w:id="32" w:name="c.4-instrument"/>
-      <w:bookmarkEnd w:id="31"/>
+      <w:bookmarkStart w:id="30" w:name="c.4-instrument"/>
+      <w:bookmarkEnd w:id="29"/>
       <w:r>
         <w:t>C.4 Instrument</w:t>
       </w:r>
@@ -9160,7 +9252,7 @@
           <w:noProof/>
         </w:rPr>
         <w:lastRenderedPageBreak/>
-        <w:pict w14:anchorId="79403838">
+        <w:pict w14:anchorId="24BAE987">
           <v:rect id="_x0000_i1027" alt="" style="width:451.3pt;height:.05pt;mso-width-percent:0;mso-height-percent:0;mso-width-percent:0;mso-height-percent:0" o:hralign="center" o:hrstd="t" o:hr="t"/>
         </w:pict>
       </w:r>
@@ -9169,8 +9261,8 @@
       <w:pPr>
         <w:pStyle w:val="Heading2"/>
       </w:pPr>
-      <w:bookmarkStart w:id="33" w:name="c.5-acquisition"/>
-      <w:bookmarkEnd w:id="32"/>
+      <w:bookmarkStart w:id="31" w:name="c.5-acquisition"/>
+      <w:bookmarkEnd w:id="30"/>
       <w:r>
         <w:t>C.5 Acquisition</w:t>
       </w:r>
@@ -9702,7 +9794,7 @@
         <w:rPr>
           <w:noProof/>
         </w:rPr>
-        <w:pict w14:anchorId="6AD56217">
+        <w:pict w14:anchorId="4DA9CAD3">
           <v:rect id="_x0000_i1026" alt="" style="width:451.3pt;height:.05pt;mso-width-percent:0;mso-height-percent:0;mso-width-percent:0;mso-height-percent:0" o:hralign="center" o:hrstd="t" o:hr="t"/>
         </w:pict>
       </w:r>
@@ -9711,8 +9803,8 @@
       <w:pPr>
         <w:pStyle w:val="Heading2"/>
       </w:pPr>
-      <w:bookmarkStart w:id="34" w:name="c.6-data-analysis"/>
-      <w:bookmarkEnd w:id="33"/>
+      <w:bookmarkStart w:id="32" w:name="c.6-data-analysis"/>
+      <w:bookmarkEnd w:id="31"/>
       <w:r>
         <w:t>C.6 Data Analysis</w:t>
       </w:r>
@@ -10556,7 +10648,7 @@
         <w:rPr>
           <w:noProof/>
         </w:rPr>
-        <w:pict w14:anchorId="34ABBBDD">
+        <w:pict w14:anchorId="4DDBA045">
           <v:rect id="_x0000_i1025" alt="" style="width:451.3pt;height:.05pt;mso-width-percent:0;mso-height-percent:0;mso-width-percent:0;mso-height-percent:0" o:hralign="center" o:hrstd="t" o:hr="t"/>
         </w:pict>
       </w:r>
@@ -10565,8 +10657,8 @@
       <w:pPr>
         <w:pStyle w:val="Heading2"/>
       </w:pPr>
-      <w:bookmarkStart w:id="35" w:name="c.7-summary"/>
-      <w:bookmarkEnd w:id="34"/>
+      <w:bookmarkStart w:id="33" w:name="c.7-summary"/>
+      <w:bookmarkEnd w:id="32"/>
       <w:r>
         <w:t>C.7 Summary</w:t>
       </w:r>
@@ -11049,12 +11141,12 @@
         </w:rPr>
         <w:t xml:space="preserve"> CyFj11 fully preserves the MIFlowCyt fields that are within the scope of a gating workspace tool — gate definitions, transformations, compensation matrices, and FCS keyword data. </w:t>
       </w:r>
-      <w:bookmarkEnd w:id="28"/>
-      <w:bookmarkEnd w:id="35"/>
+      <w:bookmarkEnd w:id="26"/>
+      <w:bookmarkEnd w:id="33"/>
     </w:p>
     <w:sectPr>
-      <w:headerReference w:type="default" r:id="rId17"/>
-      <w:footerReference w:type="default" r:id="rId18"/>
+      <w:headerReference w:type="default" r:id="rId14"/>
+      <w:footerReference w:type="default" r:id="rId15"/>
       <w:pgSz w:w="11906" w:h="16838"/>
       <w:pgMar w:top="1560" w:right="1417" w:bottom="1135" w:left="1417" w:header="708" w:footer="708" w:gutter="0"/>
       <w:cols w:space="708"/>
@@ -11062,65 +11154,6 @@
     </w:sectPr>
   </w:body>
 </w:document>
-</file>
-
-<file path=word/comments.xml><?xml version="1.0" encoding="utf-8"?>
-<w:comments xmlns:wpc="http://schemas.microsoft.com/office/word/2010/wordprocessingCanvas" xmlns:cx="http://schemas.microsoft.com/office/drawing/2014/chartex" xmlns:cx1="http://schemas.microsoft.com/office/drawing/2015/9/8/chartex" xmlns:cx2="http://schemas.microsoft.com/office/drawing/2015/10/21/chartex" xmlns:cx3="http://schemas.microsoft.com/office/drawing/2016/5/9/chartex" xmlns:cx4="http://schemas.microsoft.com/office/drawing/2016/5/10/chartex" xmlns:cx5="http://schemas.microsoft.com/office/drawing/2016/5/11/chartex" xmlns:cx6="http://schemas.microsoft.com/office/drawing/2016/5/12/chartex" xmlns:cx7="http://schemas.microsoft.com/office/drawing/2016/5/13/chartex" xmlns:cx8="http://schemas.microsoft.com/office/drawing/2016/5/14/chartex" xmlns:mc="http://schemas.openxmlformats.org/markup-compatibility/2006" xmlns:m="http://schemas.openxmlformats.org/officeDocument/2006/math" xmlns:aink="http://schemas.microsoft.com/office/drawing/2016/ink" xmlns:am3d="http://schemas.microsoft.com/office/drawing/2017/model3d" xmlns:oel="http://schemas.microsoft.com/office/2019/extlst" xmlns:r="http://schemas.openxmlformats.org/officeDocument/2006/relationships" xmlns:wp14="http://schemas.microsoft.com/office/word/2010/wordprocessingDrawing" xmlns:wp="http://schemas.openxmlformats.org/drawingml/2006/wordprocessingDrawing" xmlns:wpg="http://schemas.microsoft.com/office/word/2010/wordprocessingGroup" xmlns:wpi="http://schemas.microsoft.com/office/word/2010/wordprocessingInk" xmlns:wps="http://schemas.microsoft.com/office/word/2010/wordprocessingShape" xmlns:o="urn:schemas-microsoft-com:office:office" xmlns:v="urn:schemas-microsoft-com:vml" xmlns:w10="urn:schemas-microsoft-com:office:word" xmlns:w="http://schemas.openxmlformats.org/wordprocessingml/2006/main" xmlns:w14="http://schemas.microsoft.com/office/word/2010/wordml" xmlns:w15="http://schemas.microsoft.com/office/word/2012/wordml" xmlns:w16cex="http://schemas.microsoft.com/office/word/2018/wordml/cex" xmlns:w16cid="http://schemas.microsoft.com/office/word/2016/wordml/cid" xmlns:w16="http://schemas.microsoft.com/office/word/2018/wordml" xmlns:w16sdtdh="http://schemas.microsoft.com/office/word/2020/wordml/sdtdatahash" xmlns:w16sdtfl="http://schemas.microsoft.com/office/word/2024/wordml/sdtformatlock" xmlns:w16se="http://schemas.microsoft.com/office/word/2015/wordml/symex" xmlns:w16du="http://schemas.microsoft.com/office/word/2023/wordml/word16du" xmlns:wne="http://schemas.microsoft.com/office/word/2006/wordml" mc:Ignorable="w14 w15 w16se w16cid w16 w16cex w16sdtdh w16sdtfl w16du wp14">
-  <w:comment w:id="4" w:author="Bernd  JAGLA" w:date="2026-07-02T19:16:00Z" w:initials="BJ">
-    <w:p>
-      <w:r>
-        <w:rPr>
-          <w:rStyle w:val="CommentReference"/>
-        </w:rPr>
-        <w:annotationRef/>
-      </w:r>
-      <w:r>
-        <w:rPr>
-          <w:sz w:val="20"/>
-        </w:rPr>
-        <w:t>we should exclude logical and asinh related counts. and meantion this again</w:t>
-      </w:r>
-    </w:p>
-  </w:comment>
-  <w:comment w:id="5" w:author="Bernd  JAGLA" w:date="2026-07-03T19:19:00Z" w:initials="BJ">
-    <w:p>
-      <w:r>
-        <w:rPr>
-          <w:rStyle w:val="CommentReference"/>
-        </w:rPr>
-        <w:annotationRef/>
-      </w:r>
-      <w:r>
-        <w:rPr>
-          <w:sz w:val="20"/>
-        </w:rPr>
-        <w:t>need to check if compensation matrix is correctly exported</w:t>
-      </w:r>
-    </w:p>
-    <w:p/>
-  </w:comment>
-</w:comments>
-</file>
-
-<file path=word/commentsExtended.xml><?xml version="1.0" encoding="utf-8"?>
-<w15:commentsEx xmlns:wpc="http://schemas.microsoft.com/office/word/2010/wordprocessingCanvas" xmlns:cx="http://schemas.microsoft.com/office/drawing/2014/chartex" xmlns:cx1="http://schemas.microsoft.com/office/drawing/2015/9/8/chartex" xmlns:cx2="http://schemas.microsoft.com/office/drawing/2015/10/21/chartex" xmlns:cx3="http://schemas.microsoft.com/office/drawing/2016/5/9/chartex" xmlns:cx4="http://schemas.microsoft.com/office/drawing/2016/5/10/chartex" xmlns:cx5="http://schemas.microsoft.com/office/drawing/2016/5/11/chartex" xmlns:cx6="http://schemas.microsoft.com/office/drawing/2016/5/12/chartex" xmlns:cx7="http://schemas.microsoft.com/office/drawing/2016/5/13/chartex" xmlns:cx8="http://schemas.microsoft.com/office/drawing/2016/5/14/chartex" xmlns:mc="http://schemas.openxmlformats.org/markup-compatibility/2006" xmlns:m="http://schemas.openxmlformats.org/officeDocument/2006/math" xmlns:aink="http://schemas.microsoft.com/office/drawing/2016/ink" xmlns:am3d="http://schemas.microsoft.com/office/drawing/2017/model3d" xmlns:oel="http://schemas.microsoft.com/office/2019/extlst" xmlns:r="http://schemas.openxmlformats.org/officeDocument/2006/relationships" xmlns:wp14="http://schemas.microsoft.com/office/word/2010/wordprocessingDrawing" xmlns:wp="http://schemas.openxmlformats.org/drawingml/2006/wordprocessingDrawing" xmlns:wpg="http://schemas.microsoft.com/office/word/2010/wordprocessingGroup" xmlns:wpi="http://schemas.microsoft.com/office/word/2010/wordprocessingInk" xmlns:wps="http://schemas.microsoft.com/office/word/2010/wordprocessingShape" xmlns:o="urn:schemas-microsoft-com:office:office" xmlns:v="urn:schemas-microsoft-com:vml" xmlns:w10="urn:schemas-microsoft-com:office:word" xmlns:w="http://schemas.openxmlformats.org/wordprocessingml/2006/main" xmlns:w14="http://schemas.microsoft.com/office/word/2010/wordml" xmlns:w15="http://schemas.microsoft.com/office/word/2012/wordml" xmlns:w16cex="http://schemas.microsoft.com/office/word/2018/wordml/cex" xmlns:w16cid="http://schemas.microsoft.com/office/word/2016/wordml/cid" xmlns:w16="http://schemas.microsoft.com/office/word/2018/wordml" xmlns:w16sdtdh="http://schemas.microsoft.com/office/word/2020/wordml/sdtdatahash" xmlns:w16sdtfl="http://schemas.microsoft.com/office/word/2024/wordml/sdtformatlock" xmlns:w16se="http://schemas.microsoft.com/office/word/2015/wordml/symex" xmlns:w16du="http://schemas.microsoft.com/office/word/2023/wordml/word16du" xmlns:wne="http://schemas.microsoft.com/office/word/2006/wordml" mc:Ignorable="w14 w15 w16se w16cid w16 w16cex w16sdtdh w16sdtfl w16du wp14">
-  <w15:commentEx w15:paraId="697B51A6" w15:done="0"/>
-  <w15:commentEx w15:paraId="0B20D534" w15:done="0"/>
-</w15:commentsEx>
-</file>
-
-<file path=word/commentsExtensible.xml><?xml version="1.0" encoding="utf-8"?>
-<w16cex:commentsExtensible xmlns:wpc="http://schemas.microsoft.com/office/word/2010/wordprocessingCanvas" xmlns:cx="http://schemas.microsoft.com/office/drawing/2014/chartex" xmlns:cx1="http://schemas.microsoft.com/office/drawing/2015/9/8/chartex" xmlns:cx2="http://schemas.microsoft.com/office/drawing/2015/10/21/chartex" xmlns:cx3="http://schemas.microsoft.com/office/drawing/2016/5/9/chartex" xmlns:cx4="http://schemas.microsoft.com/office/drawing/2016/5/10/chartex" xmlns:cx5="http://schemas.microsoft.com/office/drawing/2016/5/11/chartex" xmlns:cx6="http://schemas.microsoft.com/office/drawing/2016/5/12/chartex" xmlns:cx7="http://schemas.microsoft.com/office/drawing/2016/5/13/chartex" xmlns:cx8="http://schemas.microsoft.com/office/drawing/2016/5/14/chartex" xmlns:cr="http://schemas.microsoft.com/office/comments/2020/reactions" xmlns:mc="http://schemas.openxmlformats.org/markup-compatibility/2006" xmlns:m="http://schemas.openxmlformats.org/officeDocument/2006/math" xmlns:aink="http://schemas.microsoft.com/office/drawing/2016/ink" xmlns:am3d="http://schemas.microsoft.com/office/drawing/2017/model3d" xmlns:oel="http://schemas.microsoft.com/office/2019/extlst" xmlns:r="http://schemas.openxmlformats.org/officeDocument/2006/relationships" xmlns:wp14="http://schemas.microsoft.com/office/word/2010/wordprocessingDrawing" xmlns:wp="http://schemas.openxmlformats.org/drawingml/2006/wordprocessingDrawing" xmlns:wpg="http://schemas.microsoft.com/office/word/2010/wordprocessingGroup" xmlns:wpi="http://schemas.microsoft.com/office/word/2010/wordprocessingInk" xmlns:wps="http://schemas.microsoft.com/office/word/2010/wordprocessingShape" xmlns:o="urn:schemas-microsoft-com:office:office" xmlns:v="urn:schemas-microsoft-com:vml" xmlns:w10="urn:schemas-microsoft-com:office:word" xmlns:w="http://schemas.openxmlformats.org/wordprocessingml/2006/main" xmlns:w14="http://schemas.microsoft.com/office/word/2010/wordml" xmlns:w15="http://schemas.microsoft.com/office/word/2012/wordml" xmlns:w16cex="http://schemas.microsoft.com/office/word/2018/wordml/cex" xmlns:w16cid="http://schemas.microsoft.com/office/word/2016/wordml/cid" xmlns:w16="http://schemas.microsoft.com/office/word/2018/wordml" xmlns:w16sdtdh="http://schemas.microsoft.com/office/word/2020/wordml/sdtdatahash" xmlns:w16sdtfl="http://schemas.microsoft.com/office/word/2024/wordml/sdtformatlock" xmlns:w16se="http://schemas.microsoft.com/office/word/2015/wordml/symex" xmlns:w16du="http://schemas.microsoft.com/office/word/2023/wordml/word16du" xmlns:wne="http://schemas.microsoft.com/office/word/2006/wordml" mc:Ignorable="w14 w15 w16se w16cid w16 w16cex w16sdtdh w16sdtfl cr w16du wp14">
-  <w16cex:commentExtensible w16cex:durableId="491DC5D3" w16cex:dateUtc="2026-07-02T17:16:00Z"/>
-  <w16cex:commentExtensible w16cex:durableId="2B46ED7E" w16cex:dateUtc="2026-07-03T17:19:00Z"/>
-</w16cex:commentsExtensible>
-</file>
-
-<file path=word/commentsIds.xml><?xml version="1.0" encoding="utf-8"?>
-<w16cid:commentsIds xmlns:wpc="http://schemas.microsoft.com/office/word/2010/wordprocessingCanvas" xmlns:cx="http://schemas.microsoft.com/office/drawing/2014/chartex" xmlns:cx1="http://schemas.microsoft.com/office/drawing/2015/9/8/chartex" xmlns:cx2="http://schemas.microsoft.com/office/drawing/2015/10/21/chartex" xmlns:cx3="http://schemas.microsoft.com/office/drawing/2016/5/9/chartex" xmlns:cx4="http://schemas.microsoft.com/office/drawing/2016/5/10/chartex" xmlns:cx5="http://schemas.microsoft.com/office/drawing/2016/5/11/chartex" xmlns:cx6="http://schemas.microsoft.com/office/drawing/2016/5/12/chartex" xmlns:cx7="http://schemas.microsoft.com/office/drawing/2016/5/13/chartex" xmlns:cx8="http://schemas.microsoft.com/office/drawing/2016/5/14/chartex" xmlns:mc="http://schemas.openxmlformats.org/markup-compatibility/2006" xmlns:m="http://schemas.openxmlformats.org/officeDocument/2006/math" xmlns:aink="http://schemas.microsoft.com/office/drawing/2016/ink" xmlns:am3d="http://schemas.microsoft.com/office/drawing/2017/model3d" xmlns:oel="http://schemas.microsoft.com/office/2019/extlst" xmlns:r="http://schemas.openxmlformats.org/officeDocument/2006/relationships" xmlns:wp14="http://schemas.microsoft.com/office/word/2010/wordprocessingDrawing" xmlns:wp="http://schemas.openxmlformats.org/drawingml/2006/wordprocessingDrawing" xmlns:wpg="http://schemas.microsoft.com/office/word/2010/wordprocessingGroup" xmlns:wpi="http://schemas.microsoft.com/office/word/2010/wordprocessingInk" xmlns:wps="http://schemas.microsoft.com/office/word/2010/wordprocessingShape" xmlns:o="urn:schemas-microsoft-com:office:office" xmlns:v="urn:schemas-microsoft-com:vml" xmlns:w10="urn:schemas-microsoft-com:office:word" xmlns:w="http://schemas.openxmlformats.org/wordprocessingml/2006/main" xmlns:w14="http://schemas.microsoft.com/office/word/2010/wordml" xmlns:w15="http://schemas.microsoft.com/office/word/2012/wordml" xmlns:w16cex="http://schemas.microsoft.com/office/word/2018/wordml/cex" xmlns:w16cid="http://schemas.microsoft.com/office/word/2016/wordml/cid" xmlns:w16="http://schemas.microsoft.com/office/word/2018/wordml" xmlns:w16sdtdh="http://schemas.microsoft.com/office/word/2020/wordml/sdtdatahash" xmlns:w16sdtfl="http://schemas.microsoft.com/office/word/2024/wordml/sdtformatlock" xmlns:w16se="http://schemas.microsoft.com/office/word/2015/wordml/symex" xmlns:w16du="http://schemas.microsoft.com/office/word/2023/wordml/word16du" xmlns:wne="http://schemas.microsoft.com/office/word/2006/wordml" mc:Ignorable="w14 w15 w16se w16cid w16 w16cex w16sdtdh w16sdtfl w16du wp14">
-  <w16cid:commentId w16cid:paraId="697B51A6" w16cid:durableId="491DC5D3"/>
-  <w16cid:commentId w16cid:paraId="0B20D534" w16cid:durableId="2B46ED7E"/>
-</w16cid:commentsIds>
 </file>
 
 <file path=word/endnotes.xml><?xml version="1.0" encoding="utf-8"?>
@@ -11458,7 +11491,7 @@
                       <w:sz w:val="16"/>
                       <w:szCs w:val="24"/>
                     </w:rPr>
-                    <w:t>1er juillet 2026</w:t>
+                    <w:t>4 juillet 2026</w:t>
                   </w:r>
                   <w:r>
                     <w:rPr>
@@ -11677,7 +11710,6 @@
               <w:listItem w:displayText="Charte d'interface" w:value="Charte d'interface"/>
             </w:comboBox>
           </w:sdtPr>
-          <w:sdtEndPr/>
           <w:sdtContent>
             <w:p>
               <w:pPr>
@@ -11725,7 +11757,6 @@
             <w:tag w:val="Titre du document"/>
             <w:id w:val="1333951588"/>
           </w:sdtPr>
-          <w:sdtEndPr/>
           <w:sdtContent>
             <w:p>
               <w:pPr>
@@ -11740,7 +11771,6 @@
                   <w:tag w:val="Titre du document"/>
                   <w:id w:val="1176691391"/>
                 </w:sdtPr>
-                <w:sdtEndPr/>
                 <w:sdtContent>
                   <w:r>
                     <w:t>scBiomarker</w:t>
@@ -11773,11 +11803,6 @@
               <w:docPartGallery w:val="Quick Parts"/>
             </w:docPartList>
           </w:sdtPr>
-          <w:sdtEndPr>
-            <w:rPr>
-              <w:rStyle w:val="PlaceholderText"/>
-            </w:rPr>
-          </w:sdtEndPr>
           <w:sdtContent>
             <w:p>
               <w:pPr>
@@ -11795,7 +11820,6 @@
                   <w:tag w:val="Titre du document"/>
                   <w:id w:val="-1129321394"/>
                 </w:sdtPr>
-                <w:sdtEndPr/>
                 <w:sdtContent>
                   <w:r>
                     <w:rPr>
@@ -11814,7 +11838,6 @@
                       <w:tag w:val="Titre du document"/>
                       <w:id w:val="-1145736350"/>
                     </w:sdtPr>
-                    <w:sdtEndPr/>
                     <w:sdtContent>
                       <w:r>
                         <w:rPr>
@@ -11868,7 +11891,6 @@
             <w:listItem w:displayText="Z" w:value="Z"/>
           </w:comboBox>
         </w:sdtPr>
-        <w:sdtEndPr/>
         <w:sdtContent>
           <w:tc>
             <w:tcPr>
@@ -12817,14 +12839,6 @@
     </w:lvlOverride>
   </w:num>
 </w:numbering>
-</file>
-
-<file path=word/people.xml><?xml version="1.0" encoding="utf-8"?>
-<w15:people xmlns:wpc="http://schemas.microsoft.com/office/word/2010/wordprocessingCanvas" xmlns:cx="http://schemas.microsoft.com/office/drawing/2014/chartex" xmlns:cx1="http://schemas.microsoft.com/office/drawing/2015/9/8/chartex" xmlns:cx2="http://schemas.microsoft.com/office/drawing/2015/10/21/chartex" xmlns:cx3="http://schemas.microsoft.com/office/drawing/2016/5/9/chartex" xmlns:cx4="http://schemas.microsoft.com/office/drawing/2016/5/10/chartex" xmlns:cx5="http://schemas.microsoft.com/office/drawing/2016/5/11/chartex" xmlns:cx6="http://schemas.microsoft.com/office/drawing/2016/5/12/chartex" xmlns:cx7="http://schemas.microsoft.com/office/drawing/2016/5/13/chartex" xmlns:cx8="http://schemas.microsoft.com/office/drawing/2016/5/14/chartex" xmlns:mc="http://schemas.openxmlformats.org/markup-compatibility/2006" xmlns:m="http://schemas.openxmlformats.org/officeDocument/2006/math" xmlns:aink="http://schemas.microsoft.com/office/drawing/2016/ink" xmlns:am3d="http://schemas.microsoft.com/office/drawing/2017/model3d" xmlns:oel="http://schemas.microsoft.com/office/2019/extlst" xmlns:r="http://schemas.openxmlformats.org/officeDocument/2006/relationships" xmlns:wp14="http://schemas.microsoft.com/office/word/2010/wordprocessingDrawing" xmlns:wp="http://schemas.openxmlformats.org/drawingml/2006/wordprocessingDrawing" xmlns:wpg="http://schemas.microsoft.com/office/word/2010/wordprocessingGroup" xmlns:wpi="http://schemas.microsoft.com/office/word/2010/wordprocessingInk" xmlns:wps="http://schemas.microsoft.com/office/word/2010/wordprocessingShape" xmlns:o="urn:schemas-microsoft-com:office:office" xmlns:v="urn:schemas-microsoft-com:vml" xmlns:w10="urn:schemas-microsoft-com:office:word" xmlns:w="http://schemas.openxmlformats.org/wordprocessingml/2006/main" xmlns:w14="http://schemas.microsoft.com/office/word/2010/wordml" xmlns:w15="http://schemas.microsoft.com/office/word/2012/wordml" xmlns:w16cex="http://schemas.microsoft.com/office/word/2018/wordml/cex" xmlns:w16cid="http://schemas.microsoft.com/office/word/2016/wordml/cid" xmlns:w16="http://schemas.microsoft.com/office/word/2018/wordml" xmlns:w16sdtdh="http://schemas.microsoft.com/office/word/2020/wordml/sdtdatahash" xmlns:w16sdtfl="http://schemas.microsoft.com/office/word/2024/wordml/sdtformatlock" xmlns:w16se="http://schemas.microsoft.com/office/word/2015/wordml/symex" xmlns:w16du="http://schemas.microsoft.com/office/word/2023/wordml/word16du" xmlns:wne="http://schemas.microsoft.com/office/word/2006/wordml" mc:Ignorable="w14 w15 w16se w16cid w16 w16cex w16sdtdh w16sdtfl w16du wp14">
-  <w15:person w15:author="Bernd  JAGLA">
-    <w15:presenceInfo w15:providerId="AD" w15:userId="S::bernd@pasteur.fr::c2790e8e-72d0-43dd-88bb-fc6b033bcba5"/>
-  </w15:person>
-</w15:people>
 </file>
 
 <file path=word/styles.xml><?xml version="1.0" encoding="utf-8"?>
